--- a/source/MySEProject/Documentations/ML 2425-03 Implement Anomaly Detection Sample.docx
+++ b/source/MySEProject/Documentations/ML 2425-03 Implement Anomaly Detection Sample.docx
@@ -7,6 +7,12 @@
         <w:pStyle w:val="papertitle"/>
         <w:spacing w:before="100" w:beforeAutospacing="1" w:after="100" w:afterAutospacing="1"/>
       </w:pPr>
+      <w:r>
+        <w:t>ML24/25-03</w:t>
+      </w:r>
+      <w:r>
+        <w:t xml:space="preserve"> </w:t>
+      </w:r>
       <w:r>
         <w:t>Implement anomaly detection sample</w:t>
       </w:r>
@@ -320,19 +326,11 @@
           <w:lang w:val="en-US"/>
         </w:rPr>
       </w:pPr>
-      <w:proofErr w:type="spellStart"/>
-      <w:r>
-        <w:rPr>
-          <w:lang w:val="en-US"/>
-        </w:rPr>
-        <w:t>Numenta</w:t>
-      </w:r>
-      <w:proofErr w:type="spellEnd"/>
-      <w:r>
-        <w:rPr>
-          <w:lang w:val="en-US"/>
-        </w:rPr>
-        <w:t xml:space="preserve"> has developed Hierarchical Temporal Memory (HTM), a machine intelligence technology with biological constraints. The brain scientist Jeff Hawkins, the founder of the Redwood Neuroscience Research Institute and Sandra Blakeslee, published it in 2004 [1]. It is a Machine Learning approach based on </w:t>
+      <w:r>
+        <w:rPr>
+          <w:lang w:val="en-US"/>
+        </w:rPr>
+        <w:t xml:space="preserve">Numenta has developed Hierarchical Temporal Memory (HTM), a machine intelligence technology with biological constraints. The brain scientist Jeff Hawkins, the founder of the Redwood Neuroscience Research Institute and Sandra Blakeslee, published it in 2004 [1]. It is a Machine Learning approach based on </w:t>
       </w:r>
       <w:r>
         <w:rPr>
@@ -344,21 +342,7 @@
         <w:rPr>
           <w:lang w:val="en-US"/>
         </w:rPr>
-        <w:t xml:space="preserve"> Brains Theory. This technology operates according to a theory about how the biological neocortex works. Mammals only have one area of the brain called the neocortex, which is responsible for higher order processes like language, conscious movement and thought, and sensory perception [2]. We can think of HTM as a particular type of hierarchical Bayesian model. </w:t>
-      </w:r>
-      <w:proofErr w:type="gramStart"/>
-      <w:r>
-        <w:rPr>
-          <w:lang w:val="en-US"/>
-        </w:rPr>
-        <w:t>In order to</w:t>
-      </w:r>
-      <w:proofErr w:type="gramEnd"/>
-      <w:r>
-        <w:rPr>
-          <w:lang w:val="en-US"/>
-        </w:rPr>
-        <w:t xml:space="preserve"> learn the structure and invariance of the space of problems, it also makes use of spatial-temporal theory [3]. In recent years HTM </w:t>
+        <w:t xml:space="preserve"> Brains Theory. This technology operates according to a theory about how the biological neocortex works. Mammals only have one area of the brain called the neocortex, which is responsible for higher order processes like language, conscious movement and thought, and sensory perception [2]. We can think of HTM as a particular type of hierarchical Bayesian model. In order to learn the structure and invariance of the space of problems, it also makes use of spatial-temporal theory [3]. In recent years HTM </w:t>
       </w:r>
       <w:r>
         <w:rPr>
@@ -551,7 +535,6 @@
         </w:rPr>
         <w:t>Below we give our data sequences where the sequences are in JSON files. We keep our dataset in two individual folders which are </w:t>
       </w:r>
-      <w:proofErr w:type="spellStart"/>
       <w:r>
         <w:rPr>
           <w:rStyle w:val="HTMLCode"/>
@@ -568,7 +551,6 @@
         </w:rPr>
         <w:t>sequence</w:t>
       </w:r>
-      <w:proofErr w:type="spellEnd"/>
       <w:r>
         <w:rPr>
           <w:color w:val="1F2328"/>
@@ -577,7 +559,6 @@
         </w:rPr>
         <w:t> (for training data where 4 files) and </w:t>
       </w:r>
-      <w:proofErr w:type="spellStart"/>
       <w:r>
         <w:rPr>
           <w:rStyle w:val="HTMLCode"/>
@@ -594,7 +575,6 @@
         </w:rPr>
         <w:t>sequence</w:t>
       </w:r>
-      <w:proofErr w:type="spellEnd"/>
       <w:r>
         <w:rPr>
           <w:color w:val="1F2328"/>
@@ -848,15 +828,7 @@
         <w:t>Here</w:t>
       </w:r>
       <w:r>
-        <w:t xml:space="preserve"> are also 4 files each file has 5 sequences where each sequence has 10 numerical data (means 10 days temperature value) for training, which </w:t>
-      </w:r>
-      <w:proofErr w:type="gramStart"/>
-      <w:r>
-        <w:t>is located in</w:t>
-      </w:r>
-      <w:proofErr w:type="gramEnd"/>
-      <w:r>
-        <w:t xml:space="preserve"> the training_</w:t>
+        <w:t xml:space="preserve"> are also 4 files each file has 5 sequences where each sequence has 10 numerical data (means 10 days temperature value) for training, which is located in the training_</w:t>
       </w:r>
       <w:r>
         <w:t>sequence</w:t>
@@ -1115,21 +1087,8 @@
                     <w:jc w:val="both"/>
                   </w:pPr>
                   <w:r>
-                    <w:t xml:space="preserve">int </w:t>
-                  </w:r>
-                  <w:proofErr w:type="spellStart"/>
-                  <w:r>
-                    <w:t>inputBits</w:t>
-                  </w:r>
-                  <w:proofErr w:type="spellEnd"/>
-                  <w:r>
-                    <w:t xml:space="preserve"> = </w:t>
-                  </w:r>
-                  <w:proofErr w:type="gramStart"/>
-                  <w:r>
-                    <w:t>121;</w:t>
-                  </w:r>
-                  <w:proofErr w:type="gramEnd"/>
+                    <w:t>int inputBits = 121;</w:t>
+                  </w:r>
                 </w:p>
                 <w:p>
                   <w:pPr>
@@ -1137,21 +1096,8 @@
                     <w:jc w:val="both"/>
                   </w:pPr>
                   <w:r>
-                    <w:t xml:space="preserve">int </w:t>
-                  </w:r>
-                  <w:proofErr w:type="spellStart"/>
-                  <w:r>
-                    <w:t>numColumns</w:t>
-                  </w:r>
-                  <w:proofErr w:type="spellEnd"/>
-                  <w:r>
-                    <w:t xml:space="preserve"> = </w:t>
-                  </w:r>
-                  <w:proofErr w:type="gramStart"/>
-                  <w:r>
-                    <w:t>1210;</w:t>
-                  </w:r>
-                  <w:proofErr w:type="gramEnd"/>
+                    <w:t>int numColumns = 1210;</w:t>
+                  </w:r>
                 </w:p>
                 <w:p>
                   <w:pPr>
@@ -1165,21 +1111,7 @@
                     <w:rPr>
                       <w:color w:val="000000"/>
                     </w:rPr>
-                    <w:t>Dictionary&lt;string, object&gt; settings = new Dictionary&lt;string, object</w:t>
-                  </w:r>
-                  <w:proofErr w:type="gramStart"/>
-                  <w:r>
-                    <w:rPr>
-                      <w:color w:val="000000"/>
-                    </w:rPr>
-                    <w:t>&gt;(</w:t>
-                  </w:r>
-                  <w:proofErr w:type="gramEnd"/>
-                  <w:r>
-                    <w:rPr>
-                      <w:color w:val="000000"/>
-                    </w:rPr>
-                    <w:t>)</w:t>
+                    <w:t>Dictionary&lt;string, object&gt; settings = new Dictionary&lt;string, object&gt;()</w:t>
                   </w:r>
                 </w:p>
                 <w:p>
@@ -1209,21 +1141,7 @@
                     <w:rPr>
                       <w:color w:val="000000"/>
                     </w:rPr>
-                    <w:t xml:space="preserve">                </w:t>
-                  </w:r>
-                  <w:proofErr w:type="gramStart"/>
-                  <w:r>
-                    <w:rPr>
-                      <w:color w:val="000000"/>
-                    </w:rPr>
-                    <w:t>{ "</w:t>
-                  </w:r>
-                  <w:proofErr w:type="gramEnd"/>
-                  <w:r>
-                    <w:rPr>
-                      <w:color w:val="000000"/>
-                    </w:rPr>
-                    <w:t>W", 21},</w:t>
+                    <w:t xml:space="preserve">                { "W", 21},</w:t>
                   </w:r>
                 </w:p>
                 <w:p>
@@ -1238,35 +1156,7 @@
                     <w:rPr>
                       <w:color w:val="000000"/>
                     </w:rPr>
-                    <w:t xml:space="preserve">                </w:t>
-                  </w:r>
-                  <w:proofErr w:type="gramStart"/>
-                  <w:r>
-                    <w:rPr>
-                      <w:color w:val="000000"/>
-                    </w:rPr>
-                    <w:t>{ "</w:t>
-                  </w:r>
-                  <w:proofErr w:type="gramEnd"/>
-                  <w:r>
-                    <w:rPr>
-                      <w:color w:val="000000"/>
-                    </w:rPr>
-                    <w:t xml:space="preserve">N", </w:t>
-                  </w:r>
-                  <w:proofErr w:type="spellStart"/>
-                  <w:r>
-                    <w:rPr>
-                      <w:color w:val="000000"/>
-                    </w:rPr>
-                    <w:t>inputBits</w:t>
-                  </w:r>
-                  <w:proofErr w:type="spellEnd"/>
-                  <w:r>
-                    <w:rPr>
-                      <w:color w:val="000000"/>
-                    </w:rPr>
-                    <w:t>}</w:t>
+                    <w:t xml:space="preserve">                { "N", inputBits}</w:t>
                   </w:r>
                 </w:p>
                 <w:p>
@@ -1311,61 +1201,13 @@
         <w:t xml:space="preserve">The lower and upper bounds of the data are configured to 0 and 100, respectively, under the assumption that all values will fall within this range. It is important to note that these bounds may need adjustment based on the specific input data being used. We have made </w:t>
       </w:r>
       <w:r>
-        <w:t xml:space="preserve">some changes to HTM encoder’s parameters which </w:t>
-      </w:r>
-      <w:proofErr w:type="gramStart"/>
-      <w:r>
-        <w:t>is</w:t>
-      </w:r>
-      <w:proofErr w:type="gramEnd"/>
-      <w:r>
-        <w:t xml:space="preserve"> </w:t>
+        <w:t xml:space="preserve">some changes to HTM encoder’s parameters which is </w:t>
       </w:r>
       <w:r>
         <w:t>given in above code in Listing 3</w:t>
       </w:r>
       <w:r>
-        <w:t xml:space="preserve">. We change this </w:t>
-      </w:r>
-      <w:proofErr w:type="gramStart"/>
-      <w:r>
-        <w:t>because of</w:t>
-      </w:r>
-      <w:proofErr w:type="gramEnd"/>
-      <w:r>
-        <w:t xml:space="preserve"> we faced various issues for this when we run the program it does not works properly and shows some error also then we </w:t>
-      </w:r>
-      <w:proofErr w:type="gramStart"/>
-      <w:r>
-        <w:t>testing</w:t>
-      </w:r>
-      <w:proofErr w:type="gramEnd"/>
-      <w:r>
-        <w:t xml:space="preserve"> through various values. At </w:t>
-      </w:r>
-      <w:proofErr w:type="gramStart"/>
-      <w:r>
-        <w:t>last</w:t>
-      </w:r>
-      <w:proofErr w:type="gramEnd"/>
-      <w:r>
-        <w:t xml:space="preserve"> we found these values 121 and 1210 for </w:t>
-      </w:r>
-      <w:proofErr w:type="spellStart"/>
-      <w:r>
-        <w:t>inputBits</w:t>
-      </w:r>
-      <w:proofErr w:type="spellEnd"/>
-      <w:r>
-        <w:t xml:space="preserve"> and </w:t>
-      </w:r>
-      <w:proofErr w:type="spellStart"/>
-      <w:r>
-        <w:t>numColumns</w:t>
-      </w:r>
-      <w:proofErr w:type="spellEnd"/>
-      <w:r>
-        <w:t xml:space="preserve"> respectively which works properly for our project</w:t>
+        <w:t>. We change this because of we faced various issues for this when we run the program it does not works properly and shows some error also then we testing through various values. At last we found these values 121 and 1210 for inputBits and numColumns respectively which works properly for our project</w:t>
       </w:r>
       <w:r>
         <w:t xml:space="preserve"> [Listing 3]</w:t>
@@ -1410,21 +1252,7 @@
         <w:rPr>
           <w:lang w:val="en-US"/>
         </w:rPr>
-        <w:t xml:space="preserve">In our project, we have two types of datasets so </w:t>
-      </w:r>
-      <w:proofErr w:type="gramStart"/>
-      <w:r>
-        <w:rPr>
-          <w:lang w:val="en-US"/>
-        </w:rPr>
-        <w:t>first of all</w:t>
-      </w:r>
-      <w:proofErr w:type="gramEnd"/>
-      <w:r>
-        <w:rPr>
-          <w:lang w:val="en-US"/>
-        </w:rPr>
-        <w:t xml:space="preserve"> you have to decide which data you want to keep for </w:t>
+        <w:t xml:space="preserve">In our project, we have two types of datasets so first of all you have to decide which data you want to keep for </w:t>
       </w:r>
       <w:r>
         <w:rPr>
@@ -1456,7 +1284,6 @@
         </w:rPr>
         <w:t>“</w:t>
       </w:r>
-      <w:proofErr w:type="spellStart"/>
       <w:r>
         <w:rPr>
           <w:lang w:val="en-US"/>
@@ -1469,7 +1296,6 @@
         </w:rPr>
         <w:t>sequence</w:t>
       </w:r>
-      <w:proofErr w:type="spellEnd"/>
       <w:r>
         <w:rPr>
           <w:lang w:val="en-US"/>
@@ -1488,7 +1314,6 @@
         </w:rPr>
         <w:t>“</w:t>
       </w:r>
-      <w:proofErr w:type="spellStart"/>
       <w:r>
         <w:rPr>
           <w:lang w:val="en-US"/>
@@ -1501,7 +1326,6 @@
         </w:rPr>
         <w:t>sequence</w:t>
       </w:r>
-      <w:proofErr w:type="spellEnd"/>
       <w:r>
         <w:rPr>
           <w:lang w:val="en-US"/>
@@ -1558,49 +1382,7 @@
         <w:rPr>
           <w:lang w:val="en-US"/>
         </w:rPr>
-        <w:t xml:space="preserve">At the beginning, we use the </w:t>
-      </w:r>
-      <w:proofErr w:type="spellStart"/>
-      <w:r>
-        <w:rPr>
-          <w:lang w:val="en-US"/>
-        </w:rPr>
-        <w:t>ExtractSequencesFromFolder</w:t>
-      </w:r>
-      <w:proofErr w:type="spellEnd"/>
-      <w:r>
-        <w:rPr>
-          <w:lang w:val="en-US"/>
-        </w:rPr>
-        <w:t xml:space="preserve"> method of the </w:t>
-      </w:r>
-      <w:proofErr w:type="spellStart"/>
-      <w:r>
-        <w:rPr>
-          <w:lang w:val="en-US"/>
-        </w:rPr>
-        <w:t>CsvSequenceFolder</w:t>
-      </w:r>
-      <w:proofErr w:type="spellEnd"/>
-      <w:r>
-        <w:rPr>
-          <w:lang w:val="en-US"/>
-        </w:rPr>
-        <w:t xml:space="preserve"> class to read all files inside a folder. These classes maintain a list of numerical sequences from the read data for repeated future use. To handle non-numeric data, exception handling is incorporated within certain classes. Additionally, the </w:t>
-      </w:r>
-      <w:proofErr w:type="spellStart"/>
-      <w:r>
-        <w:rPr>
-          <w:lang w:val="en-US"/>
-        </w:rPr>
-        <w:t>TrimSequences</w:t>
-      </w:r>
-      <w:proofErr w:type="spellEnd"/>
-      <w:r>
-        <w:rPr>
-          <w:lang w:val="en-US"/>
-        </w:rPr>
-        <w:t xml:space="preserve"> technique allows data trimming by removing one to four components (numbers 1 through 4) from the start, returning a numeric sequence </w:t>
+        <w:t xml:space="preserve">At the beginning, we use the ExtractSequencesFromFolder method of the CsvSequenceFolder class to read all files inside a folder. These classes maintain a list of numerical sequences from the read data for repeated future use. To handle non-numeric data, exception handling is incorporated within certain classes. Additionally, the TrimSequences technique allows data trimming by removing one to four components (numbers 1 through 4) from the start, returning a numeric sequence </w:t>
       </w:r>
       <w:r>
         <w:rPr>
@@ -1670,20 +1452,7 @@
                     <w:jc w:val="left"/>
                   </w:pPr>
                   <w:r>
-                    <w:t xml:space="preserve">public List&lt;List&lt;double&gt;&gt; </w:t>
-                  </w:r>
-                  <w:proofErr w:type="spellStart"/>
-                  <w:proofErr w:type="gramStart"/>
-                  <w:r>
-                    <w:t>ExtractSequencesFromFolder</w:t>
-                  </w:r>
-                  <w:proofErr w:type="spellEnd"/>
-                  <w:r>
-                    <w:t>(</w:t>
-                  </w:r>
-                  <w:proofErr w:type="gramEnd"/>
-                  <w:r>
-                    <w:t>)</w:t>
+                    <w:t>public List&lt;List&lt;double&gt;&gt; ExtractSequencesFromFolder()</w:t>
                   </w:r>
                 </w:p>
                 <w:p>
@@ -1707,18 +1476,8 @@
                     <w:jc w:val="left"/>
                   </w:pPr>
                   <w:r>
-                    <w:t xml:space="preserve">          return </w:t>
-                  </w:r>
-                  <w:proofErr w:type="spellStart"/>
-                  <w:proofErr w:type="gramStart"/>
-                  <w:r>
-                    <w:t>folderSequences</w:t>
-                  </w:r>
-                  <w:proofErr w:type="spellEnd"/>
-                  <w:r>
-                    <w:t>;</w:t>
-                  </w:r>
-                  <w:proofErr w:type="gramEnd"/>
+                    <w:t xml:space="preserve">          return folderSequences;</w:t>
+                  </w:r>
                 </w:p>
                 <w:p>
                   <w:pPr>
@@ -1738,20 +1497,7 @@
                     <w:jc w:val="left"/>
                   </w:pPr>
                   <w:r>
-                    <w:t xml:space="preserve">public static List&lt;List&lt;double&gt;&gt; </w:t>
-                  </w:r>
-                  <w:proofErr w:type="spellStart"/>
-                  <w:proofErr w:type="gramStart"/>
-                  <w:r>
-                    <w:t>TrimSequences</w:t>
-                  </w:r>
-                  <w:proofErr w:type="spellEnd"/>
-                  <w:r>
-                    <w:t>(</w:t>
-                  </w:r>
-                  <w:proofErr w:type="gramEnd"/>
-                  <w:r>
-                    <w:t>List&lt;List&lt;double&gt;&gt; sequences)</w:t>
+                    <w:t>public static List&lt;List&lt;double&gt;&gt; TrimSequences(List&lt;List&lt;double&gt;&gt; sequences)</w:t>
                   </w:r>
                 </w:p>
                 <w:p>
@@ -1775,18 +1521,8 @@
                     <w:jc w:val="left"/>
                   </w:pPr>
                   <w:r>
-                    <w:t xml:space="preserve">          return </w:t>
-                  </w:r>
-                  <w:proofErr w:type="spellStart"/>
-                  <w:proofErr w:type="gramStart"/>
-                  <w:r>
-                    <w:t>trimmedSequences</w:t>
-                  </w:r>
-                  <w:proofErr w:type="spellEnd"/>
-                  <w:r>
-                    <w:t>;</w:t>
-                  </w:r>
-                  <w:proofErr w:type="gramEnd"/>
+                    <w:t xml:space="preserve">          return trimmedSequences;</w:t>
+                  </w:r>
                 </w:p>
                 <w:p>
                   <w:pPr>
@@ -1829,35 +1565,7 @@
         <w:rPr>
           <w:lang w:val="en-GB"/>
         </w:rPr>
-        <w:t xml:space="preserve">Subsequently, the </w:t>
-      </w:r>
-      <w:proofErr w:type="spellStart"/>
-      <w:r>
-        <w:rPr>
-          <w:lang w:val="en-GB"/>
-        </w:rPr>
-        <w:t>ConvertToHTMInput</w:t>
-      </w:r>
-      <w:proofErr w:type="spellEnd"/>
-      <w:r>
-        <w:rPr>
-          <w:lang w:val="en-GB"/>
-        </w:rPr>
-        <w:t xml:space="preserve"> method of the </w:t>
-      </w:r>
-      <w:proofErr w:type="spellStart"/>
-      <w:r>
-        <w:rPr>
-          <w:lang w:val="en-GB"/>
-        </w:rPr>
-        <w:t>CSVToHTMInputConverter</w:t>
-      </w:r>
-      <w:proofErr w:type="spellEnd"/>
-      <w:r>
-        <w:rPr>
-          <w:lang w:val="en-GB"/>
-        </w:rPr>
-        <w:t xml:space="preserve"> class is employed to transform all the extracted sequences into a format compatible with Hierarchical Temporal Memory (HTM) training</w:t>
+        <w:t>Subsequently, the ConvertToHTMInput method of the CSVToHTMInputConverter class is employed to transform all the extracted sequences into a format compatible with Hierarchical Temporal Memory (HTM) training</w:t>
       </w:r>
       <w:r>
         <w:rPr>
@@ -1932,93 +1640,21 @@
                     <w:rPr>
                       <w:lang w:val="en-GB"/>
                     </w:rPr>
-                    <w:t>Dictionary&lt;string, List&lt;double&gt;&gt; dictionary = new Dictionary&lt;string, List&lt;double&gt;</w:t>
-                  </w:r>
-                  <w:proofErr w:type="gramStart"/>
-                  <w:r>
+                    <w:t>Dictionary&lt;string, List&lt;double&gt;&gt; dictionary = new Dictionary&lt;string, List&lt;double&gt;&gt;();</w:t>
+                  </w:r>
+                </w:p>
+                <w:p>
+                  <w:pPr>
+                    <w:jc w:val="left"/>
                     <w:rPr>
                       <w:lang w:val="en-GB"/>
                     </w:rPr>
-                    <w:t>&gt;(</w:t>
-                  </w:r>
-                  <w:proofErr w:type="gramEnd"/>
+                  </w:pPr>
                   <w:r>
                     <w:rPr>
                       <w:lang w:val="en-GB"/>
                     </w:rPr>
-                    <w:t>);</w:t>
-                  </w:r>
-                </w:p>
-                <w:p>
-                  <w:pPr>
-                    <w:jc w:val="left"/>
-                    <w:rPr>
-                      <w:lang w:val="en-GB"/>
-                    </w:rPr>
-                  </w:pPr>
-                  <w:r>
-                    <w:rPr>
-                      <w:lang w:val="en-GB"/>
-                    </w:rPr>
-                    <w:t xml:space="preserve">for (int </w:t>
-                  </w:r>
-                  <w:proofErr w:type="spellStart"/>
-                  <w:r>
-                    <w:rPr>
-                      <w:lang w:val="en-GB"/>
-                    </w:rPr>
-                    <w:t>i</w:t>
-                  </w:r>
-                  <w:proofErr w:type="spellEnd"/>
-                  <w:r>
-                    <w:rPr>
-                      <w:lang w:val="en-GB"/>
-                    </w:rPr>
-                    <w:t xml:space="preserve"> = 0; </w:t>
-                  </w:r>
-                  <w:proofErr w:type="spellStart"/>
-                  <w:r>
-                    <w:rPr>
-                      <w:lang w:val="en-GB"/>
-                    </w:rPr>
-                    <w:t>i</w:t>
-                  </w:r>
-                  <w:proofErr w:type="spellEnd"/>
-                  <w:r>
-                    <w:rPr>
-                      <w:lang w:val="en-GB"/>
-                    </w:rPr>
-                    <w:t xml:space="preserve"> &lt; </w:t>
-                  </w:r>
-                  <w:proofErr w:type="spellStart"/>
-                  <w:proofErr w:type="gramStart"/>
-                  <w:r>
-                    <w:rPr>
-                      <w:lang w:val="en-GB"/>
-                    </w:rPr>
-                    <w:t>sequences.Count</w:t>
-                  </w:r>
-                  <w:proofErr w:type="spellEnd"/>
-                  <w:proofErr w:type="gramEnd"/>
-                  <w:r>
-                    <w:rPr>
-                      <w:lang w:val="en-GB"/>
-                    </w:rPr>
-                    <w:t xml:space="preserve">; </w:t>
-                  </w:r>
-                  <w:proofErr w:type="spellStart"/>
-                  <w:r>
-                    <w:rPr>
-                      <w:lang w:val="en-GB"/>
-                    </w:rPr>
-                    <w:t>i</w:t>
-                  </w:r>
-                  <w:proofErr w:type="spellEnd"/>
-                  <w:r>
-                    <w:rPr>
-                      <w:lang w:val="en-GB"/>
-                    </w:rPr>
-                    <w:t>++)</w:t>
+                    <w:t>for (int i = 0; i &lt; sequences.Count; i++)</w:t>
                   </w:r>
                 </w:p>
                 <w:p>
@@ -2060,89 +1696,35 @@
                     <w:rPr>
                       <w:lang w:val="en-GB"/>
                     </w:rPr>
-                    <w:t xml:space="preserve">     string key = "S" + (</w:t>
-                  </w:r>
-                  <w:proofErr w:type="spellStart"/>
-                  <w:r>
+                    <w:t xml:space="preserve">     string key = "S" + (i + 1);</w:t>
+                  </w:r>
+                </w:p>
+                <w:p>
+                  <w:pPr>
+                    <w:jc w:val="left"/>
                     <w:rPr>
                       <w:lang w:val="en-GB"/>
                     </w:rPr>
-                    <w:t>i</w:t>
-                  </w:r>
-                  <w:proofErr w:type="spellEnd"/>
+                  </w:pPr>
                   <w:r>
                     <w:rPr>
                       <w:lang w:val="en-GB"/>
                     </w:rPr>
-                    <w:t xml:space="preserve"> + 1</w:t>
-                  </w:r>
-                  <w:proofErr w:type="gramStart"/>
-                  <w:r>
+                    <w:t xml:space="preserve">     List&lt;double&gt; value = sequences[i];</w:t>
+                  </w:r>
+                </w:p>
+                <w:p>
+                  <w:pPr>
+                    <w:jc w:val="left"/>
                     <w:rPr>
                       <w:lang w:val="en-GB"/>
                     </w:rPr>
-                    <w:t>);</w:t>
-                  </w:r>
-                  <w:proofErr w:type="gramEnd"/>
-                </w:p>
-                <w:p>
-                  <w:pPr>
-                    <w:jc w:val="left"/>
+                  </w:pPr>
+                  <w:r>
                     <w:rPr>
                       <w:lang w:val="en-GB"/>
                     </w:rPr>
-                  </w:pPr>
-                  <w:r>
-                    <w:rPr>
-                      <w:lang w:val="en-GB"/>
-                    </w:rPr>
-                    <w:t xml:space="preserve">     List&lt;double&gt; value = sequences[</w:t>
-                  </w:r>
-                  <w:proofErr w:type="spellStart"/>
-                  <w:r>
-                    <w:rPr>
-                      <w:lang w:val="en-GB"/>
-                    </w:rPr>
-                    <w:t>i</w:t>
-                  </w:r>
-                  <w:proofErr w:type="spellEnd"/>
-                  <w:proofErr w:type="gramStart"/>
-                  <w:r>
-                    <w:rPr>
-                      <w:lang w:val="en-GB"/>
-                    </w:rPr>
-                    <w:t>];</w:t>
-                  </w:r>
-                  <w:proofErr w:type="gramEnd"/>
-                </w:p>
-                <w:p>
-                  <w:pPr>
-                    <w:jc w:val="left"/>
-                    <w:rPr>
-                      <w:lang w:val="en-GB"/>
-                    </w:rPr>
-                  </w:pPr>
-                  <w:r>
-                    <w:rPr>
-                      <w:lang w:val="en-GB"/>
-                    </w:rPr>
-                    <w:t xml:space="preserve">     </w:t>
-                  </w:r>
-                  <w:proofErr w:type="spellStart"/>
-                  <w:proofErr w:type="gramStart"/>
-                  <w:r>
-                    <w:rPr>
-                      <w:lang w:val="en-GB"/>
-                    </w:rPr>
-                    <w:t>dictionary.Add</w:t>
-                  </w:r>
-                  <w:proofErr w:type="spellEnd"/>
-                  <w:proofErr w:type="gramEnd"/>
-                  <w:r>
-                    <w:rPr>
-                      <w:lang w:val="en-GB"/>
-                    </w:rPr>
-                    <w:t>(key, value);</w:t>
+                    <w:t xml:space="preserve">     dictionary.Add(key, value);</w:t>
                   </w:r>
                 </w:p>
                 <w:p>
@@ -2170,16 +1752,8 @@
                     <w:rPr>
                       <w:lang w:val="en-GB"/>
                     </w:rPr>
-                    <w:t xml:space="preserve">     return </w:t>
-                  </w:r>
-                  <w:proofErr w:type="gramStart"/>
-                  <w:r>
-                    <w:rPr>
-                      <w:lang w:val="en-GB"/>
-                    </w:rPr>
-                    <w:t>dictionary;</w:t>
-                  </w:r>
-                  <w:proofErr w:type="gramEnd"/>
+                    <w:t xml:space="preserve">     return dictionary;</w:t>
+                  </w:r>
                 </w:p>
                 <w:p>
                   <w:pPr>
@@ -2207,23 +1781,7 @@
         <w:jc w:val="both"/>
       </w:pPr>
       <w:r>
-        <w:t xml:space="preserve">After that, the </w:t>
-      </w:r>
-      <w:proofErr w:type="spellStart"/>
-      <w:r>
-        <w:t>ExecuteHTMModelTraining</w:t>
-      </w:r>
-      <w:proofErr w:type="spellEnd"/>
-      <w:r>
-        <w:t xml:space="preserve"> method of the </w:t>
-      </w:r>
-      <w:proofErr w:type="spellStart"/>
-      <w:r>
-        <w:t>HTMTrainingManager</w:t>
-      </w:r>
-      <w:proofErr w:type="spellEnd"/>
-      <w:r>
-        <w:t xml:space="preserve"> class is used to train the model using the converted sequences. The numerical data sequences from both the training (for learning) and predicting folders are combined before training the HTM engine. This class then returns the trained model object, which serves as the </w:t>
+        <w:t xml:space="preserve">After that, the ExecuteHTMModelTraining method of the HTMTrainingManager class is used to train the model using the converted sequences. The numerical data sequences from both the training (for learning) and predicting folders are combined before training the HTM engine. This class then returns the trained model object, which serves as the </w:t>
       </w:r>
       <w:r>
         <w:t>predictor</w:t>
@@ -2294,26 +1852,8 @@
                   <w:pPr>
                     <w:jc w:val="both"/>
                   </w:pPr>
-                  <w:proofErr w:type="spellStart"/>
-                  <w:r>
-                    <w:t>MultiSequenceLearning</w:t>
-                  </w:r>
-                  <w:proofErr w:type="spellEnd"/>
-                  <w:r>
-                    <w:t xml:space="preserve"> learning = new </w:t>
-                  </w:r>
-                  <w:proofErr w:type="spellStart"/>
-                  <w:proofErr w:type="gramStart"/>
-                  <w:r>
-                    <w:t>MultiSequenceLearning</w:t>
-                  </w:r>
-                  <w:proofErr w:type="spellEnd"/>
-                  <w:r>
-                    <w:t>(</w:t>
-                  </w:r>
-                  <w:proofErr w:type="gramEnd"/>
-                  <w:r>
-                    <w:t>);</w:t>
+                  <w:r>
+                    <w:t>MultiSequenceLearning learning = new MultiSequenceLearning();</w:t>
                   </w:r>
                 </w:p>
                 <w:p>
@@ -2321,25 +1861,7 @@
                     <w:jc w:val="both"/>
                   </w:pPr>
                   <w:r>
-                    <w:t xml:space="preserve">predictor = </w:t>
-                  </w:r>
-                  <w:proofErr w:type="spellStart"/>
-                  <w:proofErr w:type="gramStart"/>
-                  <w:r>
-                    <w:t>learning.Run</w:t>
-                  </w:r>
-                  <w:proofErr w:type="spellEnd"/>
-                  <w:proofErr w:type="gramEnd"/>
-                  <w:r>
-                    <w:t>(</w:t>
-                  </w:r>
-                  <w:proofErr w:type="spellStart"/>
-                  <w:r>
-                    <w:t>htmInput</w:t>
-                  </w:r>
-                  <w:proofErr w:type="spellEnd"/>
-                  <w:r>
-                    <w:t>);</w:t>
+                    <w:t>predictor = learning.Run(htmInput);</w:t>
                   </w:r>
                 </w:p>
                 <w:p>
@@ -2363,39 +1885,16 @@
                     <w:jc w:val="both"/>
                   </w:pPr>
                   <w:r>
-                    <w:t xml:space="preserve">List&lt;List&lt;double&gt;&gt; </w:t>
-                  </w:r>
-                  <w:proofErr w:type="spellStart"/>
-                  <w:r>
-                    <w:t>combinedSequences</w:t>
-                  </w:r>
-                  <w:proofErr w:type="spellEnd"/>
-                  <w:r>
-                    <w:t xml:space="preserve"> = new List&lt;List&lt;double&gt;&gt;(sequences1</w:t>
-                  </w:r>
-                  <w:proofErr w:type="gramStart"/>
-                  <w:r>
-                    <w:t>);</w:t>
-                  </w:r>
-                  <w:proofErr w:type="gramEnd"/>
+                    <w:t>List&lt;List&lt;double&gt;&gt; combinedSequences = new List&lt;List&lt;double&gt;&gt;(sequences1);</w:t>
+                  </w:r>
                 </w:p>
                 <w:p>
                   <w:pPr>
                     <w:jc w:val="both"/>
                   </w:pPr>
-                  <w:proofErr w:type="spellStart"/>
-                  <w:r>
-                    <w:t>combinedSequences.AddRange</w:t>
-                  </w:r>
-                  <w:proofErr w:type="spellEnd"/>
-                  <w:r>
-                    <w:t>(sequences2</w:t>
-                  </w:r>
-                  <w:proofErr w:type="gramStart"/>
-                  <w:r>
-                    <w:t>);</w:t>
-                  </w:r>
-                  <w:proofErr w:type="gramEnd"/>
+                  <w:r>
+                    <w:t>combinedSequences.AddRange(sequences2);</w:t>
+                  </w:r>
                 </w:p>
                 <w:p>
                   <w:pPr>
@@ -2423,112 +1922,35 @@
         <w:spacing w:line="256" w:lineRule="auto"/>
         <w:jc w:val="both"/>
       </w:pPr>
-      <w:proofErr w:type="spellStart"/>
       <w:r>
         <w:t>A</w:t>
       </w:r>
       <w:r>
-        <w:t>In</w:t>
-      </w:r>
-      <w:proofErr w:type="spellEnd"/>
-      <w:r>
-        <w:t xml:space="preserve"> the end, we use the </w:t>
-      </w:r>
-      <w:proofErr w:type="spellStart"/>
-      <w:r>
-        <w:fldChar w:fldCharType="begin"/>
-      </w:r>
-      <w:r>
-        <w:instrText>HYPERLINK "https://github.com/almahamud1234/neocortexapi/blob/MatrixMasters/source/MySEProject/AnomalyDetectionSample/HTMAnomalyExperiment.cs"</w:instrText>
-      </w:r>
-      <w:r>
-        <w:fldChar w:fldCharType="separate"/>
-      </w:r>
-      <w:r>
-        <w:rPr>
-          <w:rStyle w:val="Hyperlink"/>
-        </w:rPr>
-        <w:t>HTMAnomalyExperiment</w:t>
-      </w:r>
-      <w:proofErr w:type="spellEnd"/>
-      <w:r>
-        <w:fldChar w:fldCharType="end"/>
-      </w:r>
-      <w:r>
-        <w:t> class to detect anomalies in sequences read from files inside the predicting folder. All the previously explained classes—CSV file reading (using </w:t>
-      </w:r>
-      <w:proofErr w:type="spellStart"/>
-      <w:r>
-        <w:t>CsvSequenceFolder</w:t>
-      </w:r>
-      <w:proofErr w:type="spellEnd"/>
-      <w:r>
-        <w:t>), combining and converting them for HTM training (using </w:t>
-      </w:r>
-      <w:proofErr w:type="spellStart"/>
-      <w:r>
-        <w:t>CSVToHTMInputConverter</w:t>
-      </w:r>
-      <w:proofErr w:type="spellEnd"/>
-      <w:r>
-        <w:t>), and training the HTM engine (via </w:t>
-      </w:r>
-      <w:proofErr w:type="spellStart"/>
-      <w:r>
-        <w:t>HTMTrainingManager</w:t>
-      </w:r>
-      <w:proofErr w:type="spellEnd"/>
-      <w:r>
-        <w:t>)—are utilized here. The same </w:t>
-      </w:r>
-      <w:proofErr w:type="spellStart"/>
-      <w:r>
-        <w:t>CsvSequenceFolder</w:t>
-      </w:r>
-      <w:proofErr w:type="spellEnd"/>
-      <w:r>
-        <w:t> class is used to read files for predicting sequences. The </w:t>
-      </w:r>
-      <w:proofErr w:type="spellStart"/>
-      <w:r>
-        <w:t>TrimSequences</w:t>
-      </w:r>
-      <w:proofErr w:type="spellEnd"/>
-      <w:r>
-        <w:t xml:space="preserve"> method is then applied to trim sequences for anomaly testing, as explained </w:t>
-      </w:r>
-      <w:proofErr w:type="spellStart"/>
-      <w:proofErr w:type="gramStart"/>
-      <w:r>
-        <w:t>earlier.</w:t>
-      </w:r>
-      <w:r>
-        <w:t>fter</w:t>
-      </w:r>
-      <w:proofErr w:type="spellEnd"/>
-      <w:proofErr w:type="gramEnd"/>
-      <w:r>
-        <w:t xml:space="preserve"> that we use </w:t>
-      </w:r>
-      <w:proofErr w:type="spellStart"/>
-      <w:r>
-        <w:t>multisequencelearning</w:t>
-      </w:r>
-      <w:proofErr w:type="spellEnd"/>
-      <w:r>
-        <w:t xml:space="preserve"> classes for training our HTM model</w:t>
+        <w:t>In the end, we use the </w:t>
+      </w:r>
+      <w:hyperlink r:id="rId11" w:history="1">
+        <w:r>
+          <w:rPr>
+            <w:rStyle w:val="Hyperlink"/>
+          </w:rPr>
+          <w:t>HTMAnomalyExperiment</w:t>
+        </w:r>
+      </w:hyperlink>
+      <w:r>
+        <w:t> class to detect anomalies in sequences read from files inside the predicting folder. All the previously explained classes—CSV file reading (using CsvSequenceFolder), combining and converting them for HTM training (using CSVToHTMInputConverter), and training the HTM engine (via HTMTrainingManager)—are utilized here. The same CsvSequenceFolder class is used to read files for predicting sequences. The TrimSequences method is then applied to trim sequences for anomaly testing, as explained earlier.</w:t>
+      </w:r>
+      <w:r>
+        <w:t xml:space="preserve">fter that we use </w:t>
+      </w:r>
+      <w:r>
+        <w:t>multisequencelearning classes for training our HTM model</w:t>
       </w:r>
       <w:r>
         <w:t xml:space="preserve"> which is given below. Where w</w:t>
       </w:r>
       <w:r>
-        <w:t xml:space="preserve">e used the predictor object as a trained HTM model to predict anomalies from our extracted data from </w:t>
-      </w:r>
-      <w:proofErr w:type="spellStart"/>
-      <w:r>
-        <w:t>predicting_files</w:t>
-      </w:r>
-      <w:proofErr w:type="spellEnd"/>
+        <w:t>e used the predictor object as a trained HTM model to predict anomalies from our extracted data from predicting_files</w:t>
+      </w:r>
       <w:r>
         <w:t xml:space="preserve"> [Listing 7]</w:t>
       </w:r>
@@ -2580,89 +2002,33 @@
                   <w:pPr>
                     <w:jc w:val="left"/>
                   </w:pPr>
-                  <w:proofErr w:type="spellStart"/>
-                  <w:r>
-                    <w:t>allTestingData.Add</w:t>
-                  </w:r>
-                  <w:proofErr w:type="spellEnd"/>
-                  <w:r>
-                    <w:t>(</w:t>
-                  </w:r>
-                  <w:proofErr w:type="spellStart"/>
-                  <w:proofErr w:type="gramStart"/>
-                  <w:r>
-                    <w:t>sequence.ToArray</w:t>
-                  </w:r>
-                  <w:proofErr w:type="spellEnd"/>
-                  <w:proofErr w:type="gramEnd"/>
-                  <w:r>
-                    <w:t>());</w:t>
-                  </w:r>
-                </w:p>
-                <w:p>
-                  <w:pPr>
-                    <w:jc w:val="left"/>
-                  </w:pPr>
-                  <w:r>
-                    <w:t xml:space="preserve">var (log, anomalies) = </w:t>
-                  </w:r>
-                  <w:proofErr w:type="spellStart"/>
-                  <w:proofErr w:type="gramStart"/>
-                  <w:r>
-                    <w:t>DetectAnomalyOnSequence</w:t>
-                  </w:r>
-                  <w:proofErr w:type="spellEnd"/>
-                  <w:r>
-                    <w:t>(</w:t>
-                  </w:r>
-                  <w:proofErr w:type="gramEnd"/>
-                  <w:r>
-                    <w:t xml:space="preserve">predictor, </w:t>
-                  </w:r>
-                  <w:proofErr w:type="spellStart"/>
-                  <w:r>
-                    <w:t>sequence.ToArray</w:t>
-                  </w:r>
-                  <w:proofErr w:type="spellEnd"/>
-                  <w:r>
-                    <w:t>(), _tolerance);</w:t>
-                  </w:r>
-                </w:p>
-                <w:p>
-                  <w:pPr>
-                    <w:jc w:val="left"/>
-                  </w:pPr>
-                  <w:proofErr w:type="spellStart"/>
-                  <w:r>
-                    <w:t>experimentResults.AddRange</w:t>
-                  </w:r>
-                  <w:proofErr w:type="spellEnd"/>
-                  <w:r>
-                    <w:t>(log</w:t>
-                  </w:r>
-                  <w:proofErr w:type="gramStart"/>
-                  <w:r>
-                    <w:t>);</w:t>
-                  </w:r>
-                  <w:proofErr w:type="gramEnd"/>
-                </w:p>
-                <w:p>
-                  <w:pPr>
-                    <w:jc w:val="left"/>
-                  </w:pPr>
-                  <w:proofErr w:type="spellStart"/>
-                  <w:r>
-                    <w:t>allAnomalyIndices.Add</w:t>
-                  </w:r>
-                  <w:proofErr w:type="spellEnd"/>
-                  <w:r>
-                    <w:t>(anomalies</w:t>
-                  </w:r>
-                  <w:proofErr w:type="gramStart"/>
-                  <w:r>
-                    <w:t>);</w:t>
-                  </w:r>
-                  <w:proofErr w:type="gramEnd"/>
+                  <w:r>
+                    <w:t>allTestingData.Add(sequence.ToArray());</w:t>
+                  </w:r>
+                </w:p>
+                <w:p>
+                  <w:pPr>
+                    <w:jc w:val="left"/>
+                  </w:pPr>
+                  <w:r>
+                    <w:t>var (log, anomalies) = DetectAnomalyOnSequence(predictor, sequence.ToArray(), _tolerance);</w:t>
+                  </w:r>
+                </w:p>
+                <w:p>
+                  <w:pPr>
+                    <w:jc w:val="left"/>
+                  </w:pPr>
+                  <w:r>
+                    <w:t>experimentResults.AddRange(log);</w:t>
+                  </w:r>
+                </w:p>
+                <w:p>
+                  <w:pPr>
+                    <w:jc w:val="left"/>
+                  </w:pPr>
+                  <w:r>
+                    <w:t>allAnomalyIndices.Add(anomalies);</w:t>
+                  </w:r>
                 </w:p>
                 <w:p>
                   <w:pPr>
@@ -2710,13 +2076,8 @@
       <w:pPr>
         <w:pStyle w:val="Code"/>
       </w:pPr>
-      <w:proofErr w:type="gramStart"/>
-      <w:r>
-        <w:t>Listing</w:t>
-      </w:r>
-      <w:proofErr w:type="gramEnd"/>
-      <w:r>
-        <w:t xml:space="preserve"> 8 </w:t>
+      <w:r>
+        <w:t xml:space="preserve">Listing 8 </w:t>
       </w:r>
       <w:r>
         <w:t>Configuring CSV Folder Paths</w:t>
@@ -2745,84 +2106,16 @@
                     <w:jc w:val="left"/>
                   </w:pPr>
                   <w:r>
-                    <w:t>_</w:t>
-                  </w:r>
-                  <w:proofErr w:type="spellStart"/>
-                  <w:r>
-                    <w:t>trainingCSVFolderPath</w:t>
-                  </w:r>
-                  <w:proofErr w:type="spellEnd"/>
-                  <w:r>
-                    <w:t xml:space="preserve"> = </w:t>
-                  </w:r>
-                  <w:proofErr w:type="spellStart"/>
-                  <w:r>
-                    <w:t>Path.Combine</w:t>
-                  </w:r>
-                  <w:proofErr w:type="spellEnd"/>
-                  <w:r>
-                    <w:t>(</w:t>
-                  </w:r>
-                  <w:proofErr w:type="spellStart"/>
-                  <w:r>
-                    <w:t>projectBaseDirectory</w:t>
-                  </w:r>
-                  <w:proofErr w:type="spellEnd"/>
-                  <w:r>
-                    <w:t xml:space="preserve">, </w:t>
-                  </w:r>
-                  <w:proofErr w:type="spellStart"/>
-                  <w:r>
-                    <w:t>trainingFolderPath</w:t>
-                  </w:r>
-                  <w:proofErr w:type="spellEnd"/>
-                  <w:proofErr w:type="gramStart"/>
-                  <w:r>
-                    <w:t>);</w:t>
-                  </w:r>
-                  <w:proofErr w:type="gramEnd"/>
-                </w:p>
-                <w:p>
-                  <w:pPr>
-                    <w:jc w:val="left"/>
-                  </w:pPr>
-                  <w:r>
-                    <w:t>_</w:t>
-                  </w:r>
-                  <w:proofErr w:type="spellStart"/>
-                  <w:r>
-                    <w:t>predictingCSVFolderPath</w:t>
-                  </w:r>
-                  <w:proofErr w:type="spellEnd"/>
-                  <w:r>
-                    <w:t xml:space="preserve"> = </w:t>
-                  </w:r>
-                  <w:proofErr w:type="spellStart"/>
-                  <w:r>
-                    <w:t>Path.Combine</w:t>
-                  </w:r>
-                  <w:proofErr w:type="spellEnd"/>
-                  <w:r>
-                    <w:t>(</w:t>
-                  </w:r>
-                  <w:proofErr w:type="spellStart"/>
-                  <w:r>
-                    <w:t>projectBaseDirectory</w:t>
-                  </w:r>
-                  <w:proofErr w:type="spellEnd"/>
-                  <w:r>
-                    <w:t xml:space="preserve">, </w:t>
-                  </w:r>
-                  <w:proofErr w:type="spellStart"/>
-                  <w:r>
-                    <w:t>predictingFolderPath</w:t>
-                  </w:r>
-                  <w:proofErr w:type="spellEnd"/>
-                  <w:proofErr w:type="gramStart"/>
-                  <w:r>
-                    <w:t>);</w:t>
-                  </w:r>
-                  <w:proofErr w:type="gramEnd"/>
+                    <w:t>_trainingCSVFolderPath = Path.Combine(projectBaseDirectory, trainingFolderPath);</w:t>
+                  </w:r>
+                </w:p>
+                <w:p>
+                  <w:pPr>
+                    <w:jc w:val="left"/>
+                  </w:pPr>
+                  <w:r>
+                    <w:t>_predictingCSVFolderPath = Path.Combine(projectBaseDirectory, predictingFolderPath);</w:t>
+                  </w:r>
                 </w:p>
                 <w:p>
                   <w:pPr>
@@ -2842,15 +2135,7 @@
         <w:br/>
       </w:r>
       <w:r>
-        <w:t>In the end, the </w:t>
-      </w:r>
-      <w:proofErr w:type="spellStart"/>
-      <w:r>
-        <w:t>DetectAnomaly</w:t>
-      </w:r>
-      <w:proofErr w:type="spellEnd"/>
-      <w:r>
-        <w:t> method is used to detect anomalies in our trimmed sequences one by one, utilizing the trained HTM model predictor</w:t>
+        <w:t>In the end, the DetectAnomaly method is used to detect anomalies in our trimmed sequences one by one, utilizing the trained HTM model predictor</w:t>
       </w:r>
       <w:r>
         <w:t xml:space="preserve"> </w:t>
@@ -2878,14 +2163,9 @@
       <w:pPr>
         <w:pStyle w:val="Code"/>
       </w:pPr>
-      <w:proofErr w:type="gramStart"/>
       <w:r>
         <w:lastRenderedPageBreak/>
-        <w:t>Listing</w:t>
-      </w:r>
-      <w:proofErr w:type="gramEnd"/>
-      <w:r>
-        <w:t xml:space="preserve"> 9 </w:t>
+        <w:t xml:space="preserve">Listing 9 </w:t>
       </w:r>
       <w:r>
         <w:t>Applying Anomaly Detection to Test Data</w:t>
@@ -2911,15 +2191,7 @@
                     <w:jc w:val="left"/>
                   </w:pPr>
                   <w:r>
-                    <w:t xml:space="preserve">foreach (List&lt;double&gt; list in </w:t>
-                  </w:r>
-                  <w:proofErr w:type="spellStart"/>
-                  <w:r>
-                    <w:t>triminputtestseq</w:t>
-                  </w:r>
-                  <w:proofErr w:type="spellEnd"/>
-                  <w:r>
-                    <w:t>)</w:t>
+                    <w:t>foreach (List&lt;double&gt; list in triminputtestseq)</w:t>
                   </w:r>
                 </w:p>
                 <w:p>
@@ -2943,65 +2215,15 @@
                     <w:jc w:val="left"/>
                   </w:pPr>
                   <w:r>
-                    <w:t xml:space="preserve">         </w:t>
-                  </w:r>
-                  <w:proofErr w:type="gramStart"/>
-                  <w:r>
-                    <w:t>double[</w:t>
-                  </w:r>
-                  <w:proofErr w:type="gramEnd"/>
-                  <w:r>
-                    <w:t xml:space="preserve">] </w:t>
-                  </w:r>
-                  <w:proofErr w:type="spellStart"/>
-                  <w:r>
-                    <w:t>lst</w:t>
-                  </w:r>
-                  <w:proofErr w:type="spellEnd"/>
-                  <w:r>
-                    <w:t xml:space="preserve"> = </w:t>
-                  </w:r>
-                  <w:proofErr w:type="spellStart"/>
-                  <w:r>
-                    <w:t>list.ToArray</w:t>
-                  </w:r>
-                  <w:proofErr w:type="spellEnd"/>
-                  <w:r>
-                    <w:t>();</w:t>
-                  </w:r>
-                </w:p>
-                <w:p>
-                  <w:pPr>
-                    <w:jc w:val="left"/>
-                  </w:pPr>
-                  <w:r>
-                    <w:t xml:space="preserve">         </w:t>
-                  </w:r>
-                  <w:proofErr w:type="spellStart"/>
-                  <w:proofErr w:type="gramStart"/>
-                  <w:r>
-                    <w:t>DetectAnomaly</w:t>
-                  </w:r>
-                  <w:proofErr w:type="spellEnd"/>
-                  <w:r>
-                    <w:t>(</w:t>
-                  </w:r>
-                  <w:proofErr w:type="spellStart"/>
-                  <w:proofErr w:type="gramEnd"/>
-                  <w:r>
-                    <w:t>myPredictor</w:t>
-                  </w:r>
-                  <w:proofErr w:type="spellEnd"/>
-                  <w:r>
-                    <w:t xml:space="preserve">, </w:t>
-                  </w:r>
-                  <w:proofErr w:type="spellStart"/>
-                  <w:r>
-                    <w:t>lst</w:t>
-                  </w:r>
-                  <w:proofErr w:type="spellEnd"/>
-                  <w:r>
-                    <w:t>);</w:t>
+                    <w:t xml:space="preserve">         double[] lst = list.ToArray();</w:t>
+                  </w:r>
+                </w:p>
+                <w:p>
+                  <w:pPr>
+                    <w:jc w:val="left"/>
+                  </w:pPr>
+                  <w:r>
+                    <w:t xml:space="preserve">         DetectAnomaly(myPredictor, lst);</w:t>
                   </w:r>
                 </w:p>
                 <w:p>
@@ -3037,21 +2259,7 @@
         <w:rPr>
           <w:lang w:val="en-GB"/>
         </w:rPr>
-        <w:t>Exception handling is implemented to manage errors thrown by the </w:t>
-      </w:r>
-      <w:proofErr w:type="spellStart"/>
-      <w:r>
-        <w:rPr>
-          <w:lang w:val="en-GB"/>
-        </w:rPr>
-        <w:t>DetectAnomaly</w:t>
-      </w:r>
-      <w:proofErr w:type="spellEnd"/>
-      <w:r>
-        <w:rPr>
-          <w:lang w:val="en-GB"/>
-        </w:rPr>
-        <w:t> method, such as passing non-numeric values or when the number of elements in the list is less than two.</w:t>
+        <w:t>Exception handling is implemented to manage errors thrown by the DetectAnomaly method, such as passing non-numeric values or when the number of elements in the list is less than two.</w:t>
       </w:r>
     </w:p>
     <w:p>
@@ -3068,46 +2276,20 @@
         </w:rPr>
         <w:t>The </w:t>
       </w:r>
-      <w:proofErr w:type="spellStart"/>
-      <w:r>
-        <w:fldChar w:fldCharType="begin"/>
-      </w:r>
-      <w:r>
-        <w:instrText>HYPERLINK "https://github.com/almahamud1234/neocortexapi/blob/a05b009aaa68c6f3c7961583e2c247ee943d98a9/source/MySEProject/AnomalyDetectionSample/HTMAnomalyExperiment.cs" \l "L68"</w:instrText>
-      </w:r>
-      <w:r>
-        <w:fldChar w:fldCharType="separate"/>
-      </w:r>
-      <w:r>
-        <w:rPr>
-          <w:rStyle w:val="Hyperlink"/>
+      <w:hyperlink r:id="rId12" w:anchor="L68" w:history="1">
+        <w:r>
+          <w:rPr>
+            <w:rStyle w:val="Hyperlink"/>
+            <w:lang w:val="en-GB"/>
+          </w:rPr>
+          <w:t>DetectAnomaly</w:t>
+        </w:r>
+      </w:hyperlink>
+      <w:r>
+        <w:rPr>
           <w:lang w:val="en-GB"/>
         </w:rPr>
-        <w:t>DetectAnomaly</w:t>
-      </w:r>
-      <w:proofErr w:type="spellEnd"/>
-      <w:r>
-        <w:fldChar w:fldCharType="end"/>
-      </w:r>
-      <w:r>
-        <w:rPr>
-          <w:lang w:val="en-GB"/>
-        </w:rPr>
-        <w:t> method, which is the main method of the </w:t>
-      </w:r>
-      <w:proofErr w:type="spellStart"/>
-      <w:r>
-        <w:rPr>
-          <w:lang w:val="en-GB"/>
-        </w:rPr>
-        <w:t>ExtractSequencesFromFolder</w:t>
-      </w:r>
-      <w:proofErr w:type="spellEnd"/>
-      <w:r>
-        <w:rPr>
-          <w:lang w:val="en-GB"/>
-        </w:rPr>
-        <w:t> class, detects anomalies in our data. It traverses each value in the list one by one in a sliding window manner, using the trained model predictor to predict the next element for comparison. An anomaly score is used to quantify the comparison, and if the prediction exceeds a certain tolerance level, it is flagged as an anomaly.</w:t>
+        <w:t> method, which is the main method of the ExtractSequencesFromFolder class, detects anomalies in our data. It traverses each value in the list one by one in a sliding window manner, using the trained model predictor to predict the next element for comparison. An anomaly score is used to quantify the comparison, and if the prediction exceeds a certain tolerance level, it is flagged as an anomaly.</w:t>
       </w:r>
     </w:p>
     <w:p>
@@ -3122,35 +2304,7 @@
         <w:rPr>
           <w:lang w:val="en-GB"/>
         </w:rPr>
-        <w:t>We can obtain our prediction in a list of results in the format of </w:t>
-      </w:r>
-      <w:proofErr w:type="gramStart"/>
-      <w:r>
-        <w:rPr>
-          <w:lang w:val="en-GB"/>
-        </w:rPr>
-        <w:t>NeoCortexApi.Classifiers.ClassifierResult</w:t>
-      </w:r>
-      <w:proofErr w:type="gramEnd"/>
-      <w:r>
-        <w:rPr>
-          <w:lang w:val="en-GB"/>
-        </w:rPr>
-        <w:t>1[</w:t>
-      </w:r>
-      <w:proofErr w:type="spellStart"/>
-      <w:r>
-        <w:rPr>
-          <w:lang w:val="en-GB"/>
-        </w:rPr>
-        <w:t>System.String</w:t>
-      </w:r>
-      <w:proofErr w:type="spellEnd"/>
-      <w:r>
-        <w:rPr>
-          <w:lang w:val="en-GB"/>
-        </w:rPr>
-        <w:t>]` from our trained model predictor using the following method</w:t>
+        <w:t>We can obtain our prediction in a list of results in the format of NeoCortexApi.Classifiers.ClassifierResult1[System.String]` from our trained model predictor using the following method</w:t>
       </w:r>
       <w:r>
         <w:rPr>
@@ -3209,17 +2363,7 @@
                     <w:jc w:val="left"/>
                   </w:pPr>
                   <w:r>
-                    <w:t xml:space="preserve">var res = </w:t>
-                  </w:r>
-                  <w:proofErr w:type="spellStart"/>
-                  <w:proofErr w:type="gramStart"/>
-                  <w:r>
-                    <w:t>predictor.Predict</w:t>
-                  </w:r>
-                  <w:proofErr w:type="spellEnd"/>
-                  <w:proofErr w:type="gramEnd"/>
-                  <w:r>
-                    <w:t>(item);</w:t>
+                    <w:t>var res = predictor.Predict(item);</w:t>
                   </w:r>
                 </w:p>
               </w:txbxContent>
@@ -3400,15 +2544,7 @@
         <w:t xml:space="preserve"> </w:t>
       </w:r>
       <w:r>
-        <w:t xml:space="preserve">Process of </w:t>
-      </w:r>
-      <w:proofErr w:type="gramStart"/>
-      <w:r>
-        <w:t>anomalies</w:t>
-      </w:r>
-      <w:proofErr w:type="gramEnd"/>
-      <w:r>
-        <w:t xml:space="preserve"> determination </w:t>
+        <w:t xml:space="preserve">Process of anomalies determination </w:t>
       </w:r>
     </w:p>
     <w:p>
@@ -3426,25 +2562,7 @@
                     <w:jc w:val="left"/>
                   </w:pPr>
                   <w:r>
-                    <w:t>if (</w:t>
-                  </w:r>
-                  <w:proofErr w:type="spellStart"/>
-                  <w:r>
-                    <w:t>i</w:t>
-                  </w:r>
-                  <w:proofErr w:type="spellEnd"/>
-                  <w:r>
-                    <w:t xml:space="preserve"> &lt; </w:t>
-                  </w:r>
-                  <w:proofErr w:type="spellStart"/>
-                  <w:proofErr w:type="gramStart"/>
-                  <w:r>
-                    <w:t>sequence.Length</w:t>
-                  </w:r>
-                  <w:proofErr w:type="spellEnd"/>
-                  <w:proofErr w:type="gramEnd"/>
-                  <w:r>
-                    <w:t xml:space="preserve"> - 1)</w:t>
+                    <w:t>if (i &lt; sequence.Length - 1)</w:t>
                   </w:r>
                 </w:p>
                 <w:p>
@@ -3460,154 +2578,45 @@
                     <w:jc w:val="left"/>
                   </w:pPr>
                   <w:r>
-                    <w:t xml:space="preserve">         int </w:t>
-                  </w:r>
-                  <w:proofErr w:type="spellStart"/>
-                  <w:r>
-                    <w:t>nextIndex</w:t>
-                  </w:r>
-                  <w:proofErr w:type="spellEnd"/>
-                  <w:r>
-                    <w:t xml:space="preserve"> = </w:t>
-                  </w:r>
-                  <w:proofErr w:type="spellStart"/>
-                  <w:r>
-                    <w:t>i</w:t>
-                  </w:r>
-                  <w:proofErr w:type="spellEnd"/>
-                  <w:r>
-                    <w:t xml:space="preserve"> + </w:t>
-                  </w:r>
-                  <w:proofErr w:type="gramStart"/>
-                  <w:r>
-                    <w:t>1;</w:t>
-                  </w:r>
-                  <w:proofErr w:type="gramEnd"/>
-                </w:p>
-                <w:p>
-                  <w:pPr>
-                    <w:jc w:val="left"/>
-                  </w:pPr>
-                  <w:r>
-                    <w:t xml:space="preserve">         double </w:t>
-                  </w:r>
-                  <w:proofErr w:type="spellStart"/>
-                  <w:r>
-                    <w:t>nextItem</w:t>
-                  </w:r>
-                  <w:proofErr w:type="spellEnd"/>
-                  <w:r>
-                    <w:t xml:space="preserve"> = sequence[</w:t>
-                  </w:r>
-                  <w:proofErr w:type="spellStart"/>
-                  <w:r>
-                    <w:t>nextIndex</w:t>
-                  </w:r>
-                  <w:proofErr w:type="spellEnd"/>
-                  <w:proofErr w:type="gramStart"/>
-                  <w:r>
-                    <w:t>];</w:t>
-                  </w:r>
-                  <w:proofErr w:type="gramEnd"/>
-                </w:p>
-                <w:p>
-                  <w:pPr>
-                    <w:jc w:val="left"/>
-                  </w:pPr>
-                  <w:r>
-                    <w:t xml:space="preserve">         double </w:t>
-                  </w:r>
-                  <w:proofErr w:type="spellStart"/>
-                  <w:r>
-                    <w:t>predictedNextItem</w:t>
-                  </w:r>
-                  <w:proofErr w:type="spellEnd"/>
-                  <w:r>
-                    <w:t xml:space="preserve"> = </w:t>
-                  </w:r>
-                  <w:proofErr w:type="spellStart"/>
-                  <w:proofErr w:type="gramStart"/>
-                  <w:r>
-                    <w:t>double.Parse</w:t>
-                  </w:r>
-                  <w:proofErr w:type="spellEnd"/>
-                  <w:proofErr w:type="gramEnd"/>
-                  <w:r>
-                    <w:t>(tokens2.Last());</w:t>
-                  </w:r>
-                </w:p>
-                <w:p>
-                  <w:pPr>
-                    <w:jc w:val="left"/>
-                  </w:pPr>
-                </w:p>
-                <w:p>
-                  <w:pPr>
-                    <w:jc w:val="left"/>
-                  </w:pPr>
-                  <w:r>
-                    <w:t xml:space="preserve">         var </w:t>
-                  </w:r>
-                  <w:proofErr w:type="spellStart"/>
-                  <w:r>
-                    <w:t>anomalyScore</w:t>
-                  </w:r>
-                  <w:proofErr w:type="spellEnd"/>
-                  <w:r>
-                    <w:t xml:space="preserve"> = </w:t>
-                  </w:r>
-                  <w:proofErr w:type="spellStart"/>
-                  <w:r>
-                    <w:t>Math.Abs</w:t>
-                  </w:r>
-                  <w:proofErr w:type="spellEnd"/>
-                  <w:r>
-                    <w:t>(</w:t>
-                  </w:r>
-                  <w:proofErr w:type="spellStart"/>
-                  <w:r>
-                    <w:t>predictedNextItem</w:t>
-                  </w:r>
-                  <w:proofErr w:type="spellEnd"/>
-                  <w:r>
-                    <w:t xml:space="preserve"> - </w:t>
-                  </w:r>
-                  <w:proofErr w:type="spellStart"/>
-                  <w:r>
-                    <w:t>nextItem</w:t>
-                  </w:r>
-                  <w:proofErr w:type="spellEnd"/>
-                  <w:proofErr w:type="gramStart"/>
-                  <w:r>
-                    <w:t>);</w:t>
-                  </w:r>
-                  <w:proofErr w:type="gramEnd"/>
-                </w:p>
-                <w:p>
-                  <w:pPr>
-                    <w:jc w:val="left"/>
-                  </w:pPr>
-                  <w:r>
-                    <w:t xml:space="preserve">         var deviation = </w:t>
-                  </w:r>
-                  <w:proofErr w:type="spellStart"/>
-                  <w:r>
-                    <w:t>anomalyScore</w:t>
-                  </w:r>
-                  <w:proofErr w:type="spellEnd"/>
-                  <w:r>
-                    <w:t xml:space="preserve"> / </w:t>
-                  </w:r>
-                  <w:proofErr w:type="spellStart"/>
-                  <w:proofErr w:type="gramStart"/>
-                  <w:r>
-                    <w:t>nextItem</w:t>
-                  </w:r>
-                  <w:proofErr w:type="spellEnd"/>
-                  <w:r>
-                    <w:t>;</w:t>
-                  </w:r>
-                  <w:proofErr w:type="gramEnd"/>
+                    <w:t xml:space="preserve">         int nextIndex = i + 1;</w:t>
+                  </w:r>
+                </w:p>
+                <w:p>
+                  <w:pPr>
+                    <w:jc w:val="left"/>
+                  </w:pPr>
+                  <w:r>
+                    <w:t xml:space="preserve">         double nextItem = sequence[nextIndex];</w:t>
+                  </w:r>
+                </w:p>
+                <w:p>
+                  <w:pPr>
+                    <w:jc w:val="left"/>
+                  </w:pPr>
+                  <w:r>
+                    <w:t xml:space="preserve">         double predictedNextItem = double.Parse(tokens2.Last());</w:t>
+                  </w:r>
+                </w:p>
+                <w:p>
+                  <w:pPr>
+                    <w:jc w:val="left"/>
+                  </w:pPr>
+                </w:p>
+                <w:p>
+                  <w:pPr>
+                    <w:jc w:val="left"/>
+                  </w:pPr>
+                  <w:r>
+                    <w:t xml:space="preserve">         var anomalyScore = Math.Abs(predictedNextItem - nextItem);</w:t>
+                  </w:r>
+                </w:p>
+                <w:p>
+                  <w:pPr>
+                    <w:jc w:val="left"/>
+                  </w:pPr>
+                  <w:r>
+                    <w:t xml:space="preserve">         var deviation = anomalyScore / nextItem;</w:t>
+                  </w:r>
                 </w:p>
                 <w:p>
                   <w:pPr>
@@ -3635,42 +2644,16 @@
                     <w:jc w:val="left"/>
                   </w:pPr>
                   <w:r>
-                    <w:t xml:space="preserve">              </w:t>
-                  </w:r>
-                  <w:proofErr w:type="spellStart"/>
-                  <w:r>
-                    <w:t>resultOutputLines.Add</w:t>
-                  </w:r>
-                  <w:proofErr w:type="spellEnd"/>
-                  <w:r>
-                    <w:t>($"No anomaly detected in the next element. HTM Engine found similarity: {similarity}%."</w:t>
-                  </w:r>
-                  <w:proofErr w:type="gramStart"/>
-                  <w:r>
-                    <w:t>);</w:t>
-                  </w:r>
-                  <w:proofErr w:type="gramEnd"/>
-                </w:p>
-                <w:p>
-                  <w:pPr>
-                    <w:jc w:val="left"/>
-                  </w:pPr>
-                  <w:r>
-                    <w:t xml:space="preserve">              </w:t>
-                  </w:r>
-                  <w:proofErr w:type="spellStart"/>
-                  <w:r>
-                    <w:t>currentAccuracy</w:t>
-                  </w:r>
-                  <w:proofErr w:type="spellEnd"/>
-                  <w:r>
-                    <w:t xml:space="preserve"> += </w:t>
-                  </w:r>
-                  <w:proofErr w:type="gramStart"/>
-                  <w:r>
-                    <w:t>similarity;</w:t>
-                  </w:r>
-                  <w:proofErr w:type="gramEnd"/>
+                    <w:t xml:space="preserve">              resultOutputLines.Add($"No anomaly detected in the next element. HTM Engine found similarity: {similarity}%.");</w:t>
+                  </w:r>
+                </w:p>
+                <w:p>
+                  <w:pPr>
+                    <w:jc w:val="left"/>
+                  </w:pPr>
+                  <w:r>
+                    <w:t xml:space="preserve">              currentAccuracy += similarity;</w:t>
+                  </w:r>
                 </w:p>
                 <w:p>
                   <w:pPr>
@@ -3701,124 +2684,40 @@
                     <w:jc w:val="left"/>
                   </w:pPr>
                   <w:r>
-                    <w:t xml:space="preserve">              </w:t>
-                  </w:r>
-                  <w:proofErr w:type="spellStart"/>
-                  <w:r>
-                    <w:t>resultOutputLines.Add</w:t>
-                  </w:r>
-                  <w:proofErr w:type="spellEnd"/>
-                  <w:r>
-                    <w:t>($"****Anomaly detected**** in the next element. HTM Engine predicted: {</w:t>
-                  </w:r>
-                  <w:proofErr w:type="spellStart"/>
-                  <w:r>
-                    <w:t>predictedNextItem</w:t>
-                  </w:r>
-                  <w:proofErr w:type="spellEnd"/>
-                  <w:r>
-                    <w:t>} with similarity: {similarity}%, actual value: {</w:t>
-                  </w:r>
-                  <w:proofErr w:type="spellStart"/>
-                  <w:r>
-                    <w:t>nextItem</w:t>
-                  </w:r>
-                  <w:proofErr w:type="spellEnd"/>
-                  <w:r>
-                    <w:t>}."</w:t>
-                  </w:r>
-                  <w:proofErr w:type="gramStart"/>
-                  <w:r>
-                    <w:t>);</w:t>
-                  </w:r>
-                  <w:proofErr w:type="gramEnd"/>
-                </w:p>
-                <w:p>
-                  <w:pPr>
-                    <w:jc w:val="left"/>
-                  </w:pPr>
-                  <w:r>
-                    <w:t xml:space="preserve">              </w:t>
-                  </w:r>
-                  <w:proofErr w:type="spellStart"/>
-                  <w:r>
-                    <w:t>anomalousIndex.Add</w:t>
-                  </w:r>
-                  <w:proofErr w:type="spellEnd"/>
-                  <w:r>
-                    <w:t>(</w:t>
-                  </w:r>
-                  <w:proofErr w:type="spellStart"/>
-                  <w:r>
-                    <w:t>i</w:t>
-                  </w:r>
-                  <w:proofErr w:type="spellEnd"/>
-                  <w:r>
-                    <w:t xml:space="preserve"> + 1</w:t>
-                  </w:r>
-                  <w:proofErr w:type="gramStart"/>
-                  <w:r>
-                    <w:t>);</w:t>
-                  </w:r>
-                  <w:proofErr w:type="gramEnd"/>
-                </w:p>
-                <w:p>
-                  <w:pPr>
-                    <w:jc w:val="left"/>
-                  </w:pPr>
-                  <w:r>
-                    <w:t xml:space="preserve">              </w:t>
-                  </w:r>
-                  <w:proofErr w:type="spellStart"/>
-                  <w:r>
-                    <w:t>i</w:t>
-                  </w:r>
-                  <w:proofErr w:type="spellEnd"/>
-                  <w:r>
-                    <w:t>++; // Skip the anomalous element</w:t>
-                  </w:r>
-                </w:p>
-                <w:p>
-                  <w:pPr>
-                    <w:jc w:val="left"/>
-                  </w:pPr>
-                  <w:r>
-                    <w:t xml:space="preserve">              </w:t>
-                  </w:r>
-                  <w:proofErr w:type="spellStart"/>
-                  <w:r>
-                    <w:t>resultOutputLines.Add</w:t>
-                  </w:r>
-                  <w:proofErr w:type="spellEnd"/>
-                  <w:r>
-                    <w:t>("Skipping to the next element in the testing sequence."</w:t>
-                  </w:r>
-                  <w:proofErr w:type="gramStart"/>
-                  <w:r>
-                    <w:t>);</w:t>
-                  </w:r>
-                  <w:proofErr w:type="gramEnd"/>
-                </w:p>
-                <w:p>
-                  <w:pPr>
-                    <w:jc w:val="left"/>
-                  </w:pPr>
-                  <w:r>
-                    <w:t xml:space="preserve">              </w:t>
-                  </w:r>
-                  <w:proofErr w:type="spellStart"/>
-                  <w:r>
-                    <w:t>currentAccuracy</w:t>
-                  </w:r>
-                  <w:proofErr w:type="spellEnd"/>
-                  <w:r>
-                    <w:t xml:space="preserve"> += </w:t>
-                  </w:r>
-                  <w:proofErr w:type="gramStart"/>
-                  <w:r>
-                    <w:t>similarity;</w:t>
-                  </w:r>
-                  <w:proofErr w:type="gramEnd"/>
+                    <w:t xml:space="preserve">              resultOutputLines.Add($"****Anomaly detected**** in the next element. HTM Engine predicted: {predictedNextItem} with similarity: {similarity}%, actual value: {nextItem}.");</w:t>
+                  </w:r>
+                </w:p>
+                <w:p>
+                  <w:pPr>
+                    <w:jc w:val="left"/>
+                  </w:pPr>
+                  <w:r>
+                    <w:t xml:space="preserve">              anomalousIndex.Add(i + 1);</w:t>
+                  </w:r>
+                </w:p>
+                <w:p>
+                  <w:pPr>
+                    <w:jc w:val="left"/>
+                  </w:pPr>
+                  <w:r>
+                    <w:t xml:space="preserve">              i++; // Skip the anomalous element</w:t>
+                  </w:r>
+                </w:p>
+                <w:p>
+                  <w:pPr>
+                    <w:jc w:val="left"/>
+                  </w:pPr>
+                  <w:r>
+                    <w:t xml:space="preserve">              resultOutputLines.Add("Skipping to the next element in the testing sequence.");</w:t>
+                  </w:r>
+                </w:p>
+                <w:p>
+                  <w:pPr>
+                    <w:jc w:val="left"/>
+                  </w:pPr>
+                  <w:r>
+                    <w:t xml:space="preserve">              currentAccuracy += similarity;</w:t>
+                  </w:r>
                 </w:p>
                 <w:p>
                   <w:pPr>
@@ -3897,47 +2796,19 @@
         <w:rPr>
           <w:lang w:val="en-GB"/>
         </w:rPr>
-        <w:t xml:space="preserve">We use </w:t>
-      </w:r>
-      <w:proofErr w:type="spellStart"/>
+        <w:t xml:space="preserve">We use accuracyPerList to record accuracy per numerical sequence tested. </w:t>
+      </w:r>
       <w:r>
         <w:rPr>
           <w:lang w:val="en-GB"/>
         </w:rPr>
-        <w:t>accuracyPerList</w:t>
-      </w:r>
-      <w:proofErr w:type="spellEnd"/>
+        <w:t>record Accuracy</w:t>
+      </w:r>
       <w:r>
         <w:rPr>
           <w:lang w:val="en-GB"/>
         </w:rPr>
-        <w:t xml:space="preserve"> to record accuracy per numerical sequence tested. </w:t>
-      </w:r>
-      <w:r>
-        <w:rPr>
-          <w:lang w:val="en-GB"/>
-        </w:rPr>
-        <w:t>record Accuracy</w:t>
-      </w:r>
-      <w:r>
-        <w:rPr>
-          <w:lang w:val="en-GB"/>
-        </w:rPr>
-        <w:t xml:space="preserve"> is collected from inside each loop run, which indicates HTM model´s accuracy. We also add index positions of anomalies to </w:t>
-      </w:r>
-      <w:proofErr w:type="spellStart"/>
-      <w:r>
-        <w:rPr>
-          <w:lang w:val="en-GB"/>
-        </w:rPr>
-        <w:t>anomalyIndices</w:t>
-      </w:r>
-      <w:proofErr w:type="spellEnd"/>
-      <w:r>
-        <w:rPr>
-          <w:lang w:val="en-GB"/>
-        </w:rPr>
-        <w:t xml:space="preserve">, when we encounter indices of anomalies in loop. </w:t>
+        <w:t xml:space="preserve"> is collected from inside each loop run, which indicates HTM model´s accuracy. We also add index positions of anomalies to anomalyIndices, when we encounter indices of anomalies in loop. </w:t>
       </w:r>
       <w:r>
         <w:rPr>
@@ -3982,21 +2853,8 @@
         <w:t>After that w</w:t>
       </w:r>
       <w:r>
-        <w:t xml:space="preserve">e use static variables to access these from outside, </w:t>
-      </w:r>
-      <w:proofErr w:type="spellStart"/>
-      <w:r>
-        <w:t>i.e</w:t>
-      </w:r>
-      <w:proofErr w:type="spellEnd"/>
-      <w:r>
-        <w:t xml:space="preserve">: in </w:t>
-      </w:r>
-      <w:proofErr w:type="spellStart"/>
-      <w:r>
-        <w:t>Program.cs</w:t>
-      </w:r>
-      <w:proofErr w:type="spellEnd"/>
+        <w:t>e use static variables to access these from outside, i.e: in Program.cs</w:t>
+      </w:r>
       <w:r>
         <w:t xml:space="preserve"> [Listing 1</w:t>
       </w:r>
@@ -4047,43 +2905,9 @@
                   <w:pPr>
                     <w:jc w:val="left"/>
                   </w:pPr>
-                  <w:proofErr w:type="spellStart"/>
-                  <w:r>
-                    <w:t>StoredOutputValues.totalAvgAccuracy</w:t>
-                  </w:r>
-                  <w:proofErr w:type="spellEnd"/>
-                  <w:r>
-                    <w:t xml:space="preserve"> = _</w:t>
-                  </w:r>
-                  <w:proofErr w:type="spellStart"/>
-                  <w:r>
-                    <w:t>totalAccuracy</w:t>
-                  </w:r>
-                  <w:proofErr w:type="spellEnd"/>
-                  <w:r>
-                    <w:t xml:space="preserve"> / </w:t>
-                  </w:r>
-                  <w:proofErr w:type="spellStart"/>
-                  <w:r>
-                    <w:t>Math.Max</w:t>
-                  </w:r>
-                  <w:proofErr w:type="spellEnd"/>
-                  <w:r>
-                    <w:t>(_</w:t>
-                  </w:r>
-                  <w:proofErr w:type="spellStart"/>
-                  <w:r>
-                    <w:t>iterationCount</w:t>
-                  </w:r>
-                  <w:proofErr w:type="spellEnd"/>
-                  <w:r>
-                    <w:t>, 1</w:t>
-                  </w:r>
-                  <w:proofErr w:type="gramStart"/>
-                  <w:r>
-                    <w:t>);</w:t>
-                  </w:r>
-                  <w:proofErr w:type="gramEnd"/>
+                  <w:r>
+                    <w:t>StoredOutputValues.totalAvgAccuracy = _totalAccuracy / Math.Max(_iterationCount, 1);</w:t>
+                  </w:r>
                 </w:p>
               </w:txbxContent>
             </v:textbox>
@@ -4104,17 +2928,9 @@
         <w:jc w:val="both"/>
       </w:pPr>
       <w:r>
-        <w:t xml:space="preserve">The </w:t>
-      </w:r>
-      <w:proofErr w:type="spellStart"/>
-      <w:r>
-        <w:t>SequenceVisualizer</w:t>
-      </w:r>
-      <w:proofErr w:type="spellEnd"/>
-      <w:r>
-        <w:t> </w:t>
-      </w:r>
-      <w:hyperlink r:id="rId11" w:history="1">
+        <w:t>The SequenceVisualizer </w:t>
+      </w:r>
+      <w:hyperlink r:id="rId13" w:history="1">
         <w:r>
           <w:rPr>
             <w:rStyle w:val="Hyperlink"/>
@@ -4123,15 +2939,7 @@
         </w:r>
       </w:hyperlink>
       <w:r>
-        <w:t xml:space="preserve"> is used to plot graphs of sequences of data and their anomalies. This class used to </w:t>
-      </w:r>
-      <w:proofErr w:type="gramStart"/>
-      <w:r>
-        <w:t>showing</w:t>
-      </w:r>
-      <w:proofErr w:type="gramEnd"/>
-      <w:r>
-        <w:t xml:space="preserve"> the visual result for detecting anomalies </w:t>
+        <w:t xml:space="preserve"> is used to plot graphs of sequences of data and their anomalies. This class used to showing the visual result for detecting anomalies </w:t>
       </w:r>
       <w:r>
         <w:t>compared</w:t>
@@ -4191,36 +2999,7 @@
                     <w:jc w:val="left"/>
                   </w:pPr>
                   <w:r>
-                    <w:t xml:space="preserve">public static void </w:t>
-                  </w:r>
-                  <w:proofErr w:type="spellStart"/>
-                  <w:proofErr w:type="gramStart"/>
-                  <w:r>
-                    <w:t>CreateGraphForSequences</w:t>
-                  </w:r>
-                  <w:proofErr w:type="spellEnd"/>
-                  <w:r>
-                    <w:t>(</w:t>
-                  </w:r>
-                  <w:proofErr w:type="gramEnd"/>
-                  <w:r>
-                    <w:t xml:space="preserve">List&lt;double[]&gt; </w:t>
-                  </w:r>
-                  <w:proofErr w:type="spellStart"/>
-                  <w:r>
-                    <w:t>allLearnedData</w:t>
-                  </w:r>
-                  <w:proofErr w:type="spellEnd"/>
-                  <w:r>
-                    <w:t xml:space="preserve">, List&lt;double[]&gt; </w:t>
-                  </w:r>
-                  <w:proofErr w:type="spellStart"/>
-                  <w:r>
-                    <w:t>allTestingData</w:t>
-                  </w:r>
-                  <w:proofErr w:type="spellEnd"/>
-                  <w:r>
-                    <w:t>)</w:t>
+                    <w:t>public static void CreateGraphForSequences(List&lt;double[]&gt; allLearnedData, List&lt;double[]&gt; allTestingData)</w:t>
                   </w:r>
                 </w:p>
                 <w:p>
@@ -4235,47 +3014,17 @@
                   <w:pPr>
                     <w:jc w:val="left"/>
                   </w:pPr>
-                  <w:proofErr w:type="spellStart"/>
-                  <w:r>
-                    <w:t>allGraphs.Add</w:t>
-                  </w:r>
-                  <w:proofErr w:type="spellEnd"/>
-                  <w:r>
-                    <w:t>(</w:t>
-                  </w:r>
-                  <w:proofErr w:type="spellStart"/>
-                  <w:r>
-                    <w:t>actualGraph</w:t>
-                  </w:r>
-                  <w:proofErr w:type="spellEnd"/>
-                  <w:proofErr w:type="gramStart"/>
-                  <w:r>
-                    <w:t>);</w:t>
-                  </w:r>
-                  <w:proofErr w:type="gramEnd"/>
-                </w:p>
-                <w:p>
-                  <w:pPr>
-                    <w:jc w:val="left"/>
-                  </w:pPr>
-                  <w:proofErr w:type="spellStart"/>
-                  <w:r>
-                    <w:t>allGraphs.Add</w:t>
-                  </w:r>
-                  <w:proofErr w:type="spellEnd"/>
-                  <w:r>
-                    <w:t>(</w:t>
-                  </w:r>
-                  <w:proofErr w:type="spellStart"/>
-                  <w:r>
-                    <w:t>learnedGraph</w:t>
-                  </w:r>
-                  <w:proofErr w:type="spellEnd"/>
-                  <w:proofErr w:type="gramStart"/>
-                  <w:r>
-                    <w:t>);</w:t>
-                  </w:r>
-                  <w:proofErr w:type="gramEnd"/>
+                  <w:r>
+                    <w:t>allGraphs.Add(actualGraph);</w:t>
+                  </w:r>
+                </w:p>
+                <w:p>
+                  <w:pPr>
+                    <w:jc w:val="left"/>
+                  </w:pPr>
+                  <w:r>
+                    <w:t>allGraphs.Add(learnedGraph);</w:t>
+                  </w:r>
                 </w:p>
                 <w:p>
                   <w:pPr>
@@ -4290,26 +3039,8 @@
                     <w:jc w:val="left"/>
                   </w:pPr>
                   <w:r>
-                    <w:t xml:space="preserve">var chart = </w:t>
-                  </w:r>
-                  <w:proofErr w:type="spellStart"/>
-                  <w:r>
-                    <w:t>Chart.Plot</w:t>
-                  </w:r>
-                  <w:proofErr w:type="spellEnd"/>
-                  <w:r>
-                    <w:t>(</w:t>
-                  </w:r>
-                  <w:proofErr w:type="spellStart"/>
-                  <w:r>
-                    <w:t>allGraphs</w:t>
-                  </w:r>
-                  <w:proofErr w:type="spellEnd"/>
-                  <w:proofErr w:type="gramStart"/>
-                  <w:r>
-                    <w:t>);</w:t>
-                  </w:r>
-                  <w:proofErr w:type="gramEnd"/>
+                    <w:t>var chart = Chart.Plot(allGraphs);</w:t>
+                  </w:r>
                 </w:p>
               </w:txbxContent>
             </v:textbox>
@@ -4338,7 +3069,7 @@
       <w:r>
         <w:t xml:space="preserve"> the unit tests, we ensured the behavior of detection of anomalies in the project. Project files for the units test can be found </w:t>
       </w:r>
-      <w:hyperlink r:id="rId12" w:history="1">
+      <w:hyperlink r:id="rId14" w:history="1">
         <w:r>
           <w:rPr>
             <w:rStyle w:val="Hyperlink"/>
@@ -4372,7 +3103,7 @@
         </w:rPr>
         <w:t>Once the experiment concludes, the anomaly detection results persisted to the screen, along with HTM accuracy for each individual number sequences and overall HTM accuracy for the whole experiment. We have uploaded the anomaly results of our data in this repository for reference. output result of combined numerical sequence data from training folder (without anomalies) and predicting folder (with anomalies) can be found </w:t>
       </w:r>
-      <w:hyperlink r:id="rId13" w:history="1">
+      <w:hyperlink r:id="rId15" w:history="1">
         <w:r>
           <w:rPr>
             <w:rStyle w:val="Hyperlink"/>
@@ -4422,7 +3153,7 @@
         </w:rPr>
         <w:t>We showed the graphical view of the training and predicting sequences along with anomalies. After successfully running the projects, we are generating the plots in html format in the browser as well as saving the files in the output graph </w:t>
       </w:r>
-      <w:hyperlink r:id="rId14" w:history="1">
+      <w:hyperlink r:id="rId16" w:history="1">
         <w:r>
           <w:rPr>
             <w:rStyle w:val="Hyperlink"/>
@@ -4514,7 +3245,7 @@
             <o:lock v:ext="edit" aspectratio="t"/>
           </v:shapetype>
           <v:shape id="_x0000_i1040" type="#_x0000_t75" style="width:242.4pt;height:129pt">
-            <v:imagedata r:id="rId15" o:title="427799498-24943024-cb4c-498a-bbf3-8043b8e9190d"/>
+            <v:imagedata r:id="rId17" o:title="427799498-24943024-cb4c-498a-bbf3-8043b8e9190d"/>
           </v:shape>
         </w:pict>
       </w:r>
@@ -4595,7 +3326,7 @@
       <w:r>
         <w:pict w14:anchorId="2D840C25">
           <v:shape id="_x0000_i1041" type="#_x0000_t75" style="width:234.6pt;height:126pt">
-            <v:imagedata r:id="rId16" o:title="427799422-0926d42e-52fd-4abb-a505-f331dc5e245f"/>
+            <v:imagedata r:id="rId18" o:title="427799422-0926d42e-52fd-4abb-a505-f331dc5e245f"/>
           </v:shape>
         </w:pict>
       </w:r>
@@ -4711,35 +3442,7 @@
         <w:rPr>
           <w:lang w:val="en-GB"/>
         </w:rPr>
-        <w:t xml:space="preserve">We can observe that the False Negative </w:t>
-      </w:r>
-      <w:proofErr w:type="gramStart"/>
-      <w:r>
-        <w:rPr>
-          <w:lang w:val="en-GB"/>
-        </w:rPr>
-        <w:t>Rate(</w:t>
-      </w:r>
-      <w:proofErr w:type="gramEnd"/>
-      <w:r>
-        <w:rPr>
-          <w:lang w:val="en-GB"/>
-        </w:rPr>
-        <w:t xml:space="preserve">FNR) is in our output (0.22). It is desired that the false negative rate should be as lower as possible in an anomaly detection program. Lower false positive rate is also desirable, but not </w:t>
-      </w:r>
-      <w:proofErr w:type="gramStart"/>
-      <w:r>
-        <w:rPr>
-          <w:lang w:val="en-GB"/>
-        </w:rPr>
-        <w:t>absolutely essential</w:t>
-      </w:r>
-      <w:proofErr w:type="gramEnd"/>
-      <w:r>
-        <w:rPr>
-          <w:lang w:val="en-GB"/>
-        </w:rPr>
-        <w:t>.</w:t>
+        <w:t>We can observe that the False Negative Rate(FNR) is in our output (0.22). It is desired that the false negative rate should be as lower as possible in an anomaly detection program. Lower false positive rate is also desirable, but not absolutely essential.</w:t>
       </w:r>
     </w:p>
     <w:p>
@@ -4754,35 +3457,7 @@
         <w:rPr>
           <w:lang w:val="en-GB"/>
         </w:rPr>
-        <w:t xml:space="preserve">Although, it depends on </w:t>
-      </w:r>
-      <w:proofErr w:type="gramStart"/>
-      <w:r>
-        <w:rPr>
-          <w:lang w:val="en-GB"/>
-        </w:rPr>
-        <w:t>a number of</w:t>
-      </w:r>
-      <w:proofErr w:type="gramEnd"/>
-      <w:r>
-        <w:rPr>
-          <w:lang w:val="en-GB"/>
-        </w:rPr>
-        <w:t xml:space="preserve"> factors, like quantity (the more, the better) and quality of data, and hyperparameters used to tune and train model; more data should be used for training, and hyperparameters should be further tuned to find the most optimal setting for training to get the best results. We were using </w:t>
-      </w:r>
-      <w:proofErr w:type="gramStart"/>
-      <w:r>
-        <w:rPr>
-          <w:lang w:val="en-GB"/>
-        </w:rPr>
-        <w:t>less</w:t>
-      </w:r>
-      <w:proofErr w:type="gramEnd"/>
-      <w:r>
-        <w:rPr>
-          <w:lang w:val="en-GB"/>
-        </w:rPr>
-        <w:t xml:space="preserve"> number of numerical sequences as data to demonstrate our sample project due to time and computational constraints, but that can be improved if we use better resources, like cloud.</w:t>
+        <w:t>Although, it depends on a number of factors, like quantity (the more, the better) and quality of data, and hyperparameters used to tune and train model; more data should be used for training, and hyperparameters should be further tuned to find the most optimal setting for training to get the best results. We were using less number of numerical sequences as data to demonstrate our sample project due to time and computational constraints, but that can be improved if we use better resources, like cloud.</w:t>
       </w:r>
     </w:p>
     <w:p>
@@ -4818,21 +3493,7 @@
         <w:rPr>
           <w:lang w:val="en-US"/>
         </w:rPr>
-        <w:t xml:space="preserve">Our experiment demonstrated varying accuracy levels, influenced by computational limitations. Testing was conducted on a local machine with a smaller dataset due to </w:t>
-      </w:r>
-      <w:proofErr w:type="gramStart"/>
-      <w:r>
-        <w:rPr>
-          <w:lang w:val="en-US"/>
-        </w:rPr>
-        <w:t>resource</w:t>
-      </w:r>
-      <w:proofErr w:type="gramEnd"/>
-      <w:r>
-        <w:rPr>
-          <w:lang w:val="en-US"/>
-        </w:rPr>
-        <w:t xml:space="preserve"> and time constraints. Utilizing more powerful computing resources, such as cloud platforms, can enhance performance. Additionally, increasing the dataset size and fine-tuning hyperparameters can further optimize the model’s accuracy</w:t>
+        <w:t>Our experiment demonstrated varying accuracy levels, influenced by computational limitations. Testing was conducted on a local machine with a smaller dataset due to resource and time constraints. Utilizing more powerful computing resources, such as cloud platforms, can enhance performance. Additionally, increasing the dataset size and fine-tuning hyperparameters can further optimize the model’s accuracy</w:t>
       </w:r>
       <w:r>
         <w:rPr>
@@ -4889,7 +3550,7 @@
         <w:lastRenderedPageBreak/>
         <w:t xml:space="preserve">J. Wu, W. Zeng, and F. Yan, “Hierarchical Temporal Memory method for time-series-based anomaly detection,” Neurocomputing, vol. 273, pp. 535–546, Jan. 2018, doi: </w:t>
       </w:r>
-      <w:hyperlink r:id="rId17" w:history="1">
+      <w:hyperlink r:id="rId19" w:history="1">
         <w:r>
           <w:t>https://doi.org/10.1016/j.neucom.2017.08.026</w:t>
         </w:r>

--- a/source/MySEProject/Documentations/ML 2425-03 Implement Anomaly Detection Sample.docx
+++ b/source/MySEProject/Documentations/ML 2425-03 Implement Anomaly Detection Sample.docx
@@ -200,70 +200,30 @@
         <w:t>—</w:t>
       </w:r>
       <w:r>
-        <w:t xml:space="preserve"> A</w:t>
-      </w:r>
-      <w:r>
-        <w:t xml:space="preserve"> machine learning algorithm approach inspired by biology both structurally and functionally is called Hierarchical Temporal Memory (HTM) it's like the neocortex of a human brain. It employs a hierarchical arrangement of nodes to process time series data in a decentralized manner.</w:t>
-      </w:r>
-      <w:r>
-        <w:t xml:space="preserve"> According </w:t>
-      </w:r>
-      <w:r>
-        <w:t>to</w:t>
-      </w:r>
-      <w:r>
-        <w:t xml:space="preserve"> each node and column, it can train to learn and recognize the patterns of the input data set. This capability enables the processing of information, recognition, and identification of patterns, and the making of future predictions based on previous learning.</w:t>
-      </w:r>
-      <w:r>
         <w:t xml:space="preserve"> </w:t>
       </w:r>
       <w:r>
-        <w:t>I</w:t>
-      </w:r>
-      <w:r>
-        <w:t>n this contemporary era, this process has been hugely used for anomaly detection and prediction in numerous sectors such as geological disasters, cyber-intrusion detection, military surveillance, system fault/damage detection.</w:t>
-      </w:r>
-      <w:r>
-        <w:t xml:space="preserve"> In our Project, </w:t>
-      </w:r>
-      <w:r>
-        <w:t>we have implemented an anomaly detection sample using HTM, such that it learns multiple simple numeric integer sequences given to the HTM model as input and tries to learn patterns in it.</w:t>
-      </w:r>
-      <w:r>
-        <w:t xml:space="preserve"> After that, the </w:t>
-      </w:r>
-      <w:r>
-        <w:t xml:space="preserve">model can detect anomalies </w:t>
-      </w:r>
-      <w:r>
-        <w:t>with</w:t>
-      </w:r>
-      <w:r>
-        <w:t>in</w:t>
-      </w:r>
-      <w:r>
-        <w:t xml:space="preserve"> the predicted data according to the tolerance value which </w:t>
-      </w:r>
-      <w:r>
-        <w:t>i</w:t>
-      </w:r>
-      <w:r>
-        <w:t>s</w:t>
-      </w:r>
-      <w:r>
-        <w:t xml:space="preserve"> given by the user</w:t>
-      </w:r>
-      <w:r>
-        <w:t xml:space="preserve">. We </w:t>
-      </w:r>
-      <w:r>
-        <w:t xml:space="preserve">also generate a graph which delineates </w:t>
-      </w:r>
-      <w:r>
-        <w:t>anomalies</w:t>
-      </w:r>
-      <w:r>
-        <w:t>.</w:t>
+        <w:t>This project</w:t>
+      </w:r>
+      <w:r>
+        <w:t xml:space="preserve"> </w:t>
+      </w:r>
+      <w:r>
+        <w:t xml:space="preserve">introduces a novel anomaly detection system built upon a neuroscience-inspired machine learning approach known as Hierarchical Temporal Memory (HTM). Unlike conventional models, HTM mimics the way the brain processes sequential information, allowing it to identify subtle patterns and irregularities within time-series data. Utilizing the </w:t>
+      </w:r>
+      <w:proofErr w:type="spellStart"/>
+      <w:r>
+        <w:t>NeoCortex</w:t>
+      </w:r>
+      <w:proofErr w:type="spellEnd"/>
+      <w:r>
+        <w:t xml:space="preserve"> API, the system is designed to handle continuous data streams by encoding temporal and spatial relationships, enabling real-time prediction and anomaly detection. Anomalies are flagged when the difference between expected and observed values exceeds a predefined threshold, signaling unusual behavior. The model is trained using structured numerical sequences and evaluated on real-world datasets to demonstrate its reliability and accuracy. A visual representation of the results is also provided through an interactive graph that highlights detected anomalies.</w:t>
+      </w:r>
+      <w:r>
+        <w:t xml:space="preserve"> </w:t>
+      </w:r>
+      <w:r>
+        <w:t>The system operates without the need for labeled data, making it suitable for scenarios where supervised learning is impractical. Its biologically inspired architecture allows for continuous learning, adapting dynamically to changes in data patterns over time. The outcome confirms HTM’s capability as an unsupervised, scalable, and domain-independent solution for intelligent anomaly detection.</w:t>
       </w:r>
     </w:p>
     <w:p>
@@ -330,12 +290,38 @@
         <w:rPr>
           <w:lang w:val="en-US"/>
         </w:rPr>
-        <w:t xml:space="preserve">Numenta has developed Hierarchical Temporal Memory (HTM), a machine intelligence technology with biological constraints. The brain scientist Jeff Hawkins, the founder of the Redwood Neuroscience Research Institute and Sandra Blakeslee, published it in 2004 [1]. It is a Machine Learning approach based on </w:t>
-      </w:r>
-      <w:r>
-        <w:rPr>
+        <w:t xml:space="preserve">The concept of Hierarchical Temporal Memory (HTM) emerged from the intersection of neuroscience and artificial intelligence, pioneered by Jeff Hawkins, a visionary in both technology and brain research. Motivated by a deep curiosity about how the human brain—particularly the neocortex—processes information, Hawkins proposed a new approach to machine learning that closely follows biological principles. His foundational ideas were introduced in the 2004 book </w:t>
+      </w:r>
+      <w:r>
+        <w:rPr>
+          <w:i/>
+          <w:iCs/>
           <w:lang w:val="en-US"/>
         </w:rPr>
+        <w:t>"On Intelligence"</w:t>
+      </w:r>
+      <w:r>
+        <w:rPr>
+          <w:lang w:val="en-US"/>
+        </w:rPr>
+        <w:t>, where he explored how intelligent systems could replicate the brain's ability to learn sequences, make predictions, and adapt over time.</w:t>
+      </w:r>
+      <w:r>
+        <w:rPr>
+          <w:lang w:val="en-US"/>
+        </w:rPr>
+        <w:t xml:space="preserve"> </w:t>
+      </w:r>
+      <w:r>
+        <w:rPr>
+          <w:lang w:val="en-US"/>
+        </w:rPr>
+        <w:t xml:space="preserve">[1]. It is a Machine Learning approach based on </w:t>
+      </w:r>
+      <w:r>
+        <w:rPr>
+          <w:lang w:val="en-US"/>
+        </w:rPr>
         <w:t>Thousand</w:t>
       </w:r>
       <w:r>
@@ -354,7 +340,13 @@
         <w:rPr>
           <w:lang w:val="en-US"/>
         </w:rPr>
-        <w:t xml:space="preserve"> used for anomaly detection. Something that differs from the expected standard or normal state is called an anomaly. The terms outliers, discordant observations, exceptions, aberrations, surprises, etc. are frequently used to describe the anomalies. Finding anomalous patterns in data is known as anomaly detection. Anomaly detection has been extensively researched and used in many significant domains in recent years, including early warning systems for geological disasters, cyber-intrusion detection, military surveillance, and system fault/damage detection. As related fields develop, more applications in emerging industries like insurance, healthcare, and distributed sensor network surveillance begin to attract attention [4].</w:t>
+        <w:t xml:space="preserve"> used for anomaly detection. Something that differs from the expected standard or normal state is called an anomaly. The terms outliers, discordant observations, exceptions, aberrations, surprises, etc. are </w:t>
+      </w:r>
+      <w:r>
+        <w:rPr>
+          <w:lang w:val="en-US"/>
+        </w:rPr>
+        <w:t>frequently used to describe the anomalies. Finding anomalous patterns in data is known as anomaly detection. Anomaly detection has been extensively researched and used in many significant domains in recent years, including early warning systems for geological disasters, cyber-intrusion detection, military surveillance, and system fault/damage detection. As related fields develop, more applications in emerging industries like insurance, healthcare, and distributed sensor network surveillance begin to attract attention [4].</w:t>
       </w:r>
     </w:p>
     <w:p>
@@ -443,17 +435,6 @@
     </w:p>
     <w:p>
       <w:pPr>
-        <w:pStyle w:val="Heading1"/>
-      </w:pPr>
-      <w:r>
-        <w:t>Method</w:t>
-      </w:r>
-      <w:r>
-        <w:t>ology</w:t>
-      </w:r>
-    </w:p>
-    <w:p>
-      <w:pPr>
         <w:pStyle w:val="BodyText"/>
         <w:ind w:firstLine="0"/>
         <w:rPr>
@@ -464,13 +445,79 @@
         <w:rPr>
           <w:lang w:val="en-US"/>
         </w:rPr>
-        <w:t xml:space="preserve">To detect Anomalies in our project we used the Neocortex API, which was developed within the .NET framework, we also used Hierarchical Temporal Memory (HTM) for its functionality because of its best functionality. In our project testing and predictions are carried out through real numerical data </w:t>
+        <w:t>To enable meaningful pattern recognition in HTM systems, raw numeric inputs must first be encoded into a brain-like format that the model can understand. This is where the Scalar Encoder comes in. It converts continuous numerical values into Sparse Distributed Representations (SDRs)—high-dimensional binary vectors with a small number of active bits. The key advantage of this approach is that similar input values generate overlapping SDRs, allowing the HTM system to detect gradual changes, learn temporal patterns, and make informed predictions. The encoder divides the numerical range into overlapping intervals, assigning a unique set of bits for each value to preserve semantic similarity and resist noise. For cyclic inputs, like hours in a day, the Scalar Encoder seamlessly wraps the bit positions to maintain continuity. This encoding process is fundamental to HTM’s success in tasks such as anomaly detection and sequence memory, as it prepares data in a way that aligns with the temporal learning mechanisms of the system.</w:t>
+      </w:r>
+    </w:p>
+    <w:p>
+      <w:pPr>
+        <w:pStyle w:val="BodyText"/>
+        <w:ind w:firstLine="0"/>
+      </w:pPr>
+      <w:r>
+        <w:lastRenderedPageBreak/>
+        <w:t xml:space="preserve">A fundamental element in the </w:t>
       </w:r>
       <w:r>
         <w:rPr>
           <w:lang w:val="en-US"/>
         </w:rPr>
-        <w:t>where predicting folders contain data like training, but with added anomalies randomly added inside it. We are going to read data from both folders and train our HTM model using it. After that, we are going to take a part of the numerical sequence, trim it in the beginning, from all the numeric sequences of the predicting data and use it to predict anomalies in our data which we have placed earlier, and this will be automatically done, without user interaction.</w:t>
+        <w:t>In Hierarchical Temporal Memory (HTM), the Spatial Pooler converts raw input into a Sparse Distributed Representation (SDR), ensuring that similar inputs generate overlapping sparse patterns while being resistant to noise. It works through competitive learning, where columns of neurons compete for activation based on input similarity. By activating only a small fraction of columns, the Spatial Pooler maintains efficiency and robustness. Over time, it strengthens connections to frequently occurring patterns, improving the system’s ability to generalize. This process is essential for encoding spatial patterns, making it crucial for tasks like sequence learning and anomaly detection in HTM.</w:t>
+      </w:r>
+    </w:p>
+    <w:p>
+      <w:pPr>
+        <w:pStyle w:val="Heading1"/>
+      </w:pPr>
+      <w:r>
+        <w:t>Method</w:t>
+      </w:r>
+      <w:r>
+        <w:t>ology</w:t>
+      </w:r>
+    </w:p>
+    <w:p>
+      <w:pPr>
+        <w:pStyle w:val="BodyText"/>
+        <w:ind w:firstLine="0"/>
+        <w:rPr>
+          <w:lang w:val="en-US"/>
+        </w:rPr>
+      </w:pPr>
+      <w:r>
+        <w:rPr>
+          <w:lang w:val="en-US"/>
+        </w:rPr>
+        <w:t>In our project, anomaly detection was implemented using the Neocortex API built on the .NET framework, in combination with Hierarchical Temporal Memory (HTM) due to its strong capabilities in learning temporal patterns. We used real numerical datasets for both training and testing, where the test data included intentionally injected anomalies. The HTM model was trained on clean sequences, and then it analyzed modified sequences</w:t>
+      </w:r>
+      <w:r>
+        <w:rPr>
+          <w:lang w:val="en-US"/>
+        </w:rPr>
+        <w:t xml:space="preserve"> </w:t>
+      </w:r>
+      <w:r>
+        <w:rPr>
+          <w:lang w:val="en-US"/>
+        </w:rPr>
+        <w:t>where the initial part was trimmed</w:t>
+      </w:r>
+      <w:r>
+        <w:rPr>
+          <w:lang w:val="en-US"/>
+        </w:rPr>
+        <w:t xml:space="preserve"> </w:t>
+      </w:r>
+      <w:r>
+        <w:rPr>
+          <w:lang w:val="en-US"/>
+        </w:rPr>
+        <w:t>to automatically detect anomalies without requiring any manual input</w:t>
+      </w:r>
+      <w:r>
+        <w:rPr>
+          <w:lang w:val="en-US"/>
+        </w:rPr>
+        <w:t>.</w:t>
       </w:r>
     </w:p>
     <w:p>
@@ -535,6 +582,7 @@
         </w:rPr>
         <w:t>Below we give our data sequences where the sequences are in JSON files. We keep our dataset in two individual folders which are </w:t>
       </w:r>
+      <w:proofErr w:type="spellStart"/>
       <w:r>
         <w:rPr>
           <w:rStyle w:val="HTMLCode"/>
@@ -551,6 +599,7 @@
         </w:rPr>
         <w:t>sequence</w:t>
       </w:r>
+      <w:proofErr w:type="spellEnd"/>
       <w:r>
         <w:rPr>
           <w:color w:val="1F2328"/>
@@ -559,6 +608,7 @@
         </w:rPr>
         <w:t> (for training data where 4 files) and </w:t>
       </w:r>
+      <w:proofErr w:type="spellStart"/>
       <w:r>
         <w:rPr>
           <w:rStyle w:val="HTMLCode"/>
@@ -575,6 +625,7 @@
         </w:rPr>
         <w:t>sequence</w:t>
       </w:r>
+      <w:proofErr w:type="spellEnd"/>
       <w:r>
         <w:rPr>
           <w:color w:val="1F2328"/>
@@ -670,80 +721,203 @@
         <w:pStyle w:val="BodyText"/>
       </w:pPr>
       <w:r>
-        <w:pict w14:anchorId="518885C6">
-          <v:shapetype id="_x0000_t202" coordsize="21600,21600" o:spt="202" path="m,l,21600r21600,l21600,xe">
-            <v:stroke joinstyle="miter"/>
-            <v:path gradientshapeok="t" o:connecttype="rect"/>
-          </v:shapetype>
-          <v:shape id="_x0000_s2065" type="#_x0000_t202" style="width:227.35pt;height:103.55pt;visibility:visible;mso-left-percent:-10001;mso-top-percent:-10001;mso-wrap-distance-left:9pt;mso-wrap-distance-top:3.6pt;mso-wrap-distance-right:9pt;mso-wrap-distance-bottom:3.6pt;mso-position-horizontal:absolute;mso-position-horizontal-relative:char;mso-position-vertical:absolute;mso-position-vertical-relative:line;mso-left-percent:-10001;mso-top-percent:-10001;mso-width-relative:margin;mso-height-relative:margin;v-text-anchor:top" filled="f">
-            <v:textbox style="mso-next-textbox:#_x0000_s2065">
-              <w:txbxContent>
-                <w:p>
-                  <w:pPr>
-                    <w:jc w:val="both"/>
-                  </w:pPr>
-                  <w:r>
-                    <w:t>{</w:t>
-                  </w:r>
-                </w:p>
-                <w:p>
-                  <w:pPr>
-                    <w:jc w:val="both"/>
-                  </w:pPr>
-                  <w:r>
-                    <w:t xml:space="preserve">38, 40, 46, 29, 33, 27, 42, 47, 30, 31 </w:t>
-                  </w:r>
-                </w:p>
-                <w:p>
-                  <w:pPr>
-                    <w:jc w:val="both"/>
-                  </w:pPr>
-                  <w:r>
-                    <w:t xml:space="preserve">46, 36, 39, 34, 43, 28, 32, 25, 45, 26 </w:t>
-                  </w:r>
-                </w:p>
-                <w:p>
-                  <w:pPr>
-                    <w:jc w:val="both"/>
-                  </w:pPr>
-                  <w:r>
-                    <w:t xml:space="preserve">44, 36, 37, 41, 30, 47, 28, 33, 27, 42 </w:t>
-                  </w:r>
-                </w:p>
-                <w:p>
-                  <w:pPr>
-                    <w:jc w:val="both"/>
-                  </w:pPr>
-                  <w:r>
-                    <w:t xml:space="preserve">37, 46, 26, 47, 44, 36, 29, 42, 38, 27 </w:t>
-                  </w:r>
-                </w:p>
-                <w:p>
-                  <w:pPr>
-                    <w:jc w:val="both"/>
-                  </w:pPr>
-                  <w:r>
-                    <w:t>45, 47, 28, 35, 29, 37, 31, 40, 45, 25</w:t>
-                  </w:r>
-                </w:p>
-                <w:p>
-                  <w:pPr>
-                    <w:jc w:val="both"/>
-                  </w:pPr>
-                  <w:r>
-                    <w:t>}</w:t>
-                  </w:r>
-                </w:p>
-                <w:p>
-                  <w:pPr>
-                    <w:jc w:val="left"/>
-                  </w:pPr>
-                </w:p>
-              </w:txbxContent>
-            </v:textbox>
-            <w10:anchorlock/>
-          </v:shape>
-        </w:pict>
+        <w:rPr>
+          <w:noProof/>
+        </w:rPr>
+        <mc:AlternateContent>
+          <mc:Choice Requires="wps">
+            <w:drawing>
+              <wp:inline distT="0" distB="0" distL="0" distR="0" wp14:anchorId="518885C6" wp14:editId="37452CCD">
+                <wp:extent cx="2887345" cy="1315085"/>
+                <wp:effectExtent l="13335" t="5715" r="13970" b="12700"/>
+                <wp:docPr id="2011549366" name="Text Box 17"/>
+                <wp:cNvGraphicFramePr>
+                  <a:graphicFrameLocks xmlns:a="http://schemas.openxmlformats.org/drawingml/2006/main"/>
+                </wp:cNvGraphicFramePr>
+                <a:graphic xmlns:a="http://schemas.openxmlformats.org/drawingml/2006/main">
+                  <a:graphicData uri="http://schemas.microsoft.com/office/word/2010/wordprocessingShape">
+                    <wps:wsp>
+                      <wps:cNvSpPr txBox="1">
+                        <a:spLocks noChangeArrowheads="1"/>
+                      </wps:cNvSpPr>
+                      <wps:spPr bwMode="auto">
+                        <a:xfrm>
+                          <a:off x="0" y="0"/>
+                          <a:ext cx="2887345" cy="1315085"/>
+                        </a:xfrm>
+                        <a:prstGeom prst="rect">
+                          <a:avLst/>
+                        </a:prstGeom>
+                        <a:noFill/>
+                        <a:ln w="9525">
+                          <a:solidFill>
+                            <a:srgbClr val="000000"/>
+                          </a:solidFill>
+                          <a:miter lim="800000"/>
+                          <a:headEnd/>
+                          <a:tailEnd/>
+                        </a:ln>
+                        <a:extLst>
+                          <a:ext uri="{909E8E84-426E-40DD-AFC4-6F175D3DCCD1}">
+                            <a14:hiddenFill xmlns:a14="http://schemas.microsoft.com/office/drawing/2010/main">
+                              <a:solidFill>
+                                <a:srgbClr val="FFFFFF"/>
+                              </a:solidFill>
+                            </a14:hiddenFill>
+                          </a:ext>
+                        </a:extLst>
+                      </wps:spPr>
+                      <wps:txbx>
+                        <w:txbxContent>
+                          <w:p>
+                            <w:pPr>
+                              <w:jc w:val="both"/>
+                            </w:pPr>
+                            <w:r>
+                              <w:t>{</w:t>
+                            </w:r>
+                          </w:p>
+                          <w:p>
+                            <w:pPr>
+                              <w:jc w:val="both"/>
+                            </w:pPr>
+                            <w:r>
+                              <w:t xml:space="preserve">38, 40, 46, 29, 33, 27, 42, 47, 30, 31 </w:t>
+                            </w:r>
+                          </w:p>
+                          <w:p>
+                            <w:pPr>
+                              <w:jc w:val="both"/>
+                            </w:pPr>
+                            <w:r>
+                              <w:t xml:space="preserve">46, 36, 39, 34, 43, 28, 32, 25, 45, 26 </w:t>
+                            </w:r>
+                          </w:p>
+                          <w:p>
+                            <w:pPr>
+                              <w:jc w:val="both"/>
+                            </w:pPr>
+                            <w:r>
+                              <w:t xml:space="preserve">44, 36, 37, 41, 30, 47, 28, 33, 27, 42 </w:t>
+                            </w:r>
+                          </w:p>
+                          <w:p>
+                            <w:pPr>
+                              <w:jc w:val="both"/>
+                            </w:pPr>
+                            <w:r>
+                              <w:t xml:space="preserve">37, 46, 26, 47, 44, 36, 29, 42, 38, 27 </w:t>
+                            </w:r>
+                          </w:p>
+                          <w:p>
+                            <w:pPr>
+                              <w:jc w:val="both"/>
+                            </w:pPr>
+                            <w:r>
+                              <w:t>45, 47, 28, 35, 29, 37, 31, 40, 45, 25</w:t>
+                            </w:r>
+                          </w:p>
+                          <w:p>
+                            <w:pPr>
+                              <w:jc w:val="both"/>
+                            </w:pPr>
+                            <w:r>
+                              <w:t>}</w:t>
+                            </w:r>
+                          </w:p>
+                          <w:p>
+                            <w:pPr>
+                              <w:jc w:val="left"/>
+                            </w:pPr>
+                          </w:p>
+                        </w:txbxContent>
+                      </wps:txbx>
+                      <wps:bodyPr rot="0" vert="horz" wrap="square" lIns="91440" tIns="45720" rIns="91440" bIns="45720" anchor="t" anchorCtr="0" upright="1">
+                        <a:noAutofit/>
+                      </wps:bodyPr>
+                    </wps:wsp>
+                  </a:graphicData>
+                </a:graphic>
+              </wp:inline>
+            </w:drawing>
+          </mc:Choice>
+          <mc:Fallback>
+            <w:pict>
+              <v:shapetype w14:anchorId="518885C6" id="_x0000_t202" coordsize="21600,21600" o:spt="202" path="m,l,21600r21600,l21600,xe">
+                <v:stroke joinstyle="miter"/>
+                <v:path gradientshapeok="t" o:connecttype="rect"/>
+              </v:shapetype>
+              <v:shape id="Text Box 17" o:spid="_x0000_s1026" type="#_x0000_t202" style="width:227.35pt;height:103.55pt;visibility:visible;mso-wrap-style:square;mso-left-percent:-10001;mso-top-percent:-10001;mso-position-horizontal:absolute;mso-position-horizontal-relative:char;mso-position-vertical:absolute;mso-position-vertical-relative:line;mso-left-percent:-10001;mso-top-percent:-10001;v-text-anchor:top" o:gfxdata="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" filled="f">
+                <v:textbox>
+                  <w:txbxContent>
+                    <w:p>
+                      <w:pPr>
+                        <w:jc w:val="both"/>
+                      </w:pPr>
+                      <w:r>
+                        <w:t>{</w:t>
+                      </w:r>
+                    </w:p>
+                    <w:p>
+                      <w:pPr>
+                        <w:jc w:val="both"/>
+                      </w:pPr>
+                      <w:r>
+                        <w:t xml:space="preserve">38, 40, 46, 29, 33, 27, 42, 47, 30, 31 </w:t>
+                      </w:r>
+                    </w:p>
+                    <w:p>
+                      <w:pPr>
+                        <w:jc w:val="both"/>
+                      </w:pPr>
+                      <w:r>
+                        <w:t xml:space="preserve">46, 36, 39, 34, 43, 28, 32, 25, 45, 26 </w:t>
+                      </w:r>
+                    </w:p>
+                    <w:p>
+                      <w:pPr>
+                        <w:jc w:val="both"/>
+                      </w:pPr>
+                      <w:r>
+                        <w:t xml:space="preserve">44, 36, 37, 41, 30, 47, 28, 33, 27, 42 </w:t>
+                      </w:r>
+                    </w:p>
+                    <w:p>
+                      <w:pPr>
+                        <w:jc w:val="both"/>
+                      </w:pPr>
+                      <w:r>
+                        <w:t xml:space="preserve">37, 46, 26, 47, 44, 36, 29, 42, 38, 27 </w:t>
+                      </w:r>
+                    </w:p>
+                    <w:p>
+                      <w:pPr>
+                        <w:jc w:val="both"/>
+                      </w:pPr>
+                      <w:r>
+                        <w:t>45, 47, 28, 35, 29, 37, 31, 40, 45, 25</w:t>
+                      </w:r>
+                    </w:p>
+                    <w:p>
+                      <w:pPr>
+                        <w:jc w:val="both"/>
+                      </w:pPr>
+                      <w:r>
+                        <w:t>}</w:t>
+                      </w:r>
+                    </w:p>
+                    <w:p>
+                      <w:pPr>
+                        <w:jc w:val="left"/>
+                      </w:pPr>
+                    </w:p>
+                  </w:txbxContent>
+                </v:textbox>
+                <w10:anchorlock/>
+              </v:shape>
+            </w:pict>
+          </mc:Fallback>
+        </mc:AlternateContent>
       </w:r>
     </w:p>
     <w:p>
@@ -787,7 +961,10 @@
         <w:t xml:space="preserve"> folder in the repository</w:t>
       </w:r>
       <w:r>
-        <w:t xml:space="preserve"> inside this folder</w:t>
+        <w:t xml:space="preserve"> inside </w:t>
+      </w:r>
+      <w:r>
+        <w:t>this folder</w:t>
       </w:r>
       <w:r>
         <w:rPr>
@@ -808,10 +985,26 @@
         <w:t xml:space="preserve"> folders we can use the datasets when we need</w:t>
       </w:r>
       <w:r>
-        <w:t xml:space="preserve">, we take them from these folders and insert the data into the training_files </w:t>
-      </w:r>
-      <w:r>
-        <w:t>and predicting_files folders.</w:t>
+        <w:t xml:space="preserve">, we take them from these folders and insert the data into the </w:t>
+      </w:r>
+      <w:proofErr w:type="spellStart"/>
+      <w:r>
+        <w:t>training_files</w:t>
+      </w:r>
+      <w:proofErr w:type="spellEnd"/>
+      <w:r>
+        <w:t xml:space="preserve"> </w:t>
+      </w:r>
+      <w:r>
+        <w:t xml:space="preserve">and </w:t>
+      </w:r>
+      <w:proofErr w:type="spellStart"/>
+      <w:r>
+        <w:t>predicting_files</w:t>
+      </w:r>
+      <w:proofErr w:type="spellEnd"/>
+      <w:r>
+        <w:t xml:space="preserve"> folders.</w:t>
       </w:r>
     </w:p>
     <w:p>
@@ -828,17 +1021,27 @@
         <w:t>Here</w:t>
       </w:r>
       <w:r>
-        <w:t xml:space="preserve"> are also 4 files each file has 5 sequences where each sequence has 10 numerical data (means 10 days temperature value) for training, which is located in the training_</w:t>
+        <w:t xml:space="preserve"> are also 4 files each file has 5 sequences where each sequence has 10 numerical data (means 10 days temperature value) for training, which is located in the </w:t>
+      </w:r>
+      <w:proofErr w:type="spellStart"/>
+      <w:r>
+        <w:t>training_</w:t>
       </w:r>
       <w:r>
         <w:t>sequence</w:t>
       </w:r>
-      <w:r>
-        <w:t xml:space="preserve"> folder, and also 4 files each file has 5 sequences where each sequence has 10 numerical data (means 10 days temperature value) for predicting which is located in the predicting_</w:t>
+      <w:proofErr w:type="spellEnd"/>
+      <w:r>
+        <w:t xml:space="preserve"> folder, and also 4 files each file has 5 sequences where each sequence has 10 numerical data (means 10 days temperature value) for predicting which is located in the </w:t>
+      </w:r>
+      <w:proofErr w:type="spellStart"/>
+      <w:r>
+        <w:t>predicting_</w:t>
       </w:r>
       <w:r>
         <w:t>sequence</w:t>
       </w:r>
+      <w:proofErr w:type="spellEnd"/>
       <w:r>
         <w:t xml:space="preserve"> folder. We too</w:t>
       </w:r>
@@ -877,83 +1080,213 @@
         <w:pStyle w:val="BodyText"/>
       </w:pPr>
       <w:r>
-        <w:pict w14:anchorId="5CF21FF8">
-          <v:shape id="_x0000_s2064" type="#_x0000_t202" style="width:227.35pt;height:110.25pt;visibility:visible;mso-left-percent:-10001;mso-top-percent:-10001;mso-wrap-distance-left:9pt;mso-wrap-distance-top:3.6pt;mso-wrap-distance-right:9pt;mso-wrap-distance-bottom:3.6pt;mso-position-horizontal:absolute;mso-position-horizontal-relative:char;mso-position-vertical:absolute;mso-position-vertical-relative:line;mso-left-percent:-10001;mso-top-percent:-10001;mso-width-relative:margin;mso-height-relative:margin;v-text-anchor:top" filled="f">
-            <v:textbox style="mso-next-textbox:#_x0000_s2064">
-              <w:txbxContent>
-                <w:p>
-                  <w:pPr>
-                    <w:jc w:val="left"/>
-                  </w:pPr>
-                  <w:r>
-                    <w:t xml:space="preserve">{ </w:t>
-                  </w:r>
-                </w:p>
-                <w:p>
-                  <w:pPr>
-                    <w:jc w:val="left"/>
-                  </w:pPr>
-                  <w:r>
-                    <w:t xml:space="preserve">30, 18, 42, 19, 79, 20, 44, 16, 25, 17 </w:t>
-                  </w:r>
-                </w:p>
-                <w:p>
-                  <w:pPr>
-                    <w:jc w:val="left"/>
-                  </w:pPr>
-                  <w:r>
-                    <w:t xml:space="preserve">19, 21, 3, 22, 41, 24, 39, 16, 34, 15 </w:t>
-                  </w:r>
-                </w:p>
-                <w:p>
-                  <w:pPr>
-                    <w:jc w:val="left"/>
-                  </w:pPr>
-                  <w:r>
-                    <w:t xml:space="preserve">43, 32, 27, 35, </w:t>
-                  </w:r>
-                  <w:r>
-                    <w:t>45</w:t>
-                  </w:r>
-                  <w:r>
-                    <w:t>, 30, 41, 23, 18, 31</w:t>
-                  </w:r>
-                </w:p>
-                <w:p>
-                  <w:pPr>
-                    <w:jc w:val="left"/>
-                  </w:pPr>
-                  <w:r>
-                    <w:t xml:space="preserve">42, 16, 30, 45, 22, 28, </w:t>
-                  </w:r>
-                  <w:r>
-                    <w:t>56</w:t>
-                  </w:r>
-                  <w:r>
-                    <w:t xml:space="preserve">, 36, 39, 25 </w:t>
-                  </w:r>
-                </w:p>
-                <w:p>
-                  <w:pPr>
-                    <w:jc w:val="left"/>
-                  </w:pPr>
-                  <w:r>
-                    <w:t>37, 42, 26, 24, 56, 41, 45, 28, 16, 32</w:t>
-                  </w:r>
-                </w:p>
-                <w:p>
-                  <w:pPr>
-                    <w:jc w:val="left"/>
-                  </w:pPr>
-                  <w:r>
-                    <w:t>}</w:t>
-                  </w:r>
-                </w:p>
-              </w:txbxContent>
-            </v:textbox>
-            <w10:anchorlock/>
-          </v:shape>
-        </w:pict>
+        <w:rPr>
+          <w:noProof/>
+        </w:rPr>
+        <mc:AlternateContent>
+          <mc:Choice Requires="wps">
+            <w:drawing>
+              <wp:inline distT="0" distB="0" distL="0" distR="0" wp14:anchorId="5CF21FF8" wp14:editId="03900D10">
+                <wp:extent cx="2887345" cy="1400175"/>
+                <wp:effectExtent l="9525" t="6350" r="8255" b="12700"/>
+                <wp:docPr id="1827009922" name="Text Box 16"/>
+                <wp:cNvGraphicFramePr>
+                  <a:graphicFrameLocks xmlns:a="http://schemas.openxmlformats.org/drawingml/2006/main"/>
+                </wp:cNvGraphicFramePr>
+                <a:graphic xmlns:a="http://schemas.openxmlformats.org/drawingml/2006/main">
+                  <a:graphicData uri="http://schemas.microsoft.com/office/word/2010/wordprocessingShape">
+                    <wps:wsp>
+                      <wps:cNvSpPr txBox="1">
+                        <a:spLocks noChangeArrowheads="1"/>
+                      </wps:cNvSpPr>
+                      <wps:spPr bwMode="auto">
+                        <a:xfrm>
+                          <a:off x="0" y="0"/>
+                          <a:ext cx="2887345" cy="1400175"/>
+                        </a:xfrm>
+                        <a:prstGeom prst="rect">
+                          <a:avLst/>
+                        </a:prstGeom>
+                        <a:noFill/>
+                        <a:ln w="9525">
+                          <a:solidFill>
+                            <a:srgbClr val="000000"/>
+                          </a:solidFill>
+                          <a:miter lim="800000"/>
+                          <a:headEnd/>
+                          <a:tailEnd/>
+                        </a:ln>
+                        <a:extLst>
+                          <a:ext uri="{909E8E84-426E-40DD-AFC4-6F175D3DCCD1}">
+                            <a14:hiddenFill xmlns:a14="http://schemas.microsoft.com/office/drawing/2010/main">
+                              <a:solidFill>
+                                <a:srgbClr val="FFFFFF"/>
+                              </a:solidFill>
+                            </a14:hiddenFill>
+                          </a:ext>
+                        </a:extLst>
+                      </wps:spPr>
+                      <wps:txbx>
+                        <w:txbxContent>
+                          <w:p>
+                            <w:pPr>
+                              <w:jc w:val="left"/>
+                            </w:pPr>
+                            <w:r>
+                              <w:t xml:space="preserve">{ </w:t>
+                            </w:r>
+                          </w:p>
+                          <w:p>
+                            <w:pPr>
+                              <w:jc w:val="left"/>
+                            </w:pPr>
+                            <w:r>
+                              <w:t xml:space="preserve">30, 18, 42, 19, 79, 20, 44, 16, 25, 17 </w:t>
+                            </w:r>
+                          </w:p>
+                          <w:p>
+                            <w:pPr>
+                              <w:jc w:val="left"/>
+                            </w:pPr>
+                            <w:r>
+                              <w:t xml:space="preserve">19, 21, 3, 22, 41, 24, 39, 16, 34, 15 </w:t>
+                            </w:r>
+                          </w:p>
+                          <w:p>
+                            <w:pPr>
+                              <w:jc w:val="left"/>
+                            </w:pPr>
+                            <w:r>
+                              <w:t xml:space="preserve">43, 32, 27, 35, </w:t>
+                            </w:r>
+                            <w:r>
+                              <w:t>45</w:t>
+                            </w:r>
+                            <w:r>
+                              <w:t>, 30, 41, 23, 18, 31</w:t>
+                            </w:r>
+                          </w:p>
+                          <w:p>
+                            <w:pPr>
+                              <w:jc w:val="left"/>
+                            </w:pPr>
+                            <w:r>
+                              <w:t xml:space="preserve">42, 16, 30, 45, 22, 28, </w:t>
+                            </w:r>
+                            <w:r>
+                              <w:t>56</w:t>
+                            </w:r>
+                            <w:r>
+                              <w:t xml:space="preserve">, 36, 39, 25 </w:t>
+                            </w:r>
+                          </w:p>
+                          <w:p>
+                            <w:pPr>
+                              <w:jc w:val="left"/>
+                            </w:pPr>
+                            <w:r>
+                              <w:t>37, 42, 26, 24, 56, 41, 45, 28, 16, 32</w:t>
+                            </w:r>
+                          </w:p>
+                          <w:p>
+                            <w:pPr>
+                              <w:jc w:val="left"/>
+                            </w:pPr>
+                            <w:r>
+                              <w:t>}</w:t>
+                            </w:r>
+                          </w:p>
+                        </w:txbxContent>
+                      </wps:txbx>
+                      <wps:bodyPr rot="0" vert="horz" wrap="square" lIns="91440" tIns="45720" rIns="91440" bIns="45720" anchor="t" anchorCtr="0" upright="1">
+                        <a:noAutofit/>
+                      </wps:bodyPr>
+                    </wps:wsp>
+                  </a:graphicData>
+                </a:graphic>
+              </wp:inline>
+            </w:drawing>
+          </mc:Choice>
+          <mc:Fallback>
+            <w:pict>
+              <v:shape w14:anchorId="5CF21FF8" id="Text Box 16" o:spid="_x0000_s1027" type="#_x0000_t202" style="width:227.35pt;height:110.25pt;visibility:visible;mso-wrap-style:square;mso-left-percent:-10001;mso-top-percent:-10001;mso-position-horizontal:absolute;mso-position-horizontal-relative:char;mso-position-vertical:absolute;mso-position-vertical-relative:line;mso-left-percent:-10001;mso-top-percent:-10001;v-text-anchor:top" o:gfxdata="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" filled="f">
+                <v:textbox>
+                  <w:txbxContent>
+                    <w:p>
+                      <w:pPr>
+                        <w:jc w:val="left"/>
+                      </w:pPr>
+                      <w:r>
+                        <w:t xml:space="preserve">{ </w:t>
+                      </w:r>
+                    </w:p>
+                    <w:p>
+                      <w:pPr>
+                        <w:jc w:val="left"/>
+                      </w:pPr>
+                      <w:r>
+                        <w:t xml:space="preserve">30, 18, 42, 19, 79, 20, 44, 16, 25, 17 </w:t>
+                      </w:r>
+                    </w:p>
+                    <w:p>
+                      <w:pPr>
+                        <w:jc w:val="left"/>
+                      </w:pPr>
+                      <w:r>
+                        <w:t xml:space="preserve">19, 21, 3, 22, 41, 24, 39, 16, 34, 15 </w:t>
+                      </w:r>
+                    </w:p>
+                    <w:p>
+                      <w:pPr>
+                        <w:jc w:val="left"/>
+                      </w:pPr>
+                      <w:r>
+                        <w:t xml:space="preserve">43, 32, 27, 35, </w:t>
+                      </w:r>
+                      <w:r>
+                        <w:t>45</w:t>
+                      </w:r>
+                      <w:r>
+                        <w:t>, 30, 41, 23, 18, 31</w:t>
+                      </w:r>
+                    </w:p>
+                    <w:p>
+                      <w:pPr>
+                        <w:jc w:val="left"/>
+                      </w:pPr>
+                      <w:r>
+                        <w:t xml:space="preserve">42, 16, 30, 45, 22, 28, </w:t>
+                      </w:r>
+                      <w:r>
+                        <w:t>56</w:t>
+                      </w:r>
+                      <w:r>
+                        <w:t xml:space="preserve">, 36, 39, 25 </w:t>
+                      </w:r>
+                    </w:p>
+                    <w:p>
+                      <w:pPr>
+                        <w:jc w:val="left"/>
+                      </w:pPr>
+                      <w:r>
+                        <w:t>37, 42, 26, 24, 56, 41, 45, 28, 16, 32</w:t>
+                      </w:r>
+                    </w:p>
+                    <w:p>
+                      <w:pPr>
+                        <w:jc w:val="left"/>
+                      </w:pPr>
+                      <w:r>
+                        <w:t>}</w:t>
+                      </w:r>
+                    </w:p>
+                  </w:txbxContent>
+                </v:textbox>
+                <w10:anchorlock/>
+              </v:shape>
+            </w:pict>
+          </mc:Fallback>
+        </mc:AlternateContent>
       </w:r>
     </w:p>
     <w:p>
@@ -990,10 +1323,7 @@
         <w:pStyle w:val="BodyText"/>
       </w:pPr>
       <w:r>
-        <w:t xml:space="preserve">The class requires the configuration settings for both the Encoder and HTM components to be passed to the next level. Then we will utilize the classifier object derived from </w:t>
-      </w:r>
-      <w:r>
-        <w:t>the trained HTM to make predictions</w:t>
+        <w:t>The class requires the configuration settings for both the Encoder and HTM components to be passed to the next level. Then we will utilize the classifier object derived from the trained HTM to make predictions</w:t>
       </w:r>
       <w:r>
         <w:t xml:space="preserve">, aiding in anomaly detection. </w:t>
@@ -1077,119 +1407,430 @@
         <w:pStyle w:val="BodyText"/>
       </w:pPr>
       <w:r>
-        <w:pict w14:anchorId="37B7C9F4">
-          <v:shape id="_x0000_s2063" type="#_x0000_t202" style="width:227.4pt;height:108.3pt;visibility:visible;mso-left-percent:-10001;mso-top-percent:-10001;mso-wrap-distance-left:9pt;mso-wrap-distance-top:3.6pt;mso-wrap-distance-right:9pt;mso-wrap-distance-bottom:3.6pt;mso-position-horizontal:absolute;mso-position-horizontal-relative:char;mso-position-vertical:absolute;mso-position-vertical-relative:line;mso-left-percent:-10001;mso-top-percent:-10001;mso-width-relative:margin;mso-height-relative:margin;v-text-anchor:top" filled="f">
-            <v:textbox style="mso-next-textbox:#_x0000_s2063">
-              <w:txbxContent>
-                <w:p>
-                  <w:pPr>
-                    <w:spacing w:line="256" w:lineRule="auto"/>
-                    <w:jc w:val="both"/>
-                  </w:pPr>
-                  <w:r>
-                    <w:t>int inputBits = 121;</w:t>
-                  </w:r>
-                </w:p>
-                <w:p>
-                  <w:pPr>
-                    <w:spacing w:line="256" w:lineRule="auto"/>
-                    <w:jc w:val="both"/>
-                  </w:pPr>
-                  <w:r>
-                    <w:t>int numColumns = 1210;</w:t>
-                  </w:r>
-                </w:p>
-                <w:p>
-                  <w:pPr>
-                    <w:spacing w:line="256" w:lineRule="auto"/>
-                    <w:jc w:val="both"/>
-                    <w:rPr>
-                      <w:color w:val="000000"/>
-                    </w:rPr>
-                  </w:pPr>
-                  <w:r>
-                    <w:rPr>
-                      <w:color w:val="000000"/>
-                    </w:rPr>
-                    <w:t>Dictionary&lt;string, object&gt; settings = new Dictionary&lt;string, object&gt;()</w:t>
-                  </w:r>
-                </w:p>
-                <w:p>
-                  <w:pPr>
-                    <w:spacing w:line="256" w:lineRule="auto"/>
-                    <w:jc w:val="both"/>
-                    <w:rPr>
-                      <w:color w:val="000000"/>
-                    </w:rPr>
-                  </w:pPr>
-                  <w:r>
-                    <w:rPr>
-                      <w:color w:val="000000"/>
-                    </w:rPr>
-                    <w:t xml:space="preserve">            {</w:t>
-                  </w:r>
-                </w:p>
-                <w:p>
-                  <w:pPr>
-                    <w:spacing w:line="256" w:lineRule="auto"/>
-                    <w:jc w:val="both"/>
-                    <w:rPr>
-                      <w:color w:val="000000"/>
-                    </w:rPr>
-                  </w:pPr>
-                  <w:r>
-                    <w:rPr>
-                      <w:color w:val="000000"/>
-                    </w:rPr>
-                    <w:t xml:space="preserve">                { "W", 21},</w:t>
-                  </w:r>
-                </w:p>
-                <w:p>
-                  <w:pPr>
-                    <w:spacing w:line="256" w:lineRule="auto"/>
-                    <w:jc w:val="both"/>
-                    <w:rPr>
-                      <w:color w:val="000000"/>
-                    </w:rPr>
-                  </w:pPr>
-                  <w:r>
-                    <w:rPr>
-                      <w:color w:val="000000"/>
-                    </w:rPr>
-                    <w:t xml:space="preserve">                { "N", inputBits}</w:t>
-                  </w:r>
-                </w:p>
-                <w:p>
-                  <w:pPr>
-                    <w:spacing w:line="256" w:lineRule="auto"/>
-                    <w:jc w:val="both"/>
-                    <w:rPr>
-                      <w:color w:val="000000"/>
-                    </w:rPr>
-                  </w:pPr>
-                  <w:r>
-                    <w:rPr>
-                      <w:color w:val="000000"/>
-                    </w:rPr>
-                    <w:t xml:space="preserve">            </w:t>
-                  </w:r>
-                  <w:r>
-                    <w:rPr>
-                      <w:color w:val="000000"/>
-                    </w:rPr>
-                    <w:t>};</w:t>
-                  </w:r>
-                </w:p>
-                <w:p>
-                  <w:pPr>
-                    <w:jc w:val="left"/>
-                  </w:pPr>
-                </w:p>
-              </w:txbxContent>
-            </v:textbox>
-            <w10:anchorlock/>
-          </v:shape>
-        </w:pict>
+        <w:rPr>
+          <w:noProof/>
+        </w:rPr>
+        <w:lastRenderedPageBreak/>
+        <mc:AlternateContent>
+          <mc:Choice Requires="wps">
+            <w:drawing>
+              <wp:inline distT="0" distB="0" distL="0" distR="0" wp14:anchorId="37B7C9F4" wp14:editId="33E99260">
+                <wp:extent cx="2887980" cy="1375410"/>
+                <wp:effectExtent l="9525" t="10795" r="7620" b="13970"/>
+                <wp:docPr id="498356576" name="Text Box 15"/>
+                <wp:cNvGraphicFramePr>
+                  <a:graphicFrameLocks xmlns:a="http://schemas.openxmlformats.org/drawingml/2006/main"/>
+                </wp:cNvGraphicFramePr>
+                <a:graphic xmlns:a="http://schemas.openxmlformats.org/drawingml/2006/main">
+                  <a:graphicData uri="http://schemas.microsoft.com/office/word/2010/wordprocessingShape">
+                    <wps:wsp>
+                      <wps:cNvSpPr txBox="1">
+                        <a:spLocks noChangeArrowheads="1"/>
+                      </wps:cNvSpPr>
+                      <wps:spPr bwMode="auto">
+                        <a:xfrm>
+                          <a:off x="0" y="0"/>
+                          <a:ext cx="2887980" cy="1375410"/>
+                        </a:xfrm>
+                        <a:prstGeom prst="rect">
+                          <a:avLst/>
+                        </a:prstGeom>
+                        <a:noFill/>
+                        <a:ln w="9525">
+                          <a:solidFill>
+                            <a:srgbClr val="000000"/>
+                          </a:solidFill>
+                          <a:miter lim="800000"/>
+                          <a:headEnd/>
+                          <a:tailEnd/>
+                        </a:ln>
+                        <a:extLst>
+                          <a:ext uri="{909E8E84-426E-40DD-AFC4-6F175D3DCCD1}">
+                            <a14:hiddenFill xmlns:a14="http://schemas.microsoft.com/office/drawing/2010/main">
+                              <a:solidFill>
+                                <a:srgbClr val="FFFFFF"/>
+                              </a:solidFill>
+                            </a14:hiddenFill>
+                          </a:ext>
+                        </a:extLst>
+                      </wps:spPr>
+                      <wps:txbx>
+                        <w:txbxContent>
+                          <w:p>
+                            <w:pPr>
+                              <w:spacing w:line="256" w:lineRule="auto"/>
+                              <w:jc w:val="both"/>
+                            </w:pPr>
+                            <w:r>
+                              <w:t xml:space="preserve">int </w:t>
+                            </w:r>
+                            <w:proofErr w:type="spellStart"/>
+                            <w:r>
+                              <w:t>inputBits</w:t>
+                            </w:r>
+                            <w:proofErr w:type="spellEnd"/>
+                            <w:r>
+                              <w:t xml:space="preserve"> = 121;</w:t>
+                            </w:r>
+                          </w:p>
+                          <w:p>
+                            <w:pPr>
+                              <w:spacing w:line="256" w:lineRule="auto"/>
+                              <w:jc w:val="both"/>
+                            </w:pPr>
+                            <w:r>
+                              <w:t xml:space="preserve">int </w:t>
+                            </w:r>
+                            <w:proofErr w:type="spellStart"/>
+                            <w:r>
+                              <w:t>numColumns</w:t>
+                            </w:r>
+                            <w:proofErr w:type="spellEnd"/>
+                            <w:r>
+                              <w:t xml:space="preserve"> = 1210;</w:t>
+                            </w:r>
+                          </w:p>
+                          <w:p>
+                            <w:pPr>
+                              <w:spacing w:line="256" w:lineRule="auto"/>
+                              <w:jc w:val="both"/>
+                              <w:rPr>
+                                <w:color w:val="000000"/>
+                              </w:rPr>
+                            </w:pPr>
+                            <w:r>
+                              <w:rPr>
+                                <w:color w:val="000000"/>
+                              </w:rPr>
+                              <w:t>Dictionary&lt;string, object&gt; settings = new Dictionary&lt;string, object</w:t>
+                            </w:r>
+                            <w:proofErr w:type="gramStart"/>
+                            <w:r>
+                              <w:rPr>
+                                <w:color w:val="000000"/>
+                              </w:rPr>
+                              <w:t>&gt;(</w:t>
+                            </w:r>
+                            <w:proofErr w:type="gramEnd"/>
+                            <w:r>
+                              <w:rPr>
+                                <w:color w:val="000000"/>
+                              </w:rPr>
+                              <w:t>)</w:t>
+                            </w:r>
+                          </w:p>
+                          <w:p>
+                            <w:pPr>
+                              <w:spacing w:line="256" w:lineRule="auto"/>
+                              <w:jc w:val="both"/>
+                              <w:rPr>
+                                <w:color w:val="000000"/>
+                              </w:rPr>
+                            </w:pPr>
+                            <w:r>
+                              <w:rPr>
+                                <w:color w:val="000000"/>
+                              </w:rPr>
+                              <w:t xml:space="preserve">            {</w:t>
+                            </w:r>
+                          </w:p>
+                          <w:p>
+                            <w:pPr>
+                              <w:spacing w:line="256" w:lineRule="auto"/>
+                              <w:jc w:val="both"/>
+                              <w:rPr>
+                                <w:color w:val="000000"/>
+                              </w:rPr>
+                            </w:pPr>
+                            <w:r>
+                              <w:rPr>
+                                <w:color w:val="000000"/>
+                              </w:rPr>
+                              <w:t xml:space="preserve">                </w:t>
+                            </w:r>
+                            <w:proofErr w:type="gramStart"/>
+                            <w:r>
+                              <w:rPr>
+                                <w:color w:val="000000"/>
+                              </w:rPr>
+                              <w:t>{ "</w:t>
+                            </w:r>
+                            <w:proofErr w:type="gramEnd"/>
+                            <w:r>
+                              <w:rPr>
+                                <w:color w:val="000000"/>
+                              </w:rPr>
+                              <w:t>W", 21},</w:t>
+                            </w:r>
+                          </w:p>
+                          <w:p>
+                            <w:pPr>
+                              <w:spacing w:line="256" w:lineRule="auto"/>
+                              <w:jc w:val="both"/>
+                              <w:rPr>
+                                <w:color w:val="000000"/>
+                              </w:rPr>
+                            </w:pPr>
+                            <w:r>
+                              <w:rPr>
+                                <w:color w:val="000000"/>
+                              </w:rPr>
+                              <w:t xml:space="preserve">                </w:t>
+                            </w:r>
+                            <w:proofErr w:type="gramStart"/>
+                            <w:r>
+                              <w:rPr>
+                                <w:color w:val="000000"/>
+                              </w:rPr>
+                              <w:t>{ "</w:t>
+                            </w:r>
+                            <w:proofErr w:type="gramEnd"/>
+                            <w:r>
+                              <w:rPr>
+                                <w:color w:val="000000"/>
+                              </w:rPr>
+                              <w:t xml:space="preserve">N", </w:t>
+                            </w:r>
+                            <w:proofErr w:type="spellStart"/>
+                            <w:r>
+                              <w:rPr>
+                                <w:color w:val="000000"/>
+                              </w:rPr>
+                              <w:t>inputBits</w:t>
+                            </w:r>
+                            <w:proofErr w:type="spellEnd"/>
+                            <w:r>
+                              <w:rPr>
+                                <w:color w:val="000000"/>
+                              </w:rPr>
+                              <w:t>}</w:t>
+                            </w:r>
+                          </w:p>
+                          <w:p>
+                            <w:pPr>
+                              <w:spacing w:line="256" w:lineRule="auto"/>
+                              <w:jc w:val="both"/>
+                              <w:rPr>
+                                <w:color w:val="000000"/>
+                              </w:rPr>
+                            </w:pPr>
+                            <w:r>
+                              <w:rPr>
+                                <w:color w:val="000000"/>
+                              </w:rPr>
+                              <w:t xml:space="preserve">            </w:t>
+                            </w:r>
+                            <w:r>
+                              <w:rPr>
+                                <w:color w:val="000000"/>
+                              </w:rPr>
+                              <w:t>};</w:t>
+                            </w:r>
+                          </w:p>
+                          <w:p>
+                            <w:pPr>
+                              <w:jc w:val="left"/>
+                            </w:pPr>
+                          </w:p>
+                        </w:txbxContent>
+                      </wps:txbx>
+                      <wps:bodyPr rot="0" vert="horz" wrap="square" lIns="91440" tIns="45720" rIns="91440" bIns="45720" anchor="t" anchorCtr="0" upright="1">
+                        <a:noAutofit/>
+                      </wps:bodyPr>
+                    </wps:wsp>
+                  </a:graphicData>
+                </a:graphic>
+              </wp:inline>
+            </w:drawing>
+          </mc:Choice>
+          <mc:Fallback>
+            <w:pict>
+              <v:shape w14:anchorId="37B7C9F4" id="Text Box 15" o:spid="_x0000_s1028" type="#_x0000_t202" style="width:227.4pt;height:108.3pt;visibility:visible;mso-wrap-style:square;mso-left-percent:-10001;mso-top-percent:-10001;mso-position-horizontal:absolute;mso-position-horizontal-relative:char;mso-position-vertical:absolute;mso-position-vertical-relative:line;mso-left-percent:-10001;mso-top-percent:-10001;v-text-anchor:top" o:gfxdata="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" filled="f">
+                <v:textbox>
+                  <w:txbxContent>
+                    <w:p>
+                      <w:pPr>
+                        <w:spacing w:line="256" w:lineRule="auto"/>
+                        <w:jc w:val="both"/>
+                      </w:pPr>
+                      <w:r>
+                        <w:t xml:space="preserve">int </w:t>
+                      </w:r>
+                      <w:proofErr w:type="spellStart"/>
+                      <w:r>
+                        <w:t>inputBits</w:t>
+                      </w:r>
+                      <w:proofErr w:type="spellEnd"/>
+                      <w:r>
+                        <w:t xml:space="preserve"> = 121;</w:t>
+                      </w:r>
+                    </w:p>
+                    <w:p>
+                      <w:pPr>
+                        <w:spacing w:line="256" w:lineRule="auto"/>
+                        <w:jc w:val="both"/>
+                      </w:pPr>
+                      <w:r>
+                        <w:t xml:space="preserve">int </w:t>
+                      </w:r>
+                      <w:proofErr w:type="spellStart"/>
+                      <w:r>
+                        <w:t>numColumns</w:t>
+                      </w:r>
+                      <w:proofErr w:type="spellEnd"/>
+                      <w:r>
+                        <w:t xml:space="preserve"> = 1210;</w:t>
+                      </w:r>
+                    </w:p>
+                    <w:p>
+                      <w:pPr>
+                        <w:spacing w:line="256" w:lineRule="auto"/>
+                        <w:jc w:val="both"/>
+                        <w:rPr>
+                          <w:color w:val="000000"/>
+                        </w:rPr>
+                      </w:pPr>
+                      <w:r>
+                        <w:rPr>
+                          <w:color w:val="000000"/>
+                        </w:rPr>
+                        <w:t>Dictionary&lt;string, object&gt; settings = new Dictionary&lt;string, object</w:t>
+                      </w:r>
+                      <w:proofErr w:type="gramStart"/>
+                      <w:r>
+                        <w:rPr>
+                          <w:color w:val="000000"/>
+                        </w:rPr>
+                        <w:t>&gt;(</w:t>
+                      </w:r>
+                      <w:proofErr w:type="gramEnd"/>
+                      <w:r>
+                        <w:rPr>
+                          <w:color w:val="000000"/>
+                        </w:rPr>
+                        <w:t>)</w:t>
+                      </w:r>
+                    </w:p>
+                    <w:p>
+                      <w:pPr>
+                        <w:spacing w:line="256" w:lineRule="auto"/>
+                        <w:jc w:val="both"/>
+                        <w:rPr>
+                          <w:color w:val="000000"/>
+                        </w:rPr>
+                      </w:pPr>
+                      <w:r>
+                        <w:rPr>
+                          <w:color w:val="000000"/>
+                        </w:rPr>
+                        <w:t xml:space="preserve">            {</w:t>
+                      </w:r>
+                    </w:p>
+                    <w:p>
+                      <w:pPr>
+                        <w:spacing w:line="256" w:lineRule="auto"/>
+                        <w:jc w:val="both"/>
+                        <w:rPr>
+                          <w:color w:val="000000"/>
+                        </w:rPr>
+                      </w:pPr>
+                      <w:r>
+                        <w:rPr>
+                          <w:color w:val="000000"/>
+                        </w:rPr>
+                        <w:t xml:space="preserve">                </w:t>
+                      </w:r>
+                      <w:proofErr w:type="gramStart"/>
+                      <w:r>
+                        <w:rPr>
+                          <w:color w:val="000000"/>
+                        </w:rPr>
+                        <w:t>{ "</w:t>
+                      </w:r>
+                      <w:proofErr w:type="gramEnd"/>
+                      <w:r>
+                        <w:rPr>
+                          <w:color w:val="000000"/>
+                        </w:rPr>
+                        <w:t>W", 21},</w:t>
+                      </w:r>
+                    </w:p>
+                    <w:p>
+                      <w:pPr>
+                        <w:spacing w:line="256" w:lineRule="auto"/>
+                        <w:jc w:val="both"/>
+                        <w:rPr>
+                          <w:color w:val="000000"/>
+                        </w:rPr>
+                      </w:pPr>
+                      <w:r>
+                        <w:rPr>
+                          <w:color w:val="000000"/>
+                        </w:rPr>
+                        <w:t xml:space="preserve">                </w:t>
+                      </w:r>
+                      <w:proofErr w:type="gramStart"/>
+                      <w:r>
+                        <w:rPr>
+                          <w:color w:val="000000"/>
+                        </w:rPr>
+                        <w:t>{ "</w:t>
+                      </w:r>
+                      <w:proofErr w:type="gramEnd"/>
+                      <w:r>
+                        <w:rPr>
+                          <w:color w:val="000000"/>
+                        </w:rPr>
+                        <w:t xml:space="preserve">N", </w:t>
+                      </w:r>
+                      <w:proofErr w:type="spellStart"/>
+                      <w:r>
+                        <w:rPr>
+                          <w:color w:val="000000"/>
+                        </w:rPr>
+                        <w:t>inputBits</w:t>
+                      </w:r>
+                      <w:proofErr w:type="spellEnd"/>
+                      <w:r>
+                        <w:rPr>
+                          <w:color w:val="000000"/>
+                        </w:rPr>
+                        <w:t>}</w:t>
+                      </w:r>
+                    </w:p>
+                    <w:p>
+                      <w:pPr>
+                        <w:spacing w:line="256" w:lineRule="auto"/>
+                        <w:jc w:val="both"/>
+                        <w:rPr>
+                          <w:color w:val="000000"/>
+                        </w:rPr>
+                      </w:pPr>
+                      <w:r>
+                        <w:rPr>
+                          <w:color w:val="000000"/>
+                        </w:rPr>
+                        <w:t xml:space="preserve">            </w:t>
+                      </w:r>
+                      <w:r>
+                        <w:rPr>
+                          <w:color w:val="000000"/>
+                        </w:rPr>
+                        <w:t>};</w:t>
+                      </w:r>
+                    </w:p>
+                    <w:p>
+                      <w:pPr>
+                        <w:jc w:val="left"/>
+                      </w:pPr>
+                    </w:p>
+                  </w:txbxContent>
+                </v:textbox>
+                <w10:anchorlock/>
+              </v:shape>
+            </w:pict>
+          </mc:Fallback>
+        </mc:AlternateContent>
       </w:r>
     </w:p>
     <w:p>
@@ -1207,7 +1848,31 @@
         <w:t>given in above code in Listing 3</w:t>
       </w:r>
       <w:r>
-        <w:t>. We change this because of we faced various issues for this when we run the program it does not works properly and shows some error also then we testing through various values. At last we found these values 121 and 1210 for inputBits and numColumns respectively which works properly for our project</w:t>
+        <w:t xml:space="preserve">. We change this because of we faced various issues for this when we run the program it does not works properly and shows some error also then we testing through various values. At </w:t>
+      </w:r>
+      <w:proofErr w:type="gramStart"/>
+      <w:r>
+        <w:t>last</w:t>
+      </w:r>
+      <w:proofErr w:type="gramEnd"/>
+      <w:r>
+        <w:t xml:space="preserve"> we found these values 121 and 1210 for </w:t>
+      </w:r>
+      <w:proofErr w:type="spellStart"/>
+      <w:r>
+        <w:t>inputBits</w:t>
+      </w:r>
+      <w:proofErr w:type="spellEnd"/>
+      <w:r>
+        <w:t xml:space="preserve"> and </w:t>
+      </w:r>
+      <w:proofErr w:type="spellStart"/>
+      <w:r>
+        <w:t>numColumns</w:t>
+      </w:r>
+      <w:proofErr w:type="spellEnd"/>
+      <w:r>
+        <w:t xml:space="preserve"> respectively which works properly for our project</w:t>
       </w:r>
       <w:r>
         <w:t xml:space="preserve"> [Listing 3]</w:t>
@@ -1284,6 +1949,7 @@
         </w:rPr>
         <w:t>“</w:t>
       </w:r>
+      <w:proofErr w:type="spellStart"/>
       <w:r>
         <w:rPr>
           <w:lang w:val="en-US"/>
@@ -1296,6 +1962,7 @@
         </w:rPr>
         <w:t>sequence</w:t>
       </w:r>
+      <w:proofErr w:type="spellEnd"/>
       <w:r>
         <w:rPr>
           <w:lang w:val="en-US"/>
@@ -1314,6 +1981,7 @@
         </w:rPr>
         <w:t>“</w:t>
       </w:r>
+      <w:proofErr w:type="spellStart"/>
       <w:r>
         <w:rPr>
           <w:lang w:val="en-US"/>
@@ -1326,6 +1994,7 @@
         </w:rPr>
         <w:t>sequence</w:t>
       </w:r>
+      <w:proofErr w:type="spellEnd"/>
       <w:r>
         <w:rPr>
           <w:lang w:val="en-US"/>
@@ -1360,14 +2029,7 @@
         <w:rPr>
           <w:lang w:val="en-US"/>
         </w:rPr>
-        <w:t xml:space="preserve"> if </w:t>
-      </w:r>
-      <w:r>
-        <w:rPr>
-          <w:lang w:val="en-US"/>
-        </w:rPr>
-        <w:lastRenderedPageBreak/>
-        <w:t>the predicted value is more than 20% then the system declares anomalies.</w:t>
+        <w:t xml:space="preserve"> if the predicted value is more than 20% then the system declares anomalies.</w:t>
       </w:r>
     </w:p>
     <w:p>
@@ -1382,7 +2044,49 @@
         <w:rPr>
           <w:lang w:val="en-US"/>
         </w:rPr>
-        <w:t xml:space="preserve">At the beginning, we use the ExtractSequencesFromFolder method of the CsvSequenceFolder class to read all files inside a folder. These classes maintain a list of numerical sequences from the read data for repeated future use. To handle non-numeric data, exception handling is incorporated within certain classes. Additionally, the TrimSequences technique allows data trimming by removing one to four components (numbers 1 through 4) from the start, returning a numeric sequence </w:t>
+        <w:t xml:space="preserve">At the beginning, we use the </w:t>
+      </w:r>
+      <w:proofErr w:type="spellStart"/>
+      <w:r>
+        <w:rPr>
+          <w:lang w:val="en-US"/>
+        </w:rPr>
+        <w:t>ExtractSequencesFromFolder</w:t>
+      </w:r>
+      <w:proofErr w:type="spellEnd"/>
+      <w:r>
+        <w:rPr>
+          <w:lang w:val="en-US"/>
+        </w:rPr>
+        <w:t xml:space="preserve"> method of the </w:t>
+      </w:r>
+      <w:proofErr w:type="spellStart"/>
+      <w:r>
+        <w:rPr>
+          <w:lang w:val="en-US"/>
+        </w:rPr>
+        <w:t>CsvSequenceFolder</w:t>
+      </w:r>
+      <w:proofErr w:type="spellEnd"/>
+      <w:r>
+        <w:rPr>
+          <w:lang w:val="en-US"/>
+        </w:rPr>
+        <w:t xml:space="preserve"> class to read all files inside a folder. These classes maintain a list of numerical sequences from the read data for repeated future use. To handle non-numeric data, exception handling is incorporated within certain classes. Additionally, the </w:t>
+      </w:r>
+      <w:proofErr w:type="spellStart"/>
+      <w:r>
+        <w:rPr>
+          <w:lang w:val="en-US"/>
+        </w:rPr>
+        <w:t>TrimSequences</w:t>
+      </w:r>
+      <w:proofErr w:type="spellEnd"/>
+      <w:r>
+        <w:rPr>
+          <w:lang w:val="en-US"/>
+        </w:rPr>
+        <w:t xml:space="preserve"> technique allows data trimming by removing one to four components (numbers 1 through 4) from the start, returning a numeric sequence </w:t>
       </w:r>
       <w:r>
         <w:rPr>
@@ -1443,109 +2147,349 @@
         <w:jc w:val="both"/>
       </w:pPr>
       <w:r>
-        <w:pict w14:anchorId="079624EF">
-          <v:shape id="_x0000_s2062" type="#_x0000_t202" style="width:241.9pt;height:167.85pt;visibility:visible;mso-left-percent:-10001;mso-top-percent:-10001;mso-wrap-distance-left:9pt;mso-wrap-distance-top:3.6pt;mso-wrap-distance-right:9pt;mso-wrap-distance-bottom:3.6pt;mso-position-horizontal:absolute;mso-position-horizontal-relative:char;mso-position-vertical:absolute;mso-position-vertical-relative:line;mso-left-percent:-10001;mso-top-percent:-10001;mso-width-relative:margin;mso-height-relative:margin;v-text-anchor:top" filled="f">
-            <v:textbox style="mso-next-textbox:#_x0000_s2062">
-              <w:txbxContent>
-                <w:p>
-                  <w:pPr>
-                    <w:jc w:val="left"/>
-                  </w:pPr>
-                  <w:r>
-                    <w:t>public List&lt;List&lt;double&gt;&gt; ExtractSequencesFromFolder()</w:t>
-                  </w:r>
-                </w:p>
-                <w:p>
-                  <w:pPr>
-                    <w:jc w:val="left"/>
-                  </w:pPr>
-                  <w:r>
-                    <w:t xml:space="preserve">        {</w:t>
-                  </w:r>
-                </w:p>
-                <w:p>
-                  <w:pPr>
-                    <w:jc w:val="left"/>
-                  </w:pPr>
-                  <w:r>
-                    <w:t xml:space="preserve">         ....  </w:t>
-                  </w:r>
-                </w:p>
-                <w:p>
-                  <w:pPr>
-                    <w:jc w:val="left"/>
-                  </w:pPr>
-                  <w:r>
-                    <w:t xml:space="preserve">          return folderSequences;</w:t>
-                  </w:r>
-                </w:p>
-                <w:p>
-                  <w:pPr>
-                    <w:jc w:val="left"/>
-                  </w:pPr>
-                  <w:r>
-                    <w:t xml:space="preserve">        }</w:t>
-                  </w:r>
-                </w:p>
-                <w:p>
-                  <w:pPr>
-                    <w:jc w:val="left"/>
-                  </w:pPr>
-                </w:p>
-                <w:p>
-                  <w:pPr>
-                    <w:jc w:val="left"/>
-                  </w:pPr>
-                  <w:r>
-                    <w:t>public static List&lt;List&lt;double&gt;&gt; TrimSequences(List&lt;List&lt;double&gt;&gt; sequences)</w:t>
-                  </w:r>
-                </w:p>
-                <w:p>
-                  <w:pPr>
-                    <w:jc w:val="left"/>
-                  </w:pPr>
-                  <w:r>
-                    <w:t xml:space="preserve">        {</w:t>
-                  </w:r>
-                </w:p>
-                <w:p>
-                  <w:pPr>
-                    <w:jc w:val="left"/>
-                  </w:pPr>
-                  <w:r>
-                    <w:t xml:space="preserve">        ....</w:t>
-                  </w:r>
-                </w:p>
-                <w:p>
-                  <w:pPr>
-                    <w:jc w:val="left"/>
-                  </w:pPr>
-                  <w:r>
-                    <w:t xml:space="preserve">          return trimmedSequences;</w:t>
-                  </w:r>
-                </w:p>
-                <w:p>
-                  <w:pPr>
-                    <w:jc w:val="left"/>
-                  </w:pPr>
-                  <w:r>
-                    <w:t xml:space="preserve">        }</w:t>
-                  </w:r>
-                </w:p>
-                <w:p>
-                  <w:pPr>
-                    <w:jc w:val="left"/>
-                    <w:rPr>
-                      <w:sz w:val="16"/>
-                      <w:szCs w:val="16"/>
-                    </w:rPr>
-                  </w:pPr>
-                </w:p>
-              </w:txbxContent>
-            </v:textbox>
-            <w10:anchorlock/>
-          </v:shape>
-        </w:pict>
+        <w:rPr>
+          <w:noProof/>
+        </w:rPr>
+        <mc:AlternateContent>
+          <mc:Choice Requires="wps">
+            <w:drawing>
+              <wp:inline distT="0" distB="0" distL="0" distR="0" wp14:anchorId="079624EF" wp14:editId="4D93F544">
+                <wp:extent cx="3072130" cy="1941830"/>
+                <wp:effectExtent l="0" t="0" r="13970" b="20320"/>
+                <wp:docPr id="2001366649" name="Text Box 14"/>
+                <wp:cNvGraphicFramePr>
+                  <a:graphicFrameLocks xmlns:a="http://schemas.openxmlformats.org/drawingml/2006/main"/>
+                </wp:cNvGraphicFramePr>
+                <a:graphic xmlns:a="http://schemas.openxmlformats.org/drawingml/2006/main">
+                  <a:graphicData uri="http://schemas.microsoft.com/office/word/2010/wordprocessingShape">
+                    <wps:wsp>
+                      <wps:cNvSpPr txBox="1">
+                        <a:spLocks noChangeArrowheads="1"/>
+                      </wps:cNvSpPr>
+                      <wps:spPr bwMode="auto">
+                        <a:xfrm>
+                          <a:off x="0" y="0"/>
+                          <a:ext cx="3072130" cy="1941830"/>
+                        </a:xfrm>
+                        <a:prstGeom prst="rect">
+                          <a:avLst/>
+                        </a:prstGeom>
+                        <a:noFill/>
+                        <a:ln w="9525">
+                          <a:solidFill>
+                            <a:srgbClr val="000000"/>
+                          </a:solidFill>
+                          <a:miter lim="800000"/>
+                          <a:headEnd/>
+                          <a:tailEnd/>
+                        </a:ln>
+                        <a:extLst>
+                          <a:ext uri="{909E8E84-426E-40DD-AFC4-6F175D3DCCD1}">
+                            <a14:hiddenFill xmlns:a14="http://schemas.microsoft.com/office/drawing/2010/main">
+                              <a:solidFill>
+                                <a:srgbClr val="FFFFFF"/>
+                              </a:solidFill>
+                            </a14:hiddenFill>
+                          </a:ext>
+                        </a:extLst>
+                      </wps:spPr>
+                      <wps:txbx>
+                        <w:txbxContent>
+                          <w:p>
+                            <w:pPr>
+                              <w:jc w:val="left"/>
+                            </w:pPr>
+                            <w:r>
+                              <w:t xml:space="preserve">public List&lt;List&lt;double&gt;&gt; </w:t>
+                            </w:r>
+                            <w:proofErr w:type="spellStart"/>
+                            <w:proofErr w:type="gramStart"/>
+                            <w:r>
+                              <w:t>ExtractSequencesFromFolder</w:t>
+                            </w:r>
+                            <w:proofErr w:type="spellEnd"/>
+                            <w:r>
+                              <w:t>(</w:t>
+                            </w:r>
+                            <w:proofErr w:type="gramEnd"/>
+                            <w:r>
+                              <w:t>)</w:t>
+                            </w:r>
+                          </w:p>
+                          <w:p>
+                            <w:pPr>
+                              <w:jc w:val="left"/>
+                            </w:pPr>
+                            <w:r>
+                              <w:t xml:space="preserve">        {</w:t>
+                            </w:r>
+                          </w:p>
+                          <w:p>
+                            <w:pPr>
+                              <w:jc w:val="left"/>
+                            </w:pPr>
+                            <w:r>
+                              <w:t xml:space="preserve">         ....  </w:t>
+                            </w:r>
+                          </w:p>
+                          <w:p>
+                            <w:pPr>
+                              <w:jc w:val="left"/>
+                            </w:pPr>
+                            <w:r>
+                              <w:t xml:space="preserve">          return </w:t>
+                            </w:r>
+                            <w:proofErr w:type="spellStart"/>
+                            <w:r>
+                              <w:t>folderSequences</w:t>
+                            </w:r>
+                            <w:proofErr w:type="spellEnd"/>
+                            <w:r>
+                              <w:t>;</w:t>
+                            </w:r>
+                          </w:p>
+                          <w:p>
+                            <w:pPr>
+                              <w:jc w:val="left"/>
+                            </w:pPr>
+                            <w:r>
+                              <w:t xml:space="preserve">        }</w:t>
+                            </w:r>
+                          </w:p>
+                          <w:p>
+                            <w:pPr>
+                              <w:jc w:val="left"/>
+                            </w:pPr>
+                          </w:p>
+                          <w:p>
+                            <w:pPr>
+                              <w:jc w:val="left"/>
+                            </w:pPr>
+                            <w:r>
+                              <w:t xml:space="preserve">public static List&lt;List&lt;double&gt;&gt; </w:t>
+                            </w:r>
+                            <w:proofErr w:type="spellStart"/>
+                            <w:proofErr w:type="gramStart"/>
+                            <w:r>
+                              <w:t>TrimSequences</w:t>
+                            </w:r>
+                            <w:proofErr w:type="spellEnd"/>
+                            <w:r>
+                              <w:t>(</w:t>
+                            </w:r>
+                            <w:proofErr w:type="gramEnd"/>
+                            <w:r>
+                              <w:t>List&lt;List&lt;double&gt;&gt; sequences)</w:t>
+                            </w:r>
+                          </w:p>
+                          <w:p>
+                            <w:pPr>
+                              <w:jc w:val="left"/>
+                            </w:pPr>
+                            <w:r>
+                              <w:t xml:space="preserve">        {</w:t>
+                            </w:r>
+                          </w:p>
+                          <w:p>
+                            <w:pPr>
+                              <w:jc w:val="left"/>
+                            </w:pPr>
+                            <w:r>
+                              <w:t xml:space="preserve">        ....</w:t>
+                            </w:r>
+                          </w:p>
+                          <w:p>
+                            <w:pPr>
+                              <w:jc w:val="left"/>
+                            </w:pPr>
+                            <w:r>
+                              <w:t xml:space="preserve">          return </w:t>
+                            </w:r>
+                            <w:proofErr w:type="spellStart"/>
+                            <w:r>
+                              <w:t>trimmedSequences</w:t>
+                            </w:r>
+                            <w:proofErr w:type="spellEnd"/>
+                            <w:r>
+                              <w:t>;</w:t>
+                            </w:r>
+                          </w:p>
+                          <w:p>
+                            <w:pPr>
+                              <w:jc w:val="left"/>
+                            </w:pPr>
+                            <w:r>
+                              <w:t xml:space="preserve">        }</w:t>
+                            </w:r>
+                          </w:p>
+                          <w:p>
+                            <w:pPr>
+                              <w:jc w:val="left"/>
+                              <w:rPr>
+                                <w:sz w:val="16"/>
+                                <w:szCs w:val="16"/>
+                              </w:rPr>
+                            </w:pPr>
+                          </w:p>
+                        </w:txbxContent>
+                      </wps:txbx>
+                      <wps:bodyPr rot="0" vert="horz" wrap="square" lIns="91440" tIns="45720" rIns="91440" bIns="45720" anchor="t" anchorCtr="0" upright="1">
+                        <a:noAutofit/>
+                      </wps:bodyPr>
+                    </wps:wsp>
+                  </a:graphicData>
+                </a:graphic>
+              </wp:inline>
+            </w:drawing>
+          </mc:Choice>
+          <mc:Fallback>
+            <w:pict>
+              <v:shape w14:anchorId="079624EF" id="Text Box 14" o:spid="_x0000_s1029" type="#_x0000_t202" style="width:241.9pt;height:152.9pt;visibility:visible;mso-wrap-style:square;mso-left-percent:-10001;mso-top-percent:-10001;mso-position-horizontal:absolute;mso-position-horizontal-relative:char;mso-position-vertical:absolute;mso-position-vertical-relative:line;mso-left-percent:-10001;mso-top-percent:-10001;v-text-anchor:top" o:gfxdata="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" filled="f">
+                <v:textbox>
+                  <w:txbxContent>
+                    <w:p>
+                      <w:pPr>
+                        <w:jc w:val="left"/>
+                      </w:pPr>
+                      <w:r>
+                        <w:t xml:space="preserve">public List&lt;List&lt;double&gt;&gt; </w:t>
+                      </w:r>
+                      <w:proofErr w:type="spellStart"/>
+                      <w:proofErr w:type="gramStart"/>
+                      <w:r>
+                        <w:t>ExtractSequencesFromFolder</w:t>
+                      </w:r>
+                      <w:proofErr w:type="spellEnd"/>
+                      <w:r>
+                        <w:t>(</w:t>
+                      </w:r>
+                      <w:proofErr w:type="gramEnd"/>
+                      <w:r>
+                        <w:t>)</w:t>
+                      </w:r>
+                    </w:p>
+                    <w:p>
+                      <w:pPr>
+                        <w:jc w:val="left"/>
+                      </w:pPr>
+                      <w:r>
+                        <w:t xml:space="preserve">        {</w:t>
+                      </w:r>
+                    </w:p>
+                    <w:p>
+                      <w:pPr>
+                        <w:jc w:val="left"/>
+                      </w:pPr>
+                      <w:r>
+                        <w:t xml:space="preserve">         ....  </w:t>
+                      </w:r>
+                    </w:p>
+                    <w:p>
+                      <w:pPr>
+                        <w:jc w:val="left"/>
+                      </w:pPr>
+                      <w:r>
+                        <w:t xml:space="preserve">          return </w:t>
+                      </w:r>
+                      <w:proofErr w:type="spellStart"/>
+                      <w:r>
+                        <w:t>folderSequences</w:t>
+                      </w:r>
+                      <w:proofErr w:type="spellEnd"/>
+                      <w:r>
+                        <w:t>;</w:t>
+                      </w:r>
+                    </w:p>
+                    <w:p>
+                      <w:pPr>
+                        <w:jc w:val="left"/>
+                      </w:pPr>
+                      <w:r>
+                        <w:t xml:space="preserve">        }</w:t>
+                      </w:r>
+                    </w:p>
+                    <w:p>
+                      <w:pPr>
+                        <w:jc w:val="left"/>
+                      </w:pPr>
+                    </w:p>
+                    <w:p>
+                      <w:pPr>
+                        <w:jc w:val="left"/>
+                      </w:pPr>
+                      <w:r>
+                        <w:t xml:space="preserve">public static List&lt;List&lt;double&gt;&gt; </w:t>
+                      </w:r>
+                      <w:proofErr w:type="spellStart"/>
+                      <w:proofErr w:type="gramStart"/>
+                      <w:r>
+                        <w:t>TrimSequences</w:t>
+                      </w:r>
+                      <w:proofErr w:type="spellEnd"/>
+                      <w:r>
+                        <w:t>(</w:t>
+                      </w:r>
+                      <w:proofErr w:type="gramEnd"/>
+                      <w:r>
+                        <w:t>List&lt;List&lt;double&gt;&gt; sequences)</w:t>
+                      </w:r>
+                    </w:p>
+                    <w:p>
+                      <w:pPr>
+                        <w:jc w:val="left"/>
+                      </w:pPr>
+                      <w:r>
+                        <w:t xml:space="preserve">        {</w:t>
+                      </w:r>
+                    </w:p>
+                    <w:p>
+                      <w:pPr>
+                        <w:jc w:val="left"/>
+                      </w:pPr>
+                      <w:r>
+                        <w:t xml:space="preserve">        ....</w:t>
+                      </w:r>
+                    </w:p>
+                    <w:p>
+                      <w:pPr>
+                        <w:jc w:val="left"/>
+                      </w:pPr>
+                      <w:r>
+                        <w:t xml:space="preserve">          return </w:t>
+                      </w:r>
+                      <w:proofErr w:type="spellStart"/>
+                      <w:r>
+                        <w:t>trimmedSequences</w:t>
+                      </w:r>
+                      <w:proofErr w:type="spellEnd"/>
+                      <w:r>
+                        <w:t>;</w:t>
+                      </w:r>
+                    </w:p>
+                    <w:p>
+                      <w:pPr>
+                        <w:jc w:val="left"/>
+                      </w:pPr>
+                      <w:r>
+                        <w:t xml:space="preserve">        }</w:t>
+                      </w:r>
+                    </w:p>
+                    <w:p>
+                      <w:pPr>
+                        <w:jc w:val="left"/>
+                        <w:rPr>
+                          <w:sz w:val="16"/>
+                          <w:szCs w:val="16"/>
+                        </w:rPr>
+                      </w:pPr>
+                    </w:p>
+                  </w:txbxContent>
+                </v:textbox>
+                <w10:anchorlock/>
+              </v:shape>
+            </w:pict>
+          </mc:Fallback>
+        </mc:AlternateContent>
       </w:r>
     </w:p>
     <w:p>
@@ -1565,12 +2509,40 @@
         <w:rPr>
           <w:lang w:val="en-GB"/>
         </w:rPr>
-        <w:t>Subsequently, the ConvertToHTMInput method of the CSVToHTMInputConverter class is employed to transform all the extracted sequences into a format compatible with Hierarchical Temporal Memory (HTM) training</w:t>
-      </w:r>
+        <w:t xml:space="preserve">Subsequently, the </w:t>
+      </w:r>
+      <w:proofErr w:type="spellStart"/>
       <w:r>
         <w:rPr>
           <w:lang w:val="en-GB"/>
         </w:rPr>
+        <w:t>ConvertToHTMInput</w:t>
+      </w:r>
+      <w:proofErr w:type="spellEnd"/>
+      <w:r>
+        <w:rPr>
+          <w:lang w:val="en-GB"/>
+        </w:rPr>
+        <w:t xml:space="preserve"> method of the </w:t>
+      </w:r>
+      <w:proofErr w:type="spellStart"/>
+      <w:r>
+        <w:rPr>
+          <w:lang w:val="en-GB"/>
+        </w:rPr>
+        <w:t>CSVToHTMInputConverter</w:t>
+      </w:r>
+      <w:proofErr w:type="spellEnd"/>
+      <w:r>
+        <w:rPr>
+          <w:lang w:val="en-GB"/>
+        </w:rPr>
+        <w:t xml:space="preserve"> class is employed to transform all the extracted sequences into a format compatible with Hierarchical Temporal Memory (HTM) training</w:t>
+      </w:r>
+      <w:r>
+        <w:rPr>
+          <w:lang w:val="en-GB"/>
+        </w:rPr>
         <w:t xml:space="preserve"> </w:t>
       </w:r>
       <w:r>
@@ -1625,149 +2597,577 @@
         <w:pStyle w:val="Code"/>
       </w:pPr>
       <w:r>
-        <w:pict w14:anchorId="22E15856">
-          <v:shape id="_x0000_s2061" type="#_x0000_t202" style="width:229.9pt;height:137.55pt;visibility:visible;mso-left-percent:-10001;mso-top-percent:-10001;mso-wrap-distance-left:9pt;mso-wrap-distance-top:3.6pt;mso-wrap-distance-right:9pt;mso-wrap-distance-bottom:3.6pt;mso-position-horizontal:absolute;mso-position-horizontal-relative:char;mso-position-vertical:absolute;mso-position-vertical-relative:line;mso-left-percent:-10001;mso-top-percent:-10001;mso-width-relative:margin;mso-height-relative:margin;v-text-anchor:top" filled="f">
-            <v:textbox style="mso-next-textbox:#_x0000_s2061">
-              <w:txbxContent>
-                <w:p>
-                  <w:pPr>
-                    <w:jc w:val="left"/>
-                    <w:rPr>
-                      <w:lang w:val="en-GB"/>
-                    </w:rPr>
-                  </w:pPr>
-                  <w:r>
-                    <w:rPr>
-                      <w:lang w:val="en-GB"/>
-                    </w:rPr>
-                    <w:t>Dictionary&lt;string, List&lt;double&gt;&gt; dictionary = new Dictionary&lt;string, List&lt;double&gt;&gt;();</w:t>
-                  </w:r>
-                </w:p>
-                <w:p>
-                  <w:pPr>
-                    <w:jc w:val="left"/>
-                    <w:rPr>
-                      <w:lang w:val="en-GB"/>
-                    </w:rPr>
-                  </w:pPr>
-                  <w:r>
-                    <w:rPr>
-                      <w:lang w:val="en-GB"/>
-                    </w:rPr>
-                    <w:t>for (int i = 0; i &lt; sequences.Count; i++)</w:t>
-                  </w:r>
-                </w:p>
-                <w:p>
-                  <w:pPr>
-                    <w:jc w:val="left"/>
-                    <w:rPr>
-                      <w:lang w:val="en-GB"/>
-                    </w:rPr>
-                  </w:pPr>
-                  <w:r>
-                    <w:rPr>
-                      <w:lang w:val="en-GB"/>
-                    </w:rPr>
-                    <w:t xml:space="preserve">    {</w:t>
-                  </w:r>
-                </w:p>
-                <w:p>
-                  <w:pPr>
-                    <w:jc w:val="left"/>
-                    <w:rPr>
-                      <w:lang w:val="en-GB"/>
-                    </w:rPr>
-                  </w:pPr>
-                  <w:r>
-                    <w:rPr>
-                      <w:lang w:val="en-GB"/>
-                    </w:rPr>
-                    <w:t xml:space="preserve">     // Unique key created and added to dictionary for HTM Input                </w:t>
-                  </w:r>
-                </w:p>
-                <w:p>
-                  <w:pPr>
-                    <w:jc w:val="left"/>
-                    <w:rPr>
-                      <w:lang w:val="en-GB"/>
-                    </w:rPr>
-                  </w:pPr>
-                  <w:r>
-                    <w:rPr>
-                      <w:lang w:val="en-GB"/>
-                    </w:rPr>
-                    <w:t xml:space="preserve">     string key = "S" + (i + 1);</w:t>
-                  </w:r>
-                </w:p>
-                <w:p>
-                  <w:pPr>
-                    <w:jc w:val="left"/>
-                    <w:rPr>
-                      <w:lang w:val="en-GB"/>
-                    </w:rPr>
-                  </w:pPr>
-                  <w:r>
-                    <w:rPr>
-                      <w:lang w:val="en-GB"/>
-                    </w:rPr>
-                    <w:t xml:space="preserve">     List&lt;double&gt; value = sequences[i];</w:t>
-                  </w:r>
-                </w:p>
-                <w:p>
-                  <w:pPr>
-                    <w:jc w:val="left"/>
-                    <w:rPr>
-                      <w:lang w:val="en-GB"/>
-                    </w:rPr>
-                  </w:pPr>
-                  <w:r>
-                    <w:rPr>
-                      <w:lang w:val="en-GB"/>
-                    </w:rPr>
-                    <w:t xml:space="preserve">     dictionary.Add(key, value);</w:t>
-                  </w:r>
-                </w:p>
-                <w:p>
-                  <w:pPr>
-                    <w:jc w:val="left"/>
-                    <w:rPr>
-                      <w:lang w:val="en-GB"/>
-                    </w:rPr>
-                  </w:pPr>
-                  <w:r>
-                    <w:rPr>
-                      <w:lang w:val="en-GB"/>
-                    </w:rPr>
-                    <w:t xml:space="preserve">    }</w:t>
-                  </w:r>
-                </w:p>
-                <w:p>
-                  <w:pPr>
-                    <w:jc w:val="left"/>
-                    <w:rPr>
-                      <w:lang w:val="en-GB"/>
-                    </w:rPr>
-                  </w:pPr>
-                  <w:r>
-                    <w:rPr>
-                      <w:lang w:val="en-GB"/>
-                    </w:rPr>
-                    <w:t xml:space="preserve">     return dictionary;</w:t>
-                  </w:r>
-                </w:p>
-                <w:p>
-                  <w:pPr>
-                    <w:jc w:val="left"/>
-                    <w:rPr>
-                      <w:lang w:val="en-GB"/>
-                    </w:rPr>
-                  </w:pPr>
-                </w:p>
-              </w:txbxContent>
-            </v:textbox>
-            <w10:anchorlock/>
-          </v:shape>
-        </w:pict>
+        <w:rPr>
+          <w:noProof/>
+        </w:rPr>
+        <mc:AlternateContent>
+          <mc:Choice Requires="wps">
+            <w:drawing>
+              <wp:inline distT="0" distB="0" distL="0" distR="0" wp14:anchorId="22E15856" wp14:editId="7AA42FE9">
+                <wp:extent cx="2919730" cy="1746885"/>
+                <wp:effectExtent l="5715" t="13335" r="8255" b="11430"/>
+                <wp:docPr id="2083648226" name="Text Box 13"/>
+                <wp:cNvGraphicFramePr>
+                  <a:graphicFrameLocks xmlns:a="http://schemas.openxmlformats.org/drawingml/2006/main"/>
+                </wp:cNvGraphicFramePr>
+                <a:graphic xmlns:a="http://schemas.openxmlformats.org/drawingml/2006/main">
+                  <a:graphicData uri="http://schemas.microsoft.com/office/word/2010/wordprocessingShape">
+                    <wps:wsp>
+                      <wps:cNvSpPr txBox="1">
+                        <a:spLocks noChangeArrowheads="1"/>
+                      </wps:cNvSpPr>
+                      <wps:spPr bwMode="auto">
+                        <a:xfrm>
+                          <a:off x="0" y="0"/>
+                          <a:ext cx="2919730" cy="1746885"/>
+                        </a:xfrm>
+                        <a:prstGeom prst="rect">
+                          <a:avLst/>
+                        </a:prstGeom>
+                        <a:noFill/>
+                        <a:ln w="9525">
+                          <a:solidFill>
+                            <a:srgbClr val="000000"/>
+                          </a:solidFill>
+                          <a:miter lim="800000"/>
+                          <a:headEnd/>
+                          <a:tailEnd/>
+                        </a:ln>
+                        <a:extLst>
+                          <a:ext uri="{909E8E84-426E-40DD-AFC4-6F175D3DCCD1}">
+                            <a14:hiddenFill xmlns:a14="http://schemas.microsoft.com/office/drawing/2010/main">
+                              <a:solidFill>
+                                <a:srgbClr val="FFFFFF"/>
+                              </a:solidFill>
+                            </a14:hiddenFill>
+                          </a:ext>
+                        </a:extLst>
+                      </wps:spPr>
+                      <wps:txbx>
+                        <w:txbxContent>
+                          <w:p>
+                            <w:pPr>
+                              <w:jc w:val="left"/>
+                              <w:rPr>
+                                <w:lang w:val="en-GB"/>
+                              </w:rPr>
+                            </w:pPr>
+                            <w:r>
+                              <w:rPr>
+                                <w:lang w:val="en-GB"/>
+                              </w:rPr>
+                              <w:t>Dictionary&lt;string, List&lt;double&gt;&gt; dictionary = new Dictionary&lt;string, List&lt;double&gt;</w:t>
+                            </w:r>
+                            <w:proofErr w:type="gramStart"/>
+                            <w:r>
+                              <w:rPr>
+                                <w:lang w:val="en-GB"/>
+                              </w:rPr>
+                              <w:t>&gt;(</w:t>
+                            </w:r>
+                            <w:proofErr w:type="gramEnd"/>
+                            <w:r>
+                              <w:rPr>
+                                <w:lang w:val="en-GB"/>
+                              </w:rPr>
+                              <w:t>);</w:t>
+                            </w:r>
+                          </w:p>
+                          <w:p>
+                            <w:pPr>
+                              <w:jc w:val="left"/>
+                              <w:rPr>
+                                <w:lang w:val="en-GB"/>
+                              </w:rPr>
+                            </w:pPr>
+                            <w:r>
+                              <w:rPr>
+                                <w:lang w:val="en-GB"/>
+                              </w:rPr>
+                              <w:t xml:space="preserve">for (int </w:t>
+                            </w:r>
+                            <w:proofErr w:type="spellStart"/>
+                            <w:r>
+                              <w:rPr>
+                                <w:lang w:val="en-GB"/>
+                              </w:rPr>
+                              <w:t>i</w:t>
+                            </w:r>
+                            <w:proofErr w:type="spellEnd"/>
+                            <w:r>
+                              <w:rPr>
+                                <w:lang w:val="en-GB"/>
+                              </w:rPr>
+                              <w:t xml:space="preserve"> = 0; </w:t>
+                            </w:r>
+                            <w:proofErr w:type="spellStart"/>
+                            <w:r>
+                              <w:rPr>
+                                <w:lang w:val="en-GB"/>
+                              </w:rPr>
+                              <w:t>i</w:t>
+                            </w:r>
+                            <w:proofErr w:type="spellEnd"/>
+                            <w:r>
+                              <w:rPr>
+                                <w:lang w:val="en-GB"/>
+                              </w:rPr>
+                              <w:t xml:space="preserve"> &lt; </w:t>
+                            </w:r>
+                            <w:proofErr w:type="spellStart"/>
+                            <w:proofErr w:type="gramStart"/>
+                            <w:r>
+                              <w:rPr>
+                                <w:lang w:val="en-GB"/>
+                              </w:rPr>
+                              <w:t>sequences.Count</w:t>
+                            </w:r>
+                            <w:proofErr w:type="spellEnd"/>
+                            <w:proofErr w:type="gramEnd"/>
+                            <w:r>
+                              <w:rPr>
+                                <w:lang w:val="en-GB"/>
+                              </w:rPr>
+                              <w:t xml:space="preserve">; </w:t>
+                            </w:r>
+                            <w:proofErr w:type="spellStart"/>
+                            <w:r>
+                              <w:rPr>
+                                <w:lang w:val="en-GB"/>
+                              </w:rPr>
+                              <w:t>i</w:t>
+                            </w:r>
+                            <w:proofErr w:type="spellEnd"/>
+                            <w:r>
+                              <w:rPr>
+                                <w:lang w:val="en-GB"/>
+                              </w:rPr>
+                              <w:t>++)</w:t>
+                            </w:r>
+                          </w:p>
+                          <w:p>
+                            <w:pPr>
+                              <w:jc w:val="left"/>
+                              <w:rPr>
+                                <w:lang w:val="en-GB"/>
+                              </w:rPr>
+                            </w:pPr>
+                            <w:r>
+                              <w:rPr>
+                                <w:lang w:val="en-GB"/>
+                              </w:rPr>
+                              <w:t xml:space="preserve">    {</w:t>
+                            </w:r>
+                          </w:p>
+                          <w:p>
+                            <w:pPr>
+                              <w:jc w:val="left"/>
+                              <w:rPr>
+                                <w:lang w:val="en-GB"/>
+                              </w:rPr>
+                            </w:pPr>
+                            <w:r>
+                              <w:rPr>
+                                <w:lang w:val="en-GB"/>
+                              </w:rPr>
+                              <w:t xml:space="preserve">     // Unique key created and added to dictionary for HTM Input                </w:t>
+                            </w:r>
+                          </w:p>
+                          <w:p>
+                            <w:pPr>
+                              <w:jc w:val="left"/>
+                              <w:rPr>
+                                <w:lang w:val="en-GB"/>
+                              </w:rPr>
+                            </w:pPr>
+                            <w:r>
+                              <w:rPr>
+                                <w:lang w:val="en-GB"/>
+                              </w:rPr>
+                              <w:t xml:space="preserve">     string key = "S" + (</w:t>
+                            </w:r>
+                            <w:proofErr w:type="spellStart"/>
+                            <w:r>
+                              <w:rPr>
+                                <w:lang w:val="en-GB"/>
+                              </w:rPr>
+                              <w:t>i</w:t>
+                            </w:r>
+                            <w:proofErr w:type="spellEnd"/>
+                            <w:r>
+                              <w:rPr>
+                                <w:lang w:val="en-GB"/>
+                              </w:rPr>
+                              <w:t xml:space="preserve"> + 1);</w:t>
+                            </w:r>
+                          </w:p>
+                          <w:p>
+                            <w:pPr>
+                              <w:jc w:val="left"/>
+                              <w:rPr>
+                                <w:lang w:val="en-GB"/>
+                              </w:rPr>
+                            </w:pPr>
+                            <w:r>
+                              <w:rPr>
+                                <w:lang w:val="en-GB"/>
+                              </w:rPr>
+                              <w:t xml:space="preserve">     List&lt;double&gt; value = sequences[</w:t>
+                            </w:r>
+                            <w:proofErr w:type="spellStart"/>
+                            <w:r>
+                              <w:rPr>
+                                <w:lang w:val="en-GB"/>
+                              </w:rPr>
+                              <w:t>i</w:t>
+                            </w:r>
+                            <w:proofErr w:type="spellEnd"/>
+                            <w:r>
+                              <w:rPr>
+                                <w:lang w:val="en-GB"/>
+                              </w:rPr>
+                              <w:t>];</w:t>
+                            </w:r>
+                          </w:p>
+                          <w:p>
+                            <w:pPr>
+                              <w:jc w:val="left"/>
+                              <w:rPr>
+                                <w:lang w:val="en-GB"/>
+                              </w:rPr>
+                            </w:pPr>
+                            <w:r>
+                              <w:rPr>
+                                <w:lang w:val="en-GB"/>
+                              </w:rPr>
+                              <w:t xml:space="preserve">     </w:t>
+                            </w:r>
+                            <w:proofErr w:type="spellStart"/>
+                            <w:proofErr w:type="gramStart"/>
+                            <w:r>
+                              <w:rPr>
+                                <w:lang w:val="en-GB"/>
+                              </w:rPr>
+                              <w:t>dictionary.Add</w:t>
+                            </w:r>
+                            <w:proofErr w:type="spellEnd"/>
+                            <w:proofErr w:type="gramEnd"/>
+                            <w:r>
+                              <w:rPr>
+                                <w:lang w:val="en-GB"/>
+                              </w:rPr>
+                              <w:t>(key, value);</w:t>
+                            </w:r>
+                          </w:p>
+                          <w:p>
+                            <w:pPr>
+                              <w:jc w:val="left"/>
+                              <w:rPr>
+                                <w:lang w:val="en-GB"/>
+                              </w:rPr>
+                            </w:pPr>
+                            <w:r>
+                              <w:rPr>
+                                <w:lang w:val="en-GB"/>
+                              </w:rPr>
+                              <w:t xml:space="preserve">    }</w:t>
+                            </w:r>
+                          </w:p>
+                          <w:p>
+                            <w:pPr>
+                              <w:jc w:val="left"/>
+                              <w:rPr>
+                                <w:lang w:val="en-GB"/>
+                              </w:rPr>
+                            </w:pPr>
+                            <w:r>
+                              <w:rPr>
+                                <w:lang w:val="en-GB"/>
+                              </w:rPr>
+                              <w:t xml:space="preserve">     return dictionary;</w:t>
+                            </w:r>
+                          </w:p>
+                          <w:p>
+                            <w:pPr>
+                              <w:jc w:val="left"/>
+                              <w:rPr>
+                                <w:lang w:val="en-GB"/>
+                              </w:rPr>
+                            </w:pPr>
+                          </w:p>
+                        </w:txbxContent>
+                      </wps:txbx>
+                      <wps:bodyPr rot="0" vert="horz" wrap="square" lIns="91440" tIns="45720" rIns="91440" bIns="45720" anchor="t" anchorCtr="0" upright="1">
+                        <a:noAutofit/>
+                      </wps:bodyPr>
+                    </wps:wsp>
+                  </a:graphicData>
+                </a:graphic>
+              </wp:inline>
+            </w:drawing>
+          </mc:Choice>
+          <mc:Fallback>
+            <w:pict>
+              <v:shape w14:anchorId="22E15856" id="Text Box 13" o:spid="_x0000_s1030" type="#_x0000_t202" style="width:229.9pt;height:137.55pt;visibility:visible;mso-wrap-style:square;mso-left-percent:-10001;mso-top-percent:-10001;mso-position-horizontal:absolute;mso-position-horizontal-relative:char;mso-position-vertical:absolute;mso-position-vertical-relative:line;mso-left-percent:-10001;mso-top-percent:-10001;v-text-anchor:top" o:gfxdata="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" filled="f">
+                <v:textbox>
+                  <w:txbxContent>
+                    <w:p>
+                      <w:pPr>
+                        <w:jc w:val="left"/>
+                        <w:rPr>
+                          <w:lang w:val="en-GB"/>
+                        </w:rPr>
+                      </w:pPr>
+                      <w:r>
+                        <w:rPr>
+                          <w:lang w:val="en-GB"/>
+                        </w:rPr>
+                        <w:t>Dictionary&lt;string, List&lt;double&gt;&gt; dictionary = new Dictionary&lt;string, List&lt;double&gt;</w:t>
+                      </w:r>
+                      <w:proofErr w:type="gramStart"/>
+                      <w:r>
+                        <w:rPr>
+                          <w:lang w:val="en-GB"/>
+                        </w:rPr>
+                        <w:t>&gt;(</w:t>
+                      </w:r>
+                      <w:proofErr w:type="gramEnd"/>
+                      <w:r>
+                        <w:rPr>
+                          <w:lang w:val="en-GB"/>
+                        </w:rPr>
+                        <w:t>);</w:t>
+                      </w:r>
+                    </w:p>
+                    <w:p>
+                      <w:pPr>
+                        <w:jc w:val="left"/>
+                        <w:rPr>
+                          <w:lang w:val="en-GB"/>
+                        </w:rPr>
+                      </w:pPr>
+                      <w:r>
+                        <w:rPr>
+                          <w:lang w:val="en-GB"/>
+                        </w:rPr>
+                        <w:t xml:space="preserve">for (int </w:t>
+                      </w:r>
+                      <w:proofErr w:type="spellStart"/>
+                      <w:r>
+                        <w:rPr>
+                          <w:lang w:val="en-GB"/>
+                        </w:rPr>
+                        <w:t>i</w:t>
+                      </w:r>
+                      <w:proofErr w:type="spellEnd"/>
+                      <w:r>
+                        <w:rPr>
+                          <w:lang w:val="en-GB"/>
+                        </w:rPr>
+                        <w:t xml:space="preserve"> = 0; </w:t>
+                      </w:r>
+                      <w:proofErr w:type="spellStart"/>
+                      <w:r>
+                        <w:rPr>
+                          <w:lang w:val="en-GB"/>
+                        </w:rPr>
+                        <w:t>i</w:t>
+                      </w:r>
+                      <w:proofErr w:type="spellEnd"/>
+                      <w:r>
+                        <w:rPr>
+                          <w:lang w:val="en-GB"/>
+                        </w:rPr>
+                        <w:t xml:space="preserve"> &lt; </w:t>
+                      </w:r>
+                      <w:proofErr w:type="spellStart"/>
+                      <w:proofErr w:type="gramStart"/>
+                      <w:r>
+                        <w:rPr>
+                          <w:lang w:val="en-GB"/>
+                        </w:rPr>
+                        <w:t>sequences.Count</w:t>
+                      </w:r>
+                      <w:proofErr w:type="spellEnd"/>
+                      <w:proofErr w:type="gramEnd"/>
+                      <w:r>
+                        <w:rPr>
+                          <w:lang w:val="en-GB"/>
+                        </w:rPr>
+                        <w:t xml:space="preserve">; </w:t>
+                      </w:r>
+                      <w:proofErr w:type="spellStart"/>
+                      <w:r>
+                        <w:rPr>
+                          <w:lang w:val="en-GB"/>
+                        </w:rPr>
+                        <w:t>i</w:t>
+                      </w:r>
+                      <w:proofErr w:type="spellEnd"/>
+                      <w:r>
+                        <w:rPr>
+                          <w:lang w:val="en-GB"/>
+                        </w:rPr>
+                        <w:t>++)</w:t>
+                      </w:r>
+                    </w:p>
+                    <w:p>
+                      <w:pPr>
+                        <w:jc w:val="left"/>
+                        <w:rPr>
+                          <w:lang w:val="en-GB"/>
+                        </w:rPr>
+                      </w:pPr>
+                      <w:r>
+                        <w:rPr>
+                          <w:lang w:val="en-GB"/>
+                        </w:rPr>
+                        <w:t xml:space="preserve">    {</w:t>
+                      </w:r>
+                    </w:p>
+                    <w:p>
+                      <w:pPr>
+                        <w:jc w:val="left"/>
+                        <w:rPr>
+                          <w:lang w:val="en-GB"/>
+                        </w:rPr>
+                      </w:pPr>
+                      <w:r>
+                        <w:rPr>
+                          <w:lang w:val="en-GB"/>
+                        </w:rPr>
+                        <w:t xml:space="preserve">     // Unique key created and added to dictionary for HTM Input                </w:t>
+                      </w:r>
+                    </w:p>
+                    <w:p>
+                      <w:pPr>
+                        <w:jc w:val="left"/>
+                        <w:rPr>
+                          <w:lang w:val="en-GB"/>
+                        </w:rPr>
+                      </w:pPr>
+                      <w:r>
+                        <w:rPr>
+                          <w:lang w:val="en-GB"/>
+                        </w:rPr>
+                        <w:t xml:space="preserve">     string key = "S" + (</w:t>
+                      </w:r>
+                      <w:proofErr w:type="spellStart"/>
+                      <w:r>
+                        <w:rPr>
+                          <w:lang w:val="en-GB"/>
+                        </w:rPr>
+                        <w:t>i</w:t>
+                      </w:r>
+                      <w:proofErr w:type="spellEnd"/>
+                      <w:r>
+                        <w:rPr>
+                          <w:lang w:val="en-GB"/>
+                        </w:rPr>
+                        <w:t xml:space="preserve"> + 1);</w:t>
+                      </w:r>
+                    </w:p>
+                    <w:p>
+                      <w:pPr>
+                        <w:jc w:val="left"/>
+                        <w:rPr>
+                          <w:lang w:val="en-GB"/>
+                        </w:rPr>
+                      </w:pPr>
+                      <w:r>
+                        <w:rPr>
+                          <w:lang w:val="en-GB"/>
+                        </w:rPr>
+                        <w:t xml:space="preserve">     List&lt;double&gt; value = sequences[</w:t>
+                      </w:r>
+                      <w:proofErr w:type="spellStart"/>
+                      <w:r>
+                        <w:rPr>
+                          <w:lang w:val="en-GB"/>
+                        </w:rPr>
+                        <w:t>i</w:t>
+                      </w:r>
+                      <w:proofErr w:type="spellEnd"/>
+                      <w:r>
+                        <w:rPr>
+                          <w:lang w:val="en-GB"/>
+                        </w:rPr>
+                        <w:t>];</w:t>
+                      </w:r>
+                    </w:p>
+                    <w:p>
+                      <w:pPr>
+                        <w:jc w:val="left"/>
+                        <w:rPr>
+                          <w:lang w:val="en-GB"/>
+                        </w:rPr>
+                      </w:pPr>
+                      <w:r>
+                        <w:rPr>
+                          <w:lang w:val="en-GB"/>
+                        </w:rPr>
+                        <w:t xml:space="preserve">     </w:t>
+                      </w:r>
+                      <w:proofErr w:type="spellStart"/>
+                      <w:proofErr w:type="gramStart"/>
+                      <w:r>
+                        <w:rPr>
+                          <w:lang w:val="en-GB"/>
+                        </w:rPr>
+                        <w:t>dictionary.Add</w:t>
+                      </w:r>
+                      <w:proofErr w:type="spellEnd"/>
+                      <w:proofErr w:type="gramEnd"/>
+                      <w:r>
+                        <w:rPr>
+                          <w:lang w:val="en-GB"/>
+                        </w:rPr>
+                        <w:t>(key, value);</w:t>
+                      </w:r>
+                    </w:p>
+                    <w:p>
+                      <w:pPr>
+                        <w:jc w:val="left"/>
+                        <w:rPr>
+                          <w:lang w:val="en-GB"/>
+                        </w:rPr>
+                      </w:pPr>
+                      <w:r>
+                        <w:rPr>
+                          <w:lang w:val="en-GB"/>
+                        </w:rPr>
+                        <w:t xml:space="preserve">    }</w:t>
+                      </w:r>
+                    </w:p>
+                    <w:p>
+                      <w:pPr>
+                        <w:jc w:val="left"/>
+                        <w:rPr>
+                          <w:lang w:val="en-GB"/>
+                        </w:rPr>
+                      </w:pPr>
+                      <w:r>
+                        <w:rPr>
+                          <w:lang w:val="en-GB"/>
+                        </w:rPr>
+                        <w:t xml:space="preserve">     return dictionary;</w:t>
+                      </w:r>
+                    </w:p>
+                    <w:p>
+                      <w:pPr>
+                        <w:jc w:val="left"/>
+                        <w:rPr>
+                          <w:lang w:val="en-GB"/>
+                        </w:rPr>
+                      </w:pPr>
+                    </w:p>
+                  </w:txbxContent>
+                </v:textbox>
+                <w10:anchorlock/>
+              </v:shape>
+            </w:pict>
+          </mc:Fallback>
+        </mc:AlternateContent>
       </w:r>
     </w:p>
     <w:p>
@@ -1781,7 +3181,23 @@
         <w:jc w:val="both"/>
       </w:pPr>
       <w:r>
-        <w:t xml:space="preserve">After that, the ExecuteHTMModelTraining method of the HTMTrainingManager class is used to train the model using the converted sequences. The numerical data sequences from both the training (for learning) and predicting folders are combined before training the HTM engine. This class then returns the trained model object, which serves as the </w:t>
+        <w:t xml:space="preserve">After that, the </w:t>
+      </w:r>
+      <w:proofErr w:type="spellStart"/>
+      <w:r>
+        <w:t>ExecuteHTMModelTraining</w:t>
+      </w:r>
+      <w:proofErr w:type="spellEnd"/>
+      <w:r>
+        <w:t xml:space="preserve"> method of the </w:t>
+      </w:r>
+      <w:proofErr w:type="spellStart"/>
+      <w:r>
+        <w:t>HTMTrainingManager</w:t>
+      </w:r>
+      <w:proofErr w:type="spellEnd"/>
+      <w:r>
+        <w:t xml:space="preserve"> class is used to train the model using the converted sequences. The numerical data sequences from both the training (for learning) and predicting folders are combined before training the HTM engine. This class then returns the trained model object, which serves as the </w:t>
       </w:r>
       <w:r>
         <w:t>predictor</w:t>
@@ -1794,6 +3210,22 @@
       </w:r>
       <w:r>
         <w:t>.</w:t>
+      </w:r>
+    </w:p>
+    <w:p>
+      <w:pPr>
+        <w:pStyle w:val="Code"/>
+      </w:pPr>
+    </w:p>
+    <w:p>
+      <w:pPr>
+        <w:pStyle w:val="Code"/>
+      </w:pPr>
+      <w:r>
+        <w:t xml:space="preserve">Listing 6 </w:t>
+      </w:r>
+      <w:r>
+        <w:t>HTM Prediction Initialization</w:t>
       </w:r>
     </w:p>
     <w:p>
@@ -1801,6 +3233,305 @@
         <w:spacing w:line="256" w:lineRule="auto"/>
         <w:jc w:val="both"/>
       </w:pPr>
+      <w:r>
+        <w:rPr>
+          <w:noProof/>
+        </w:rPr>
+        <mc:AlternateContent>
+          <mc:Choice Requires="wps">
+            <w:drawing>
+              <wp:inline distT="0" distB="0" distL="0" distR="0" wp14:anchorId="04C73509" wp14:editId="6582067C">
+                <wp:extent cx="3072130" cy="1595755"/>
+                <wp:effectExtent l="13335" t="5715" r="10160" b="8255"/>
+                <wp:docPr id="2115545255" name="Text Box 12"/>
+                <wp:cNvGraphicFramePr>
+                  <a:graphicFrameLocks xmlns:a="http://schemas.openxmlformats.org/drawingml/2006/main"/>
+                </wp:cNvGraphicFramePr>
+                <a:graphic xmlns:a="http://schemas.openxmlformats.org/drawingml/2006/main">
+                  <a:graphicData uri="http://schemas.microsoft.com/office/word/2010/wordprocessingShape">
+                    <wps:wsp>
+                      <wps:cNvSpPr txBox="1">
+                        <a:spLocks noChangeArrowheads="1"/>
+                      </wps:cNvSpPr>
+                      <wps:spPr bwMode="auto">
+                        <a:xfrm>
+                          <a:off x="0" y="0"/>
+                          <a:ext cx="3072130" cy="1595755"/>
+                        </a:xfrm>
+                        <a:prstGeom prst="rect">
+                          <a:avLst/>
+                        </a:prstGeom>
+                        <a:noFill/>
+                        <a:ln w="9525">
+                          <a:solidFill>
+                            <a:srgbClr val="000000"/>
+                          </a:solidFill>
+                          <a:miter lim="800000"/>
+                          <a:headEnd/>
+                          <a:tailEnd/>
+                        </a:ln>
+                        <a:extLst>
+                          <a:ext uri="{909E8E84-426E-40DD-AFC4-6F175D3DCCD1}">
+                            <a14:hiddenFill xmlns:a14="http://schemas.microsoft.com/office/drawing/2010/main">
+                              <a:solidFill>
+                                <a:srgbClr val="FFFFFF"/>
+                              </a:solidFill>
+                            </a14:hiddenFill>
+                          </a:ext>
+                        </a:extLst>
+                      </wps:spPr>
+                      <wps:txbx>
+                        <w:txbxContent>
+                          <w:p>
+                            <w:pPr>
+                              <w:jc w:val="both"/>
+                            </w:pPr>
+                            <w:r>
+                              <w:t>.....</w:t>
+                            </w:r>
+                          </w:p>
+                          <w:p>
+                            <w:pPr>
+                              <w:jc w:val="both"/>
+                            </w:pPr>
+                            <w:proofErr w:type="spellStart"/>
+                            <w:r>
+                              <w:t>MultiSequenceLearning</w:t>
+                            </w:r>
+                            <w:proofErr w:type="spellEnd"/>
+                            <w:r>
+                              <w:t xml:space="preserve"> learning = new </w:t>
+                            </w:r>
+                            <w:proofErr w:type="spellStart"/>
+                            <w:proofErr w:type="gramStart"/>
+                            <w:r>
+                              <w:t>MultiSequenceLearning</w:t>
+                            </w:r>
+                            <w:proofErr w:type="spellEnd"/>
+                            <w:r>
+                              <w:t>(</w:t>
+                            </w:r>
+                            <w:proofErr w:type="gramEnd"/>
+                            <w:r>
+                              <w:t>);</w:t>
+                            </w:r>
+                          </w:p>
+                          <w:p>
+                            <w:pPr>
+                              <w:jc w:val="both"/>
+                            </w:pPr>
+                            <w:r>
+                              <w:t xml:space="preserve">predictor = </w:t>
+                            </w:r>
+                            <w:proofErr w:type="spellStart"/>
+                            <w:proofErr w:type="gramStart"/>
+                            <w:r>
+                              <w:t>learning.Run</w:t>
+                            </w:r>
+                            <w:proofErr w:type="spellEnd"/>
+                            <w:proofErr w:type="gramEnd"/>
+                            <w:r>
+                              <w:t>(</w:t>
+                            </w:r>
+                            <w:proofErr w:type="spellStart"/>
+                            <w:r>
+                              <w:t>htmInput</w:t>
+                            </w:r>
+                            <w:proofErr w:type="spellEnd"/>
+                            <w:r>
+                              <w:t>);</w:t>
+                            </w:r>
+                          </w:p>
+                          <w:p>
+                            <w:pPr>
+                              <w:jc w:val="both"/>
+                            </w:pPr>
+                            <w:r>
+                              <w:t>.....</w:t>
+                            </w:r>
+                          </w:p>
+                          <w:p>
+                            <w:pPr>
+                              <w:jc w:val="both"/>
+                            </w:pPr>
+                            <w:r>
+                              <w:t>.....</w:t>
+                            </w:r>
+                          </w:p>
+                          <w:p>
+                            <w:pPr>
+                              <w:jc w:val="both"/>
+                            </w:pPr>
+                            <w:r>
+                              <w:t xml:space="preserve">List&lt;List&lt;double&gt;&gt; </w:t>
+                            </w:r>
+                            <w:proofErr w:type="spellStart"/>
+                            <w:r>
+                              <w:t>combinedSequences</w:t>
+                            </w:r>
+                            <w:proofErr w:type="spellEnd"/>
+                            <w:r>
+                              <w:t xml:space="preserve"> = new List&lt;List&lt;double&gt;&gt;(sequences1);</w:t>
+                            </w:r>
+                          </w:p>
+                          <w:p>
+                            <w:pPr>
+                              <w:jc w:val="both"/>
+                            </w:pPr>
+                            <w:proofErr w:type="spellStart"/>
+                            <w:r>
+                              <w:t>combinedSequences.AddRange</w:t>
+                            </w:r>
+                            <w:proofErr w:type="spellEnd"/>
+                            <w:r>
+                              <w:t>(sequences2);</w:t>
+                            </w:r>
+                          </w:p>
+                          <w:p>
+                            <w:pPr>
+                              <w:jc w:val="both"/>
+                            </w:pPr>
+                            <w:r>
+                              <w:t>.....</w:t>
+                            </w:r>
+                          </w:p>
+                        </w:txbxContent>
+                      </wps:txbx>
+                      <wps:bodyPr rot="0" vert="horz" wrap="square" lIns="91440" tIns="45720" rIns="91440" bIns="45720" anchor="t" anchorCtr="0" upright="1">
+                        <a:noAutofit/>
+                      </wps:bodyPr>
+                    </wps:wsp>
+                  </a:graphicData>
+                </a:graphic>
+              </wp:inline>
+            </w:drawing>
+          </mc:Choice>
+          <mc:Fallback>
+            <w:pict>
+              <v:shape w14:anchorId="04C73509" id="Text Box 12" o:spid="_x0000_s1031" type="#_x0000_t202" style="width:241.9pt;height:125.65pt;visibility:visible;mso-wrap-style:square;mso-left-percent:-10001;mso-top-percent:-10001;mso-position-horizontal:absolute;mso-position-horizontal-relative:char;mso-position-vertical:absolute;mso-position-vertical-relative:line;mso-left-percent:-10001;mso-top-percent:-10001;v-text-anchor:top" o:gfxdata="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" filled="f">
+                <v:textbox>
+                  <w:txbxContent>
+                    <w:p>
+                      <w:pPr>
+                        <w:jc w:val="both"/>
+                      </w:pPr>
+                      <w:r>
+                        <w:t>.....</w:t>
+                      </w:r>
+                    </w:p>
+                    <w:p>
+                      <w:pPr>
+                        <w:jc w:val="both"/>
+                      </w:pPr>
+                      <w:proofErr w:type="spellStart"/>
+                      <w:r>
+                        <w:t>MultiSequenceLearning</w:t>
+                      </w:r>
+                      <w:proofErr w:type="spellEnd"/>
+                      <w:r>
+                        <w:t xml:space="preserve"> learning = new </w:t>
+                      </w:r>
+                      <w:proofErr w:type="spellStart"/>
+                      <w:proofErr w:type="gramStart"/>
+                      <w:r>
+                        <w:t>MultiSequenceLearning</w:t>
+                      </w:r>
+                      <w:proofErr w:type="spellEnd"/>
+                      <w:r>
+                        <w:t>(</w:t>
+                      </w:r>
+                      <w:proofErr w:type="gramEnd"/>
+                      <w:r>
+                        <w:t>);</w:t>
+                      </w:r>
+                    </w:p>
+                    <w:p>
+                      <w:pPr>
+                        <w:jc w:val="both"/>
+                      </w:pPr>
+                      <w:r>
+                        <w:t xml:space="preserve">predictor = </w:t>
+                      </w:r>
+                      <w:proofErr w:type="spellStart"/>
+                      <w:proofErr w:type="gramStart"/>
+                      <w:r>
+                        <w:t>learning.Run</w:t>
+                      </w:r>
+                      <w:proofErr w:type="spellEnd"/>
+                      <w:proofErr w:type="gramEnd"/>
+                      <w:r>
+                        <w:t>(</w:t>
+                      </w:r>
+                      <w:proofErr w:type="spellStart"/>
+                      <w:r>
+                        <w:t>htmInput</w:t>
+                      </w:r>
+                      <w:proofErr w:type="spellEnd"/>
+                      <w:r>
+                        <w:t>);</w:t>
+                      </w:r>
+                    </w:p>
+                    <w:p>
+                      <w:pPr>
+                        <w:jc w:val="both"/>
+                      </w:pPr>
+                      <w:r>
+                        <w:t>.....</w:t>
+                      </w:r>
+                    </w:p>
+                    <w:p>
+                      <w:pPr>
+                        <w:jc w:val="both"/>
+                      </w:pPr>
+                      <w:r>
+                        <w:t>.....</w:t>
+                      </w:r>
+                    </w:p>
+                    <w:p>
+                      <w:pPr>
+                        <w:jc w:val="both"/>
+                      </w:pPr>
+                      <w:r>
+                        <w:t xml:space="preserve">List&lt;List&lt;double&gt;&gt; </w:t>
+                      </w:r>
+                      <w:proofErr w:type="spellStart"/>
+                      <w:r>
+                        <w:t>combinedSequences</w:t>
+                      </w:r>
+                      <w:proofErr w:type="spellEnd"/>
+                      <w:r>
+                        <w:t xml:space="preserve"> = new List&lt;List&lt;double&gt;&gt;(sequences1);</w:t>
+                      </w:r>
+                    </w:p>
+                    <w:p>
+                      <w:pPr>
+                        <w:jc w:val="both"/>
+                      </w:pPr>
+                      <w:proofErr w:type="spellStart"/>
+                      <w:r>
+                        <w:t>combinedSequences.AddRange</w:t>
+                      </w:r>
+                      <w:proofErr w:type="spellEnd"/>
+                      <w:r>
+                        <w:t>(sequences2);</w:t>
+                      </w:r>
+                    </w:p>
+                    <w:p>
+                      <w:pPr>
+                        <w:jc w:val="both"/>
+                      </w:pPr>
+                      <w:r>
+                        <w:t>.....</w:t>
+                      </w:r>
+                    </w:p>
+                  </w:txbxContent>
+                </v:textbox>
+                <w10:anchorlock/>
+              </v:shape>
+            </w:pict>
+          </mc:Fallback>
+        </mc:AlternateContent>
+      </w:r>
     </w:p>
     <w:p>
       <w:pPr>
@@ -1813,21 +3544,117 @@
         <w:spacing w:line="256" w:lineRule="auto"/>
         <w:jc w:val="both"/>
       </w:pPr>
-    </w:p>
-    <w:p>
-      <w:pPr>
-        <w:pStyle w:val="Code"/>
-      </w:pPr>
-    </w:p>
-    <w:p>
-      <w:pPr>
-        <w:pStyle w:val="Code"/>
-      </w:pPr>
-      <w:r>
-        <w:t xml:space="preserve">Listing 6 </w:t>
-      </w:r>
-      <w:r>
-        <w:t>HTM Prediction Initialization</w:t>
+      <w:proofErr w:type="spellStart"/>
+      <w:r>
+        <w:t>A</w:t>
+      </w:r>
+      <w:r>
+        <w:t>In</w:t>
+      </w:r>
+      <w:proofErr w:type="spellEnd"/>
+      <w:r>
+        <w:t xml:space="preserve"> the end, we use the </w:t>
+      </w:r>
+      <w:proofErr w:type="spellStart"/>
+      <w:r>
+        <w:fldChar w:fldCharType="begin"/>
+      </w:r>
+      <w:r>
+        <w:instrText>HYPERLINK "https://github.com/almahamud1234/neocortexapi/blob/MatrixMasters/source/MySEProject/AnomalyDetectionSample/HTMAnomalyExperiment.cs"</w:instrText>
+      </w:r>
+      <w:r>
+        <w:fldChar w:fldCharType="separate"/>
+      </w:r>
+      <w:r>
+        <w:rPr>
+          <w:rStyle w:val="Hyperlink"/>
+        </w:rPr>
+        <w:t>HTMAnomalyExperiment</w:t>
+      </w:r>
+      <w:proofErr w:type="spellEnd"/>
+      <w:r>
+        <w:fldChar w:fldCharType="end"/>
+      </w:r>
+      <w:r>
+        <w:t> class to detect anomalies in sequences read from files inside the predicting folder. All the previously explained classes—CSV file reading (using </w:t>
+      </w:r>
+      <w:proofErr w:type="spellStart"/>
+      <w:r>
+        <w:t>CsvSequenceFolder</w:t>
+      </w:r>
+      <w:proofErr w:type="spellEnd"/>
+      <w:r>
+        <w:t>), combining and converting them for HTM training (using </w:t>
+      </w:r>
+      <w:proofErr w:type="spellStart"/>
+      <w:r>
+        <w:t>CSVToHTMInputConverter</w:t>
+      </w:r>
+      <w:proofErr w:type="spellEnd"/>
+      <w:r>
+        <w:t>), and training the HTM engine (via </w:t>
+      </w:r>
+      <w:proofErr w:type="spellStart"/>
+      <w:r>
+        <w:t>HTMTrainingManager</w:t>
+      </w:r>
+      <w:proofErr w:type="spellEnd"/>
+      <w:r>
+        <w:t>)—are utilized here. The same </w:t>
+      </w:r>
+      <w:proofErr w:type="spellStart"/>
+      <w:r>
+        <w:t>CsvSequenceFolder</w:t>
+      </w:r>
+      <w:proofErr w:type="spellEnd"/>
+      <w:r>
+        <w:t> class is used to read files for predicting sequences. The </w:t>
+      </w:r>
+      <w:proofErr w:type="spellStart"/>
+      <w:r>
+        <w:t>TrimSequences</w:t>
+      </w:r>
+      <w:proofErr w:type="spellEnd"/>
+      <w:r>
+        <w:t xml:space="preserve"> method is then applied to trim sequences for anomaly testing, as explained </w:t>
+      </w:r>
+      <w:proofErr w:type="spellStart"/>
+      <w:proofErr w:type="gramStart"/>
+      <w:r>
+        <w:t>earlier.</w:t>
+      </w:r>
+      <w:r>
+        <w:t>fter</w:t>
+      </w:r>
+      <w:proofErr w:type="spellEnd"/>
+      <w:proofErr w:type="gramEnd"/>
+      <w:r>
+        <w:t xml:space="preserve"> that we use </w:t>
+      </w:r>
+      <w:proofErr w:type="spellStart"/>
+      <w:r>
+        <w:t>multisequencelearning</w:t>
+      </w:r>
+      <w:proofErr w:type="spellEnd"/>
+      <w:r>
+        <w:t xml:space="preserve"> classes for training our HTM model</w:t>
+      </w:r>
+      <w:r>
+        <w:t xml:space="preserve"> which is given below. Where w</w:t>
+      </w:r>
+      <w:r>
+        <w:t xml:space="preserve">e used the predictor object as a trained HTM model to predict anomalies from our extracted data from </w:t>
+      </w:r>
+      <w:proofErr w:type="spellStart"/>
+      <w:r>
+        <w:t>predicting_files</w:t>
+      </w:r>
+      <w:proofErr w:type="spellEnd"/>
+      <w:r>
+        <w:t xml:space="preserve"> [Listing 7]</w:t>
+      </w:r>
+      <w:r>
+        <w:t>.</w:t>
       </w:r>
     </w:p>
     <w:p>
@@ -1835,214 +3662,631 @@
         <w:spacing w:line="256" w:lineRule="auto"/>
         <w:jc w:val="both"/>
       </w:pPr>
-      <w:r>
-        <w:pict w14:anchorId="04C73509">
-          <v:shape id="_x0000_s2060" type="#_x0000_t202" style="width:241.9pt;height:125.65pt;visibility:visible;mso-left-percent:-10001;mso-top-percent:-10001;mso-wrap-distance-left:9pt;mso-wrap-distance-top:3.6pt;mso-wrap-distance-right:9pt;mso-wrap-distance-bottom:3.6pt;mso-position-horizontal:absolute;mso-position-horizontal-relative:char;mso-position-vertical:absolute;mso-position-vertical-relative:line;mso-left-percent:-10001;mso-top-percent:-10001;mso-width-relative:margin;mso-height-relative:margin;v-text-anchor:top" filled="f">
-            <v:textbox style="mso-next-textbox:#_x0000_s2060">
-              <w:txbxContent>
-                <w:p>
-                  <w:pPr>
-                    <w:jc w:val="both"/>
-                  </w:pPr>
-                  <w:r>
-                    <w:t>.....</w:t>
-                  </w:r>
-                </w:p>
-                <w:p>
-                  <w:pPr>
-                    <w:jc w:val="both"/>
-                  </w:pPr>
-                  <w:r>
-                    <w:t>MultiSequenceLearning learning = new MultiSequenceLearning();</w:t>
-                  </w:r>
-                </w:p>
-                <w:p>
-                  <w:pPr>
-                    <w:jc w:val="both"/>
-                  </w:pPr>
-                  <w:r>
-                    <w:t>predictor = learning.Run(htmInput);</w:t>
-                  </w:r>
-                </w:p>
-                <w:p>
-                  <w:pPr>
-                    <w:jc w:val="both"/>
-                  </w:pPr>
-                  <w:r>
-                    <w:t>.....</w:t>
-                  </w:r>
-                </w:p>
-                <w:p>
-                  <w:pPr>
-                    <w:jc w:val="both"/>
-                  </w:pPr>
-                  <w:r>
-                    <w:t>.....</w:t>
-                  </w:r>
-                </w:p>
-                <w:p>
-                  <w:pPr>
-                    <w:jc w:val="both"/>
-                  </w:pPr>
-                  <w:r>
-                    <w:t>List&lt;List&lt;double&gt;&gt; combinedSequences = new List&lt;List&lt;double&gt;&gt;(sequences1);</w:t>
-                  </w:r>
-                </w:p>
-                <w:p>
-                  <w:pPr>
-                    <w:jc w:val="both"/>
-                  </w:pPr>
-                  <w:r>
-                    <w:t>combinedSequences.AddRange(sequences2);</w:t>
-                  </w:r>
-                </w:p>
-                <w:p>
-                  <w:pPr>
-                    <w:jc w:val="both"/>
-                  </w:pPr>
-                  <w:r>
-                    <w:t>.....</w:t>
-                  </w:r>
-                </w:p>
-              </w:txbxContent>
-            </v:textbox>
-            <w10:anchorlock/>
-          </v:shape>
-        </w:pict>
-      </w:r>
+    </w:p>
+    <w:p>
+      <w:pPr>
+        <w:pStyle w:val="Code"/>
+      </w:pPr>
+      <w:r>
+        <w:t xml:space="preserve">Listing 7 </w:t>
+      </w:r>
+      <w:r>
+        <w:t>Collecting Testing Data and Anomaly Detection</w:t>
+      </w:r>
+    </w:p>
+    <w:p>
+      <w:pPr>
+        <w:pStyle w:val="Code"/>
+      </w:pPr>
     </w:p>
     <w:p>
       <w:pPr>
         <w:spacing w:line="256" w:lineRule="auto"/>
         <w:jc w:val="both"/>
       </w:pPr>
+      <w:r>
+        <w:rPr>
+          <w:noProof/>
+        </w:rPr>
+        <w:lastRenderedPageBreak/>
+        <mc:AlternateContent>
+          <mc:Choice Requires="wps">
+            <w:drawing>
+              <wp:inline distT="0" distB="0" distL="0" distR="0" wp14:anchorId="33D7AE45" wp14:editId="61CD8654">
+                <wp:extent cx="3133725" cy="1384935"/>
+                <wp:effectExtent l="7620" t="5715" r="11430" b="9525"/>
+                <wp:docPr id="1302574687" name="Text Box 11"/>
+                <wp:cNvGraphicFramePr>
+                  <a:graphicFrameLocks xmlns:a="http://schemas.openxmlformats.org/drawingml/2006/main"/>
+                </wp:cNvGraphicFramePr>
+                <a:graphic xmlns:a="http://schemas.openxmlformats.org/drawingml/2006/main">
+                  <a:graphicData uri="http://schemas.microsoft.com/office/word/2010/wordprocessingShape">
+                    <wps:wsp>
+                      <wps:cNvSpPr txBox="1">
+                        <a:spLocks noChangeArrowheads="1"/>
+                      </wps:cNvSpPr>
+                      <wps:spPr bwMode="auto">
+                        <a:xfrm>
+                          <a:off x="0" y="0"/>
+                          <a:ext cx="3133725" cy="1384935"/>
+                        </a:xfrm>
+                        <a:prstGeom prst="rect">
+                          <a:avLst/>
+                        </a:prstGeom>
+                        <a:noFill/>
+                        <a:ln w="9525">
+                          <a:solidFill>
+                            <a:srgbClr val="000000"/>
+                          </a:solidFill>
+                          <a:miter lim="800000"/>
+                          <a:headEnd/>
+                          <a:tailEnd/>
+                        </a:ln>
+                        <a:extLst>
+                          <a:ext uri="{909E8E84-426E-40DD-AFC4-6F175D3DCCD1}">
+                            <a14:hiddenFill xmlns:a14="http://schemas.microsoft.com/office/drawing/2010/main">
+                              <a:solidFill>
+                                <a:srgbClr val="FFFFFF"/>
+                              </a:solidFill>
+                            </a14:hiddenFill>
+                          </a:ext>
+                        </a:extLst>
+                      </wps:spPr>
+                      <wps:txbx>
+                        <w:txbxContent>
+                          <w:p>
+                            <w:pPr>
+                              <w:jc w:val="left"/>
+                            </w:pPr>
+                            <w:r>
+                              <w:t>.....</w:t>
+                            </w:r>
+                          </w:p>
+                          <w:p>
+                            <w:pPr>
+                              <w:jc w:val="left"/>
+                            </w:pPr>
+                            <w:proofErr w:type="spellStart"/>
+                            <w:r>
+                              <w:t>allTestingData.Add</w:t>
+                            </w:r>
+                            <w:proofErr w:type="spellEnd"/>
+                            <w:r>
+                              <w:t>(</w:t>
+                            </w:r>
+                            <w:proofErr w:type="spellStart"/>
+                            <w:proofErr w:type="gramStart"/>
+                            <w:r>
+                              <w:t>sequence.ToArray</w:t>
+                            </w:r>
+                            <w:proofErr w:type="spellEnd"/>
+                            <w:proofErr w:type="gramEnd"/>
+                            <w:r>
+                              <w:t>());</w:t>
+                            </w:r>
+                          </w:p>
+                          <w:p>
+                            <w:pPr>
+                              <w:jc w:val="left"/>
+                            </w:pPr>
+                            <w:r>
+                              <w:t xml:space="preserve">var (log, anomalies) = </w:t>
+                            </w:r>
+                            <w:proofErr w:type="spellStart"/>
+                            <w:proofErr w:type="gramStart"/>
+                            <w:r>
+                              <w:t>DetectAnomalyOnSequence</w:t>
+                            </w:r>
+                            <w:proofErr w:type="spellEnd"/>
+                            <w:r>
+                              <w:t>(</w:t>
+                            </w:r>
+                            <w:proofErr w:type="gramEnd"/>
+                            <w:r>
+                              <w:t xml:space="preserve">predictor, </w:t>
+                            </w:r>
+                            <w:proofErr w:type="spellStart"/>
+                            <w:proofErr w:type="gramStart"/>
+                            <w:r>
+                              <w:t>sequence.ToArray</w:t>
+                            </w:r>
+                            <w:proofErr w:type="spellEnd"/>
+                            <w:proofErr w:type="gramEnd"/>
+                            <w:r>
+                              <w:t>(), _tolerance);</w:t>
+                            </w:r>
+                          </w:p>
+                          <w:p>
+                            <w:pPr>
+                              <w:jc w:val="left"/>
+                            </w:pPr>
+                            <w:proofErr w:type="spellStart"/>
+                            <w:r>
+                              <w:t>experimentResults.AddRange</w:t>
+                            </w:r>
+                            <w:proofErr w:type="spellEnd"/>
+                            <w:r>
+                              <w:t>(log);</w:t>
+                            </w:r>
+                          </w:p>
+                          <w:p>
+                            <w:pPr>
+                              <w:jc w:val="left"/>
+                            </w:pPr>
+                            <w:proofErr w:type="spellStart"/>
+                            <w:r>
+                              <w:t>allAnomalyIndices.Add</w:t>
+                            </w:r>
+                            <w:proofErr w:type="spellEnd"/>
+                            <w:r>
+                              <w:t>(anomalies);</w:t>
+                            </w:r>
+                          </w:p>
+                          <w:p>
+                            <w:pPr>
+                              <w:jc w:val="left"/>
+                            </w:pPr>
+                            <w:r>
+                              <w:t>.....</w:t>
+                            </w:r>
+                          </w:p>
+                        </w:txbxContent>
+                      </wps:txbx>
+                      <wps:bodyPr rot="0" vert="horz" wrap="square" lIns="91440" tIns="45720" rIns="91440" bIns="45720" anchor="t" anchorCtr="0" upright="1">
+                        <a:noAutofit/>
+                      </wps:bodyPr>
+                    </wps:wsp>
+                  </a:graphicData>
+                </a:graphic>
+              </wp:inline>
+            </w:drawing>
+          </mc:Choice>
+          <mc:Fallback>
+            <w:pict>
+              <v:shape w14:anchorId="33D7AE45" id="Text Box 11" o:spid="_x0000_s1032" type="#_x0000_t202" style="width:246.75pt;height:109.05pt;visibility:visible;mso-wrap-style:square;mso-left-percent:-10001;mso-top-percent:-10001;mso-position-horizontal:absolute;mso-position-horizontal-relative:char;mso-position-vertical:absolute;mso-position-vertical-relative:line;mso-left-percent:-10001;mso-top-percent:-10001;v-text-anchor:top" o:gfxdata="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" filled="f">
+                <v:textbox>
+                  <w:txbxContent>
+                    <w:p>
+                      <w:pPr>
+                        <w:jc w:val="left"/>
+                      </w:pPr>
+                      <w:r>
+                        <w:t>.....</w:t>
+                      </w:r>
+                    </w:p>
+                    <w:p>
+                      <w:pPr>
+                        <w:jc w:val="left"/>
+                      </w:pPr>
+                      <w:proofErr w:type="spellStart"/>
+                      <w:r>
+                        <w:t>allTestingData.Add</w:t>
+                      </w:r>
+                      <w:proofErr w:type="spellEnd"/>
+                      <w:r>
+                        <w:t>(</w:t>
+                      </w:r>
+                      <w:proofErr w:type="spellStart"/>
+                      <w:proofErr w:type="gramStart"/>
+                      <w:r>
+                        <w:t>sequence.ToArray</w:t>
+                      </w:r>
+                      <w:proofErr w:type="spellEnd"/>
+                      <w:proofErr w:type="gramEnd"/>
+                      <w:r>
+                        <w:t>());</w:t>
+                      </w:r>
+                    </w:p>
+                    <w:p>
+                      <w:pPr>
+                        <w:jc w:val="left"/>
+                      </w:pPr>
+                      <w:r>
+                        <w:t xml:space="preserve">var (log, anomalies) = </w:t>
+                      </w:r>
+                      <w:proofErr w:type="spellStart"/>
+                      <w:proofErr w:type="gramStart"/>
+                      <w:r>
+                        <w:t>DetectAnomalyOnSequence</w:t>
+                      </w:r>
+                      <w:proofErr w:type="spellEnd"/>
+                      <w:r>
+                        <w:t>(</w:t>
+                      </w:r>
+                      <w:proofErr w:type="gramEnd"/>
+                      <w:r>
+                        <w:t xml:space="preserve">predictor, </w:t>
+                      </w:r>
+                      <w:proofErr w:type="spellStart"/>
+                      <w:proofErr w:type="gramStart"/>
+                      <w:r>
+                        <w:t>sequence.ToArray</w:t>
+                      </w:r>
+                      <w:proofErr w:type="spellEnd"/>
+                      <w:proofErr w:type="gramEnd"/>
+                      <w:r>
+                        <w:t>(), _tolerance);</w:t>
+                      </w:r>
+                    </w:p>
+                    <w:p>
+                      <w:pPr>
+                        <w:jc w:val="left"/>
+                      </w:pPr>
+                      <w:proofErr w:type="spellStart"/>
+                      <w:r>
+                        <w:t>experimentResults.AddRange</w:t>
+                      </w:r>
+                      <w:proofErr w:type="spellEnd"/>
+                      <w:r>
+                        <w:t>(log);</w:t>
+                      </w:r>
+                    </w:p>
+                    <w:p>
+                      <w:pPr>
+                        <w:jc w:val="left"/>
+                      </w:pPr>
+                      <w:proofErr w:type="spellStart"/>
+                      <w:r>
+                        <w:t>allAnomalyIndices.Add</w:t>
+                      </w:r>
+                      <w:proofErr w:type="spellEnd"/>
+                      <w:r>
+                        <w:t>(anomalies);</w:t>
+                      </w:r>
+                    </w:p>
+                    <w:p>
+                      <w:pPr>
+                        <w:jc w:val="left"/>
+                      </w:pPr>
+                      <w:r>
+                        <w:t>.....</w:t>
+                      </w:r>
+                    </w:p>
+                  </w:txbxContent>
+                </v:textbox>
+                <w10:anchorlock/>
+              </v:shape>
+            </w:pict>
+          </mc:Fallback>
+        </mc:AlternateContent>
+      </w:r>
     </w:p>
     <w:p>
       <w:pPr>
         <w:spacing w:line="256" w:lineRule="auto"/>
         <w:jc w:val="both"/>
       </w:pPr>
-      <w:r>
-        <w:t>A</w:t>
-      </w:r>
-      <w:r>
-        <w:t>In the end, we use the </w:t>
-      </w:r>
-      <w:hyperlink r:id="rId11" w:history="1">
-        <w:r>
-          <w:rPr>
-            <w:rStyle w:val="Hyperlink"/>
-          </w:rPr>
-          <w:t>HTMAnomalyExperiment</w:t>
-        </w:r>
-      </w:hyperlink>
-      <w:r>
-        <w:t> class to detect anomalies in sequences read from files inside the predicting folder. All the previously explained classes—CSV file reading (using CsvSequenceFolder), combining and converting them for HTM training (using CSVToHTMInputConverter), and training the HTM engine (via HTMTrainingManager)—are utilized here. The same CsvSequenceFolder class is used to read files for predicting sequences. The TrimSequences method is then applied to trim sequences for anomaly testing, as explained earlier.</w:t>
-      </w:r>
-      <w:r>
-        <w:t xml:space="preserve">fter that we use </w:t>
-      </w:r>
-      <w:r>
-        <w:t>multisequencelearning classes for training our HTM model</w:t>
-      </w:r>
-      <w:r>
-        <w:t xml:space="preserve"> which is given below. Where w</w:t>
-      </w:r>
-      <w:r>
-        <w:t>e used the predictor object as a trained HTM model to predict anomalies from our extracted data from predicting_files</w:t>
-      </w:r>
-      <w:r>
-        <w:t xml:space="preserve"> [Listing 7]</w:t>
-      </w:r>
-      <w:r>
-        <w:t>.</w:t>
-      </w:r>
     </w:p>
     <w:p>
       <w:pPr>
         <w:spacing w:line="256" w:lineRule="auto"/>
         <w:jc w:val="both"/>
       </w:pPr>
-    </w:p>
-    <w:p>
-      <w:pPr>
-        <w:pStyle w:val="Code"/>
-      </w:pPr>
-      <w:r>
-        <w:t xml:space="preserve">Listing 7 </w:t>
-      </w:r>
-      <w:r>
-        <w:t>Collecting Testing Data and Anomaly Detection</w:t>
-      </w:r>
-    </w:p>
-    <w:p>
-      <w:pPr>
-        <w:pStyle w:val="Code"/>
-      </w:pPr>
+      <w:r>
+        <w:t xml:space="preserve">The path to the training and predicting folders is set as the default and passed through the constructor, or it can be manually set within the class. </w:t>
+      </w:r>
+      <w:r>
+        <w:t>[Listing 8]</w:t>
+      </w:r>
+      <w:r>
+        <w:t>.</w:t>
+      </w:r>
     </w:p>
     <w:p>
       <w:pPr>
         <w:spacing w:line="256" w:lineRule="auto"/>
         <w:jc w:val="both"/>
       </w:pPr>
-      <w:r>
-        <w:pict w14:anchorId="33D7AE45">
-          <v:shape id="_x0000_s2059" type="#_x0000_t202" style="width:246.75pt;height:109.05pt;visibility:visible;mso-left-percent:-10001;mso-top-percent:-10001;mso-wrap-distance-left:9pt;mso-wrap-distance-top:3.6pt;mso-wrap-distance-right:9pt;mso-wrap-distance-bottom:3.6pt;mso-position-horizontal:absolute;mso-position-horizontal-relative:char;mso-position-vertical:absolute;mso-position-vertical-relative:line;mso-left-percent:-10001;mso-top-percent:-10001;mso-width-relative:margin;mso-height-relative:margin;v-text-anchor:top" filled="f">
-            <v:textbox style="mso-next-textbox:#_x0000_s2059">
-              <w:txbxContent>
-                <w:p>
-                  <w:pPr>
-                    <w:jc w:val="left"/>
-                  </w:pPr>
-                  <w:r>
-                    <w:t>.....</w:t>
-                  </w:r>
-                </w:p>
-                <w:p>
-                  <w:pPr>
-                    <w:jc w:val="left"/>
-                  </w:pPr>
-                  <w:r>
-                    <w:t>allTestingData.Add(sequence.ToArray());</w:t>
-                  </w:r>
-                </w:p>
-                <w:p>
-                  <w:pPr>
-                    <w:jc w:val="left"/>
-                  </w:pPr>
-                  <w:r>
-                    <w:t>var (log, anomalies) = DetectAnomalyOnSequence(predictor, sequence.ToArray(), _tolerance);</w:t>
-                  </w:r>
-                </w:p>
-                <w:p>
-                  <w:pPr>
-                    <w:jc w:val="left"/>
-                  </w:pPr>
-                  <w:r>
-                    <w:t>experimentResults.AddRange(log);</w:t>
-                  </w:r>
-                </w:p>
-                <w:p>
-                  <w:pPr>
-                    <w:jc w:val="left"/>
-                  </w:pPr>
-                  <w:r>
-                    <w:t>allAnomalyIndices.Add(anomalies);</w:t>
-                  </w:r>
-                </w:p>
-                <w:p>
-                  <w:pPr>
-                    <w:jc w:val="left"/>
-                  </w:pPr>
-                  <w:r>
-                    <w:t>.....</w:t>
-                  </w:r>
-                </w:p>
-              </w:txbxContent>
-            </v:textbox>
-            <w10:anchorlock/>
-          </v:shape>
-        </w:pict>
+    </w:p>
+    <w:p>
+      <w:pPr>
+        <w:pStyle w:val="Code"/>
+      </w:pPr>
+      <w:r>
+        <w:t xml:space="preserve">Listing 8 </w:t>
+      </w:r>
+      <w:r>
+        <w:t>Configuring CSV Folder Paths</w:t>
+      </w:r>
+    </w:p>
+    <w:p>
+      <w:pPr>
+        <w:pStyle w:val="Code"/>
+        <w:jc w:val="both"/>
+      </w:pPr>
+      <w:r>
+        <w:rPr>
+          <w:noProof/>
+        </w:rPr>
+        <mc:AlternateContent>
+          <mc:Choice Requires="wps">
+            <w:drawing>
+              <wp:inline distT="0" distB="0" distL="0" distR="0" wp14:anchorId="2B616EE1" wp14:editId="34585B21">
+                <wp:extent cx="3230880" cy="1163320"/>
+                <wp:effectExtent l="5715" t="5080" r="11430" b="12700"/>
+                <wp:docPr id="824068401" name="Text Box 10"/>
+                <wp:cNvGraphicFramePr>
+                  <a:graphicFrameLocks xmlns:a="http://schemas.openxmlformats.org/drawingml/2006/main"/>
+                </wp:cNvGraphicFramePr>
+                <a:graphic xmlns:a="http://schemas.openxmlformats.org/drawingml/2006/main">
+                  <a:graphicData uri="http://schemas.microsoft.com/office/word/2010/wordprocessingShape">
+                    <wps:wsp>
+                      <wps:cNvSpPr txBox="1">
+                        <a:spLocks noChangeArrowheads="1"/>
+                      </wps:cNvSpPr>
+                      <wps:spPr bwMode="auto">
+                        <a:xfrm>
+                          <a:off x="0" y="0"/>
+                          <a:ext cx="3230880" cy="1163320"/>
+                        </a:xfrm>
+                        <a:prstGeom prst="rect">
+                          <a:avLst/>
+                        </a:prstGeom>
+                        <a:noFill/>
+                        <a:ln w="9525">
+                          <a:solidFill>
+                            <a:srgbClr val="000000"/>
+                          </a:solidFill>
+                          <a:miter lim="800000"/>
+                          <a:headEnd/>
+                          <a:tailEnd/>
+                        </a:ln>
+                        <a:extLst>
+                          <a:ext uri="{909E8E84-426E-40DD-AFC4-6F175D3DCCD1}">
+                            <a14:hiddenFill xmlns:a14="http://schemas.microsoft.com/office/drawing/2010/main">
+                              <a:solidFill>
+                                <a:srgbClr val="FFFFFF"/>
+                              </a:solidFill>
+                            </a14:hiddenFill>
+                          </a:ext>
+                        </a:extLst>
+                      </wps:spPr>
+                      <wps:txbx>
+                        <w:txbxContent>
+                          <w:p>
+                            <w:pPr>
+                              <w:jc w:val="left"/>
+                            </w:pPr>
+                            <w:r>
+                              <w:t>.....</w:t>
+                            </w:r>
+                          </w:p>
+                          <w:p>
+                            <w:pPr>
+                              <w:jc w:val="left"/>
+                            </w:pPr>
+                            <w:r>
+                              <w:t>_</w:t>
+                            </w:r>
+                            <w:proofErr w:type="spellStart"/>
+                            <w:r>
+                              <w:t>trainingCSVFolderPath</w:t>
+                            </w:r>
+                            <w:proofErr w:type="spellEnd"/>
+                            <w:r>
+                              <w:t xml:space="preserve"> = </w:t>
+                            </w:r>
+                            <w:proofErr w:type="spellStart"/>
+                            <w:r>
+                              <w:t>Path.Combine</w:t>
+                            </w:r>
+                            <w:proofErr w:type="spellEnd"/>
+                            <w:r>
+                              <w:t>(</w:t>
+                            </w:r>
+                            <w:proofErr w:type="spellStart"/>
+                            <w:r>
+                              <w:t>projectBaseDirectory</w:t>
+                            </w:r>
+                            <w:proofErr w:type="spellEnd"/>
+                            <w:r>
+                              <w:t xml:space="preserve">, </w:t>
+                            </w:r>
+                            <w:proofErr w:type="spellStart"/>
+                            <w:r>
+                              <w:t>trainingFolderPath</w:t>
+                            </w:r>
+                            <w:proofErr w:type="spellEnd"/>
+                            <w:r>
+                              <w:t>);</w:t>
+                            </w:r>
+                          </w:p>
+                          <w:p>
+                            <w:pPr>
+                              <w:jc w:val="left"/>
+                            </w:pPr>
+                            <w:r>
+                              <w:t>_</w:t>
+                            </w:r>
+                            <w:proofErr w:type="spellStart"/>
+                            <w:r>
+                              <w:t>predictingCSVFolderPath</w:t>
+                            </w:r>
+                            <w:proofErr w:type="spellEnd"/>
+                            <w:r>
+                              <w:t xml:space="preserve"> = </w:t>
+                            </w:r>
+                            <w:proofErr w:type="spellStart"/>
+                            <w:r>
+                              <w:t>Path.Combine</w:t>
+                            </w:r>
+                            <w:proofErr w:type="spellEnd"/>
+                            <w:r>
+                              <w:t>(</w:t>
+                            </w:r>
+                            <w:proofErr w:type="spellStart"/>
+                            <w:r>
+                              <w:t>projectBaseDirectory</w:t>
+                            </w:r>
+                            <w:proofErr w:type="spellEnd"/>
+                            <w:r>
+                              <w:t xml:space="preserve">, </w:t>
+                            </w:r>
+                            <w:proofErr w:type="spellStart"/>
+                            <w:r>
+                              <w:t>predictingFolderPath</w:t>
+                            </w:r>
+                            <w:proofErr w:type="spellEnd"/>
+                            <w:r>
+                              <w:t>);</w:t>
+                            </w:r>
+                          </w:p>
+                          <w:p>
+                            <w:pPr>
+                              <w:jc w:val="left"/>
+                            </w:pPr>
+                            <w:r>
+                              <w:t>.....</w:t>
+                            </w:r>
+                          </w:p>
+                        </w:txbxContent>
+                      </wps:txbx>
+                      <wps:bodyPr rot="0" vert="horz" wrap="square" lIns="91440" tIns="45720" rIns="91440" bIns="45720" anchor="t" anchorCtr="0" upright="1">
+                        <a:noAutofit/>
+                      </wps:bodyPr>
+                    </wps:wsp>
+                  </a:graphicData>
+                </a:graphic>
+              </wp:inline>
+            </w:drawing>
+          </mc:Choice>
+          <mc:Fallback>
+            <w:pict>
+              <v:shape w14:anchorId="2B616EE1" id="Text Box 10" o:spid="_x0000_s1033" type="#_x0000_t202" style="width:254.4pt;height:91.6pt;visibility:visible;mso-wrap-style:square;mso-left-percent:-10001;mso-top-percent:-10001;mso-position-horizontal:absolute;mso-position-horizontal-relative:char;mso-position-vertical:absolute;mso-position-vertical-relative:line;mso-left-percent:-10001;mso-top-percent:-10001;v-text-anchor:top" o:gfxdata="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" filled="f">
+                <v:textbox>
+                  <w:txbxContent>
+                    <w:p>
+                      <w:pPr>
+                        <w:jc w:val="left"/>
+                      </w:pPr>
+                      <w:r>
+                        <w:t>.....</w:t>
+                      </w:r>
+                    </w:p>
+                    <w:p>
+                      <w:pPr>
+                        <w:jc w:val="left"/>
+                      </w:pPr>
+                      <w:r>
+                        <w:t>_</w:t>
+                      </w:r>
+                      <w:proofErr w:type="spellStart"/>
+                      <w:r>
+                        <w:t>trainingCSVFolderPath</w:t>
+                      </w:r>
+                      <w:proofErr w:type="spellEnd"/>
+                      <w:r>
+                        <w:t xml:space="preserve"> = </w:t>
+                      </w:r>
+                      <w:proofErr w:type="spellStart"/>
+                      <w:r>
+                        <w:t>Path.Combine</w:t>
+                      </w:r>
+                      <w:proofErr w:type="spellEnd"/>
+                      <w:r>
+                        <w:t>(</w:t>
+                      </w:r>
+                      <w:proofErr w:type="spellStart"/>
+                      <w:r>
+                        <w:t>projectBaseDirectory</w:t>
+                      </w:r>
+                      <w:proofErr w:type="spellEnd"/>
+                      <w:r>
+                        <w:t xml:space="preserve">, </w:t>
+                      </w:r>
+                      <w:proofErr w:type="spellStart"/>
+                      <w:r>
+                        <w:t>trainingFolderPath</w:t>
+                      </w:r>
+                      <w:proofErr w:type="spellEnd"/>
+                      <w:r>
+                        <w:t>);</w:t>
+                      </w:r>
+                    </w:p>
+                    <w:p>
+                      <w:pPr>
+                        <w:jc w:val="left"/>
+                      </w:pPr>
+                      <w:r>
+                        <w:t>_</w:t>
+                      </w:r>
+                      <w:proofErr w:type="spellStart"/>
+                      <w:r>
+                        <w:t>predictingCSVFolderPath</w:t>
+                      </w:r>
+                      <w:proofErr w:type="spellEnd"/>
+                      <w:r>
+                        <w:t xml:space="preserve"> = </w:t>
+                      </w:r>
+                      <w:proofErr w:type="spellStart"/>
+                      <w:r>
+                        <w:t>Path.Combine</w:t>
+                      </w:r>
+                      <w:proofErr w:type="spellEnd"/>
+                      <w:r>
+                        <w:t>(</w:t>
+                      </w:r>
+                      <w:proofErr w:type="spellStart"/>
+                      <w:r>
+                        <w:t>projectBaseDirectory</w:t>
+                      </w:r>
+                      <w:proofErr w:type="spellEnd"/>
+                      <w:r>
+                        <w:t xml:space="preserve">, </w:t>
+                      </w:r>
+                      <w:proofErr w:type="spellStart"/>
+                      <w:r>
+                        <w:t>predictingFolderPath</w:t>
+                      </w:r>
+                      <w:proofErr w:type="spellEnd"/>
+                      <w:r>
+                        <w:t>);</w:t>
+                      </w:r>
+                    </w:p>
+                    <w:p>
+                      <w:pPr>
+                        <w:jc w:val="left"/>
+                      </w:pPr>
+                      <w:r>
+                        <w:t>.....</w:t>
+                      </w:r>
+                    </w:p>
+                  </w:txbxContent>
+                </v:textbox>
+                <w10:anchorlock/>
+              </v:shape>
+            </w:pict>
+          </mc:Fallback>
+        </mc:AlternateContent>
+      </w:r>
+      <w:r>
+        <w:br/>
+      </w:r>
+      <w:r>
+        <w:t>In the end, the </w:t>
+      </w:r>
+      <w:proofErr w:type="spellStart"/>
+      <w:r>
+        <w:t>DetectAnomaly</w:t>
+      </w:r>
+      <w:proofErr w:type="spellEnd"/>
+      <w:r>
+        <w:t> method is used to detect anomalies in our trimmed sequences one by one, utilizing the trained HTM model predictor</w:t>
+      </w:r>
+      <w:r>
+        <w:t xml:space="preserve"> </w:t>
+      </w:r>
+      <w:r>
+        <w:t>[</w:t>
+      </w:r>
+      <w:r>
+        <w:t>Listing 9</w:t>
+      </w:r>
+      <w:r>
+        <w:t>]</w:t>
+      </w:r>
+      <w:r>
+        <w:t>.</w:t>
       </w:r>
     </w:p>
     <w:p>
@@ -2053,17 +4297,313 @@
     </w:p>
     <w:p>
       <w:pPr>
+        <w:pStyle w:val="Code"/>
+      </w:pPr>
+      <w:r>
+        <w:t xml:space="preserve">Listing 9 </w:t>
+      </w:r>
+      <w:r>
+        <w:t>Applying Anomaly Detection to Test Data</w:t>
+      </w:r>
+    </w:p>
+    <w:p>
+      <w:pPr>
+        <w:pStyle w:val="Code"/>
+      </w:pPr>
+    </w:p>
+    <w:p>
+      <w:pPr>
         <w:spacing w:line="256" w:lineRule="auto"/>
         <w:jc w:val="both"/>
       </w:pPr>
       <w:r>
-        <w:t xml:space="preserve">The path to the training and predicting folders is set as the default and passed through the constructor, or it can be manually set within the class. </w:t>
-      </w:r>
-      <w:r>
-        <w:t>[Listing 8]</w:t>
-      </w:r>
-      <w:r>
-        <w:t>.</w:t>
+        <w:rPr>
+          <w:noProof/>
+        </w:rPr>
+        <mc:AlternateContent>
+          <mc:Choice Requires="wps">
+            <w:drawing>
+              <wp:inline distT="0" distB="0" distL="0" distR="0" wp14:anchorId="76079094" wp14:editId="44CF55B9">
+                <wp:extent cx="2904490" cy="1132205"/>
+                <wp:effectExtent l="5715" t="8255" r="13970" b="12065"/>
+                <wp:docPr id="78650293" name="Text Box 9"/>
+                <wp:cNvGraphicFramePr>
+                  <a:graphicFrameLocks xmlns:a="http://schemas.openxmlformats.org/drawingml/2006/main"/>
+                </wp:cNvGraphicFramePr>
+                <a:graphic xmlns:a="http://schemas.openxmlformats.org/drawingml/2006/main">
+                  <a:graphicData uri="http://schemas.microsoft.com/office/word/2010/wordprocessingShape">
+                    <wps:wsp>
+                      <wps:cNvSpPr txBox="1">
+                        <a:spLocks noChangeArrowheads="1"/>
+                      </wps:cNvSpPr>
+                      <wps:spPr bwMode="auto">
+                        <a:xfrm>
+                          <a:off x="0" y="0"/>
+                          <a:ext cx="2904490" cy="1132205"/>
+                        </a:xfrm>
+                        <a:prstGeom prst="rect">
+                          <a:avLst/>
+                        </a:prstGeom>
+                        <a:noFill/>
+                        <a:ln w="9525">
+                          <a:solidFill>
+                            <a:srgbClr val="000000"/>
+                          </a:solidFill>
+                          <a:miter lim="800000"/>
+                          <a:headEnd/>
+                          <a:tailEnd/>
+                        </a:ln>
+                        <a:extLst>
+                          <a:ext uri="{909E8E84-426E-40DD-AFC4-6F175D3DCCD1}">
+                            <a14:hiddenFill xmlns:a14="http://schemas.microsoft.com/office/drawing/2010/main">
+                              <a:solidFill>
+                                <a:srgbClr val="FFFFFF"/>
+                              </a:solidFill>
+                            </a14:hiddenFill>
+                          </a:ext>
+                        </a:extLst>
+                      </wps:spPr>
+                      <wps:txbx>
+                        <w:txbxContent>
+                          <w:p>
+                            <w:pPr>
+                              <w:jc w:val="left"/>
+                            </w:pPr>
+                            <w:r>
+                              <w:t xml:space="preserve">foreach (List&lt;double&gt; list in </w:t>
+                            </w:r>
+                            <w:proofErr w:type="spellStart"/>
+                            <w:r>
+                              <w:t>triminputtestseq</w:t>
+                            </w:r>
+                            <w:proofErr w:type="spellEnd"/>
+                            <w:r>
+                              <w:t>)</w:t>
+                            </w:r>
+                          </w:p>
+                          <w:p>
+                            <w:pPr>
+                              <w:jc w:val="left"/>
+                            </w:pPr>
+                            <w:r>
+                              <w:t xml:space="preserve">       {</w:t>
+                            </w:r>
+                          </w:p>
+                          <w:p>
+                            <w:pPr>
+                              <w:jc w:val="left"/>
+                            </w:pPr>
+                            <w:r>
+                              <w:t xml:space="preserve">         .....</w:t>
+                            </w:r>
+                          </w:p>
+                          <w:p>
+                            <w:pPr>
+                              <w:jc w:val="left"/>
+                            </w:pPr>
+                            <w:r>
+                              <w:t xml:space="preserve">         </w:t>
+                            </w:r>
+                            <w:proofErr w:type="gramStart"/>
+                            <w:r>
+                              <w:t>double[</w:t>
+                            </w:r>
+                            <w:proofErr w:type="gramEnd"/>
+                            <w:r>
+                              <w:t xml:space="preserve">] </w:t>
+                            </w:r>
+                            <w:proofErr w:type="spellStart"/>
+                            <w:r>
+                              <w:t>lst</w:t>
+                            </w:r>
+                            <w:proofErr w:type="spellEnd"/>
+                            <w:r>
+                              <w:t xml:space="preserve"> = </w:t>
+                            </w:r>
+                            <w:proofErr w:type="spellStart"/>
+                            <w:proofErr w:type="gramStart"/>
+                            <w:r>
+                              <w:t>list.ToArray</w:t>
+                            </w:r>
+                            <w:proofErr w:type="spellEnd"/>
+                            <w:proofErr w:type="gramEnd"/>
+                            <w:r>
+                              <w:t>();</w:t>
+                            </w:r>
+                          </w:p>
+                          <w:p>
+                            <w:pPr>
+                              <w:jc w:val="left"/>
+                            </w:pPr>
+                            <w:r>
+                              <w:t xml:space="preserve">         </w:t>
+                            </w:r>
+                            <w:proofErr w:type="spellStart"/>
+                            <w:proofErr w:type="gramStart"/>
+                            <w:r>
+                              <w:t>DetectAnomaly</w:t>
+                            </w:r>
+                            <w:proofErr w:type="spellEnd"/>
+                            <w:r>
+                              <w:t>(</w:t>
+                            </w:r>
+                            <w:proofErr w:type="spellStart"/>
+                            <w:proofErr w:type="gramEnd"/>
+                            <w:r>
+                              <w:t>myPredictor</w:t>
+                            </w:r>
+                            <w:proofErr w:type="spellEnd"/>
+                            <w:r>
+                              <w:t xml:space="preserve">, </w:t>
+                            </w:r>
+                            <w:proofErr w:type="spellStart"/>
+                            <w:r>
+                              <w:t>lst</w:t>
+                            </w:r>
+                            <w:proofErr w:type="spellEnd"/>
+                            <w:r>
+                              <w:t>);</w:t>
+                            </w:r>
+                          </w:p>
+                          <w:p>
+                            <w:pPr>
+                              <w:jc w:val="left"/>
+                            </w:pPr>
+                            <w:r>
+                              <w:t xml:space="preserve">       }</w:t>
+                            </w:r>
+                          </w:p>
+                        </w:txbxContent>
+                      </wps:txbx>
+                      <wps:bodyPr rot="0" vert="horz" wrap="square" lIns="91440" tIns="45720" rIns="91440" bIns="45720" anchor="t" anchorCtr="0" upright="1">
+                        <a:noAutofit/>
+                      </wps:bodyPr>
+                    </wps:wsp>
+                  </a:graphicData>
+                </a:graphic>
+              </wp:inline>
+            </w:drawing>
+          </mc:Choice>
+          <mc:Fallback>
+            <w:pict>
+              <v:shape w14:anchorId="76079094" id="Text Box 9" o:spid="_x0000_s1034" type="#_x0000_t202" style="width:228.7pt;height:89.15pt;visibility:visible;mso-wrap-style:square;mso-left-percent:-10001;mso-top-percent:-10001;mso-position-horizontal:absolute;mso-position-horizontal-relative:char;mso-position-vertical:absolute;mso-position-vertical-relative:line;mso-left-percent:-10001;mso-top-percent:-10001;v-text-anchor:top" o:gfxdata="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" filled="f">
+                <v:textbox>
+                  <w:txbxContent>
+                    <w:p>
+                      <w:pPr>
+                        <w:jc w:val="left"/>
+                      </w:pPr>
+                      <w:r>
+                        <w:t xml:space="preserve">foreach (List&lt;double&gt; list in </w:t>
+                      </w:r>
+                      <w:proofErr w:type="spellStart"/>
+                      <w:r>
+                        <w:t>triminputtestseq</w:t>
+                      </w:r>
+                      <w:proofErr w:type="spellEnd"/>
+                      <w:r>
+                        <w:t>)</w:t>
+                      </w:r>
+                    </w:p>
+                    <w:p>
+                      <w:pPr>
+                        <w:jc w:val="left"/>
+                      </w:pPr>
+                      <w:r>
+                        <w:t xml:space="preserve">       {</w:t>
+                      </w:r>
+                    </w:p>
+                    <w:p>
+                      <w:pPr>
+                        <w:jc w:val="left"/>
+                      </w:pPr>
+                      <w:r>
+                        <w:t xml:space="preserve">         .....</w:t>
+                      </w:r>
+                    </w:p>
+                    <w:p>
+                      <w:pPr>
+                        <w:jc w:val="left"/>
+                      </w:pPr>
+                      <w:r>
+                        <w:t xml:space="preserve">         </w:t>
+                      </w:r>
+                      <w:proofErr w:type="gramStart"/>
+                      <w:r>
+                        <w:t>double[</w:t>
+                      </w:r>
+                      <w:proofErr w:type="gramEnd"/>
+                      <w:r>
+                        <w:t xml:space="preserve">] </w:t>
+                      </w:r>
+                      <w:proofErr w:type="spellStart"/>
+                      <w:r>
+                        <w:t>lst</w:t>
+                      </w:r>
+                      <w:proofErr w:type="spellEnd"/>
+                      <w:r>
+                        <w:t xml:space="preserve"> = </w:t>
+                      </w:r>
+                      <w:proofErr w:type="spellStart"/>
+                      <w:proofErr w:type="gramStart"/>
+                      <w:r>
+                        <w:t>list.ToArray</w:t>
+                      </w:r>
+                      <w:proofErr w:type="spellEnd"/>
+                      <w:proofErr w:type="gramEnd"/>
+                      <w:r>
+                        <w:t>();</w:t>
+                      </w:r>
+                    </w:p>
+                    <w:p>
+                      <w:pPr>
+                        <w:jc w:val="left"/>
+                      </w:pPr>
+                      <w:r>
+                        <w:t xml:space="preserve">         </w:t>
+                      </w:r>
+                      <w:proofErr w:type="spellStart"/>
+                      <w:proofErr w:type="gramStart"/>
+                      <w:r>
+                        <w:t>DetectAnomaly</w:t>
+                      </w:r>
+                      <w:proofErr w:type="spellEnd"/>
+                      <w:r>
+                        <w:t>(</w:t>
+                      </w:r>
+                      <w:proofErr w:type="spellStart"/>
+                      <w:proofErr w:type="gramEnd"/>
+                      <w:r>
+                        <w:t>myPredictor</w:t>
+                      </w:r>
+                      <w:proofErr w:type="spellEnd"/>
+                      <w:r>
+                        <w:t xml:space="preserve">, </w:t>
+                      </w:r>
+                      <w:proofErr w:type="spellStart"/>
+                      <w:r>
+                        <w:t>lst</w:t>
+                      </w:r>
+                      <w:proofErr w:type="spellEnd"/>
+                      <w:r>
+                        <w:t>);</w:t>
+                      </w:r>
+                    </w:p>
+                    <w:p>
+                      <w:pPr>
+                        <w:jc w:val="left"/>
+                      </w:pPr>
+                      <w:r>
+                        <w:t xml:space="preserve">       }</w:t>
+                      </w:r>
+                    </w:p>
+                  </w:txbxContent>
+                </v:textbox>
+                <w10:anchorlock/>
+              </v:shape>
+            </w:pict>
+          </mc:Fallback>
+        </mc:AlternateContent>
       </w:r>
     </w:p>
     <w:p>
@@ -2074,278 +4614,354 @@
     </w:p>
     <w:p>
       <w:pPr>
-        <w:pStyle w:val="Code"/>
-      </w:pPr>
-      <w:r>
-        <w:t xml:space="preserve">Listing 8 </w:t>
-      </w:r>
-      <w:r>
-        <w:t>Configuring CSV Folder Paths</w:t>
-      </w:r>
-    </w:p>
-    <w:p>
-      <w:pPr>
-        <w:pStyle w:val="Code"/>
-        <w:jc w:val="both"/>
-      </w:pPr>
-      <w:r>
-        <w:pict w14:anchorId="2B616EE1">
-          <v:shape id="_x0000_s2058" type="#_x0000_t202" style="width:254.4pt;height:91.6pt;visibility:visible;mso-left-percent:-10001;mso-top-percent:-10001;mso-wrap-distance-left:9pt;mso-wrap-distance-top:3.6pt;mso-wrap-distance-right:9pt;mso-wrap-distance-bottom:3.6pt;mso-position-horizontal:absolute;mso-position-horizontal-relative:char;mso-position-vertical:absolute;mso-position-vertical-relative:line;mso-left-percent:-10001;mso-top-percent:-10001;mso-width-relative:margin;mso-height-relative:margin;v-text-anchor:top" filled="f">
-            <v:textbox style="mso-next-textbox:#_x0000_s2058">
-              <w:txbxContent>
-                <w:p>
-                  <w:pPr>
-                    <w:jc w:val="left"/>
-                  </w:pPr>
-                  <w:r>
-                    <w:t>.....</w:t>
-                  </w:r>
-                </w:p>
-                <w:p>
-                  <w:pPr>
-                    <w:jc w:val="left"/>
-                  </w:pPr>
-                  <w:r>
-                    <w:t>_trainingCSVFolderPath = Path.Combine(projectBaseDirectory, trainingFolderPath);</w:t>
-                  </w:r>
-                </w:p>
-                <w:p>
-                  <w:pPr>
-                    <w:jc w:val="left"/>
-                  </w:pPr>
-                  <w:r>
-                    <w:t>_predictingCSVFolderPath = Path.Combine(projectBaseDirectory, predictingFolderPath);</w:t>
-                  </w:r>
-                </w:p>
-                <w:p>
-                  <w:pPr>
-                    <w:jc w:val="left"/>
-                  </w:pPr>
-                  <w:r>
-                    <w:t>.....</w:t>
-                  </w:r>
-                </w:p>
-              </w:txbxContent>
-            </v:textbox>
-            <w10:anchorlock/>
-          </v:shape>
-        </w:pict>
-      </w:r>
-      <w:r>
-        <w:br/>
-      </w:r>
-      <w:r>
-        <w:t>In the end, the DetectAnomaly method is used to detect anomalies in our trimmed sequences one by one, utilizing the trained HTM model predictor</w:t>
-      </w:r>
-      <w:r>
-        <w:t xml:space="preserve"> </w:t>
-      </w:r>
-      <w:r>
-        <w:t>[</w:t>
-      </w:r>
-      <w:r>
-        <w:t>Listing 9</w:t>
-      </w:r>
-      <w:r>
-        <w:t>]</w:t>
-      </w:r>
-      <w:r>
-        <w:t>.</w:t>
-      </w:r>
-    </w:p>
-    <w:p>
-      <w:pPr>
         <w:spacing w:line="256" w:lineRule="auto"/>
         <w:jc w:val="both"/>
-      </w:pPr>
-    </w:p>
-    <w:p>
-      <w:pPr>
-        <w:pStyle w:val="Code"/>
-      </w:pPr>
-      <w:r>
-        <w:lastRenderedPageBreak/>
-        <w:t xml:space="preserve">Listing 9 </w:t>
-      </w:r>
-      <w:r>
-        <w:t>Applying Anomaly Detection to Test Data</w:t>
-      </w:r>
-    </w:p>
-    <w:p>
-      <w:pPr>
-        <w:pStyle w:val="Code"/>
-      </w:pPr>
+        <w:rPr>
+          <w:lang w:val="en-GB"/>
+        </w:rPr>
+      </w:pPr>
+      <w:r>
+        <w:rPr>
+          <w:lang w:val="en-GB"/>
+        </w:rPr>
+        <w:t>Exception handling is implemented to manage errors thrown by the </w:t>
+      </w:r>
+      <w:proofErr w:type="spellStart"/>
+      <w:r>
+        <w:rPr>
+          <w:lang w:val="en-GB"/>
+        </w:rPr>
+        <w:t>DetectAnomaly</w:t>
+      </w:r>
+      <w:proofErr w:type="spellEnd"/>
+      <w:r>
+        <w:rPr>
+          <w:lang w:val="en-GB"/>
+        </w:rPr>
+        <w:t> method, such as passing non-numeric values or when the number of elements in the list is less than two.</w:t>
+      </w:r>
     </w:p>
     <w:p>
       <w:pPr>
         <w:spacing w:line="256" w:lineRule="auto"/>
         <w:jc w:val="both"/>
-      </w:pPr>
-      <w:r>
-        <w:pict w14:anchorId="76079094">
-          <v:shape id="_x0000_s2057" type="#_x0000_t202" style="width:228.7pt;height:89.15pt;visibility:visible;mso-left-percent:-10001;mso-top-percent:-10001;mso-wrap-distance-left:9pt;mso-wrap-distance-top:3.6pt;mso-wrap-distance-right:9pt;mso-wrap-distance-bottom:3.6pt;mso-position-horizontal:absolute;mso-position-horizontal-relative:char;mso-position-vertical:absolute;mso-position-vertical-relative:line;mso-left-percent:-10001;mso-top-percent:-10001;mso-width-relative:margin;mso-height-relative:margin;v-text-anchor:top" filled="f">
-            <v:textbox style="mso-next-textbox:#_x0000_s2057">
-              <w:txbxContent>
-                <w:p>
-                  <w:pPr>
-                    <w:jc w:val="left"/>
-                  </w:pPr>
-                  <w:r>
-                    <w:t>foreach (List&lt;double&gt; list in triminputtestseq)</w:t>
-                  </w:r>
-                </w:p>
-                <w:p>
-                  <w:pPr>
-                    <w:jc w:val="left"/>
-                  </w:pPr>
-                  <w:r>
-                    <w:t xml:space="preserve">       {</w:t>
-                  </w:r>
-                </w:p>
-                <w:p>
-                  <w:pPr>
-                    <w:jc w:val="left"/>
-                  </w:pPr>
-                  <w:r>
-                    <w:t xml:space="preserve">         .....</w:t>
-                  </w:r>
-                </w:p>
-                <w:p>
-                  <w:pPr>
-                    <w:jc w:val="left"/>
-                  </w:pPr>
-                  <w:r>
-                    <w:t xml:space="preserve">         double[] lst = list.ToArray();</w:t>
-                  </w:r>
-                </w:p>
-                <w:p>
-                  <w:pPr>
-                    <w:jc w:val="left"/>
-                  </w:pPr>
-                  <w:r>
-                    <w:t xml:space="preserve">         DetectAnomaly(myPredictor, lst);</w:t>
-                  </w:r>
-                </w:p>
-                <w:p>
-                  <w:pPr>
-                    <w:jc w:val="left"/>
-                  </w:pPr>
-                  <w:r>
-                    <w:t xml:space="preserve">       }</w:t>
-                  </w:r>
-                </w:p>
-              </w:txbxContent>
-            </v:textbox>
-            <w10:anchorlock/>
-          </v:shape>
-        </w:pict>
+        <w:rPr>
+          <w:lang w:val="en-GB"/>
+        </w:rPr>
+      </w:pPr>
+      <w:r>
+        <w:rPr>
+          <w:lang w:val="en-GB"/>
+        </w:rPr>
+        <w:t>The </w:t>
+      </w:r>
+      <w:proofErr w:type="spellStart"/>
+      <w:r>
+        <w:fldChar w:fldCharType="begin"/>
+      </w:r>
+      <w:r>
+        <w:instrText>HYPERLINK "https://github.com/almahamud1234/neocortexapi/blob/a05b009aaa68c6f3c7961583e2c247ee943d98a9/source/MySEProject/AnomalyDetectionSample/HTMAnomalyExperiment.cs" \l "L68"</w:instrText>
+      </w:r>
+      <w:r>
+        <w:fldChar w:fldCharType="separate"/>
+      </w:r>
+      <w:r>
+        <w:rPr>
+          <w:rStyle w:val="Hyperlink"/>
+          <w:lang w:val="en-GB"/>
+        </w:rPr>
+        <w:t>DetectAnomaly</w:t>
+      </w:r>
+      <w:proofErr w:type="spellEnd"/>
+      <w:r>
+        <w:fldChar w:fldCharType="end"/>
+      </w:r>
+      <w:r>
+        <w:rPr>
+          <w:lang w:val="en-GB"/>
+        </w:rPr>
+        <w:t> method, which is the main method of the </w:t>
+      </w:r>
+      <w:proofErr w:type="spellStart"/>
+      <w:r>
+        <w:rPr>
+          <w:lang w:val="en-GB"/>
+        </w:rPr>
+        <w:t>ExtractSequencesFromFolder</w:t>
+      </w:r>
+      <w:proofErr w:type="spellEnd"/>
+      <w:r>
+        <w:rPr>
+          <w:lang w:val="en-GB"/>
+        </w:rPr>
+        <w:t> class, detects anomalies in our data. It traverses each value in the list one by one in a sliding window manner, using the trained model predictor to predict the next element for comparison. An anomaly score is used to quantify the comparison, and if the prediction exceeds a certain tolerance level, it is flagged as an anomaly.</w:t>
       </w:r>
     </w:p>
     <w:p>
       <w:pPr>
         <w:spacing w:line="256" w:lineRule="auto"/>
         <w:jc w:val="both"/>
-      </w:pPr>
+        <w:rPr>
+          <w:lang w:val="en-GB"/>
+        </w:rPr>
+      </w:pPr>
+      <w:r>
+        <w:rPr>
+          <w:lang w:val="en-GB"/>
+        </w:rPr>
+        <w:t>We can obtain our prediction in a list of results in the format of </w:t>
+      </w:r>
+      <w:proofErr w:type="gramStart"/>
+      <w:r>
+        <w:rPr>
+          <w:lang w:val="en-GB"/>
+        </w:rPr>
+        <w:t>NeoCortexApi.Classifiers.ClassifierResult</w:t>
+      </w:r>
+      <w:proofErr w:type="gramEnd"/>
+      <w:r>
+        <w:rPr>
+          <w:lang w:val="en-GB"/>
+        </w:rPr>
+        <w:t>1[</w:t>
+      </w:r>
+      <w:proofErr w:type="spellStart"/>
+      <w:proofErr w:type="gramStart"/>
+      <w:r>
+        <w:rPr>
+          <w:lang w:val="en-GB"/>
+        </w:rPr>
+        <w:t>System.String</w:t>
+      </w:r>
+      <w:proofErr w:type="spellEnd"/>
+      <w:r>
+        <w:rPr>
+          <w:lang w:val="en-GB"/>
+        </w:rPr>
+        <w:t>]`</w:t>
+      </w:r>
+      <w:proofErr w:type="gramEnd"/>
+      <w:r>
+        <w:rPr>
+          <w:lang w:val="en-GB"/>
+        </w:rPr>
+        <w:t xml:space="preserve"> from our trained model predictor using the following method</w:t>
+      </w:r>
+      <w:r>
+        <w:rPr>
+          <w:lang w:val="en-GB"/>
+        </w:rPr>
+        <w:t xml:space="preserve"> </w:t>
+      </w:r>
+      <w:r>
+        <w:t>[</w:t>
+      </w:r>
+      <w:r>
+        <w:t>Listing 10</w:t>
+      </w:r>
+      <w:r>
+        <w:t>]</w:t>
+      </w:r>
+      <w:r>
+        <w:t>.</w:t>
+      </w:r>
     </w:p>
     <w:p>
       <w:pPr>
         <w:spacing w:line="256" w:lineRule="auto"/>
         <w:jc w:val="both"/>
-        <w:rPr>
-          <w:lang w:val="en-GB"/>
-        </w:rPr>
-      </w:pPr>
-      <w:r>
-        <w:rPr>
-          <w:lang w:val="en-GB"/>
-        </w:rPr>
-        <w:t>Exception handling is implemented to manage errors thrown by the DetectAnomaly method, such as passing non-numeric values or when the number of elements in the list is less than two.</w:t>
+      </w:pPr>
+    </w:p>
+    <w:p>
+      <w:pPr>
+        <w:pStyle w:val="Code"/>
+      </w:pPr>
+      <w:r>
+        <w:t>Listing 1</w:t>
+      </w:r>
+      <w:r>
+        <w:t>0</w:t>
+      </w:r>
+      <w:r>
+        <w:t xml:space="preserve"> </w:t>
+      </w:r>
+      <w:r>
+        <w:t>Predictor to predict Anomalies</w:t>
       </w:r>
     </w:p>
     <w:p>
       <w:pPr>
         <w:spacing w:line="256" w:lineRule="auto"/>
         <w:jc w:val="both"/>
-        <w:rPr>
-          <w:lang w:val="en-GB"/>
-        </w:rPr>
-      </w:pPr>
-      <w:r>
-        <w:rPr>
-          <w:lang w:val="en-GB"/>
-        </w:rPr>
-        <w:t>The </w:t>
-      </w:r>
-      <w:hyperlink r:id="rId12" w:anchor="L68" w:history="1">
-        <w:r>
-          <w:rPr>
-            <w:rStyle w:val="Hyperlink"/>
-            <w:lang w:val="en-GB"/>
-          </w:rPr>
-          <w:t>DetectAnomaly</w:t>
-        </w:r>
-      </w:hyperlink>
-      <w:r>
-        <w:rPr>
-          <w:lang w:val="en-GB"/>
-        </w:rPr>
-        <w:t> method, which is the main method of the ExtractSequencesFromFolder class, detects anomalies in our data. It traverses each value in the list one by one in a sliding window manner, using the trained model predictor to predict the next element for comparison. An anomaly score is used to quantify the comparison, and if the prediction exceeds a certain tolerance level, it is flagged as an anomaly.</w:t>
+      </w:pPr>
+      <w:r>
+        <w:rPr>
+          <w:noProof/>
+        </w:rPr>
+        <mc:AlternateContent>
+          <mc:Choice Requires="wps">
+            <w:drawing>
+              <wp:inline distT="0" distB="0" distL="0" distR="0" wp14:anchorId="44FE28B9" wp14:editId="54635B40">
+                <wp:extent cx="2706370" cy="276225"/>
+                <wp:effectExtent l="7620" t="8255" r="10160" b="10795"/>
+                <wp:docPr id="601381399" name="Text Box 8"/>
+                <wp:cNvGraphicFramePr>
+                  <a:graphicFrameLocks xmlns:a="http://schemas.openxmlformats.org/drawingml/2006/main"/>
+                </wp:cNvGraphicFramePr>
+                <a:graphic xmlns:a="http://schemas.openxmlformats.org/drawingml/2006/main">
+                  <a:graphicData uri="http://schemas.microsoft.com/office/word/2010/wordprocessingShape">
+                    <wps:wsp>
+                      <wps:cNvSpPr txBox="1">
+                        <a:spLocks noChangeArrowheads="1"/>
+                      </wps:cNvSpPr>
+                      <wps:spPr bwMode="auto">
+                        <a:xfrm>
+                          <a:off x="0" y="0"/>
+                          <a:ext cx="2706370" cy="276225"/>
+                        </a:xfrm>
+                        <a:prstGeom prst="rect">
+                          <a:avLst/>
+                        </a:prstGeom>
+                        <a:noFill/>
+                        <a:ln w="9525">
+                          <a:solidFill>
+                            <a:srgbClr val="000000"/>
+                          </a:solidFill>
+                          <a:miter lim="800000"/>
+                          <a:headEnd/>
+                          <a:tailEnd/>
+                        </a:ln>
+                        <a:extLst>
+                          <a:ext uri="{909E8E84-426E-40DD-AFC4-6F175D3DCCD1}">
+                            <a14:hiddenFill xmlns:a14="http://schemas.microsoft.com/office/drawing/2010/main">
+                              <a:solidFill>
+                                <a:srgbClr val="FFFFFF"/>
+                              </a:solidFill>
+                            </a14:hiddenFill>
+                          </a:ext>
+                        </a:extLst>
+                      </wps:spPr>
+                      <wps:txbx>
+                        <w:txbxContent>
+                          <w:p>
+                            <w:pPr>
+                              <w:jc w:val="left"/>
+                            </w:pPr>
+                            <w:r>
+                              <w:t xml:space="preserve">var res = </w:t>
+                            </w:r>
+                            <w:proofErr w:type="spellStart"/>
+                            <w:proofErr w:type="gramStart"/>
+                            <w:r>
+                              <w:t>predictor.Predict</w:t>
+                            </w:r>
+                            <w:proofErr w:type="spellEnd"/>
+                            <w:proofErr w:type="gramEnd"/>
+                            <w:r>
+                              <w:t>(item);</w:t>
+                            </w:r>
+                          </w:p>
+                        </w:txbxContent>
+                      </wps:txbx>
+                      <wps:bodyPr rot="0" vert="horz" wrap="square" lIns="91440" tIns="45720" rIns="91440" bIns="45720" anchor="t" anchorCtr="0" upright="1">
+                        <a:noAutofit/>
+                      </wps:bodyPr>
+                    </wps:wsp>
+                  </a:graphicData>
+                </a:graphic>
+              </wp:inline>
+            </w:drawing>
+          </mc:Choice>
+          <mc:Fallback>
+            <w:pict>
+              <v:shape w14:anchorId="44FE28B9" id="Text Box 8" o:spid="_x0000_s1035" type="#_x0000_t202" style="width:213.1pt;height:21.75pt;visibility:visible;mso-wrap-style:square;mso-left-percent:-10001;mso-top-percent:-10001;mso-position-horizontal:absolute;mso-position-horizontal-relative:char;mso-position-vertical:absolute;mso-position-vertical-relative:line;mso-left-percent:-10001;mso-top-percent:-10001;v-text-anchor:top" o:gfxdata="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" filled="f">
+                <v:textbox>
+                  <w:txbxContent>
+                    <w:p>
+                      <w:pPr>
+                        <w:jc w:val="left"/>
+                      </w:pPr>
+                      <w:r>
+                        <w:t xml:space="preserve">var res = </w:t>
+                      </w:r>
+                      <w:proofErr w:type="spellStart"/>
+                      <w:proofErr w:type="gramStart"/>
+                      <w:r>
+                        <w:t>predictor.Predict</w:t>
+                      </w:r>
+                      <w:proofErr w:type="spellEnd"/>
+                      <w:proofErr w:type="gramEnd"/>
+                      <w:r>
+                        <w:t>(item);</w:t>
+                      </w:r>
+                    </w:p>
+                  </w:txbxContent>
+                </v:textbox>
+                <w10:anchorlock/>
+              </v:shape>
+            </w:pict>
+          </mc:Fallback>
+        </mc:AlternateContent>
       </w:r>
     </w:p>
     <w:p>
       <w:pPr>
         <w:spacing w:line="256" w:lineRule="auto"/>
         <w:jc w:val="both"/>
-        <w:rPr>
-          <w:lang w:val="en-GB"/>
-        </w:rPr>
-      </w:pPr>
-      <w:r>
-        <w:rPr>
-          <w:lang w:val="en-GB"/>
-        </w:rPr>
-        <w:t>We can obtain our prediction in a list of results in the format of NeoCortexApi.Classifiers.ClassifierResult1[System.String]` from our trained model predictor using the following method</w:t>
-      </w:r>
-      <w:r>
-        <w:rPr>
-          <w:lang w:val="en-GB"/>
-        </w:rPr>
-        <w:t xml:space="preserve"> </w:t>
-      </w:r>
-      <w:r>
-        <w:t>[</w:t>
-      </w:r>
-      <w:r>
-        <w:t>Listing 10</w:t>
-      </w:r>
-      <w:r>
-        <w:t>]</w:t>
-      </w:r>
-      <w:r>
-        <w:t>.</w:t>
-      </w:r>
+      </w:pPr>
     </w:p>
     <w:p>
       <w:pPr>
         <w:spacing w:line="256" w:lineRule="auto"/>
         <w:jc w:val="both"/>
       </w:pPr>
-    </w:p>
-    <w:p>
-      <w:pPr>
-        <w:pStyle w:val="Code"/>
-      </w:pPr>
+      <w:r>
+        <w:t>In our project, generally</w:t>
+      </w:r>
+      <w:r>
+        <w:t xml:space="preserve"> </w:t>
+      </w:r>
+      <w:r>
+        <w:t xml:space="preserve">we get </w:t>
+      </w:r>
+      <w:r>
+        <w:t xml:space="preserve">the </w:t>
+      </w:r>
+      <w:r>
+        <w:t xml:space="preserve">output </w:t>
+      </w:r>
+      <w:r>
+        <w:t xml:space="preserve">from </w:t>
+      </w:r>
+      <w:r>
+        <w:t xml:space="preserve">the </w:t>
+      </w:r>
+      <w:r>
+        <w:t>HTM</w:t>
+      </w:r>
+      <w:r>
+        <w:t xml:space="preserve"> is in the following format</w:t>
+      </w:r>
+      <w:r>
+        <w:t xml:space="preserve"> in our project,</w:t>
+      </w:r>
+      <w:r>
+        <w:t xml:space="preserve"> when we pass a numerical value 14 for example</w:t>
+      </w:r>
+      <w:r>
+        <w:t xml:space="preserve"> [</w:t>
+      </w:r>
       <w:r>
         <w:t>Listing 1</w:t>
       </w:r>
       <w:r>
-        <w:t>0</w:t>
-      </w:r>
-      <w:r>
-        <w:t xml:space="preserve"> </w:t>
-      </w:r>
-      <w:r>
-        <w:t>Predictor to predict Anomalies</w:t>
+        <w:t>1</w:t>
+      </w:r>
+      <w:r>
+        <w:t>]</w:t>
+      </w:r>
+      <w:r>
+        <w:t>.</w:t>
       </w:r>
     </w:p>
     <w:p>
@@ -2353,24 +4969,22 @@
         <w:spacing w:line="256" w:lineRule="auto"/>
         <w:jc w:val="both"/>
       </w:pPr>
-      <w:r>
-        <w:pict w14:anchorId="44FE28B9">
-          <v:shape id="_x0000_s2056" type="#_x0000_t202" style="width:213.1pt;height:21.75pt;visibility:visible;mso-left-percent:-10001;mso-top-percent:-10001;mso-wrap-distance-left:9pt;mso-wrap-distance-top:3.6pt;mso-wrap-distance-right:9pt;mso-wrap-distance-bottom:3.6pt;mso-position-horizontal:absolute;mso-position-horizontal-relative:char;mso-position-vertical:absolute;mso-position-vertical-relative:line;mso-left-percent:-10001;mso-top-percent:-10001;mso-width-relative:margin;mso-height-relative:margin;v-text-anchor:top" filled="f">
-            <v:textbox style="mso-next-textbox:#_x0000_s2056">
-              <w:txbxContent>
-                <w:p>
-                  <w:pPr>
-                    <w:jc w:val="left"/>
-                  </w:pPr>
-                  <w:r>
-                    <w:t>var res = predictor.Predict(item);</w:t>
-                  </w:r>
-                </w:p>
-              </w:txbxContent>
-            </v:textbox>
-            <w10:anchorlock/>
-          </v:shape>
-        </w:pict>
+    </w:p>
+    <w:p>
+      <w:pPr>
+        <w:pStyle w:val="Code"/>
+      </w:pPr>
+      <w:r>
+        <w:t>Listing 1</w:t>
+      </w:r>
+      <w:r>
+        <w:t>1</w:t>
+      </w:r>
+      <w:r>
+        <w:t xml:space="preserve"> </w:t>
+      </w:r>
+      <w:r>
+        <w:t>Output looks like given below</w:t>
       </w:r>
     </w:p>
     <w:p>
@@ -2378,82 +4992,153 @@
         <w:spacing w:line="256" w:lineRule="auto"/>
         <w:jc w:val="both"/>
       </w:pPr>
+      <w:r>
+        <w:rPr>
+          <w:noProof/>
+        </w:rPr>
+        <mc:AlternateContent>
+          <mc:Choice Requires="wps">
+            <w:drawing>
+              <wp:inline distT="0" distB="0" distL="0" distR="0" wp14:anchorId="3A380F99" wp14:editId="76F53E45">
+                <wp:extent cx="2706370" cy="549275"/>
+                <wp:effectExtent l="11430" t="8255" r="6350" b="13970"/>
+                <wp:docPr id="2090784201" name="Text Box 7"/>
+                <wp:cNvGraphicFramePr>
+                  <a:graphicFrameLocks xmlns:a="http://schemas.openxmlformats.org/drawingml/2006/main"/>
+                </wp:cNvGraphicFramePr>
+                <a:graphic xmlns:a="http://schemas.openxmlformats.org/drawingml/2006/main">
+                  <a:graphicData uri="http://schemas.microsoft.com/office/word/2010/wordprocessingShape">
+                    <wps:wsp>
+                      <wps:cNvSpPr txBox="1">
+                        <a:spLocks noChangeArrowheads="1"/>
+                      </wps:cNvSpPr>
+                      <wps:spPr bwMode="auto">
+                        <a:xfrm>
+                          <a:off x="0" y="0"/>
+                          <a:ext cx="2706370" cy="549275"/>
+                        </a:xfrm>
+                        <a:prstGeom prst="rect">
+                          <a:avLst/>
+                        </a:prstGeom>
+                        <a:noFill/>
+                        <a:ln w="9525">
+                          <a:solidFill>
+                            <a:srgbClr val="000000"/>
+                          </a:solidFill>
+                          <a:miter lim="800000"/>
+                          <a:headEnd/>
+                          <a:tailEnd/>
+                        </a:ln>
+                        <a:extLst>
+                          <a:ext uri="{909E8E84-426E-40DD-AFC4-6F175D3DCCD1}">
+                            <a14:hiddenFill xmlns:a14="http://schemas.microsoft.com/office/drawing/2010/main">
+                              <a:solidFill>
+                                <a:srgbClr val="FFFFFF"/>
+                              </a:solidFill>
+                            </a14:hiddenFill>
+                          </a:ext>
+                        </a:extLst>
+                      </wps:spPr>
+                      <wps:txbx>
+                        <w:txbxContent>
+                          <w:p>
+                            <w:pPr>
+                              <w:jc w:val="left"/>
+                            </w:pPr>
+                            <w:r>
+                              <w:t>S3_11-5-12-10-14-13 - 100</w:t>
+                            </w:r>
+                          </w:p>
+                          <w:p>
+                            <w:pPr>
+                              <w:jc w:val="left"/>
+                            </w:pPr>
+                            <w:r>
+                              <w:t>S1_5-6-16-10-4-11-7 - 5</w:t>
+                            </w:r>
+                          </w:p>
+                          <w:p>
+                            <w:pPr>
+                              <w:jc w:val="left"/>
+                            </w:pPr>
+                            <w:r>
+                              <w:t>.....</w:t>
+                            </w:r>
+                          </w:p>
+                        </w:txbxContent>
+                      </wps:txbx>
+                      <wps:bodyPr rot="0" vert="horz" wrap="square" lIns="91440" tIns="45720" rIns="91440" bIns="45720" anchor="t" anchorCtr="0" upright="1">
+                        <a:noAutofit/>
+                      </wps:bodyPr>
+                    </wps:wsp>
+                  </a:graphicData>
+                </a:graphic>
+              </wp:inline>
+            </w:drawing>
+          </mc:Choice>
+          <mc:Fallback>
+            <w:pict>
+              <v:shape w14:anchorId="3A380F99" id="Text Box 7" o:spid="_x0000_s1036" type="#_x0000_t202" style="width:213.1pt;height:43.25pt;visibility:visible;mso-wrap-style:square;mso-left-percent:-10001;mso-top-percent:-10001;mso-position-horizontal:absolute;mso-position-horizontal-relative:char;mso-position-vertical:absolute;mso-position-vertical-relative:line;mso-left-percent:-10001;mso-top-percent:-10001;v-text-anchor:top" o:gfxdata="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" filled="f">
+                <v:textbox>
+                  <w:txbxContent>
+                    <w:p>
+                      <w:pPr>
+                        <w:jc w:val="left"/>
+                      </w:pPr>
+                      <w:r>
+                        <w:t>S3_11-5-12-10-14-13 - 100</w:t>
+                      </w:r>
+                    </w:p>
+                    <w:p>
+                      <w:pPr>
+                        <w:jc w:val="left"/>
+                      </w:pPr>
+                      <w:r>
+                        <w:t>S1_5-6-16-10-4-11-7 - 5</w:t>
+                      </w:r>
+                    </w:p>
+                    <w:p>
+                      <w:pPr>
+                        <w:jc w:val="left"/>
+                      </w:pPr>
+                      <w:r>
+                        <w:t>.....</w:t>
+                      </w:r>
+                    </w:p>
+                  </w:txbxContent>
+                </v:textbox>
+                <w10:anchorlock/>
+              </v:shape>
+            </w:pict>
+          </mc:Fallback>
+        </mc:AlternateContent>
+      </w:r>
     </w:p>
     <w:p>
       <w:pPr>
         <w:spacing w:line="256" w:lineRule="auto"/>
         <w:jc w:val="both"/>
       </w:pPr>
-      <w:r>
-        <w:t>In our project, generally</w:t>
-      </w:r>
-      <w:r>
-        <w:t xml:space="preserve"> </w:t>
-      </w:r>
-      <w:r>
-        <w:t xml:space="preserve">we get </w:t>
-      </w:r>
-      <w:r>
-        <w:t xml:space="preserve">the </w:t>
-      </w:r>
-      <w:r>
-        <w:t xml:space="preserve">output </w:t>
-      </w:r>
-      <w:r>
-        <w:t xml:space="preserve">from </w:t>
-      </w:r>
-      <w:r>
-        <w:t xml:space="preserve">the </w:t>
-      </w:r>
-      <w:r>
-        <w:t>HTM</w:t>
-      </w:r>
-      <w:r>
-        <w:t xml:space="preserve"> is in the following format</w:t>
-      </w:r>
-      <w:r>
-        <w:t xml:space="preserve"> in our project,</w:t>
-      </w:r>
-      <w:r>
-        <w:t xml:space="preserve"> when we pass a numerical value 14 for example</w:t>
-      </w:r>
-      <w:r>
-        <w:t xml:space="preserve"> [</w:t>
-      </w:r>
-      <w:r>
-        <w:t>Listing 1</w:t>
-      </w:r>
-      <w:r>
-        <w:t>1</w:t>
-      </w:r>
-      <w:r>
-        <w:t>]</w:t>
-      </w:r>
-      <w:r>
-        <w:t>.</w:t>
-      </w:r>
     </w:p>
     <w:p>
       <w:pPr>
         <w:spacing w:line="256" w:lineRule="auto"/>
         <w:jc w:val="both"/>
       </w:pPr>
-    </w:p>
-    <w:p>
-      <w:pPr>
-        <w:pStyle w:val="Code"/>
-      </w:pPr>
-      <w:r>
-        <w:t>Listing 1</w:t>
-      </w:r>
-      <w:r>
-        <w:t>1</w:t>
-      </w:r>
-      <w:r>
-        <w:t xml:space="preserve"> </w:t>
-      </w:r>
-      <w:r>
-        <w:t>Output looks like given below</w:t>
+      <w:r>
+        <w:t>The first line has the best prediction which the HTM model predicts, with accuracy. We can easily derive the predicted value, which will come after 14 (in this case, it is 13). The string operations are used to get these values. Later we are going to use this to determine anomalies</w:t>
+      </w:r>
+      <w:r>
+        <w:t xml:space="preserve"> [Listing 1</w:t>
+      </w:r>
+      <w:r>
+        <w:t>2</w:t>
+      </w:r>
+      <w:r>
+        <w:t>]</w:t>
+      </w:r>
+      <w:r>
+        <w:t>.</w:t>
       </w:r>
     </w:p>
     <w:p>
@@ -2461,40 +5146,22 @@
         <w:spacing w:line="256" w:lineRule="auto"/>
         <w:jc w:val="both"/>
       </w:pPr>
-      <w:r>
-        <w:pict w14:anchorId="3A380F99">
-          <v:shape id="_x0000_s2055" type="#_x0000_t202" style="width:213.1pt;height:43.25pt;visibility:visible;mso-left-percent:-10001;mso-top-percent:-10001;mso-wrap-distance-left:9pt;mso-wrap-distance-top:3.6pt;mso-wrap-distance-right:9pt;mso-wrap-distance-bottom:3.6pt;mso-position-horizontal:absolute;mso-position-horizontal-relative:char;mso-position-vertical:absolute;mso-position-vertical-relative:line;mso-left-percent:-10001;mso-top-percent:-10001;mso-width-relative:margin;mso-height-relative:margin;v-text-anchor:top" filled="f">
-            <v:textbox style="mso-next-textbox:#_x0000_s2055">
-              <w:txbxContent>
-                <w:p>
-                  <w:pPr>
-                    <w:jc w:val="left"/>
-                  </w:pPr>
-                  <w:r>
-                    <w:t>S3_11-5-12-10-14-13 - 100</w:t>
-                  </w:r>
-                </w:p>
-                <w:p>
-                  <w:pPr>
-                    <w:jc w:val="left"/>
-                  </w:pPr>
-                  <w:r>
-                    <w:t>S1_5-6-16-10-4-11-7 - 5</w:t>
-                  </w:r>
-                </w:p>
-                <w:p>
-                  <w:pPr>
-                    <w:jc w:val="left"/>
-                  </w:pPr>
-                  <w:r>
-                    <w:t>.....</w:t>
-                  </w:r>
-                </w:p>
-              </w:txbxContent>
-            </v:textbox>
-            <w10:anchorlock/>
-          </v:shape>
-        </w:pict>
+    </w:p>
+    <w:p>
+      <w:pPr>
+        <w:pStyle w:val="Code"/>
+      </w:pPr>
+      <w:r>
+        <w:t>Listing 1</w:t>
+      </w:r>
+      <w:r>
+        <w:t>2</w:t>
+      </w:r>
+      <w:r>
+        <w:t xml:space="preserve"> </w:t>
+      </w:r>
+      <w:r>
+        <w:t xml:space="preserve">Process of anomalies determination </w:t>
       </w:r>
     </w:p>
     <w:p>
@@ -2502,251 +5169,948 @@
         <w:spacing w:line="256" w:lineRule="auto"/>
         <w:jc w:val="both"/>
       </w:pPr>
+      <w:r>
+        <w:rPr>
+          <w:noProof/>
+        </w:rPr>
+        <mc:AlternateContent>
+          <mc:Choice Requires="wps">
+            <w:drawing>
+              <wp:inline distT="0" distB="0" distL="0" distR="0" wp14:anchorId="67C9F158" wp14:editId="65F426F8">
+                <wp:extent cx="2942590" cy="3399155"/>
+                <wp:effectExtent l="10795" t="12700" r="8890" b="7620"/>
+                <wp:docPr id="1392898039" name="Text Box 6"/>
+                <wp:cNvGraphicFramePr>
+                  <a:graphicFrameLocks xmlns:a="http://schemas.openxmlformats.org/drawingml/2006/main"/>
+                </wp:cNvGraphicFramePr>
+                <a:graphic xmlns:a="http://schemas.openxmlformats.org/drawingml/2006/main">
+                  <a:graphicData uri="http://schemas.microsoft.com/office/word/2010/wordprocessingShape">
+                    <wps:wsp>
+                      <wps:cNvSpPr txBox="1">
+                        <a:spLocks noChangeArrowheads="1"/>
+                      </wps:cNvSpPr>
+                      <wps:spPr bwMode="auto">
+                        <a:xfrm>
+                          <a:off x="0" y="0"/>
+                          <a:ext cx="2942590" cy="3399155"/>
+                        </a:xfrm>
+                        <a:prstGeom prst="rect">
+                          <a:avLst/>
+                        </a:prstGeom>
+                        <a:noFill/>
+                        <a:ln w="9525">
+                          <a:solidFill>
+                            <a:srgbClr val="000000"/>
+                          </a:solidFill>
+                          <a:miter lim="800000"/>
+                          <a:headEnd/>
+                          <a:tailEnd/>
+                        </a:ln>
+                        <a:extLst>
+                          <a:ext uri="{909E8E84-426E-40DD-AFC4-6F175D3DCCD1}">
+                            <a14:hiddenFill xmlns:a14="http://schemas.microsoft.com/office/drawing/2010/main">
+                              <a:solidFill>
+                                <a:srgbClr val="FFFFFF"/>
+                              </a:solidFill>
+                            </a14:hiddenFill>
+                          </a:ext>
+                        </a:extLst>
+                      </wps:spPr>
+                      <wps:txbx>
+                        <w:txbxContent>
+                          <w:p>
+                            <w:pPr>
+                              <w:jc w:val="left"/>
+                            </w:pPr>
+                            <w:r>
+                              <w:t>if (</w:t>
+                            </w:r>
+                            <w:proofErr w:type="spellStart"/>
+                            <w:r>
+                              <w:t>i</w:t>
+                            </w:r>
+                            <w:proofErr w:type="spellEnd"/>
+                            <w:r>
+                              <w:t xml:space="preserve"> &lt; </w:t>
+                            </w:r>
+                            <w:proofErr w:type="spellStart"/>
+                            <w:proofErr w:type="gramStart"/>
+                            <w:r>
+                              <w:t>sequence.Length</w:t>
+                            </w:r>
+                            <w:proofErr w:type="spellEnd"/>
+                            <w:proofErr w:type="gramEnd"/>
+                            <w:r>
+                              <w:t xml:space="preserve"> - 1)</w:t>
+                            </w:r>
+                          </w:p>
+                          <w:p>
+                            <w:pPr>
+                              <w:jc w:val="left"/>
+                            </w:pPr>
+                            <w:r>
+                              <w:t xml:space="preserve">    {</w:t>
+                            </w:r>
+                          </w:p>
+                          <w:p>
+                            <w:pPr>
+                              <w:jc w:val="left"/>
+                            </w:pPr>
+                            <w:r>
+                              <w:t xml:space="preserve">         int </w:t>
+                            </w:r>
+                            <w:proofErr w:type="spellStart"/>
+                            <w:r>
+                              <w:t>nextIndex</w:t>
+                            </w:r>
+                            <w:proofErr w:type="spellEnd"/>
+                            <w:r>
+                              <w:t xml:space="preserve"> = </w:t>
+                            </w:r>
+                            <w:proofErr w:type="spellStart"/>
+                            <w:r>
+                              <w:t>i</w:t>
+                            </w:r>
+                            <w:proofErr w:type="spellEnd"/>
+                            <w:r>
+                              <w:t xml:space="preserve"> + 1;</w:t>
+                            </w:r>
+                          </w:p>
+                          <w:p>
+                            <w:pPr>
+                              <w:jc w:val="left"/>
+                            </w:pPr>
+                            <w:r>
+                              <w:t xml:space="preserve">         double </w:t>
+                            </w:r>
+                            <w:proofErr w:type="spellStart"/>
+                            <w:r>
+                              <w:t>nextItem</w:t>
+                            </w:r>
+                            <w:proofErr w:type="spellEnd"/>
+                            <w:r>
+                              <w:t xml:space="preserve"> = sequence[</w:t>
+                            </w:r>
+                            <w:proofErr w:type="spellStart"/>
+                            <w:r>
+                              <w:t>nextIndex</w:t>
+                            </w:r>
+                            <w:proofErr w:type="spellEnd"/>
+                            <w:r>
+                              <w:t>];</w:t>
+                            </w:r>
+                          </w:p>
+                          <w:p>
+                            <w:pPr>
+                              <w:jc w:val="left"/>
+                            </w:pPr>
+                            <w:r>
+                              <w:t xml:space="preserve">         double </w:t>
+                            </w:r>
+                            <w:proofErr w:type="spellStart"/>
+                            <w:r>
+                              <w:t>predictedNextItem</w:t>
+                            </w:r>
+                            <w:proofErr w:type="spellEnd"/>
+                            <w:r>
+                              <w:t xml:space="preserve"> = </w:t>
+                            </w:r>
+                            <w:proofErr w:type="spellStart"/>
+                            <w:proofErr w:type="gramStart"/>
+                            <w:r>
+                              <w:t>double.Parse</w:t>
+                            </w:r>
+                            <w:proofErr w:type="spellEnd"/>
+                            <w:proofErr w:type="gramEnd"/>
+                            <w:r>
+                              <w:t>(tokens2.Last());</w:t>
+                            </w:r>
+                          </w:p>
+                          <w:p>
+                            <w:pPr>
+                              <w:jc w:val="left"/>
+                            </w:pPr>
+                          </w:p>
+                          <w:p>
+                            <w:pPr>
+                              <w:jc w:val="left"/>
+                            </w:pPr>
+                            <w:r>
+                              <w:t xml:space="preserve">         var </w:t>
+                            </w:r>
+                            <w:proofErr w:type="spellStart"/>
+                            <w:r>
+                              <w:t>anomalyScore</w:t>
+                            </w:r>
+                            <w:proofErr w:type="spellEnd"/>
+                            <w:r>
+                              <w:t xml:space="preserve"> = </w:t>
+                            </w:r>
+                            <w:proofErr w:type="spellStart"/>
+                            <w:r>
+                              <w:t>Math.Abs</w:t>
+                            </w:r>
+                            <w:proofErr w:type="spellEnd"/>
+                            <w:r>
+                              <w:t>(</w:t>
+                            </w:r>
+                            <w:proofErr w:type="spellStart"/>
+                            <w:r>
+                              <w:t>predictedNextItem</w:t>
+                            </w:r>
+                            <w:proofErr w:type="spellEnd"/>
+                            <w:r>
+                              <w:t xml:space="preserve"> - </w:t>
+                            </w:r>
+                            <w:proofErr w:type="spellStart"/>
+                            <w:r>
+                              <w:t>nextItem</w:t>
+                            </w:r>
+                            <w:proofErr w:type="spellEnd"/>
+                            <w:r>
+                              <w:t>);</w:t>
+                            </w:r>
+                          </w:p>
+                          <w:p>
+                            <w:pPr>
+                              <w:jc w:val="left"/>
+                            </w:pPr>
+                            <w:r>
+                              <w:t xml:space="preserve">         var deviation = </w:t>
+                            </w:r>
+                            <w:proofErr w:type="spellStart"/>
+                            <w:r>
+                              <w:t>anomalyScore</w:t>
+                            </w:r>
+                            <w:proofErr w:type="spellEnd"/>
+                            <w:r>
+                              <w:t xml:space="preserve"> / </w:t>
+                            </w:r>
+                            <w:proofErr w:type="spellStart"/>
+                            <w:r>
+                              <w:t>nextItem</w:t>
+                            </w:r>
+                            <w:proofErr w:type="spellEnd"/>
+                            <w:r>
+                              <w:t>;</w:t>
+                            </w:r>
+                          </w:p>
+                          <w:p>
+                            <w:pPr>
+                              <w:jc w:val="left"/>
+                            </w:pPr>
+                          </w:p>
+                          <w:p>
+                            <w:pPr>
+                              <w:jc w:val="left"/>
+                            </w:pPr>
+                            <w:r>
+                              <w:t xml:space="preserve">         if (deviation &lt;= tolerance)</w:t>
+                            </w:r>
+                          </w:p>
+                          <w:p>
+                            <w:pPr>
+                              <w:jc w:val="left"/>
+                            </w:pPr>
+                            <w:r>
+                              <w:t xml:space="preserve">            {</w:t>
+                            </w:r>
+                          </w:p>
+                          <w:p>
+                            <w:pPr>
+                              <w:jc w:val="left"/>
+                            </w:pPr>
+                            <w:r>
+                              <w:t xml:space="preserve">              </w:t>
+                            </w:r>
+                            <w:proofErr w:type="spellStart"/>
+                            <w:r>
+                              <w:t>resultOutputLines.Add</w:t>
+                            </w:r>
+                            <w:proofErr w:type="spellEnd"/>
+                            <w:r>
+                              <w:t>($"No anomaly detected in the next element. HTM Engine found similarity: {similarity}%.");</w:t>
+                            </w:r>
+                          </w:p>
+                          <w:p>
+                            <w:pPr>
+                              <w:jc w:val="left"/>
+                            </w:pPr>
+                            <w:r>
+                              <w:t xml:space="preserve">              </w:t>
+                            </w:r>
+                            <w:proofErr w:type="spellStart"/>
+                            <w:r>
+                              <w:t>currentAccuracy</w:t>
+                            </w:r>
+                            <w:proofErr w:type="spellEnd"/>
+                            <w:r>
+                              <w:t xml:space="preserve"> += similarity;</w:t>
+                            </w:r>
+                          </w:p>
+                          <w:p>
+                            <w:pPr>
+                              <w:jc w:val="left"/>
+                            </w:pPr>
+                            <w:r>
+                              <w:t xml:space="preserve">            }</w:t>
+                            </w:r>
+                          </w:p>
+                          <w:p>
+                            <w:pPr>
+                              <w:jc w:val="left"/>
+                            </w:pPr>
+                            <w:r>
+                              <w:t xml:space="preserve">         else</w:t>
+                            </w:r>
+                          </w:p>
+                          <w:p>
+                            <w:pPr>
+                              <w:jc w:val="left"/>
+                            </w:pPr>
+                            <w:r>
+                              <w:t xml:space="preserve">            {</w:t>
+                            </w:r>
+                          </w:p>
+                          <w:p>
+                            <w:pPr>
+                              <w:jc w:val="left"/>
+                            </w:pPr>
+                            <w:r>
+                              <w:t xml:space="preserve">              </w:t>
+                            </w:r>
+                            <w:proofErr w:type="spellStart"/>
+                            <w:r>
+                              <w:t>resultOutputLines.Add</w:t>
+                            </w:r>
+                            <w:proofErr w:type="spellEnd"/>
+                            <w:r>
+                              <w:t>($"****Anomaly detected**** in the next element. HTM Engine predicted: {</w:t>
+                            </w:r>
+                            <w:proofErr w:type="spellStart"/>
+                            <w:r>
+                              <w:t>predictedNextItem</w:t>
+                            </w:r>
+                            <w:proofErr w:type="spellEnd"/>
+                            <w:r>
+                              <w:t>} with similarity: {similarity}%, actual value: {</w:t>
+                            </w:r>
+                            <w:proofErr w:type="spellStart"/>
+                            <w:r>
+                              <w:t>nextItem</w:t>
+                            </w:r>
+                            <w:proofErr w:type="spellEnd"/>
+                            <w:r>
+                              <w:t>}.");</w:t>
+                            </w:r>
+                          </w:p>
+                          <w:p>
+                            <w:pPr>
+                              <w:jc w:val="left"/>
+                            </w:pPr>
+                            <w:r>
+                              <w:t xml:space="preserve">              </w:t>
+                            </w:r>
+                            <w:proofErr w:type="spellStart"/>
+                            <w:r>
+                              <w:t>anomalousIndex.Add</w:t>
+                            </w:r>
+                            <w:proofErr w:type="spellEnd"/>
+                            <w:r>
+                              <w:t>(</w:t>
+                            </w:r>
+                            <w:proofErr w:type="spellStart"/>
+                            <w:r>
+                              <w:t>i</w:t>
+                            </w:r>
+                            <w:proofErr w:type="spellEnd"/>
+                            <w:r>
+                              <w:t xml:space="preserve"> + 1);</w:t>
+                            </w:r>
+                          </w:p>
+                          <w:p>
+                            <w:pPr>
+                              <w:jc w:val="left"/>
+                            </w:pPr>
+                            <w:r>
+                              <w:t xml:space="preserve">              </w:t>
+                            </w:r>
+                            <w:proofErr w:type="spellStart"/>
+                            <w:r>
+                              <w:t>i</w:t>
+                            </w:r>
+                            <w:proofErr w:type="spellEnd"/>
+                            <w:r>
+                              <w:t>++; // Skip the anomalous element</w:t>
+                            </w:r>
+                          </w:p>
+                          <w:p>
+                            <w:pPr>
+                              <w:jc w:val="left"/>
+                            </w:pPr>
+                            <w:r>
+                              <w:t xml:space="preserve">              </w:t>
+                            </w:r>
+                            <w:proofErr w:type="spellStart"/>
+                            <w:r>
+                              <w:t>resultOutputLines.Add</w:t>
+                            </w:r>
+                            <w:proofErr w:type="spellEnd"/>
+                            <w:r>
+                              <w:t>("Skipping to the next element in the testing sequence.");</w:t>
+                            </w:r>
+                          </w:p>
+                          <w:p>
+                            <w:pPr>
+                              <w:jc w:val="left"/>
+                            </w:pPr>
+                            <w:r>
+                              <w:t xml:space="preserve">              </w:t>
+                            </w:r>
+                            <w:proofErr w:type="spellStart"/>
+                            <w:r>
+                              <w:t>currentAccuracy</w:t>
+                            </w:r>
+                            <w:proofErr w:type="spellEnd"/>
+                            <w:r>
+                              <w:t xml:space="preserve"> += similarity;</w:t>
+                            </w:r>
+                          </w:p>
+                          <w:p>
+                            <w:pPr>
+                              <w:jc w:val="left"/>
+                            </w:pPr>
+                            <w:r>
+                              <w:t xml:space="preserve">            }</w:t>
+                            </w:r>
+                          </w:p>
+                          <w:p>
+                            <w:pPr>
+                              <w:jc w:val="left"/>
+                            </w:pPr>
+                            <w:r>
+                              <w:t xml:space="preserve">    }</w:t>
+                            </w:r>
+                          </w:p>
+                        </w:txbxContent>
+                      </wps:txbx>
+                      <wps:bodyPr rot="0" vert="horz" wrap="square" lIns="91440" tIns="45720" rIns="91440" bIns="45720" anchor="t" anchorCtr="0" upright="1">
+                        <a:noAutofit/>
+                      </wps:bodyPr>
+                    </wps:wsp>
+                  </a:graphicData>
+                </a:graphic>
+              </wp:inline>
+            </w:drawing>
+          </mc:Choice>
+          <mc:Fallback>
+            <w:pict>
+              <v:shape w14:anchorId="67C9F158" id="Text Box 6" o:spid="_x0000_s1037" type="#_x0000_t202" style="width:231.7pt;height:267.65pt;visibility:visible;mso-wrap-style:square;mso-left-percent:-10001;mso-top-percent:-10001;mso-position-horizontal:absolute;mso-position-horizontal-relative:char;mso-position-vertical:absolute;mso-position-vertical-relative:line;mso-left-percent:-10001;mso-top-percent:-10001;v-text-anchor:top" o:gfxdata="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" filled="f">
+                <v:textbox>
+                  <w:txbxContent>
+                    <w:p>
+                      <w:pPr>
+                        <w:jc w:val="left"/>
+                      </w:pPr>
+                      <w:r>
+                        <w:t>if (</w:t>
+                      </w:r>
+                      <w:proofErr w:type="spellStart"/>
+                      <w:r>
+                        <w:t>i</w:t>
+                      </w:r>
+                      <w:proofErr w:type="spellEnd"/>
+                      <w:r>
+                        <w:t xml:space="preserve"> &lt; </w:t>
+                      </w:r>
+                      <w:proofErr w:type="spellStart"/>
+                      <w:proofErr w:type="gramStart"/>
+                      <w:r>
+                        <w:t>sequence.Length</w:t>
+                      </w:r>
+                      <w:proofErr w:type="spellEnd"/>
+                      <w:proofErr w:type="gramEnd"/>
+                      <w:r>
+                        <w:t xml:space="preserve"> - 1)</w:t>
+                      </w:r>
+                    </w:p>
+                    <w:p>
+                      <w:pPr>
+                        <w:jc w:val="left"/>
+                      </w:pPr>
+                      <w:r>
+                        <w:t xml:space="preserve">    {</w:t>
+                      </w:r>
+                    </w:p>
+                    <w:p>
+                      <w:pPr>
+                        <w:jc w:val="left"/>
+                      </w:pPr>
+                      <w:r>
+                        <w:t xml:space="preserve">         int </w:t>
+                      </w:r>
+                      <w:proofErr w:type="spellStart"/>
+                      <w:r>
+                        <w:t>nextIndex</w:t>
+                      </w:r>
+                      <w:proofErr w:type="spellEnd"/>
+                      <w:r>
+                        <w:t xml:space="preserve"> = </w:t>
+                      </w:r>
+                      <w:proofErr w:type="spellStart"/>
+                      <w:r>
+                        <w:t>i</w:t>
+                      </w:r>
+                      <w:proofErr w:type="spellEnd"/>
+                      <w:r>
+                        <w:t xml:space="preserve"> + 1;</w:t>
+                      </w:r>
+                    </w:p>
+                    <w:p>
+                      <w:pPr>
+                        <w:jc w:val="left"/>
+                      </w:pPr>
+                      <w:r>
+                        <w:t xml:space="preserve">         double </w:t>
+                      </w:r>
+                      <w:proofErr w:type="spellStart"/>
+                      <w:r>
+                        <w:t>nextItem</w:t>
+                      </w:r>
+                      <w:proofErr w:type="spellEnd"/>
+                      <w:r>
+                        <w:t xml:space="preserve"> = sequence[</w:t>
+                      </w:r>
+                      <w:proofErr w:type="spellStart"/>
+                      <w:r>
+                        <w:t>nextIndex</w:t>
+                      </w:r>
+                      <w:proofErr w:type="spellEnd"/>
+                      <w:r>
+                        <w:t>];</w:t>
+                      </w:r>
+                    </w:p>
+                    <w:p>
+                      <w:pPr>
+                        <w:jc w:val="left"/>
+                      </w:pPr>
+                      <w:r>
+                        <w:t xml:space="preserve">         double </w:t>
+                      </w:r>
+                      <w:proofErr w:type="spellStart"/>
+                      <w:r>
+                        <w:t>predictedNextItem</w:t>
+                      </w:r>
+                      <w:proofErr w:type="spellEnd"/>
+                      <w:r>
+                        <w:t xml:space="preserve"> = </w:t>
+                      </w:r>
+                      <w:proofErr w:type="spellStart"/>
+                      <w:proofErr w:type="gramStart"/>
+                      <w:r>
+                        <w:t>double.Parse</w:t>
+                      </w:r>
+                      <w:proofErr w:type="spellEnd"/>
+                      <w:proofErr w:type="gramEnd"/>
+                      <w:r>
+                        <w:t>(tokens2.Last());</w:t>
+                      </w:r>
+                    </w:p>
+                    <w:p>
+                      <w:pPr>
+                        <w:jc w:val="left"/>
+                      </w:pPr>
+                    </w:p>
+                    <w:p>
+                      <w:pPr>
+                        <w:jc w:val="left"/>
+                      </w:pPr>
+                      <w:r>
+                        <w:t xml:space="preserve">         var </w:t>
+                      </w:r>
+                      <w:proofErr w:type="spellStart"/>
+                      <w:r>
+                        <w:t>anomalyScore</w:t>
+                      </w:r>
+                      <w:proofErr w:type="spellEnd"/>
+                      <w:r>
+                        <w:t xml:space="preserve"> = </w:t>
+                      </w:r>
+                      <w:proofErr w:type="spellStart"/>
+                      <w:r>
+                        <w:t>Math.Abs</w:t>
+                      </w:r>
+                      <w:proofErr w:type="spellEnd"/>
+                      <w:r>
+                        <w:t>(</w:t>
+                      </w:r>
+                      <w:proofErr w:type="spellStart"/>
+                      <w:r>
+                        <w:t>predictedNextItem</w:t>
+                      </w:r>
+                      <w:proofErr w:type="spellEnd"/>
+                      <w:r>
+                        <w:t xml:space="preserve"> - </w:t>
+                      </w:r>
+                      <w:proofErr w:type="spellStart"/>
+                      <w:r>
+                        <w:t>nextItem</w:t>
+                      </w:r>
+                      <w:proofErr w:type="spellEnd"/>
+                      <w:r>
+                        <w:t>);</w:t>
+                      </w:r>
+                    </w:p>
+                    <w:p>
+                      <w:pPr>
+                        <w:jc w:val="left"/>
+                      </w:pPr>
+                      <w:r>
+                        <w:t xml:space="preserve">         var deviation = </w:t>
+                      </w:r>
+                      <w:proofErr w:type="spellStart"/>
+                      <w:r>
+                        <w:t>anomalyScore</w:t>
+                      </w:r>
+                      <w:proofErr w:type="spellEnd"/>
+                      <w:r>
+                        <w:t xml:space="preserve"> / </w:t>
+                      </w:r>
+                      <w:proofErr w:type="spellStart"/>
+                      <w:r>
+                        <w:t>nextItem</w:t>
+                      </w:r>
+                      <w:proofErr w:type="spellEnd"/>
+                      <w:r>
+                        <w:t>;</w:t>
+                      </w:r>
+                    </w:p>
+                    <w:p>
+                      <w:pPr>
+                        <w:jc w:val="left"/>
+                      </w:pPr>
+                    </w:p>
+                    <w:p>
+                      <w:pPr>
+                        <w:jc w:val="left"/>
+                      </w:pPr>
+                      <w:r>
+                        <w:t xml:space="preserve">         if (deviation &lt;= tolerance)</w:t>
+                      </w:r>
+                    </w:p>
+                    <w:p>
+                      <w:pPr>
+                        <w:jc w:val="left"/>
+                      </w:pPr>
+                      <w:r>
+                        <w:t xml:space="preserve">            {</w:t>
+                      </w:r>
+                    </w:p>
+                    <w:p>
+                      <w:pPr>
+                        <w:jc w:val="left"/>
+                      </w:pPr>
+                      <w:r>
+                        <w:t xml:space="preserve">              </w:t>
+                      </w:r>
+                      <w:proofErr w:type="spellStart"/>
+                      <w:r>
+                        <w:t>resultOutputLines.Add</w:t>
+                      </w:r>
+                      <w:proofErr w:type="spellEnd"/>
+                      <w:r>
+                        <w:t>($"No anomaly detected in the next element. HTM Engine found similarity: {similarity}%.");</w:t>
+                      </w:r>
+                    </w:p>
+                    <w:p>
+                      <w:pPr>
+                        <w:jc w:val="left"/>
+                      </w:pPr>
+                      <w:r>
+                        <w:t xml:space="preserve">              </w:t>
+                      </w:r>
+                      <w:proofErr w:type="spellStart"/>
+                      <w:r>
+                        <w:t>currentAccuracy</w:t>
+                      </w:r>
+                      <w:proofErr w:type="spellEnd"/>
+                      <w:r>
+                        <w:t xml:space="preserve"> += similarity;</w:t>
+                      </w:r>
+                    </w:p>
+                    <w:p>
+                      <w:pPr>
+                        <w:jc w:val="left"/>
+                      </w:pPr>
+                      <w:r>
+                        <w:t xml:space="preserve">            }</w:t>
+                      </w:r>
+                    </w:p>
+                    <w:p>
+                      <w:pPr>
+                        <w:jc w:val="left"/>
+                      </w:pPr>
+                      <w:r>
+                        <w:t xml:space="preserve">         else</w:t>
+                      </w:r>
+                    </w:p>
+                    <w:p>
+                      <w:pPr>
+                        <w:jc w:val="left"/>
+                      </w:pPr>
+                      <w:r>
+                        <w:t xml:space="preserve">            {</w:t>
+                      </w:r>
+                    </w:p>
+                    <w:p>
+                      <w:pPr>
+                        <w:jc w:val="left"/>
+                      </w:pPr>
+                      <w:r>
+                        <w:t xml:space="preserve">              </w:t>
+                      </w:r>
+                      <w:proofErr w:type="spellStart"/>
+                      <w:r>
+                        <w:t>resultOutputLines.Add</w:t>
+                      </w:r>
+                      <w:proofErr w:type="spellEnd"/>
+                      <w:r>
+                        <w:t>($"****Anomaly detected**** in the next element. HTM Engine predicted: {</w:t>
+                      </w:r>
+                      <w:proofErr w:type="spellStart"/>
+                      <w:r>
+                        <w:t>predictedNextItem</w:t>
+                      </w:r>
+                      <w:proofErr w:type="spellEnd"/>
+                      <w:r>
+                        <w:t>} with similarity: {similarity}%, actual value: {</w:t>
+                      </w:r>
+                      <w:proofErr w:type="spellStart"/>
+                      <w:r>
+                        <w:t>nextItem</w:t>
+                      </w:r>
+                      <w:proofErr w:type="spellEnd"/>
+                      <w:r>
+                        <w:t>}.");</w:t>
+                      </w:r>
+                    </w:p>
+                    <w:p>
+                      <w:pPr>
+                        <w:jc w:val="left"/>
+                      </w:pPr>
+                      <w:r>
+                        <w:t xml:space="preserve">              </w:t>
+                      </w:r>
+                      <w:proofErr w:type="spellStart"/>
+                      <w:r>
+                        <w:t>anomalousIndex.Add</w:t>
+                      </w:r>
+                      <w:proofErr w:type="spellEnd"/>
+                      <w:r>
+                        <w:t>(</w:t>
+                      </w:r>
+                      <w:proofErr w:type="spellStart"/>
+                      <w:r>
+                        <w:t>i</w:t>
+                      </w:r>
+                      <w:proofErr w:type="spellEnd"/>
+                      <w:r>
+                        <w:t xml:space="preserve"> + 1);</w:t>
+                      </w:r>
+                    </w:p>
+                    <w:p>
+                      <w:pPr>
+                        <w:jc w:val="left"/>
+                      </w:pPr>
+                      <w:r>
+                        <w:t xml:space="preserve">              </w:t>
+                      </w:r>
+                      <w:proofErr w:type="spellStart"/>
+                      <w:r>
+                        <w:t>i</w:t>
+                      </w:r>
+                      <w:proofErr w:type="spellEnd"/>
+                      <w:r>
+                        <w:t>++; // Skip the anomalous element</w:t>
+                      </w:r>
+                    </w:p>
+                    <w:p>
+                      <w:pPr>
+                        <w:jc w:val="left"/>
+                      </w:pPr>
+                      <w:r>
+                        <w:t xml:space="preserve">              </w:t>
+                      </w:r>
+                      <w:proofErr w:type="spellStart"/>
+                      <w:r>
+                        <w:t>resultOutputLines.Add</w:t>
+                      </w:r>
+                      <w:proofErr w:type="spellEnd"/>
+                      <w:r>
+                        <w:t>("Skipping to the next element in the testing sequence.");</w:t>
+                      </w:r>
+                    </w:p>
+                    <w:p>
+                      <w:pPr>
+                        <w:jc w:val="left"/>
+                      </w:pPr>
+                      <w:r>
+                        <w:t xml:space="preserve">              </w:t>
+                      </w:r>
+                      <w:proofErr w:type="spellStart"/>
+                      <w:r>
+                        <w:t>currentAccuracy</w:t>
+                      </w:r>
+                      <w:proofErr w:type="spellEnd"/>
+                      <w:r>
+                        <w:t xml:space="preserve"> += similarity;</w:t>
+                      </w:r>
+                    </w:p>
+                    <w:p>
+                      <w:pPr>
+                        <w:jc w:val="left"/>
+                      </w:pPr>
+                      <w:r>
+                        <w:t xml:space="preserve">            }</w:t>
+                      </w:r>
+                    </w:p>
+                    <w:p>
+                      <w:pPr>
+                        <w:jc w:val="left"/>
+                      </w:pPr>
+                      <w:r>
+                        <w:t xml:space="preserve">    }</w:t>
+                      </w:r>
+                    </w:p>
+                  </w:txbxContent>
+                </v:textbox>
+                <w10:anchorlock/>
+              </v:shape>
+            </w:pict>
+          </mc:Fallback>
+        </mc:AlternateContent>
+      </w:r>
     </w:p>
     <w:p>
       <w:pPr>
         <w:spacing w:line="256" w:lineRule="auto"/>
         <w:jc w:val="both"/>
       </w:pPr>
-      <w:r>
-        <w:t>The first line has the best prediction which the HTM model predicts, with accuracy. We can easily derive the predicted value, which will come after 14 (in this case, it is 13). The string operations are used to get these values. Later we are going to use this to determine anomalies</w:t>
-      </w:r>
-      <w:r>
-        <w:t xml:space="preserve"> [Listing 1</w:t>
-      </w:r>
-      <w:r>
-        <w:t>2</w:t>
-      </w:r>
-      <w:r>
-        <w:t>]</w:t>
-      </w:r>
-      <w:r>
-        <w:t>.</w:t>
-      </w:r>
     </w:p>
     <w:p>
       <w:pPr>
         <w:spacing w:line="256" w:lineRule="auto"/>
         <w:jc w:val="both"/>
-      </w:pPr>
-    </w:p>
-    <w:p>
-      <w:pPr>
-        <w:pStyle w:val="Code"/>
-      </w:pPr>
-      <w:r>
-        <w:t>Listing 1</w:t>
-      </w:r>
-      <w:r>
-        <w:t>2</w:t>
-      </w:r>
-      <w:r>
+        <w:rPr>
+          <w:lang w:val="en-GB"/>
+        </w:rPr>
+      </w:pPr>
+      <w:r>
+        <w:rPr>
+          <w:lang w:val="en-GB"/>
+        </w:rPr>
+        <w:t>We are using AnomalyScore, which is nothing, but the absolute value of the ratio of differences between HTM´s predicted number and actual number. If the ratio exceeds tolerance</w:t>
+      </w:r>
+      <w:r>
+        <w:rPr>
+          <w:lang w:val="en-GB"/>
+        </w:rPr>
         <w:t xml:space="preserve"> </w:t>
       </w:r>
       <w:r>
-        <w:t xml:space="preserve">Process of anomalies determination </w:t>
+        <w:rPr>
+          <w:lang w:val="en-GB"/>
+        </w:rPr>
+        <w:t>value, we mark it as an anomaly, otherwise, it is not. When an anomaly is detected, we skip that element in the list (we did not pass that value to HTM in the loop).</w:t>
       </w:r>
     </w:p>
     <w:p>
       <w:pPr>
         <w:spacing w:line="256" w:lineRule="auto"/>
         <w:jc w:val="both"/>
-      </w:pPr>
-      <w:r>
-        <w:pict w14:anchorId="67C9F158">
-          <v:shape id="_x0000_s2054" type="#_x0000_t202" style="width:231.7pt;height:362.35pt;visibility:visible;mso-left-percent:-10001;mso-top-percent:-10001;mso-wrap-distance-left:9pt;mso-wrap-distance-top:3.6pt;mso-wrap-distance-right:9pt;mso-wrap-distance-bottom:3.6pt;mso-position-horizontal:absolute;mso-position-horizontal-relative:char;mso-position-vertical:absolute;mso-position-vertical-relative:line;mso-left-percent:-10001;mso-top-percent:-10001;mso-width-relative:margin;mso-height-relative:margin;v-text-anchor:top" filled="f">
-            <v:textbox style="mso-next-textbox:#_x0000_s2054">
-              <w:txbxContent>
-                <w:p>
-                  <w:pPr>
-                    <w:jc w:val="left"/>
-                  </w:pPr>
-                  <w:r>
-                    <w:t>if (i &lt; sequence.Length - 1)</w:t>
-                  </w:r>
-                </w:p>
-                <w:p>
-                  <w:pPr>
-                    <w:jc w:val="left"/>
-                  </w:pPr>
-                  <w:r>
-                    <w:t xml:space="preserve">    {</w:t>
-                  </w:r>
-                </w:p>
-                <w:p>
-                  <w:pPr>
-                    <w:jc w:val="left"/>
-                  </w:pPr>
-                  <w:r>
-                    <w:t xml:space="preserve">         int nextIndex = i + 1;</w:t>
-                  </w:r>
-                </w:p>
-                <w:p>
-                  <w:pPr>
-                    <w:jc w:val="left"/>
-                  </w:pPr>
-                  <w:r>
-                    <w:t xml:space="preserve">         double nextItem = sequence[nextIndex];</w:t>
-                  </w:r>
-                </w:p>
-                <w:p>
-                  <w:pPr>
-                    <w:jc w:val="left"/>
-                  </w:pPr>
-                  <w:r>
-                    <w:t xml:space="preserve">         double predictedNextItem = double.Parse(tokens2.Last());</w:t>
-                  </w:r>
-                </w:p>
-                <w:p>
-                  <w:pPr>
-                    <w:jc w:val="left"/>
-                  </w:pPr>
-                </w:p>
-                <w:p>
-                  <w:pPr>
-                    <w:jc w:val="left"/>
-                  </w:pPr>
-                  <w:r>
-                    <w:t xml:space="preserve">         var anomalyScore = Math.Abs(predictedNextItem - nextItem);</w:t>
-                  </w:r>
-                </w:p>
-                <w:p>
-                  <w:pPr>
-                    <w:jc w:val="left"/>
-                  </w:pPr>
-                  <w:r>
-                    <w:t xml:space="preserve">         var deviation = anomalyScore / nextItem;</w:t>
-                  </w:r>
-                </w:p>
-                <w:p>
-                  <w:pPr>
-                    <w:jc w:val="left"/>
-                  </w:pPr>
-                </w:p>
-                <w:p>
-                  <w:pPr>
-                    <w:jc w:val="left"/>
-                  </w:pPr>
-                  <w:r>
-                    <w:t xml:space="preserve">         if (deviation &lt;= tolerance)</w:t>
-                  </w:r>
-                </w:p>
-                <w:p>
-                  <w:pPr>
-                    <w:jc w:val="left"/>
-                  </w:pPr>
-                  <w:r>
-                    <w:t xml:space="preserve">            {</w:t>
-                  </w:r>
-                </w:p>
-                <w:p>
-                  <w:pPr>
-                    <w:jc w:val="left"/>
-                  </w:pPr>
-                  <w:r>
-                    <w:t xml:space="preserve">              resultOutputLines.Add($"No anomaly detected in the next element. HTM Engine found similarity: {similarity}%.");</w:t>
-                  </w:r>
-                </w:p>
-                <w:p>
-                  <w:pPr>
-                    <w:jc w:val="left"/>
-                  </w:pPr>
-                  <w:r>
-                    <w:t xml:space="preserve">              currentAccuracy += similarity;</w:t>
-                  </w:r>
-                </w:p>
-                <w:p>
-                  <w:pPr>
-                    <w:jc w:val="left"/>
-                  </w:pPr>
-                  <w:r>
-                    <w:t xml:space="preserve">            }</w:t>
-                  </w:r>
-                </w:p>
-                <w:p>
-                  <w:pPr>
-                    <w:jc w:val="left"/>
-                  </w:pPr>
-                  <w:r>
-                    <w:t xml:space="preserve">         else</w:t>
-                  </w:r>
-                </w:p>
-                <w:p>
-                  <w:pPr>
-                    <w:jc w:val="left"/>
-                  </w:pPr>
-                  <w:r>
-                    <w:t xml:space="preserve">            {</w:t>
-                  </w:r>
-                </w:p>
-                <w:p>
-                  <w:pPr>
-                    <w:jc w:val="left"/>
-                  </w:pPr>
-                  <w:r>
-                    <w:t xml:space="preserve">              resultOutputLines.Add($"****Anomaly detected**** in the next element. HTM Engine predicted: {predictedNextItem} with similarity: {similarity}%, actual value: {nextItem}.");</w:t>
-                  </w:r>
-                </w:p>
-                <w:p>
-                  <w:pPr>
-                    <w:jc w:val="left"/>
-                  </w:pPr>
-                  <w:r>
-                    <w:t xml:space="preserve">              anomalousIndex.Add(i + 1);</w:t>
-                  </w:r>
-                </w:p>
-                <w:p>
-                  <w:pPr>
-                    <w:jc w:val="left"/>
-                  </w:pPr>
-                  <w:r>
-                    <w:t xml:space="preserve">              i++; // Skip the anomalous element</w:t>
-                  </w:r>
-                </w:p>
-                <w:p>
-                  <w:pPr>
-                    <w:jc w:val="left"/>
-                  </w:pPr>
-                  <w:r>
-                    <w:t xml:space="preserve">              resultOutputLines.Add("Skipping to the next element in the testing sequence.");</w:t>
-                  </w:r>
-                </w:p>
-                <w:p>
-                  <w:pPr>
-                    <w:jc w:val="left"/>
-                  </w:pPr>
-                  <w:r>
-                    <w:t xml:space="preserve">              currentAccuracy += similarity;</w:t>
-                  </w:r>
-                </w:p>
-                <w:p>
-                  <w:pPr>
-                    <w:jc w:val="left"/>
-                  </w:pPr>
-                  <w:r>
-                    <w:t xml:space="preserve">            }</w:t>
-                  </w:r>
-                </w:p>
-                <w:p>
-                  <w:pPr>
-                    <w:jc w:val="left"/>
-                  </w:pPr>
-                  <w:r>
-                    <w:t xml:space="preserve">    }</w:t>
-                  </w:r>
-                </w:p>
-              </w:txbxContent>
-            </v:textbox>
-            <w10:anchorlock/>
-          </v:shape>
-        </w:pict>
-      </w:r>
+        <w:rPr>
+          <w:lang w:val="en-GB"/>
+        </w:rPr>
+      </w:pPr>
     </w:p>
     <w:p>
       <w:pPr>
         <w:spacing w:line="256" w:lineRule="auto"/>
         <w:jc w:val="both"/>
-      </w:pPr>
+        <w:rPr>
+          <w:lang w:val="en-GB"/>
+        </w:rPr>
+      </w:pPr>
+      <w:r>
+        <w:rPr>
+          <w:lang w:val="en-GB"/>
+        </w:rPr>
+        <w:t xml:space="preserve">We use </w:t>
+      </w:r>
+      <w:proofErr w:type="spellStart"/>
+      <w:r>
+        <w:rPr>
+          <w:lang w:val="en-GB"/>
+        </w:rPr>
+        <w:t>accuracyPerList</w:t>
+      </w:r>
+      <w:proofErr w:type="spellEnd"/>
+      <w:r>
+        <w:rPr>
+          <w:lang w:val="en-GB"/>
+        </w:rPr>
+        <w:t xml:space="preserve"> to record accuracy per numerical sequence tested. </w:t>
+      </w:r>
+      <w:r>
+        <w:rPr>
+          <w:lang w:val="en-GB"/>
+        </w:rPr>
+        <w:t>record Accuracy</w:t>
+      </w:r>
+      <w:r>
+        <w:rPr>
+          <w:lang w:val="en-GB"/>
+        </w:rPr>
+        <w:t xml:space="preserve"> is collected from inside each loop run, which indicates HTM model´s accuracy. We also add index positions of anomalies to </w:t>
+      </w:r>
+      <w:proofErr w:type="spellStart"/>
+      <w:r>
+        <w:rPr>
+          <w:lang w:val="en-GB"/>
+        </w:rPr>
+        <w:t>anomalyIndices</w:t>
+      </w:r>
+      <w:proofErr w:type="spellEnd"/>
+      <w:r>
+        <w:rPr>
+          <w:lang w:val="en-GB"/>
+        </w:rPr>
+        <w:t xml:space="preserve">, when we encounter indices of anomalies in loop. </w:t>
+      </w:r>
+      <w:r>
+        <w:rPr>
+          <w:lang w:val="en-GB"/>
+        </w:rPr>
+        <w:t>total Accuracy</w:t>
+      </w:r>
+      <w:r>
+        <w:rPr>
+          <w:lang w:val="en-GB"/>
+        </w:rPr>
+        <w:t xml:space="preserve"> and </w:t>
+      </w:r>
+      <w:r>
+        <w:rPr>
+          <w:lang w:val="en-GB"/>
+        </w:rPr>
+        <w:t>list Count</w:t>
+      </w:r>
+      <w:r>
+        <w:rPr>
+          <w:lang w:val="en-GB"/>
+        </w:rPr>
+        <w:t xml:space="preserve"> is used to calculate average accuracy of the whole experiment.</w:t>
+      </w:r>
     </w:p>
     <w:p>
       <w:pPr>
@@ -2756,181 +6120,244 @@
           <w:lang w:val="en-GB"/>
         </w:rPr>
       </w:pPr>
-      <w:r>
-        <w:rPr>
-          <w:lang w:val="en-GB"/>
-        </w:rPr>
-        <w:t>We are using AnomalyScore, which is nothing, but the absolute value of the ratio of differences between HTM´s predicted number and actual number. If the ratio exceeds tolerance</w:t>
-      </w:r>
-      <w:r>
-        <w:rPr>
-          <w:lang w:val="en-GB"/>
-        </w:rPr>
-        <w:t xml:space="preserve"> </w:t>
-      </w:r>
-      <w:r>
-        <w:rPr>
-          <w:lang w:val="en-GB"/>
-        </w:rPr>
-        <w:t>value, we mark it as an anomaly, otherwise, it is not. When an anomaly is detected, we skip that element in the list (we did not pass that value to HTM in the loop).</w:t>
-      </w:r>
     </w:p>
     <w:p>
       <w:pPr>
         <w:spacing w:line="256" w:lineRule="auto"/>
         <w:jc w:val="both"/>
-        <w:rPr>
-          <w:lang w:val="en-GB"/>
-        </w:rPr>
-      </w:pPr>
+      </w:pPr>
+      <w:r>
+        <w:t>After that w</w:t>
+      </w:r>
+      <w:r>
+        <w:t xml:space="preserve">e use static variables to access these from outside, </w:t>
+      </w:r>
+      <w:proofErr w:type="spellStart"/>
+      <w:r>
+        <w:t>i.e</w:t>
+      </w:r>
+      <w:proofErr w:type="spellEnd"/>
+      <w:r>
+        <w:t xml:space="preserve">: in </w:t>
+      </w:r>
+      <w:proofErr w:type="spellStart"/>
+      <w:r>
+        <w:t>Program.cs</w:t>
+      </w:r>
+      <w:proofErr w:type="spellEnd"/>
+      <w:r>
+        <w:t xml:space="preserve"> [Listing 1</w:t>
+      </w:r>
+      <w:r>
+        <w:t>3</w:t>
+      </w:r>
+      <w:r>
+        <w:t>]</w:t>
+      </w:r>
+      <w:r>
+        <w:t>.</w:t>
+      </w:r>
     </w:p>
     <w:p>
       <w:pPr>
         <w:spacing w:line="256" w:lineRule="auto"/>
         <w:jc w:val="both"/>
-        <w:rPr>
-          <w:lang w:val="en-GB"/>
-        </w:rPr>
-      </w:pPr>
-      <w:r>
-        <w:rPr>
-          <w:lang w:val="en-GB"/>
-        </w:rPr>
-        <w:t xml:space="preserve">We use accuracyPerList to record accuracy per numerical sequence tested. </w:t>
-      </w:r>
-      <w:r>
-        <w:rPr>
-          <w:lang w:val="en-GB"/>
-        </w:rPr>
-        <w:t>record Accuracy</w:t>
-      </w:r>
-      <w:r>
-        <w:rPr>
-          <w:lang w:val="en-GB"/>
-        </w:rPr>
-        <w:t xml:space="preserve"> is collected from inside each loop run, which indicates HTM model´s accuracy. We also add index positions of anomalies to anomalyIndices, when we encounter indices of anomalies in loop. </w:t>
-      </w:r>
-      <w:r>
-        <w:rPr>
-          <w:lang w:val="en-GB"/>
-        </w:rPr>
-        <w:t>total Accuracy</w:t>
-      </w:r>
-      <w:r>
-        <w:rPr>
-          <w:lang w:val="en-GB"/>
-        </w:rPr>
-        <w:t xml:space="preserve"> and </w:t>
-      </w:r>
-      <w:r>
-        <w:rPr>
-          <w:lang w:val="en-GB"/>
-        </w:rPr>
-        <w:t>list Count</w:t>
-      </w:r>
-      <w:r>
-        <w:rPr>
-          <w:lang w:val="en-GB"/>
-        </w:rPr>
-        <w:t xml:space="preserve"> is used to calculate average accuracy of the whole experiment.</w:t>
+      </w:pPr>
+    </w:p>
+    <w:p>
+      <w:pPr>
+        <w:pStyle w:val="Code"/>
+      </w:pPr>
+      <w:r>
+        <w:lastRenderedPageBreak/>
+        <w:t>Listing 1</w:t>
+      </w:r>
+      <w:r>
+        <w:t>3</w:t>
+      </w:r>
+      <w:r>
+        <w:t xml:space="preserve"> </w:t>
+      </w:r>
+      <w:r>
+        <w:t>Calculating Total Average Accuracy</w:t>
       </w:r>
     </w:p>
     <w:p>
       <w:pPr>
         <w:spacing w:line="256" w:lineRule="auto"/>
         <w:jc w:val="both"/>
-        <w:rPr>
-          <w:lang w:val="en-GB"/>
-        </w:rPr>
-      </w:pPr>
+      </w:pPr>
+      <w:r>
+        <w:rPr>
+          <w:noProof/>
+        </w:rPr>
+        <mc:AlternateContent>
+          <mc:Choice Requires="wps">
+            <w:drawing>
+              <wp:inline distT="0" distB="0" distL="0" distR="0" wp14:anchorId="0EBC6B43" wp14:editId="48556FB3">
+                <wp:extent cx="3079115" cy="409575"/>
+                <wp:effectExtent l="7620" t="8255" r="8890" b="10795"/>
+                <wp:docPr id="1845602154" name="Text Box 5"/>
+                <wp:cNvGraphicFramePr>
+                  <a:graphicFrameLocks xmlns:a="http://schemas.openxmlformats.org/drawingml/2006/main"/>
+                </wp:cNvGraphicFramePr>
+                <a:graphic xmlns:a="http://schemas.openxmlformats.org/drawingml/2006/main">
+                  <a:graphicData uri="http://schemas.microsoft.com/office/word/2010/wordprocessingShape">
+                    <wps:wsp>
+                      <wps:cNvSpPr txBox="1">
+                        <a:spLocks noChangeArrowheads="1"/>
+                      </wps:cNvSpPr>
+                      <wps:spPr bwMode="auto">
+                        <a:xfrm>
+                          <a:off x="0" y="0"/>
+                          <a:ext cx="3079115" cy="409575"/>
+                        </a:xfrm>
+                        <a:prstGeom prst="rect">
+                          <a:avLst/>
+                        </a:prstGeom>
+                        <a:noFill/>
+                        <a:ln w="9525">
+                          <a:solidFill>
+                            <a:srgbClr val="000000"/>
+                          </a:solidFill>
+                          <a:miter lim="800000"/>
+                          <a:headEnd/>
+                          <a:tailEnd/>
+                        </a:ln>
+                        <a:extLst>
+                          <a:ext uri="{909E8E84-426E-40DD-AFC4-6F175D3DCCD1}">
+                            <a14:hiddenFill xmlns:a14="http://schemas.microsoft.com/office/drawing/2010/main">
+                              <a:solidFill>
+                                <a:srgbClr val="FFFFFF"/>
+                              </a:solidFill>
+                            </a14:hiddenFill>
+                          </a:ext>
+                        </a:extLst>
+                      </wps:spPr>
+                      <wps:txbx>
+                        <w:txbxContent>
+                          <w:p>
+                            <w:pPr>
+                              <w:jc w:val="left"/>
+                            </w:pPr>
+                            <w:proofErr w:type="spellStart"/>
+                            <w:r>
+                              <w:t>StoredOutputValues.totalAvgAccuracy</w:t>
+                            </w:r>
+                            <w:proofErr w:type="spellEnd"/>
+                            <w:r>
+                              <w:t xml:space="preserve"> = _</w:t>
+                            </w:r>
+                            <w:proofErr w:type="spellStart"/>
+                            <w:r>
+                              <w:t>totalAccuracy</w:t>
+                            </w:r>
+                            <w:proofErr w:type="spellEnd"/>
+                            <w:r>
+                              <w:t xml:space="preserve"> / </w:t>
+                            </w:r>
+                            <w:proofErr w:type="spellStart"/>
+                            <w:r>
+                              <w:t>Math.Max</w:t>
+                            </w:r>
+                            <w:proofErr w:type="spellEnd"/>
+                            <w:r>
+                              <w:t>(_</w:t>
+                            </w:r>
+                            <w:proofErr w:type="spellStart"/>
+                            <w:r>
+                              <w:t>iterationCount</w:t>
+                            </w:r>
+                            <w:proofErr w:type="spellEnd"/>
+                            <w:r>
+                              <w:t>, 1);</w:t>
+                            </w:r>
+                          </w:p>
+                        </w:txbxContent>
+                      </wps:txbx>
+                      <wps:bodyPr rot="0" vert="horz" wrap="square" lIns="91440" tIns="45720" rIns="91440" bIns="45720" anchor="t" anchorCtr="0" upright="1">
+                        <a:noAutofit/>
+                      </wps:bodyPr>
+                    </wps:wsp>
+                  </a:graphicData>
+                </a:graphic>
+              </wp:inline>
+            </w:drawing>
+          </mc:Choice>
+          <mc:Fallback>
+            <w:pict>
+              <v:shape w14:anchorId="0EBC6B43" id="Text Box 5" o:spid="_x0000_s1038" type="#_x0000_t202" style="width:242.45pt;height:32.25pt;visibility:visible;mso-wrap-style:square;mso-left-percent:-10001;mso-top-percent:-10001;mso-position-horizontal:absolute;mso-position-horizontal-relative:char;mso-position-vertical:absolute;mso-position-vertical-relative:line;mso-left-percent:-10001;mso-top-percent:-10001;v-text-anchor:top" o:gfxdata="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" filled="f">
+                <v:textbox>
+                  <w:txbxContent>
+                    <w:p>
+                      <w:pPr>
+                        <w:jc w:val="left"/>
+                      </w:pPr>
+                      <w:proofErr w:type="spellStart"/>
+                      <w:r>
+                        <w:t>StoredOutputValues.totalAvgAccuracy</w:t>
+                      </w:r>
+                      <w:proofErr w:type="spellEnd"/>
+                      <w:r>
+                        <w:t xml:space="preserve"> = _</w:t>
+                      </w:r>
+                      <w:proofErr w:type="spellStart"/>
+                      <w:r>
+                        <w:t>totalAccuracy</w:t>
+                      </w:r>
+                      <w:proofErr w:type="spellEnd"/>
+                      <w:r>
+                        <w:t xml:space="preserve"> / </w:t>
+                      </w:r>
+                      <w:proofErr w:type="spellStart"/>
+                      <w:r>
+                        <w:t>Math.Max</w:t>
+                      </w:r>
+                      <w:proofErr w:type="spellEnd"/>
+                      <w:r>
+                        <w:t>(_</w:t>
+                      </w:r>
+                      <w:proofErr w:type="spellStart"/>
+                      <w:r>
+                        <w:t>iterationCount</w:t>
+                      </w:r>
+                      <w:proofErr w:type="spellEnd"/>
+                      <w:r>
+                        <w:t>, 1);</w:t>
+                      </w:r>
+                    </w:p>
+                  </w:txbxContent>
+                </v:textbox>
+                <w10:anchorlock/>
+              </v:shape>
+            </w:pict>
+          </mc:Fallback>
+        </mc:AlternateContent>
+      </w:r>
     </w:p>
     <w:p>
       <w:pPr>
         <w:spacing w:line="256" w:lineRule="auto"/>
         <w:jc w:val="both"/>
       </w:pPr>
-      <w:r>
-        <w:t>After that w</w:t>
-      </w:r>
-      <w:r>
-        <w:t>e use static variables to access these from outside, i.e: in Program.cs</w:t>
-      </w:r>
-      <w:r>
-        <w:t xml:space="preserve"> [Listing 1</w:t>
-      </w:r>
-      <w:r>
-        <w:t>3</w:t>
-      </w:r>
-      <w:r>
-        <w:t>]</w:t>
-      </w:r>
-      <w:r>
-        <w:t>.</w:t>
-      </w:r>
     </w:p>
     <w:p>
       <w:pPr>
         <w:spacing w:line="256" w:lineRule="auto"/>
         <w:jc w:val="both"/>
       </w:pPr>
-    </w:p>
-    <w:p>
-      <w:pPr>
-        <w:pStyle w:val="Code"/>
-      </w:pPr>
-      <w:r>
-        <w:t>Listing 1</w:t>
-      </w:r>
-      <w:r>
-        <w:t>3</w:t>
-      </w:r>
-      <w:r>
-        <w:t xml:space="preserve"> </w:t>
-      </w:r>
-      <w:r>
-        <w:t>Calculating Total Average Accuracy</w:t>
-      </w:r>
-    </w:p>
-    <w:p>
-      <w:pPr>
-        <w:spacing w:line="256" w:lineRule="auto"/>
-        <w:jc w:val="both"/>
-      </w:pPr>
-      <w:r>
-        <w:pict w14:anchorId="0EBC6B43">
-          <v:shape id="_x0000_s2053" type="#_x0000_t202" style="width:242.45pt;height:32.25pt;visibility:visible;mso-left-percent:-10001;mso-top-percent:-10001;mso-wrap-distance-left:9pt;mso-wrap-distance-top:3.6pt;mso-wrap-distance-right:9pt;mso-wrap-distance-bottom:3.6pt;mso-position-horizontal:absolute;mso-position-horizontal-relative:char;mso-position-vertical:absolute;mso-position-vertical-relative:line;mso-left-percent:-10001;mso-top-percent:-10001;mso-width-relative:margin;mso-height-relative:margin;v-text-anchor:top" filled="f">
-            <v:textbox style="mso-next-textbox:#_x0000_s2053">
-              <w:txbxContent>
-                <w:p>
-                  <w:pPr>
-                    <w:jc w:val="left"/>
-                  </w:pPr>
-                  <w:r>
-                    <w:t>StoredOutputValues.totalAvgAccuracy = _totalAccuracy / Math.Max(_iterationCount, 1);</w:t>
-                  </w:r>
-                </w:p>
-              </w:txbxContent>
-            </v:textbox>
-            <w10:anchorlock/>
-          </v:shape>
-        </w:pict>
-      </w:r>
-    </w:p>
-    <w:p>
-      <w:pPr>
-        <w:spacing w:line="256" w:lineRule="auto"/>
-        <w:jc w:val="both"/>
-      </w:pPr>
-    </w:p>
-    <w:p>
-      <w:pPr>
-        <w:spacing w:line="256" w:lineRule="auto"/>
-        <w:jc w:val="both"/>
-      </w:pPr>
-      <w:r>
-        <w:t>The SequenceVisualizer </w:t>
-      </w:r>
-      <w:hyperlink r:id="rId13" w:history="1">
+      <w:r>
+        <w:t xml:space="preserve">The </w:t>
+      </w:r>
+      <w:proofErr w:type="spellStart"/>
+      <w:r>
+        <w:t>SequenceVisualizer</w:t>
+      </w:r>
+      <w:proofErr w:type="spellEnd"/>
+      <w:r>
+        <w:t> </w:t>
+      </w:r>
+      <w:hyperlink r:id="rId11" w:history="1">
         <w:r>
           <w:rPr>
             <w:rStyle w:val="Hyperlink"/>
@@ -2939,17 +6366,21 @@
         </w:r>
       </w:hyperlink>
       <w:r>
-        <w:t xml:space="preserve"> is used to plot graphs of sequences of data and their anomalies. This class used to showing the visual result for detecting anomalies </w:t>
+        <w:t xml:space="preserve"> is used to plot graphs of sequences of data and their anomalies. This class used to </w:t>
+      </w:r>
+      <w:proofErr w:type="gramStart"/>
+      <w:r>
+        <w:t>showing</w:t>
+      </w:r>
+      <w:proofErr w:type="gramEnd"/>
+      <w:r>
+        <w:t xml:space="preserve"> the visual result for detecting anomalies </w:t>
       </w:r>
       <w:r>
         <w:t>compared</w:t>
       </w:r>
       <w:r>
-        <w:t xml:space="preserve"> </w:t>
-      </w:r>
-      <w:r>
-        <w:lastRenderedPageBreak/>
-        <w:t>to training sequences and the predicting sequence</w:t>
+        <w:t xml:space="preserve"> to training sequences and the predicting sequence</w:t>
       </w:r>
       <w:r>
         <w:t xml:space="preserve"> </w:t>
@@ -2990,63 +6421,347 @@
         <w:jc w:val="both"/>
       </w:pPr>
       <w:r>
-        <w:pict w14:anchorId="49D26823">
-          <v:shape id="_x0000_s2052" type="#_x0000_t202" style="width:240.7pt;height:112.5pt;visibility:visible;mso-left-percent:-10001;mso-top-percent:-10001;mso-wrap-distance-left:9pt;mso-wrap-distance-top:3.6pt;mso-wrap-distance-right:9pt;mso-wrap-distance-bottom:3.6pt;mso-position-horizontal:absolute;mso-position-horizontal-relative:char;mso-position-vertical:absolute;mso-position-vertical-relative:line;mso-left-percent:-10001;mso-top-percent:-10001;mso-width-relative:margin;mso-height-relative:margin;v-text-anchor:top" filled="f">
-            <v:textbox style="mso-next-textbox:#_x0000_s2052">
-              <w:txbxContent>
-                <w:p>
-                  <w:pPr>
-                    <w:jc w:val="left"/>
-                  </w:pPr>
-                  <w:r>
-                    <w:t>public static void CreateGraphForSequences(List&lt;double[]&gt; allLearnedData, List&lt;double[]&gt; allTestingData)</w:t>
-                  </w:r>
-                </w:p>
-                <w:p>
-                  <w:pPr>
-                    <w:jc w:val="left"/>
-                  </w:pPr>
-                  <w:r>
-                    <w:t>.....</w:t>
-                  </w:r>
-                </w:p>
-                <w:p>
-                  <w:pPr>
-                    <w:jc w:val="left"/>
-                  </w:pPr>
-                  <w:r>
-                    <w:t>allGraphs.Add(actualGraph);</w:t>
-                  </w:r>
-                </w:p>
-                <w:p>
-                  <w:pPr>
-                    <w:jc w:val="left"/>
-                  </w:pPr>
-                  <w:r>
-                    <w:t>allGraphs.Add(learnedGraph);</w:t>
-                  </w:r>
-                </w:p>
-                <w:p>
-                  <w:pPr>
-                    <w:jc w:val="left"/>
-                  </w:pPr>
-                  <w:r>
-                    <w:t>.....</w:t>
-                  </w:r>
-                </w:p>
-                <w:p>
-                  <w:pPr>
-                    <w:jc w:val="left"/>
-                  </w:pPr>
-                  <w:r>
-                    <w:t>var chart = Chart.Plot(allGraphs);</w:t>
-                  </w:r>
-                </w:p>
-              </w:txbxContent>
-            </v:textbox>
-            <w10:anchorlock/>
-          </v:shape>
-        </w:pict>
+        <w:rPr>
+          <w:noProof/>
+        </w:rPr>
+        <mc:AlternateContent>
+          <mc:Choice Requires="wps">
+            <w:drawing>
+              <wp:inline distT="0" distB="0" distL="0" distR="0" wp14:anchorId="49D26823" wp14:editId="5D5F90D5">
+                <wp:extent cx="3056890" cy="1428750"/>
+                <wp:effectExtent l="9525" t="10795" r="10160" b="8255"/>
+                <wp:docPr id="477144136" name="Text Box 4"/>
+                <wp:cNvGraphicFramePr>
+                  <a:graphicFrameLocks xmlns:a="http://schemas.openxmlformats.org/drawingml/2006/main"/>
+                </wp:cNvGraphicFramePr>
+                <a:graphic xmlns:a="http://schemas.openxmlformats.org/drawingml/2006/main">
+                  <a:graphicData uri="http://schemas.microsoft.com/office/word/2010/wordprocessingShape">
+                    <wps:wsp>
+                      <wps:cNvSpPr txBox="1">
+                        <a:spLocks noChangeArrowheads="1"/>
+                      </wps:cNvSpPr>
+                      <wps:spPr bwMode="auto">
+                        <a:xfrm>
+                          <a:off x="0" y="0"/>
+                          <a:ext cx="3056890" cy="1428750"/>
+                        </a:xfrm>
+                        <a:prstGeom prst="rect">
+                          <a:avLst/>
+                        </a:prstGeom>
+                        <a:noFill/>
+                        <a:ln w="9525">
+                          <a:solidFill>
+                            <a:srgbClr val="000000"/>
+                          </a:solidFill>
+                          <a:miter lim="800000"/>
+                          <a:headEnd/>
+                          <a:tailEnd/>
+                        </a:ln>
+                        <a:extLst>
+                          <a:ext uri="{909E8E84-426E-40DD-AFC4-6F175D3DCCD1}">
+                            <a14:hiddenFill xmlns:a14="http://schemas.microsoft.com/office/drawing/2010/main">
+                              <a:solidFill>
+                                <a:srgbClr val="FFFFFF"/>
+                              </a:solidFill>
+                            </a14:hiddenFill>
+                          </a:ext>
+                        </a:extLst>
+                      </wps:spPr>
+                      <wps:txbx>
+                        <w:txbxContent>
+                          <w:p>
+                            <w:pPr>
+                              <w:jc w:val="left"/>
+                            </w:pPr>
+                            <w:r>
+                              <w:t xml:space="preserve">public static void </w:t>
+                            </w:r>
+                            <w:proofErr w:type="spellStart"/>
+                            <w:proofErr w:type="gramStart"/>
+                            <w:r>
+                              <w:t>CreateGraphForSequences</w:t>
+                            </w:r>
+                            <w:proofErr w:type="spellEnd"/>
+                            <w:r>
+                              <w:t>(</w:t>
+                            </w:r>
+                            <w:proofErr w:type="gramEnd"/>
+                            <w:r>
+                              <w:t>List&lt;</w:t>
+                            </w:r>
+                            <w:proofErr w:type="gramStart"/>
+                            <w:r>
+                              <w:t>double[</w:t>
+                            </w:r>
+                            <w:proofErr w:type="gramEnd"/>
+                            <w:r>
+                              <w:t xml:space="preserve">]&gt; </w:t>
+                            </w:r>
+                            <w:proofErr w:type="spellStart"/>
+                            <w:r>
+                              <w:t>allLearnedData</w:t>
+                            </w:r>
+                            <w:proofErr w:type="spellEnd"/>
+                            <w:r>
+                              <w:t>, List&lt;</w:t>
+                            </w:r>
+                            <w:proofErr w:type="gramStart"/>
+                            <w:r>
+                              <w:t>double[</w:t>
+                            </w:r>
+                            <w:proofErr w:type="gramEnd"/>
+                            <w:r>
+                              <w:t xml:space="preserve">]&gt; </w:t>
+                            </w:r>
+                            <w:proofErr w:type="spellStart"/>
+                            <w:r>
+                              <w:t>allTestingData</w:t>
+                            </w:r>
+                            <w:proofErr w:type="spellEnd"/>
+                            <w:r>
+                              <w:t>)</w:t>
+                            </w:r>
+                          </w:p>
+                          <w:p>
+                            <w:pPr>
+                              <w:jc w:val="left"/>
+                            </w:pPr>
+                            <w:r>
+                              <w:t>.....</w:t>
+                            </w:r>
+                          </w:p>
+                          <w:p>
+                            <w:pPr>
+                              <w:jc w:val="left"/>
+                            </w:pPr>
+                            <w:proofErr w:type="spellStart"/>
+                            <w:r>
+                              <w:t>allGraphs.Add</w:t>
+                            </w:r>
+                            <w:proofErr w:type="spellEnd"/>
+                            <w:r>
+                              <w:t>(</w:t>
+                            </w:r>
+                            <w:proofErr w:type="spellStart"/>
+                            <w:r>
+                              <w:t>actualGraph</w:t>
+                            </w:r>
+                            <w:proofErr w:type="spellEnd"/>
+                            <w:r>
+                              <w:t>);</w:t>
+                            </w:r>
+                          </w:p>
+                          <w:p>
+                            <w:pPr>
+                              <w:jc w:val="left"/>
+                            </w:pPr>
+                            <w:proofErr w:type="spellStart"/>
+                            <w:r>
+                              <w:t>allGraphs.Add</w:t>
+                            </w:r>
+                            <w:proofErr w:type="spellEnd"/>
+                            <w:r>
+                              <w:t>(</w:t>
+                            </w:r>
+                            <w:proofErr w:type="spellStart"/>
+                            <w:r>
+                              <w:t>learnedGraph</w:t>
+                            </w:r>
+                            <w:proofErr w:type="spellEnd"/>
+                            <w:r>
+                              <w:t>);</w:t>
+                            </w:r>
+                          </w:p>
+                          <w:p>
+                            <w:pPr>
+                              <w:jc w:val="left"/>
+                            </w:pPr>
+                            <w:r>
+                              <w:t>.....</w:t>
+                            </w:r>
+                          </w:p>
+                          <w:p>
+                            <w:pPr>
+                              <w:jc w:val="left"/>
+                            </w:pPr>
+                            <w:r>
+                              <w:t xml:space="preserve">var chart = </w:t>
+                            </w:r>
+                            <w:proofErr w:type="spellStart"/>
+                            <w:r>
+                              <w:t>Chart.Plot</w:t>
+                            </w:r>
+                            <w:proofErr w:type="spellEnd"/>
+                            <w:r>
+                              <w:t>(</w:t>
+                            </w:r>
+                            <w:proofErr w:type="spellStart"/>
+                            <w:r>
+                              <w:t>allGraphs</w:t>
+                            </w:r>
+                            <w:proofErr w:type="spellEnd"/>
+                            <w:r>
+                              <w:t>);</w:t>
+                            </w:r>
+                          </w:p>
+                        </w:txbxContent>
+                      </wps:txbx>
+                      <wps:bodyPr rot="0" vert="horz" wrap="square" lIns="91440" tIns="45720" rIns="91440" bIns="45720" anchor="t" anchorCtr="0" upright="1">
+                        <a:noAutofit/>
+                      </wps:bodyPr>
+                    </wps:wsp>
+                  </a:graphicData>
+                </a:graphic>
+              </wp:inline>
+            </w:drawing>
+          </mc:Choice>
+          <mc:Fallback>
+            <w:pict>
+              <v:shape w14:anchorId="49D26823" id="Text Box 4" o:spid="_x0000_s1039" type="#_x0000_t202" style="width:240.7pt;height:112.5pt;visibility:visible;mso-wrap-style:square;mso-left-percent:-10001;mso-top-percent:-10001;mso-position-horizontal:absolute;mso-position-horizontal-relative:char;mso-position-vertical:absolute;mso-position-vertical-relative:line;mso-left-percent:-10001;mso-top-percent:-10001;v-text-anchor:top" o:gfxdata="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" filled="f">
+                <v:textbox>
+                  <w:txbxContent>
+                    <w:p>
+                      <w:pPr>
+                        <w:jc w:val="left"/>
+                      </w:pPr>
+                      <w:r>
+                        <w:t xml:space="preserve">public static void </w:t>
+                      </w:r>
+                      <w:proofErr w:type="spellStart"/>
+                      <w:proofErr w:type="gramStart"/>
+                      <w:r>
+                        <w:t>CreateGraphForSequences</w:t>
+                      </w:r>
+                      <w:proofErr w:type="spellEnd"/>
+                      <w:r>
+                        <w:t>(</w:t>
+                      </w:r>
+                      <w:proofErr w:type="gramEnd"/>
+                      <w:r>
+                        <w:t>List&lt;</w:t>
+                      </w:r>
+                      <w:proofErr w:type="gramStart"/>
+                      <w:r>
+                        <w:t>double[</w:t>
+                      </w:r>
+                      <w:proofErr w:type="gramEnd"/>
+                      <w:r>
+                        <w:t xml:space="preserve">]&gt; </w:t>
+                      </w:r>
+                      <w:proofErr w:type="spellStart"/>
+                      <w:r>
+                        <w:t>allLearnedData</w:t>
+                      </w:r>
+                      <w:proofErr w:type="spellEnd"/>
+                      <w:r>
+                        <w:t>, List&lt;</w:t>
+                      </w:r>
+                      <w:proofErr w:type="gramStart"/>
+                      <w:r>
+                        <w:t>double[</w:t>
+                      </w:r>
+                      <w:proofErr w:type="gramEnd"/>
+                      <w:r>
+                        <w:t xml:space="preserve">]&gt; </w:t>
+                      </w:r>
+                      <w:proofErr w:type="spellStart"/>
+                      <w:r>
+                        <w:t>allTestingData</w:t>
+                      </w:r>
+                      <w:proofErr w:type="spellEnd"/>
+                      <w:r>
+                        <w:t>)</w:t>
+                      </w:r>
+                    </w:p>
+                    <w:p>
+                      <w:pPr>
+                        <w:jc w:val="left"/>
+                      </w:pPr>
+                      <w:r>
+                        <w:t>.....</w:t>
+                      </w:r>
+                    </w:p>
+                    <w:p>
+                      <w:pPr>
+                        <w:jc w:val="left"/>
+                      </w:pPr>
+                      <w:proofErr w:type="spellStart"/>
+                      <w:r>
+                        <w:t>allGraphs.Add</w:t>
+                      </w:r>
+                      <w:proofErr w:type="spellEnd"/>
+                      <w:r>
+                        <w:t>(</w:t>
+                      </w:r>
+                      <w:proofErr w:type="spellStart"/>
+                      <w:r>
+                        <w:t>actualGraph</w:t>
+                      </w:r>
+                      <w:proofErr w:type="spellEnd"/>
+                      <w:r>
+                        <w:t>);</w:t>
+                      </w:r>
+                    </w:p>
+                    <w:p>
+                      <w:pPr>
+                        <w:jc w:val="left"/>
+                      </w:pPr>
+                      <w:proofErr w:type="spellStart"/>
+                      <w:r>
+                        <w:t>allGraphs.Add</w:t>
+                      </w:r>
+                      <w:proofErr w:type="spellEnd"/>
+                      <w:r>
+                        <w:t>(</w:t>
+                      </w:r>
+                      <w:proofErr w:type="spellStart"/>
+                      <w:r>
+                        <w:t>learnedGraph</w:t>
+                      </w:r>
+                      <w:proofErr w:type="spellEnd"/>
+                      <w:r>
+                        <w:t>);</w:t>
+                      </w:r>
+                    </w:p>
+                    <w:p>
+                      <w:pPr>
+                        <w:jc w:val="left"/>
+                      </w:pPr>
+                      <w:r>
+                        <w:t>.....</w:t>
+                      </w:r>
+                    </w:p>
+                    <w:p>
+                      <w:pPr>
+                        <w:jc w:val="left"/>
+                      </w:pPr>
+                      <w:r>
+                        <w:t xml:space="preserve">var chart = </w:t>
+                      </w:r>
+                      <w:proofErr w:type="spellStart"/>
+                      <w:r>
+                        <w:t>Chart.Plot</w:t>
+                      </w:r>
+                      <w:proofErr w:type="spellEnd"/>
+                      <w:r>
+                        <w:t>(</w:t>
+                      </w:r>
+                      <w:proofErr w:type="spellStart"/>
+                      <w:r>
+                        <w:t>allGraphs</w:t>
+                      </w:r>
+                      <w:proofErr w:type="spellEnd"/>
+                      <w:r>
+                        <w:t>);</w:t>
+                      </w:r>
+                    </w:p>
+                  </w:txbxContent>
+                </v:textbox>
+                <w10:anchorlock/>
+              </v:shape>
+            </w:pict>
+          </mc:Fallback>
+        </mc:AlternateContent>
       </w:r>
     </w:p>
     <w:p>
@@ -3069,7 +6784,7 @@
       <w:r>
         <w:t xml:space="preserve"> the unit tests, we ensured the behavior of detection of anomalies in the project. Project files for the units test can be found </w:t>
       </w:r>
-      <w:hyperlink r:id="rId14" w:history="1">
+      <w:hyperlink r:id="rId12" w:history="1">
         <w:r>
           <w:rPr>
             <w:rStyle w:val="Hyperlink"/>
@@ -3103,7 +6818,7 @@
         </w:rPr>
         <w:t>Once the experiment concludes, the anomaly detection results persisted to the screen, along with HTM accuracy for each individual number sequences and overall HTM accuracy for the whole experiment. We have uploaded the anomaly results of our data in this repository for reference. output result of combined numerical sequence data from training folder (without anomalies) and predicting folder (with anomalies) can be found </w:t>
       </w:r>
-      <w:hyperlink r:id="rId15" w:history="1">
+      <w:hyperlink r:id="rId13" w:history="1">
         <w:r>
           <w:rPr>
             <w:rStyle w:val="Hyperlink"/>
@@ -3129,9 +6844,71 @@
       <w:pPr>
         <w:pStyle w:val="BodyText"/>
         <w:ind w:firstLine="0"/>
+      </w:pPr>
+      <w:r>
+        <w:rPr>
+          <w:b/>
+          <w:bCs/>
+        </w:rPr>
+        <w:t>U</w:t>
+      </w:r>
+      <w:r>
+        <w:rPr>
+          <w:b/>
+          <w:bCs/>
+        </w:rPr>
+        <w:t>nit</w:t>
+      </w:r>
+      <w:r>
+        <w:rPr>
+          <w:b/>
+          <w:bCs/>
+        </w:rPr>
+        <w:t xml:space="preserve"> </w:t>
+      </w:r>
+      <w:r>
+        <w:rPr>
+          <w:b/>
+          <w:bCs/>
+        </w:rPr>
+        <w:t>test</w:t>
+      </w:r>
+      <w:r>
+        <w:rPr>
+          <w:b/>
+          <w:bCs/>
+        </w:rPr>
+        <w:t>:</w:t>
+      </w:r>
+      <w:r>
+        <w:t xml:space="preserve"> </w:t>
+      </w:r>
+      <w:r>
+        <w:t>We have developed a unit tests project to thoroughly evaluate the functionality of the anomaly detection system. Unit tests are essential for confirming that individual functions and components of the system work as intended in isolation. The primary objective of these tests is to validate that the system behaves as expected across various scenarios, ensuring the accuracy and reliability of anomaly detection. During the implementation of the unit tests, we focused on verifying the system's ability to correctly identify anomalies within given data sequences.</w:t>
+      </w:r>
+      <w:r>
+        <w:t xml:space="preserve"> </w:t>
+      </w:r>
+      <w:r>
         <w:rPr>
           <w:lang w:val="en-US"/>
         </w:rPr>
+        <w:t>Project files for the units test can be found </w:t>
+      </w:r>
+      <w:hyperlink r:id="rId14" w:history="1">
+        <w:r>
+          <w:rPr>
+            <w:rStyle w:val="Hyperlink"/>
+            <w:lang w:val="en-US"/>
+          </w:rPr>
+          <w:t>here</w:t>
+        </w:r>
+      </w:hyperlink>
+    </w:p>
+    <w:p>
+      <w:pPr>
+        <w:pStyle w:val="BodyText"/>
+        <w:ind w:firstLine="0"/>
       </w:pPr>
       <w:r>
         <w:rPr>
@@ -3148,12 +6925,45 @@
         <w:t xml:space="preserve"> </w:t>
       </w:r>
       <w:r>
+        <w:t>As part of the anomaly detection project, we incorporated a graphical representation of the training and prediction sequences, along with highlighted anomalies, to facilitate a better understanding of the model's performance. After successfully executing the anomaly detection process, the system generates plots in HTML format, which are displayed directly in the browser for immediate review. Additionally, these plots are saved in the output graph folder for future reference or analysis.</w:t>
+      </w:r>
+      <w:r>
+        <w:t xml:space="preserve"> </w:t>
+      </w:r>
+      <w:r>
+        <w:t>We created two types of plots to visualize the results:</w:t>
+      </w:r>
+      <w:r>
+        <w:t xml:space="preserve"> </w:t>
+      </w:r>
+      <w:r>
+        <w:t xml:space="preserve">Training vs. Prediction Plot: This plot compares the actual training data against the predicted values generated by the model. It helps in visually assessing the model's accuracy in predicting normal sequences and detecting </w:t>
+      </w:r>
+      <w:r>
+        <w:t>patterns. Anomaly</w:t>
+      </w:r>
+      <w:r>
+        <w:t xml:space="preserve"> Detection Plot: This plot highlights the anomalies detected during the prediction phase. </w:t>
+      </w:r>
+      <w:r>
+        <w:t>Any data point that deviates significantly from the predicted values is marked, making it easier to spot irregularities in the data.</w:t>
+      </w:r>
+      <w:r>
+        <w:t xml:space="preserve"> </w:t>
+      </w:r>
+      <w:r>
+        <w:t>By providing these visualizations, we can gain insights into how well the model performs in real-time anomaly detection and easily identify any areas where improvements may be needed.</w:t>
+      </w:r>
+      <w:r>
+        <w:t xml:space="preserve"> </w:t>
+      </w:r>
+      <w:r>
         <w:rPr>
           <w:lang w:val="en-US"/>
         </w:rPr>
-        <w:t>We showed the graphical view of the training and predicting sequences along with anomalies. After successfully running the projects, we are generating the plots in html format in the browser as well as saving the files in the output graph </w:t>
-      </w:r>
-      <w:hyperlink r:id="rId16" w:history="1">
+        <w:t>output graph </w:t>
+      </w:r>
+      <w:hyperlink r:id="rId15" w:history="1">
         <w:r>
           <w:rPr>
             <w:rStyle w:val="Hyperlink"/>
@@ -3166,12 +6976,6 @@
         <w:rPr>
           <w:lang w:val="en-US"/>
         </w:rPr>
-        <w:t>. We generated 2 kinds of plots</w:t>
-      </w:r>
-      <w:r>
-        <w:rPr>
-          <w:lang w:val="en-US"/>
-        </w:rPr>
         <w:t xml:space="preserve">. </w:t>
       </w:r>
     </w:p>
@@ -3224,30 +7028,57 @@
         <w:pStyle w:val="Figure"/>
       </w:pPr>
       <w:r>
-        <w:pict w14:anchorId="02F79219">
-          <v:shapetype id="_x0000_t75" coordsize="21600,21600" o:spt="75" o:preferrelative="t" path="m@4@5l@4@11@9@11@9@5xe" filled="f" stroked="f">
-            <v:stroke joinstyle="miter"/>
-            <v:formulas>
-              <v:f eqn="if lineDrawn pixelLineWidth 0"/>
-              <v:f eqn="sum @0 1 0"/>
-              <v:f eqn="sum 0 0 @1"/>
-              <v:f eqn="prod @2 1 2"/>
-              <v:f eqn="prod @3 21600 pixelWidth"/>
-              <v:f eqn="prod @3 21600 pixelHeight"/>
-              <v:f eqn="sum @0 0 1"/>
-              <v:f eqn="prod @6 1 2"/>
-              <v:f eqn="prod @7 21600 pixelWidth"/>
-              <v:f eqn="sum @8 21600 0"/>
-              <v:f eqn="prod @7 21600 pixelHeight"/>
-              <v:f eqn="sum @10 21600 0"/>
-            </v:formulas>
-            <v:path o:extrusionok="f" gradientshapeok="t" o:connecttype="rect"/>
-            <o:lock v:ext="edit" aspectratio="t"/>
-          </v:shapetype>
-          <v:shape id="_x0000_i1040" type="#_x0000_t75" style="width:242.4pt;height:129pt">
-            <v:imagedata r:id="rId17" o:title="427799498-24943024-cb4c-498a-bbf3-8043b8e9190d"/>
-          </v:shape>
-        </w:pict>
+        <w:rPr>
+          <w:noProof/>
+        </w:rPr>
+        <w:drawing>
+          <wp:inline distT="0" distB="0" distL="0" distR="0" wp14:anchorId="02F79219" wp14:editId="762804C7">
+            <wp:extent cx="3079750" cy="1638300"/>
+            <wp:effectExtent l="0" t="0" r="0" b="0"/>
+            <wp:docPr id="16" name="Picture 2"/>
+            <wp:cNvGraphicFramePr>
+              <a:graphicFrameLocks xmlns:a="http://schemas.openxmlformats.org/drawingml/2006/main" noChangeAspect="1"/>
+            </wp:cNvGraphicFramePr>
+            <a:graphic xmlns:a="http://schemas.openxmlformats.org/drawingml/2006/main">
+              <a:graphicData uri="http://schemas.openxmlformats.org/drawingml/2006/picture">
+                <pic:pic xmlns:pic="http://schemas.openxmlformats.org/drawingml/2006/picture">
+                  <pic:nvPicPr>
+                    <pic:cNvPr id="0" name="Picture 16"/>
+                    <pic:cNvPicPr>
+                      <a:picLocks noChangeAspect="1" noChangeArrowheads="1"/>
+                    </pic:cNvPicPr>
+                  </pic:nvPicPr>
+                  <pic:blipFill>
+                    <a:blip r:embed="rId16" cstate="print">
+                      <a:extLst>
+                        <a:ext uri="{28A0092B-C50C-407E-A947-70E740481C1C}">
+                          <a14:useLocalDpi xmlns:a14="http://schemas.microsoft.com/office/drawing/2010/main" val="0"/>
+                        </a:ext>
+                      </a:extLst>
+                    </a:blip>
+                    <a:srcRect/>
+                    <a:stretch>
+                      <a:fillRect/>
+                    </a:stretch>
+                  </pic:blipFill>
+                  <pic:spPr bwMode="auto">
+                    <a:xfrm>
+                      <a:off x="0" y="0"/>
+                      <a:ext cx="3079750" cy="1638300"/>
+                    </a:xfrm>
+                    <a:prstGeom prst="rect">
+                      <a:avLst/>
+                    </a:prstGeom>
+                    <a:noFill/>
+                    <a:ln>
+                      <a:noFill/>
+                    </a:ln>
+                  </pic:spPr>
+                </pic:pic>
+              </a:graphicData>
+            </a:graphic>
+          </wp:inline>
+        </w:drawing>
       </w:r>
     </w:p>
     <w:p>
@@ -3324,11 +7155,57 @@
         </w:rPr>
       </w:pPr>
       <w:r>
-        <w:pict w14:anchorId="2D840C25">
-          <v:shape id="_x0000_i1041" type="#_x0000_t75" style="width:234.6pt;height:126pt">
-            <v:imagedata r:id="rId18" o:title="427799422-0926d42e-52fd-4abb-a505-f331dc5e245f"/>
-          </v:shape>
-        </w:pict>
+        <w:rPr>
+          <w:noProof/>
+        </w:rPr>
+        <w:drawing>
+          <wp:inline distT="0" distB="0" distL="0" distR="0" wp14:anchorId="2D840C25" wp14:editId="3DEE3304">
+            <wp:extent cx="2978150" cy="1600200"/>
+            <wp:effectExtent l="0" t="0" r="0" b="0"/>
+            <wp:docPr id="17" name="Picture 1"/>
+            <wp:cNvGraphicFramePr>
+              <a:graphicFrameLocks xmlns:a="http://schemas.openxmlformats.org/drawingml/2006/main" noChangeAspect="1"/>
+            </wp:cNvGraphicFramePr>
+            <a:graphic xmlns:a="http://schemas.openxmlformats.org/drawingml/2006/main">
+              <a:graphicData uri="http://schemas.openxmlformats.org/drawingml/2006/picture">
+                <pic:pic xmlns:pic="http://schemas.openxmlformats.org/drawingml/2006/picture">
+                  <pic:nvPicPr>
+                    <pic:cNvPr id="0" name="Picture 17"/>
+                    <pic:cNvPicPr>
+                      <a:picLocks noChangeAspect="1" noChangeArrowheads="1"/>
+                    </pic:cNvPicPr>
+                  </pic:nvPicPr>
+                  <pic:blipFill>
+                    <a:blip r:embed="rId17" cstate="print">
+                      <a:extLst>
+                        <a:ext uri="{28A0092B-C50C-407E-A947-70E740481C1C}">
+                          <a14:useLocalDpi xmlns:a14="http://schemas.microsoft.com/office/drawing/2010/main" val="0"/>
+                        </a:ext>
+                      </a:extLst>
+                    </a:blip>
+                    <a:srcRect/>
+                    <a:stretch>
+                      <a:fillRect/>
+                    </a:stretch>
+                  </pic:blipFill>
+                  <pic:spPr bwMode="auto">
+                    <a:xfrm>
+                      <a:off x="0" y="0"/>
+                      <a:ext cx="2978150" cy="1600200"/>
+                    </a:xfrm>
+                    <a:prstGeom prst="rect">
+                      <a:avLst/>
+                    </a:prstGeom>
+                    <a:noFill/>
+                    <a:ln>
+                      <a:noFill/>
+                    </a:ln>
+                  </pic:spPr>
+                </pic:pic>
+              </a:graphicData>
+            </a:graphic>
+          </wp:inline>
+        </w:drawing>
       </w:r>
     </w:p>
     <w:p>
@@ -3442,7 +7319,21 @@
         <w:rPr>
           <w:lang w:val="en-GB"/>
         </w:rPr>
-        <w:t>We can observe that the False Negative Rate(FNR) is in our output (0.22). It is desired that the false negative rate should be as lower as possible in an anomaly detection program. Lower false positive rate is also desirable, but not absolutely essential.</w:t>
+        <w:t xml:space="preserve">We can observe that the False Negative </w:t>
+      </w:r>
+      <w:proofErr w:type="gramStart"/>
+      <w:r>
+        <w:rPr>
+          <w:lang w:val="en-GB"/>
+        </w:rPr>
+        <w:t>Rate(</w:t>
+      </w:r>
+      <w:proofErr w:type="gramEnd"/>
+      <w:r>
+        <w:rPr>
+          <w:lang w:val="en-GB"/>
+        </w:rPr>
+        <w:t>FNR) is in our output (0.22). It is desired that the false negative rate should be as lower as possible in an anomaly detection program. Lower false positive rate is also desirable, but not absolutely essential.</w:t>
       </w:r>
     </w:p>
     <w:p>
@@ -3457,7 +7348,21 @@
         <w:rPr>
           <w:lang w:val="en-GB"/>
         </w:rPr>
-        <w:t>Although, it depends on a number of factors, like quantity (the more, the better) and quality of data, and hyperparameters used to tune and train model; more data should be used for training, and hyperparameters should be further tuned to find the most optimal setting for training to get the best results. We were using less number of numerical sequences as data to demonstrate our sample project due to time and computational constraints, but that can be improved if we use better resources, like cloud.</w:t>
+        <w:t xml:space="preserve">Although, it depends on a number of factors, like quantity (the more, the better) and quality of data, and hyperparameters used to tune and train model; more data should be used for training, and hyperparameters should be further tuned to find the most optimal setting for training to get the best results. We were using </w:t>
+      </w:r>
+      <w:proofErr w:type="gramStart"/>
+      <w:r>
+        <w:rPr>
+          <w:lang w:val="en-GB"/>
+        </w:rPr>
+        <w:t>less</w:t>
+      </w:r>
+      <w:proofErr w:type="gramEnd"/>
+      <w:r>
+        <w:rPr>
+          <w:lang w:val="en-GB"/>
+        </w:rPr>
+        <w:t xml:space="preserve"> number of numerical sequences as data to demonstrate our sample project due to time and computational constraints, but that can be improved if we use better resources, like cloud.</w:t>
       </w:r>
     </w:p>
     <w:p>
@@ -3465,6 +7370,7 @@
         <w:pStyle w:val="Heading1"/>
       </w:pPr>
       <w:r>
+        <w:lastRenderedPageBreak/>
         <w:t>Conclusion</w:t>
       </w:r>
     </w:p>
@@ -3547,10 +7453,9 @@
         <w:ind w:left="354" w:hanging="354"/>
       </w:pPr>
       <w:r>
-        <w:lastRenderedPageBreak/>
         <w:t xml:space="preserve">J. Wu, W. Zeng, and F. Yan, “Hierarchical Temporal Memory method for time-series-based anomaly detection,” Neurocomputing, vol. 273, pp. 535–546, Jan. 2018, doi: </w:t>
       </w:r>
-      <w:hyperlink r:id="rId19" w:history="1">
+      <w:hyperlink r:id="rId18" w:history="1">
         <w:r>
           <w:t>https://doi.org/10.1016/j.neucom.2017.08.026</w:t>
         </w:r>
@@ -3693,9 +7598,9 @@
       <w:tblLook w:val="04A0" w:firstRow="1" w:lastRow="0" w:firstColumn="1" w:lastColumn="0" w:noHBand="0" w:noVBand="1"/>
     </w:tblPr>
     <w:tblGrid>
-      <w:gridCol w:w="3420"/>
-      <w:gridCol w:w="3420"/>
-      <w:gridCol w:w="3420"/>
+      <w:gridCol w:w="3353"/>
+      <w:gridCol w:w="3374"/>
+      <w:gridCol w:w="3393"/>
     </w:tblGrid>
     <w:tr>
       <w:trPr>
@@ -3757,32 +7662,57 @@
           </w:pPr>
           <w:r>
             <w:rPr>
+              <w:noProof/>
               <w:lang w:val="de-DE"/>
             </w:rPr>
-            <w:pict w14:anchorId="2875910C">
-              <v:shapetype id="_x0000_t75" coordsize="21600,21600" o:spt="75" o:preferrelative="t" path="m@4@5l@4@11@9@11@9@5xe" filled="f" stroked="f">
-                <v:stroke joinstyle="miter"/>
-                <v:formulas>
-                  <v:f eqn="if lineDrawn pixelLineWidth 0"/>
-                  <v:f eqn="sum @0 1 0"/>
-                  <v:f eqn="sum 0 0 @1"/>
-                  <v:f eqn="prod @2 1 2"/>
-                  <v:f eqn="prod @3 21600 pixelWidth"/>
-                  <v:f eqn="prod @3 21600 pixelHeight"/>
-                  <v:f eqn="sum @0 0 1"/>
-                  <v:f eqn="prod @6 1 2"/>
-                  <v:f eqn="prod @7 21600 pixelWidth"/>
-                  <v:f eqn="sum @8 21600 0"/>
-                  <v:f eqn="prod @7 21600 pixelHeight"/>
-                  <v:f eqn="sum @10 21600 0"/>
-                </v:formulas>
-                <v:path o:extrusionok="f" gradientshapeok="t" o:connecttype="rect"/>
-                <o:lock v:ext="edit" aspectratio="t"/>
-              </v:shapetype>
-              <v:shape id="Grafik 4" o:spid="_x0000_i1025" type="#_x0000_t75" style="width:96pt;height:49.2pt;visibility:visible">
-                <v:imagedata r:id="rId1" o:title=""/>
-              </v:shape>
-            </w:pict>
+            <w:drawing>
+              <wp:inline distT="0" distB="0" distL="0" distR="0" wp14:anchorId="2875910C" wp14:editId="33B98215">
+                <wp:extent cx="1219200" cy="622300"/>
+                <wp:effectExtent l="0" t="0" r="0" b="0"/>
+                <wp:docPr id="1" name="Grafik 4"/>
+                <wp:cNvGraphicFramePr>
+                  <a:graphicFrameLocks xmlns:a="http://schemas.openxmlformats.org/drawingml/2006/main" noChangeAspect="1"/>
+                </wp:cNvGraphicFramePr>
+                <a:graphic xmlns:a="http://schemas.openxmlformats.org/drawingml/2006/main">
+                  <a:graphicData uri="http://schemas.openxmlformats.org/drawingml/2006/picture">
+                    <pic:pic xmlns:pic="http://schemas.openxmlformats.org/drawingml/2006/picture">
+                      <pic:nvPicPr>
+                        <pic:cNvPr id="0" name="Grafik 4"/>
+                        <pic:cNvPicPr>
+                          <a:picLocks noChangeAspect="1" noChangeArrowheads="1"/>
+                        </pic:cNvPicPr>
+                      </pic:nvPicPr>
+                      <pic:blipFill>
+                        <a:blip r:embed="rId1">
+                          <a:extLst>
+                            <a:ext uri="{28A0092B-C50C-407E-A947-70E740481C1C}">
+                              <a14:useLocalDpi xmlns:a14="http://schemas.microsoft.com/office/drawing/2010/main" val="0"/>
+                            </a:ext>
+                          </a:extLst>
+                        </a:blip>
+                        <a:srcRect/>
+                        <a:stretch>
+                          <a:fillRect/>
+                        </a:stretch>
+                      </pic:blipFill>
+                      <pic:spPr bwMode="auto">
+                        <a:xfrm>
+                          <a:off x="0" y="0"/>
+                          <a:ext cx="1219200" cy="622300"/>
+                        </a:xfrm>
+                        <a:prstGeom prst="rect">
+                          <a:avLst/>
+                        </a:prstGeom>
+                        <a:noFill/>
+                        <a:ln>
+                          <a:noFill/>
+                        </a:ln>
+                      </pic:spPr>
+                    </pic:pic>
+                  </a:graphicData>
+                </a:graphic>
+              </wp:inline>
+            </w:drawing>
           </w:r>
         </w:p>
       </w:tc>
@@ -4359,6 +8289,119 @@
     </w:lvl>
   </w:abstractNum>
   <w:abstractNum w:abstractNumId="13" w15:restartNumberingAfterBreak="0">
+    <w:nsid w:val="25B96846"/>
+    <w:multiLevelType w:val="multilevel"/>
+    <w:tmpl w:val="3A901A32"/>
+    <w:lvl w:ilvl="0">
+      <w:start w:val="1"/>
+      <w:numFmt w:val="decimal"/>
+      <w:lvlText w:val="%1."/>
+      <w:lvlJc w:val="left"/>
+      <w:pPr>
+        <w:tabs>
+          <w:tab w:val="num" w:pos="720"/>
+        </w:tabs>
+        <w:ind w:left="720" w:hanging="360"/>
+      </w:pPr>
+    </w:lvl>
+    <w:lvl w:ilvl="1" w:tentative="1">
+      <w:start w:val="1"/>
+      <w:numFmt w:val="decimal"/>
+      <w:lvlText w:val="%2."/>
+      <w:lvlJc w:val="left"/>
+      <w:pPr>
+        <w:tabs>
+          <w:tab w:val="num" w:pos="1440"/>
+        </w:tabs>
+        <w:ind w:left="1440" w:hanging="360"/>
+      </w:pPr>
+    </w:lvl>
+    <w:lvl w:ilvl="2" w:tentative="1">
+      <w:start w:val="1"/>
+      <w:numFmt w:val="decimal"/>
+      <w:lvlText w:val="%3."/>
+      <w:lvlJc w:val="left"/>
+      <w:pPr>
+        <w:tabs>
+          <w:tab w:val="num" w:pos="2160"/>
+        </w:tabs>
+        <w:ind w:left="2160" w:hanging="360"/>
+      </w:pPr>
+    </w:lvl>
+    <w:lvl w:ilvl="3" w:tentative="1">
+      <w:start w:val="1"/>
+      <w:numFmt w:val="decimal"/>
+      <w:lvlText w:val="%4."/>
+      <w:lvlJc w:val="left"/>
+      <w:pPr>
+        <w:tabs>
+          <w:tab w:val="num" w:pos="2880"/>
+        </w:tabs>
+        <w:ind w:left="2880" w:hanging="360"/>
+      </w:pPr>
+    </w:lvl>
+    <w:lvl w:ilvl="4" w:tentative="1">
+      <w:start w:val="1"/>
+      <w:numFmt w:val="decimal"/>
+      <w:lvlText w:val="%5."/>
+      <w:lvlJc w:val="left"/>
+      <w:pPr>
+        <w:tabs>
+          <w:tab w:val="num" w:pos="3600"/>
+        </w:tabs>
+        <w:ind w:left="3600" w:hanging="360"/>
+      </w:pPr>
+    </w:lvl>
+    <w:lvl w:ilvl="5" w:tentative="1">
+      <w:start w:val="1"/>
+      <w:numFmt w:val="decimal"/>
+      <w:lvlText w:val="%6."/>
+      <w:lvlJc w:val="left"/>
+      <w:pPr>
+        <w:tabs>
+          <w:tab w:val="num" w:pos="4320"/>
+        </w:tabs>
+        <w:ind w:left="4320" w:hanging="360"/>
+      </w:pPr>
+    </w:lvl>
+    <w:lvl w:ilvl="6" w:tentative="1">
+      <w:start w:val="1"/>
+      <w:numFmt w:val="decimal"/>
+      <w:lvlText w:val="%7."/>
+      <w:lvlJc w:val="left"/>
+      <w:pPr>
+        <w:tabs>
+          <w:tab w:val="num" w:pos="5040"/>
+        </w:tabs>
+        <w:ind w:left="5040" w:hanging="360"/>
+      </w:pPr>
+    </w:lvl>
+    <w:lvl w:ilvl="7" w:tentative="1">
+      <w:start w:val="1"/>
+      <w:numFmt w:val="decimal"/>
+      <w:lvlText w:val="%8."/>
+      <w:lvlJc w:val="left"/>
+      <w:pPr>
+        <w:tabs>
+          <w:tab w:val="num" w:pos="5760"/>
+        </w:tabs>
+        <w:ind w:left="5760" w:hanging="360"/>
+      </w:pPr>
+    </w:lvl>
+    <w:lvl w:ilvl="8" w:tentative="1">
+      <w:start w:val="1"/>
+      <w:numFmt w:val="decimal"/>
+      <w:lvlText w:val="%9."/>
+      <w:lvlJc w:val="left"/>
+      <w:pPr>
+        <w:tabs>
+          <w:tab w:val="num" w:pos="6480"/>
+        </w:tabs>
+        <w:ind w:left="6480" w:hanging="360"/>
+      </w:pPr>
+    </w:lvl>
+  </w:abstractNum>
+  <w:abstractNum w:abstractNumId="14" w15:restartNumberingAfterBreak="0">
     <w:nsid w:val="26FE1FCF"/>
     <w:multiLevelType w:val="hybridMultilevel"/>
     <w:tmpl w:val="33826962"/>
@@ -4383,14 +8426,23 @@
         <w:caps w:val="0"/>
         <w:strike w:val="0"/>
         <w:dstrike w:val="0"/>
-        <w:outline w:val="0"/>
-        <w:shadow w:val="0"/>
-        <w:emboss w:val="0"/>
-        <w:imprint w:val="0"/>
         <w:vanish w:val="0"/>
         <w:sz w:val="16"/>
         <w:szCs w:val="16"/>
         <w:vertAlign w:val="superscript"/>
+        <w14:shadow w14:blurRad="0" w14:dist="0" w14:dir="0" w14:sx="0" w14:sy="0" w14:kx="0" w14:ky="0" w14:algn="none">
+          <w14:srgbClr w14:val="000000"/>
+        </w14:shadow>
+        <w14:textOutline w14:w="0" w14:cap="rnd" w14:cmpd="sng" w14:algn="ctr">
+          <w14:noFill/>
+          <w14:prstDash w14:val="solid"/>
+          <w14:bevel/>
+        </w14:textOutline>
+        <w14:textFill>
+          <w14:solidFill>
+            <w14:srgbClr w14:val="000000"/>
+          </w14:solidFill>
+        </w14:textFill>
       </w:rPr>
     </w:lvl>
     <w:lvl w:ilvl="1" w:tplc="04090019">
@@ -4514,7 +8566,7 @@
       </w:rPr>
     </w:lvl>
   </w:abstractNum>
-  <w:abstractNum w:abstractNumId="14" w15:restartNumberingAfterBreak="0">
+  <w:abstractNum w:abstractNumId="15" w15:restartNumberingAfterBreak="0">
     <w:nsid w:val="37660336"/>
     <w:multiLevelType w:val="hybridMultilevel"/>
     <w:tmpl w:val="754EAC84"/>
@@ -4655,7 +8707,7 @@
       </w:rPr>
     </w:lvl>
   </w:abstractNum>
-  <w:abstractNum w:abstractNumId="15" w15:restartNumberingAfterBreak="0">
+  <w:abstractNum w:abstractNumId="16" w15:restartNumberingAfterBreak="0">
     <w:nsid w:val="39E54FC6"/>
     <w:multiLevelType w:val="singleLevel"/>
     <w:tmpl w:val="5B7288D4"/>
@@ -4675,7 +8727,7 @@
       </w:rPr>
     </w:lvl>
   </w:abstractNum>
-  <w:abstractNum w:abstractNumId="16" w15:restartNumberingAfterBreak="0">
+  <w:abstractNum w:abstractNumId="17" w15:restartNumberingAfterBreak="0">
     <w:nsid w:val="4189603E"/>
     <w:multiLevelType w:val="multilevel"/>
     <w:tmpl w:val="0AB06E12"/>
@@ -4696,15 +8748,19 @@
         <w:caps w:val="0"/>
         <w:strike w:val="0"/>
         <w:dstrike w:val="0"/>
-        <w:outline w:val="0"/>
-        <w:shadow w:val="0"/>
-        <w:emboss w:val="0"/>
-        <w:imprint w:val="0"/>
         <w:vanish w:val="0"/>
         <w:color w:val="auto"/>
         <w:sz w:val="20"/>
         <w:szCs w:val="20"/>
         <w:vertAlign w:val="baseline"/>
+        <w14:shadow w14:blurRad="0" w14:dist="0" w14:dir="0" w14:sx="0" w14:sy="0" w14:kx="0" w14:ky="0" w14:algn="none">
+          <w14:srgbClr w14:val="000000"/>
+        </w14:shadow>
+        <w14:textOutline w14:w="0" w14:cap="rnd" w14:cmpd="sng" w14:algn="ctr">
+          <w14:noFill/>
+          <w14:prstDash w14:val="solid"/>
+          <w14:bevel/>
+        </w14:textOutline>
       </w:rPr>
     </w:lvl>
     <w:lvl w:ilvl="1">
@@ -4728,15 +8784,19 @@
         <w:caps w:val="0"/>
         <w:strike w:val="0"/>
         <w:dstrike w:val="0"/>
-        <w:outline w:val="0"/>
-        <w:shadow w:val="0"/>
-        <w:emboss w:val="0"/>
-        <w:imprint w:val="0"/>
         <w:vanish w:val="0"/>
         <w:color w:val="auto"/>
         <w:sz w:val="20"/>
         <w:szCs w:val="20"/>
         <w:vertAlign w:val="baseline"/>
+        <w14:shadow w14:blurRad="0" w14:dist="0" w14:dir="0" w14:sx="0" w14:sy="0" w14:kx="0" w14:ky="0" w14:algn="none">
+          <w14:srgbClr w14:val="000000"/>
+        </w14:shadow>
+        <w14:textOutline w14:w="0" w14:cap="rnd" w14:cmpd="sng" w14:algn="ctr">
+          <w14:noFill/>
+          <w14:prstDash w14:val="solid"/>
+          <w14:bevel/>
+        </w14:textOutline>
       </w:rPr>
     </w:lvl>
     <w:lvl w:ilvl="2">
@@ -4760,15 +8820,19 @@
         <w:caps w:val="0"/>
         <w:strike w:val="0"/>
         <w:dstrike w:val="0"/>
-        <w:outline w:val="0"/>
-        <w:shadow w:val="0"/>
-        <w:emboss w:val="0"/>
-        <w:imprint w:val="0"/>
         <w:vanish w:val="0"/>
         <w:color w:val="auto"/>
         <w:sz w:val="20"/>
         <w:szCs w:val="20"/>
         <w:vertAlign w:val="baseline"/>
+        <w14:shadow w14:blurRad="0" w14:dist="0" w14:dir="0" w14:sx="0" w14:sy="0" w14:kx="0" w14:ky="0" w14:algn="none">
+          <w14:srgbClr w14:val="000000"/>
+        </w14:shadow>
+        <w14:textOutline w14:w="0" w14:cap="rnd" w14:cmpd="sng" w14:algn="ctr">
+          <w14:noFill/>
+          <w14:prstDash w14:val="solid"/>
+          <w14:bevel/>
+        </w14:textOutline>
       </w:rPr>
     </w:lvl>
     <w:lvl w:ilvl="3">
@@ -4870,7 +8934,7 @@
       </w:rPr>
     </w:lvl>
   </w:abstractNum>
-  <w:abstractNum w:abstractNumId="17" w15:restartNumberingAfterBreak="0">
+  <w:abstractNum w:abstractNumId="18" w15:restartNumberingAfterBreak="0">
     <w:nsid w:val="493C3F76"/>
     <w:multiLevelType w:val="hybridMultilevel"/>
     <w:tmpl w:val="9A9E418C"/>
@@ -4890,10 +8954,6 @@
         <w:caps w:val="0"/>
         <w:strike w:val="0"/>
         <w:dstrike w:val="0"/>
-        <w:outline w:val="0"/>
-        <w:shadow w:val="0"/>
-        <w:emboss w:val="0"/>
-        <w:imprint w:val="0"/>
         <w:vanish w:val="0"/>
         <w:color w:val="auto"/>
         <w:spacing w:val="0"/>
@@ -4902,6 +8962,14 @@
         <w:position w:val="0"/>
         <w:sz w:val="16"/>
         <w:vertAlign w:val="superscript"/>
+        <w14:shadow w14:blurRad="0" w14:dist="0" w14:dir="0" w14:sx="0" w14:sy="0" w14:kx="0" w14:ky="0" w14:algn="none">
+          <w14:srgbClr w14:val="000000"/>
+        </w14:shadow>
+        <w14:textOutline w14:w="0" w14:cap="rnd" w14:cmpd="sng" w14:algn="ctr">
+          <w14:noFill/>
+          <w14:prstDash w14:val="solid"/>
+          <w14:bevel/>
+        </w14:textOutline>
       </w:rPr>
     </w:lvl>
     <w:lvl w:ilvl="1" w:tplc="04090019" w:tentative="1">
@@ -4977,7 +9045,7 @@
       </w:pPr>
     </w:lvl>
   </w:abstractNum>
-  <w:abstractNum w:abstractNumId="18" w15:restartNumberingAfterBreak="0">
+  <w:abstractNum w:abstractNumId="19" w15:restartNumberingAfterBreak="0">
     <w:nsid w:val="52CA544A"/>
     <w:multiLevelType w:val="singleLevel"/>
     <w:tmpl w:val="AED6D67E"/>
@@ -5004,7 +9072,7 @@
       </w:rPr>
     </w:lvl>
   </w:abstractNum>
-  <w:abstractNum w:abstractNumId="19" w15:restartNumberingAfterBreak="0">
+  <w:abstractNum w:abstractNumId="20" w15:restartNumberingAfterBreak="0">
     <w:nsid w:val="6C402C58"/>
     <w:multiLevelType w:val="hybridMultilevel"/>
     <w:tmpl w:val="9A1CA078"/>
@@ -5149,7 +9217,7 @@
       </w:rPr>
     </w:lvl>
   </w:abstractNum>
-  <w:abstractNum w:abstractNumId="20" w15:restartNumberingAfterBreak="0">
+  <w:abstractNum w:abstractNumId="21" w15:restartNumberingAfterBreak="0">
     <w:nsid w:val="6CD32DA8"/>
     <w:multiLevelType w:val="singleLevel"/>
     <w:tmpl w:val="166470C2"/>
@@ -5176,34 +9244,34 @@
     </w:lvl>
   </w:abstractNum>
   <w:num w:numId="1" w16cid:durableId="1635403008">
+    <w:abstractNumId w:val="15"/>
+  </w:num>
+  <w:num w:numId="2" w16cid:durableId="35005310">
+    <w:abstractNumId w:val="20"/>
+  </w:num>
+  <w:num w:numId="3" w16cid:durableId="1214930544">
     <w:abstractNumId w:val="14"/>
   </w:num>
-  <w:num w:numId="2" w16cid:durableId="35005310">
+  <w:num w:numId="4" w16cid:durableId="1867064115">
+    <w:abstractNumId w:val="17"/>
+  </w:num>
+  <w:num w:numId="5" w16cid:durableId="1926184616">
+    <w:abstractNumId w:val="17"/>
+  </w:num>
+  <w:num w:numId="6" w16cid:durableId="1779326212">
+    <w:abstractNumId w:val="17"/>
+  </w:num>
+  <w:num w:numId="7" w16cid:durableId="86388351">
+    <w:abstractNumId w:val="17"/>
+  </w:num>
+  <w:num w:numId="8" w16cid:durableId="147719375">
     <w:abstractNumId w:val="19"/>
   </w:num>
-  <w:num w:numId="3" w16cid:durableId="1214930544">
-    <w:abstractNumId w:val="13"/>
-  </w:num>
-  <w:num w:numId="4" w16cid:durableId="1867064115">
-    <w:abstractNumId w:val="16"/>
-  </w:num>
-  <w:num w:numId="5" w16cid:durableId="1926184616">
-    <w:abstractNumId w:val="16"/>
-  </w:num>
-  <w:num w:numId="6" w16cid:durableId="1779326212">
-    <w:abstractNumId w:val="16"/>
-  </w:num>
-  <w:num w:numId="7" w16cid:durableId="86388351">
-    <w:abstractNumId w:val="16"/>
-  </w:num>
-  <w:num w:numId="8" w16cid:durableId="147719375">
-    <w:abstractNumId w:val="18"/>
-  </w:num>
   <w:num w:numId="9" w16cid:durableId="631525360">
-    <w:abstractNumId w:val="20"/>
+    <w:abstractNumId w:val="21"/>
   </w:num>
   <w:num w:numId="10" w16cid:durableId="692726315">
-    <w:abstractNumId w:val="15"/>
+    <w:abstractNumId w:val="16"/>
   </w:num>
   <w:num w:numId="11" w16cid:durableId="902331528">
     <w:abstractNumId w:val="12"/>
@@ -5245,13 +9313,13 @@
     <w:abstractNumId w:val="1"/>
   </w:num>
   <w:num w:numId="24" w16cid:durableId="777524370">
+    <w:abstractNumId w:val="18"/>
+  </w:num>
+  <w:num w:numId="25" w16cid:durableId="1018580535">
     <w:abstractNumId w:val="17"/>
   </w:num>
-  <w:num w:numId="25" w16cid:durableId="1018580535">
-    <w:abstractNumId w:val="16"/>
-  </w:num>
   <w:num w:numId="26" w16cid:durableId="1905136352">
-    <w:abstractNumId w:val="16"/>
+    <w:abstractNumId w:val="17"/>
     <w:lvlOverride w:ilvl="0">
       <w:startOverride w:val="1"/>
     </w:lvlOverride>
@@ -5281,58 +9349,61 @@
     </w:lvlOverride>
   </w:num>
   <w:num w:numId="27" w16cid:durableId="1282150508">
-    <w:abstractNumId w:val="16"/>
+    <w:abstractNumId w:val="17"/>
   </w:num>
   <w:num w:numId="28" w16cid:durableId="548684157">
-    <w:abstractNumId w:val="16"/>
+    <w:abstractNumId w:val="17"/>
   </w:num>
   <w:num w:numId="29" w16cid:durableId="730270520">
-    <w:abstractNumId w:val="16"/>
+    <w:abstractNumId w:val="17"/>
   </w:num>
   <w:num w:numId="30" w16cid:durableId="1602369604">
-    <w:abstractNumId w:val="14"/>
+    <w:abstractNumId w:val="15"/>
   </w:num>
   <w:num w:numId="31" w16cid:durableId="792019091">
-    <w:abstractNumId w:val="14"/>
+    <w:abstractNumId w:val="15"/>
   </w:num>
   <w:num w:numId="32" w16cid:durableId="1097562004">
-    <w:abstractNumId w:val="14"/>
+    <w:abstractNumId w:val="15"/>
   </w:num>
   <w:num w:numId="33" w16cid:durableId="1108237732">
-    <w:abstractNumId w:val="14"/>
+    <w:abstractNumId w:val="15"/>
   </w:num>
   <w:num w:numId="34" w16cid:durableId="1948194657">
-    <w:abstractNumId w:val="14"/>
+    <w:abstractNumId w:val="15"/>
   </w:num>
   <w:num w:numId="35" w16cid:durableId="1566064372">
-    <w:abstractNumId w:val="14"/>
+    <w:abstractNumId w:val="15"/>
   </w:num>
   <w:num w:numId="36" w16cid:durableId="1177186943">
-    <w:abstractNumId w:val="14"/>
+    <w:abstractNumId w:val="15"/>
   </w:num>
   <w:num w:numId="37" w16cid:durableId="1175337658">
-    <w:abstractNumId w:val="18"/>
+    <w:abstractNumId w:val="19"/>
   </w:num>
   <w:num w:numId="38" w16cid:durableId="1487090315">
-    <w:abstractNumId w:val="18"/>
+    <w:abstractNumId w:val="19"/>
   </w:num>
   <w:num w:numId="39" w16cid:durableId="1020857983">
-    <w:abstractNumId w:val="18"/>
+    <w:abstractNumId w:val="19"/>
   </w:num>
   <w:num w:numId="40" w16cid:durableId="2082173884">
-    <w:abstractNumId w:val="18"/>
+    <w:abstractNumId w:val="19"/>
   </w:num>
   <w:num w:numId="41" w16cid:durableId="1703092538">
-    <w:abstractNumId w:val="16"/>
+    <w:abstractNumId w:val="17"/>
   </w:num>
   <w:num w:numId="42" w16cid:durableId="1585070839">
-    <w:abstractNumId w:val="16"/>
+    <w:abstractNumId w:val="17"/>
   </w:num>
   <w:num w:numId="43" w16cid:durableId="594553086">
-    <w:abstractNumId w:val="18"/>
+    <w:abstractNumId w:val="19"/>
   </w:num>
   <w:num w:numId="44" w16cid:durableId="921527929">
-    <w:abstractNumId w:val="16"/>
+    <w:abstractNumId w:val="17"/>
+  </w:num>
+  <w:num w:numId="45" w16cid:durableId="630482039">
+    <w:abstractNumId w:val="13"/>
   </w:num>
 </w:numbering>
 </file>
@@ -5761,7 +9832,6 @@
   <w:style w:type="character" w:default="1" w:styleId="DefaultParagraphFont">
     <w:name w:val="Default Paragraph Font"/>
     <w:uiPriority w:val="1"/>
-    <w:semiHidden/>
     <w:unhideWhenUsed/>
   </w:style>
   <w:style w:type="table" w:default="1" w:styleId="TableNormal">

--- a/source/MySEProject/Documentations/ML 2425-03 Implement Anomaly Detection Sample.docx
+++ b/source/MySEProject/Documentations/ML 2425-03 Implement Anomaly Detection Sample.docx
@@ -304,13 +304,7 @@
         <w:rPr>
           <w:lang w:val="en-US"/>
         </w:rPr>
-        <w:t>, where he explored how intelligent systems could replicate the brain's ability to learn sequences, make predictions, and adapt over time.</w:t>
-      </w:r>
-      <w:r>
-        <w:rPr>
-          <w:lang w:val="en-US"/>
-        </w:rPr>
-        <w:t xml:space="preserve"> </w:t>
+        <w:t xml:space="preserve">, where he explored how intelligent systems could replicate the brain's ability to learn sequences, make predictions, and adapt over time. </w:t>
       </w:r>
       <w:r>
         <w:rPr>
@@ -687,7 +681,21 @@
         <w:pStyle w:val="BodyText"/>
       </w:pPr>
       <w:r>
-        <w:t>Below, we provide insight into the structure and content of our data sequences, summarize within these JSON files. This systematic arrangement ensures clarity and accessibility throughout our analysis and model development efforts. Our JSON structure is like the data given below:</w:t>
+        <w:t>Below, we provide insight into the structure and content of our data sequences, summarize within these JSON files. This systematic arrangement ensures clarity and accessibility throughout our analysis and model development efforts. Our JSON structure is like the data given below</w:t>
+      </w:r>
+      <w:r>
+        <w:t xml:space="preserve"> </w:t>
+      </w:r>
+      <w:hyperlink r:id="rId11" w:history="1">
+        <w:r>
+          <w:rPr>
+            <w:rStyle w:val="Hyperlink"/>
+          </w:rPr>
+          <w:t>dataset 1</w:t>
+        </w:r>
+      </w:hyperlink>
+      <w:r>
+        <w:t>:</w:t>
       </w:r>
     </w:p>
     <w:p>
@@ -727,9 +735,9 @@
         <mc:AlternateContent>
           <mc:Choice Requires="wps">
             <w:drawing>
-              <wp:inline distT="0" distB="0" distL="0" distR="0" wp14:anchorId="518885C6" wp14:editId="37452CCD">
-                <wp:extent cx="2887345" cy="1315085"/>
-                <wp:effectExtent l="13335" t="5715" r="13970" b="12700"/>
+              <wp:inline distT="0" distB="0" distL="0" distR="0" wp14:anchorId="518885C6" wp14:editId="4E067927">
+                <wp:extent cx="2903220" cy="1120140"/>
+                <wp:effectExtent l="0" t="0" r="11430" b="22860"/>
                 <wp:docPr id="2011549366" name="Text Box 17"/>
                 <wp:cNvGraphicFramePr>
                   <a:graphicFrameLocks xmlns:a="http://schemas.openxmlformats.org/drawingml/2006/main"/>
@@ -743,7 +751,7 @@
                       <wps:spPr bwMode="auto">
                         <a:xfrm>
                           <a:off x="0" y="0"/>
-                          <a:ext cx="2887345" cy="1315085"/>
+                          <a:ext cx="2903220" cy="1120140"/>
                         </a:xfrm>
                         <a:prstGeom prst="rect">
                           <a:avLst/>
@@ -847,7 +855,7 @@
                 <v:stroke joinstyle="miter"/>
                 <v:path gradientshapeok="t" o:connecttype="rect"/>
               </v:shapetype>
-              <v:shape id="Text Box 17" o:spid="_x0000_s1026" type="#_x0000_t202" style="width:227.35pt;height:103.55pt;visibility:visible;mso-wrap-style:square;mso-left-percent:-10001;mso-top-percent:-10001;mso-position-horizontal:absolute;mso-position-horizontal-relative:char;mso-position-vertical:absolute;mso-position-vertical-relative:line;mso-left-percent:-10001;mso-top-percent:-10001;v-text-anchor:top" o:gfxdata="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" filled="f">
+              <v:shape id="Text Box 17" o:spid="_x0000_s1026" type="#_x0000_t202" style="width:228.6pt;height:88.2pt;visibility:visible;mso-wrap-style:square;mso-left-percent:-10001;mso-top-percent:-10001;mso-position-horizontal:absolute;mso-position-horizontal-relative:char;mso-position-vertical:absolute;mso-position-vertical-relative:line;mso-left-percent:-10001;mso-top-percent:-10001;v-text-anchor:top" o:gfxdata="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" filled="f">
                 <v:textbox>
                   <w:txbxContent>
                     <w:p>
@@ -961,10 +969,7 @@
         <w:t xml:space="preserve"> folder in the repository</w:t>
       </w:r>
       <w:r>
-        <w:t xml:space="preserve"> inside </w:t>
-      </w:r>
-      <w:r>
-        <w:t>this folder</w:t>
+        <w:t xml:space="preserve"> inside this folder</w:t>
       </w:r>
       <w:r>
         <w:rPr>
@@ -982,80 +987,71 @@
         <w:t>used datasets</w:t>
       </w:r>
       <w:r>
-        <w:t xml:space="preserve"> folders we can use the datasets when we need</w:t>
-      </w:r>
-      <w:r>
-        <w:t xml:space="preserve">, we take them from these folders and insert the data into the </w:t>
-      </w:r>
-      <w:proofErr w:type="spellStart"/>
-      <w:r>
-        <w:t>training_files</w:t>
-      </w:r>
-      <w:proofErr w:type="spellEnd"/>
+        <w:t xml:space="preserve"> folders we can use the datasets when </w:t>
+      </w:r>
+      <w:r>
+        <w:t>we need</w:t>
+      </w:r>
+      <w:r>
+        <w:t xml:space="preserve">, we take them from these folders and insert the data into the training_files </w:t>
+      </w:r>
+      <w:r>
+        <w:t>and predicting_files folders.</w:t>
+      </w:r>
+    </w:p>
+    <w:p>
+      <w:pPr>
+        <w:pStyle w:val="BodyText"/>
+      </w:pPr>
+      <w:r>
+        <w:t xml:space="preserve">  </w:t>
+      </w:r>
+      <w:r>
+        <w:rPr>
+          <w:lang w:val="en-US"/>
+        </w:rPr>
+        <w:t>Here</w:t>
+      </w:r>
+      <w:r>
+        <w:t xml:space="preserve"> are also 4 files each file has 5 sequences where each sequence has 10 numerical data (means 10 days temperature value) for training, which is located in the training_</w:t>
+      </w:r>
+      <w:r>
+        <w:t>sequence</w:t>
+      </w:r>
+      <w:r>
+        <w:t xml:space="preserve"> folder, and also 4 files each file has 5 sequences where each sequence has 10 numerical data (means 10 days temperature value) for predicting which is located in the predicting_</w:t>
+      </w:r>
+      <w:r>
+        <w:t>sequence</w:t>
+      </w:r>
+      <w:r>
+        <w:t xml:space="preserve"> folder. We too</w:t>
+      </w:r>
+      <w:r>
+        <w:t xml:space="preserve">k a total of </w:t>
+      </w:r>
+      <w:r>
+        <w:t>20</w:t>
+      </w:r>
+      <w:r>
+        <w:t xml:space="preserve"> days of data. </w:t>
+      </w:r>
+      <w:r>
+        <w:t>Our Dataset structure is like the data given below</w:t>
+      </w:r>
       <w:r>
         <w:t xml:space="preserve"> </w:t>
       </w:r>
-      <w:r>
-        <w:t xml:space="preserve">and </w:t>
-      </w:r>
-      <w:proofErr w:type="spellStart"/>
-      <w:r>
-        <w:t>predicting_files</w:t>
-      </w:r>
-      <w:proofErr w:type="spellEnd"/>
-      <w:r>
-        <w:t xml:space="preserve"> folders.</w:t>
-      </w:r>
-    </w:p>
-    <w:p>
-      <w:pPr>
-        <w:pStyle w:val="BodyText"/>
-      </w:pPr>
-      <w:r>
-        <w:t xml:space="preserve">  </w:t>
-      </w:r>
-      <w:r>
-        <w:rPr>
-          <w:lang w:val="en-US"/>
-        </w:rPr>
-        <w:t>Here</w:t>
-      </w:r>
-      <w:r>
-        <w:t xml:space="preserve"> are also 4 files each file has 5 sequences where each sequence has 10 numerical data (means 10 days temperature value) for training, which is located in the </w:t>
-      </w:r>
-      <w:proofErr w:type="spellStart"/>
-      <w:r>
-        <w:t>training_</w:t>
-      </w:r>
-      <w:r>
-        <w:t>sequence</w:t>
-      </w:r>
-      <w:proofErr w:type="spellEnd"/>
-      <w:r>
-        <w:t xml:space="preserve"> folder, and also 4 files each file has 5 sequences where each sequence has 10 numerical data (means 10 days temperature value) for predicting which is located in the </w:t>
-      </w:r>
-      <w:proofErr w:type="spellStart"/>
-      <w:r>
-        <w:t>predicting_</w:t>
-      </w:r>
-      <w:r>
-        <w:t>sequence</w:t>
-      </w:r>
-      <w:proofErr w:type="spellEnd"/>
-      <w:r>
-        <w:t xml:space="preserve"> folder. We too</w:t>
-      </w:r>
-      <w:r>
-        <w:t xml:space="preserve">k a total of </w:t>
-      </w:r>
-      <w:r>
-        <w:t>20</w:t>
-      </w:r>
-      <w:r>
-        <w:t xml:space="preserve"> days of data. </w:t>
-      </w:r>
-      <w:r>
-        <w:t xml:space="preserve">Our Dataset structure is like the data given below: </w:t>
+      <w:hyperlink r:id="rId12" w:history="1">
+        <w:r>
+          <w:rPr>
+            <w:rStyle w:val="Hyperlink"/>
+          </w:rPr>
+          <w:t>dataset 2</w:t>
+        </w:r>
+      </w:hyperlink>
+      <w:r>
+        <w:t xml:space="preserve">: </w:t>
       </w:r>
     </w:p>
     <w:p>
@@ -1086,9 +1082,9 @@
         <mc:AlternateContent>
           <mc:Choice Requires="wps">
             <w:drawing>
-              <wp:inline distT="0" distB="0" distL="0" distR="0" wp14:anchorId="5CF21FF8" wp14:editId="03900D10">
-                <wp:extent cx="2887345" cy="1400175"/>
-                <wp:effectExtent l="9525" t="6350" r="8255" b="12700"/>
+              <wp:inline distT="0" distB="0" distL="0" distR="0" wp14:anchorId="5CF21FF8" wp14:editId="68E64729">
+                <wp:extent cx="2931795" cy="1136650"/>
+                <wp:effectExtent l="0" t="0" r="20955" b="25400"/>
                 <wp:docPr id="1827009922" name="Text Box 16"/>
                 <wp:cNvGraphicFramePr>
                   <a:graphicFrameLocks xmlns:a="http://schemas.openxmlformats.org/drawingml/2006/main"/>
@@ -1102,7 +1098,7 @@
                       <wps:spPr bwMode="auto">
                         <a:xfrm>
                           <a:off x="0" y="0"/>
-                          <a:ext cx="2887345" cy="1400175"/>
+                          <a:ext cx="2931795" cy="1136650"/>
                         </a:xfrm>
                         <a:prstGeom prst="rect">
                           <a:avLst/>
@@ -1209,7 +1205,7 @@
           </mc:Choice>
           <mc:Fallback>
             <w:pict>
-              <v:shape w14:anchorId="5CF21FF8" id="Text Box 16" o:spid="_x0000_s1027" type="#_x0000_t202" style="width:227.35pt;height:110.25pt;visibility:visible;mso-wrap-style:square;mso-left-percent:-10001;mso-top-percent:-10001;mso-position-horizontal:absolute;mso-position-horizontal-relative:char;mso-position-vertical:absolute;mso-position-vertical-relative:line;mso-left-percent:-10001;mso-top-percent:-10001;v-text-anchor:top" o:gfxdata="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" filled="f">
+              <v:shape w14:anchorId="5CF21FF8" id="Text Box 16" o:spid="_x0000_s1027" type="#_x0000_t202" style="width:230.85pt;height:89.5pt;visibility:visible;mso-wrap-style:square;mso-left-percent:-10001;mso-top-percent:-10001;mso-position-horizontal:absolute;mso-position-horizontal-relative:char;mso-position-vertical:absolute;mso-position-vertical-relative:line;mso-left-percent:-10001;mso-top-percent:-10001;v-text-anchor:top" o:gfxdata="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" filled="f">
                 <v:textbox>
                   <w:txbxContent>
                     <w:p>
@@ -1395,7 +1391,28 @@
       <w:pPr>
         <w:pStyle w:val="Code"/>
       </w:pPr>
-      <w:r>
+    </w:p>
+    <w:p>
+      <w:pPr>
+        <w:pStyle w:val="Code"/>
+      </w:pPr>
+    </w:p>
+    <w:p>
+      <w:pPr>
+        <w:pStyle w:val="Code"/>
+      </w:pPr>
+    </w:p>
+    <w:p>
+      <w:pPr>
+        <w:pStyle w:val="Code"/>
+      </w:pPr>
+    </w:p>
+    <w:p>
+      <w:pPr>
+        <w:pStyle w:val="Code"/>
+      </w:pPr>
+      <w:r>
+        <w:lastRenderedPageBreak/>
         <w:t>Listing 3</w:t>
       </w:r>
       <w:r>
@@ -1410,7 +1427,6 @@
         <w:rPr>
           <w:noProof/>
         </w:rPr>
-        <w:lastRenderedPageBreak/>
         <mc:AlternateContent>
           <mc:Choice Requires="wps">
             <w:drawing>
@@ -2120,6 +2136,11 @@
       <w:pPr>
         <w:pStyle w:val="Code"/>
       </w:pPr>
+    </w:p>
+    <w:p>
+      <w:pPr>
+        <w:pStyle w:val="Code"/>
+      </w:pPr>
       <w:r>
         <w:t>Listing</w:t>
       </w:r>
@@ -2153,9 +2174,9 @@
         <mc:AlternateContent>
           <mc:Choice Requires="wps">
             <w:drawing>
-              <wp:inline distT="0" distB="0" distL="0" distR="0" wp14:anchorId="079624EF" wp14:editId="4D93F544">
-                <wp:extent cx="3072130" cy="1941830"/>
-                <wp:effectExtent l="0" t="0" r="13970" b="20320"/>
+              <wp:inline distT="0" distB="0" distL="0" distR="0" wp14:anchorId="079624EF" wp14:editId="1045E007">
+                <wp:extent cx="3072130" cy="1607820"/>
+                <wp:effectExtent l="0" t="0" r="13970" b="11430"/>
                 <wp:docPr id="2001366649" name="Text Box 14"/>
                 <wp:cNvGraphicFramePr>
                   <a:graphicFrameLocks xmlns:a="http://schemas.openxmlformats.org/drawingml/2006/main"/>
@@ -2169,7 +2190,7 @@
                       <wps:spPr bwMode="auto">
                         <a:xfrm>
                           <a:off x="0" y="0"/>
-                          <a:ext cx="3072130" cy="1941830"/>
+                          <a:ext cx="3072130" cy="1607820"/>
                         </a:xfrm>
                         <a:prstGeom prst="rect">
                           <a:avLst/>
@@ -2221,7 +2242,7 @@
                               <w:jc w:val="left"/>
                             </w:pPr>
                             <w:r>
-                              <w:t xml:space="preserve">        {</w:t>
+                              <w:t xml:space="preserve">        { ....  </w:t>
                             </w:r>
                           </w:p>
                           <w:p>
@@ -2229,7 +2250,15 @@
                               <w:jc w:val="left"/>
                             </w:pPr>
                             <w:r>
-                              <w:t xml:space="preserve">         ....  </w:t>
+                              <w:t xml:space="preserve">          return </w:t>
+                            </w:r>
+                            <w:proofErr w:type="spellStart"/>
+                            <w:r>
+                              <w:t>folderSequences</w:t>
+                            </w:r>
+                            <w:proofErr w:type="spellEnd"/>
+                            <w:r>
+                              <w:t>;</w:t>
                             </w:r>
                           </w:p>
                           <w:p>
@@ -2237,15 +2266,7 @@
                               <w:jc w:val="left"/>
                             </w:pPr>
                             <w:r>
-                              <w:t xml:space="preserve">          return </w:t>
-                            </w:r>
-                            <w:proofErr w:type="spellStart"/>
-                            <w:r>
-                              <w:t>folderSequences</w:t>
-                            </w:r>
-                            <w:proofErr w:type="spellEnd"/>
-                            <w:r>
-                              <w:t>;</w:t>
+                              <w:t xml:space="preserve">        }</w:t>
                             </w:r>
                           </w:p>
                           <w:p>
@@ -2253,49 +2274,28 @@
                               <w:jc w:val="left"/>
                             </w:pPr>
                             <w:r>
-                              <w:t xml:space="preserve">        }</w:t>
+                              <w:t xml:space="preserve">public static List&lt;List&lt;double&gt;&gt; </w:t>
+                            </w:r>
+                            <w:proofErr w:type="spellStart"/>
+                            <w:proofErr w:type="gramStart"/>
+                            <w:r>
+                              <w:t>TrimSequences</w:t>
+                            </w:r>
+                            <w:proofErr w:type="spellEnd"/>
+                            <w:r>
+                              <w:t>(</w:t>
+                            </w:r>
+                            <w:proofErr w:type="gramEnd"/>
+                            <w:r>
+                              <w:t>List&lt;List&lt;double&gt;&gt; sequences)</w:t>
                             </w:r>
                           </w:p>
                           <w:p>
                             <w:pPr>
                               <w:jc w:val="left"/>
                             </w:pPr>
-                          </w:p>
-                          <w:p>
-                            <w:pPr>
-                              <w:jc w:val="left"/>
-                            </w:pPr>
-                            <w:r>
-                              <w:t xml:space="preserve">public static List&lt;List&lt;double&gt;&gt; </w:t>
-                            </w:r>
-                            <w:proofErr w:type="spellStart"/>
-                            <w:proofErr w:type="gramStart"/>
-                            <w:r>
-                              <w:t>TrimSequences</w:t>
-                            </w:r>
-                            <w:proofErr w:type="spellEnd"/>
-                            <w:r>
-                              <w:t>(</w:t>
-                            </w:r>
-                            <w:proofErr w:type="gramEnd"/>
-                            <w:r>
-                              <w:t>List&lt;List&lt;double&gt;&gt; sequences)</w:t>
-                            </w:r>
-                          </w:p>
-                          <w:p>
-                            <w:pPr>
-                              <w:jc w:val="left"/>
-                            </w:pPr>
-                            <w:r>
-                              <w:t xml:space="preserve">        {</w:t>
-                            </w:r>
-                          </w:p>
-                          <w:p>
-                            <w:pPr>
-                              <w:jc w:val="left"/>
-                            </w:pPr>
-                            <w:r>
-                              <w:t xml:space="preserve">        ....</w:t>
+                            <w:r>
+                              <w:t xml:space="preserve">        {....</w:t>
                             </w:r>
                           </w:p>
                           <w:p>
@@ -2344,7 +2344,7 @@
           </mc:Choice>
           <mc:Fallback>
             <w:pict>
-              <v:shape w14:anchorId="079624EF" id="Text Box 14" o:spid="_x0000_s1029" type="#_x0000_t202" style="width:241.9pt;height:152.9pt;visibility:visible;mso-wrap-style:square;mso-left-percent:-10001;mso-top-percent:-10001;mso-position-horizontal:absolute;mso-position-horizontal-relative:char;mso-position-vertical:absolute;mso-position-vertical-relative:line;mso-left-percent:-10001;mso-top-percent:-10001;v-text-anchor:top" o:gfxdata="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" filled="f">
+              <v:shape w14:anchorId="079624EF" id="Text Box 14" o:spid="_x0000_s1029" type="#_x0000_t202" style="width:241.9pt;height:126.6pt;visibility:visible;mso-wrap-style:square;mso-left-percent:-10001;mso-top-percent:-10001;mso-position-horizontal:absolute;mso-position-horizontal-relative:char;mso-position-vertical:absolute;mso-position-vertical-relative:line;mso-left-percent:-10001;mso-top-percent:-10001;v-text-anchor:top" o:gfxdata="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" filled="f">
                 <v:textbox>
                   <w:txbxContent>
                     <w:p>
@@ -2373,7 +2373,7 @@
                         <w:jc w:val="left"/>
                       </w:pPr>
                       <w:r>
-                        <w:t xml:space="preserve">        {</w:t>
+                        <w:t xml:space="preserve">        { ....  </w:t>
                       </w:r>
                     </w:p>
                     <w:p>
@@ -2381,7 +2381,15 @@
                         <w:jc w:val="left"/>
                       </w:pPr>
                       <w:r>
-                        <w:t xml:space="preserve">         ....  </w:t>
+                        <w:t xml:space="preserve">          return </w:t>
+                      </w:r>
+                      <w:proofErr w:type="spellStart"/>
+                      <w:r>
+                        <w:t>folderSequences</w:t>
+                      </w:r>
+                      <w:proofErr w:type="spellEnd"/>
+                      <w:r>
+                        <w:t>;</w:t>
                       </w:r>
                     </w:p>
                     <w:p>
@@ -2389,15 +2397,7 @@
                         <w:jc w:val="left"/>
                       </w:pPr>
                       <w:r>
-                        <w:t xml:space="preserve">          return </w:t>
-                      </w:r>
-                      <w:proofErr w:type="spellStart"/>
-                      <w:r>
-                        <w:t>folderSequences</w:t>
-                      </w:r>
-                      <w:proofErr w:type="spellEnd"/>
-                      <w:r>
-                        <w:t>;</w:t>
+                        <w:t xml:space="preserve">        }</w:t>
                       </w:r>
                     </w:p>
                     <w:p>
@@ -2405,49 +2405,28 @@
                         <w:jc w:val="left"/>
                       </w:pPr>
                       <w:r>
-                        <w:t xml:space="preserve">        }</w:t>
+                        <w:t xml:space="preserve">public static List&lt;List&lt;double&gt;&gt; </w:t>
+                      </w:r>
+                      <w:proofErr w:type="spellStart"/>
+                      <w:proofErr w:type="gramStart"/>
+                      <w:r>
+                        <w:t>TrimSequences</w:t>
+                      </w:r>
+                      <w:proofErr w:type="spellEnd"/>
+                      <w:r>
+                        <w:t>(</w:t>
+                      </w:r>
+                      <w:proofErr w:type="gramEnd"/>
+                      <w:r>
+                        <w:t>List&lt;List&lt;double&gt;&gt; sequences)</w:t>
                       </w:r>
                     </w:p>
                     <w:p>
                       <w:pPr>
                         <w:jc w:val="left"/>
                       </w:pPr>
-                    </w:p>
-                    <w:p>
-                      <w:pPr>
-                        <w:jc w:val="left"/>
-                      </w:pPr>
-                      <w:r>
-                        <w:t xml:space="preserve">public static List&lt;List&lt;double&gt;&gt; </w:t>
-                      </w:r>
-                      <w:proofErr w:type="spellStart"/>
-                      <w:proofErr w:type="gramStart"/>
-                      <w:r>
-                        <w:t>TrimSequences</w:t>
-                      </w:r>
-                      <w:proofErr w:type="spellEnd"/>
-                      <w:r>
-                        <w:t>(</w:t>
-                      </w:r>
-                      <w:proofErr w:type="gramEnd"/>
-                      <w:r>
-                        <w:t>List&lt;List&lt;double&gt;&gt; sequences)</w:t>
-                      </w:r>
-                    </w:p>
-                    <w:p>
-                      <w:pPr>
-                        <w:jc w:val="left"/>
-                      </w:pPr>
-                      <w:r>
-                        <w:t xml:space="preserve">        {</w:t>
-                      </w:r>
-                    </w:p>
-                    <w:p>
-                      <w:pPr>
-                        <w:jc w:val="left"/>
-                      </w:pPr>
-                      <w:r>
-                        <w:t xml:space="preserve">        ....</w:t>
+                      <w:r>
+                        <w:t xml:space="preserve">        {....</w:t>
                       </w:r>
                     </w:p>
                     <w:p>
@@ -2663,15 +2642,9 @@
                               <w:rPr>
                                 <w:lang w:val="en-GB"/>
                               </w:rPr>
-                              <w:t>&gt;(</w:t>
+                              <w:t>&gt;();</w:t>
                             </w:r>
                             <w:proofErr w:type="gramEnd"/>
-                            <w:r>
-                              <w:rPr>
-                                <w:lang w:val="en-GB"/>
-                              </w:rPr>
-                              <w:t>);</w:t>
-                            </w:r>
                           </w:p>
                           <w:p>
                             <w:pPr>
@@ -2856,8 +2829,16 @@
                               <w:rPr>
                                 <w:lang w:val="en-GB"/>
                               </w:rPr>
-                              <w:t>(key, value);</w:t>
-                            </w:r>
+                              <w:t>(key, value</w:t>
+                            </w:r>
+                            <w:proofErr w:type="gramStart"/>
+                            <w:r>
+                              <w:rPr>
+                                <w:lang w:val="en-GB"/>
+                              </w:rPr>
+                              <w:t>);</w:t>
+                            </w:r>
+                            <w:proofErr w:type="gramEnd"/>
                           </w:p>
                           <w:p>
                             <w:pPr>
@@ -3309,12 +3290,9 @@
                             </w:r>
                             <w:proofErr w:type="spellEnd"/>
                             <w:r>
-                              <w:t>(</w:t>
+                              <w:t>();</w:t>
                             </w:r>
                             <w:proofErr w:type="gramEnd"/>
-                            <w:r>
-                              <w:t>);</w:t>
-                            </w:r>
                           </w:p>
                           <w:p>
                             <w:pPr>
@@ -3338,9 +3316,11 @@
                               <w:t>htmInput</w:t>
                             </w:r>
                             <w:proofErr w:type="spellEnd"/>
+                            <w:proofErr w:type="gramStart"/>
                             <w:r>
                               <w:t>);</w:t>
                             </w:r>
+                            <w:proofErr w:type="gramEnd"/>
                           </w:p>
                           <w:p>
                             <w:pPr>
@@ -3544,39 +3524,37 @@
         <w:spacing w:line="256" w:lineRule="auto"/>
         <w:jc w:val="both"/>
       </w:pPr>
+      <w:r>
+        <w:t>In the end, we use the </w:t>
+      </w:r>
       <w:proofErr w:type="spellStart"/>
       <w:r>
-        <w:t>A</w:t>
-      </w:r>
-      <w:r>
-        <w:t>In</w:t>
+        <w:fldChar w:fldCharType="begin"/>
+      </w:r>
+      <w:r>
+        <w:instrText>HYPERLINK "https://github.com/almahamud1234/neocortexapi/blob/MatrixMasters/source/MySEProject/AnomalyDetectionSample/HTMAnomalyExperiment.cs"</w:instrText>
+      </w:r>
+      <w:r>
+        <w:fldChar w:fldCharType="separate"/>
+      </w:r>
+      <w:r>
+        <w:rPr>
+          <w:rStyle w:val="Hyperlink"/>
+        </w:rPr>
+        <w:t>HTMAnomalyExperiment</w:t>
       </w:r>
       <w:proofErr w:type="spellEnd"/>
       <w:r>
-        <w:t xml:space="preserve"> the end, we use the </w:t>
-      </w:r>
-      <w:proofErr w:type="spellStart"/>
-      <w:r>
-        <w:fldChar w:fldCharType="begin"/>
-      </w:r>
-      <w:r>
-        <w:instrText>HYPERLINK "https://github.com/almahamud1234/neocortexapi/blob/MatrixMasters/source/MySEProject/AnomalyDetectionSample/HTMAnomalyExperiment.cs"</w:instrText>
-      </w:r>
-      <w:r>
-        <w:fldChar w:fldCharType="separate"/>
-      </w:r>
-      <w:r>
-        <w:rPr>
-          <w:rStyle w:val="Hyperlink"/>
-        </w:rPr>
-        <w:t>HTMAnomalyExperiment</w:t>
-      </w:r>
-      <w:proofErr w:type="spellEnd"/>
-      <w:r>
         <w:fldChar w:fldCharType="end"/>
       </w:r>
       <w:r>
-        <w:t> class to detect anomalies in sequences read from files inside the predicting folder. All the previously explained classes—CSV file reading (using </w:t>
+        <w:t> class to detect anomalies in sequences read from files inside the predicting folder. All the previously explained classes</w:t>
+      </w:r>
+      <w:r>
+        <w:t xml:space="preserve"> - </w:t>
+      </w:r>
+      <w:r>
+        <w:t>CSV file reading (using </w:t>
       </w:r>
       <w:proofErr w:type="spellStart"/>
       <w:r>
@@ -3667,17 +3645,23 @@
       <w:pPr>
         <w:pStyle w:val="Code"/>
       </w:pPr>
-      <w:r>
+    </w:p>
+    <w:p>
+      <w:pPr>
+        <w:pStyle w:val="Code"/>
+      </w:pPr>
+    </w:p>
+    <w:p>
+      <w:pPr>
+        <w:pStyle w:val="Code"/>
+      </w:pPr>
+      <w:r>
+        <w:lastRenderedPageBreak/>
         <w:t xml:space="preserve">Listing 7 </w:t>
       </w:r>
       <w:r>
         <w:t>Collecting Testing Data and Anomaly Detection</w:t>
       </w:r>
-    </w:p>
-    <w:p>
-      <w:pPr>
-        <w:pStyle w:val="Code"/>
-      </w:pPr>
     </w:p>
     <w:p>
       <w:pPr>
@@ -3688,13 +3672,12 @@
         <w:rPr>
           <w:noProof/>
         </w:rPr>
-        <w:lastRenderedPageBreak/>
         <mc:AlternateContent>
           <mc:Choice Requires="wps">
             <w:drawing>
-              <wp:inline distT="0" distB="0" distL="0" distR="0" wp14:anchorId="33D7AE45" wp14:editId="61CD8654">
-                <wp:extent cx="3133725" cy="1384935"/>
-                <wp:effectExtent l="7620" t="5715" r="11430" b="9525"/>
+              <wp:inline distT="0" distB="0" distL="0" distR="0" wp14:anchorId="33D7AE45" wp14:editId="636FBE04">
+                <wp:extent cx="3133725" cy="1259205"/>
+                <wp:effectExtent l="0" t="0" r="28575" b="17145"/>
                 <wp:docPr id="1302574687" name="Text Box 11"/>
                 <wp:cNvGraphicFramePr>
                   <a:graphicFrameLocks xmlns:a="http://schemas.openxmlformats.org/drawingml/2006/main"/>
@@ -3708,7 +3691,7 @@
                       <wps:spPr bwMode="auto">
                         <a:xfrm>
                           <a:off x="0" y="0"/>
-                          <a:ext cx="3133725" cy="1384935"/>
+                          <a:ext cx="3133725" cy="1259205"/>
                         </a:xfrm>
                         <a:prstGeom prst="rect">
                           <a:avLst/>
@@ -3762,8 +3745,13 @@
                             <w:proofErr w:type="spellEnd"/>
                             <w:proofErr w:type="gramEnd"/>
                             <w:r>
-                              <w:t>());</w:t>
-                            </w:r>
+                              <w:t>()</w:t>
+                            </w:r>
+                            <w:proofErr w:type="gramStart"/>
+                            <w:r>
+                              <w:t>);</w:t>
+                            </w:r>
+                            <w:proofErr w:type="gramEnd"/>
                           </w:p>
                           <w:p>
                             <w:pPr>
@@ -3793,8 +3781,13 @@
                             <w:proofErr w:type="spellEnd"/>
                             <w:proofErr w:type="gramEnd"/>
                             <w:r>
-                              <w:t>(), _tolerance);</w:t>
-                            </w:r>
+                              <w:t>(), _tolerance</w:t>
+                            </w:r>
+                            <w:proofErr w:type="gramStart"/>
+                            <w:r>
+                              <w:t>);</w:t>
+                            </w:r>
+                            <w:proofErr w:type="gramEnd"/>
                           </w:p>
                           <w:p>
                             <w:pPr>
@@ -3843,7 +3836,7 @@
           </mc:Choice>
           <mc:Fallback>
             <w:pict>
-              <v:shape w14:anchorId="33D7AE45" id="Text Box 11" o:spid="_x0000_s1032" type="#_x0000_t202" style="width:246.75pt;height:109.05pt;visibility:visible;mso-wrap-style:square;mso-left-percent:-10001;mso-top-percent:-10001;mso-position-horizontal:absolute;mso-position-horizontal-relative:char;mso-position-vertical:absolute;mso-position-vertical-relative:line;mso-left-percent:-10001;mso-top-percent:-10001;v-text-anchor:top" o:gfxdata="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" filled="f">
+              <v:shape w14:anchorId="33D7AE45" id="Text Box 11" o:spid="_x0000_s1032" type="#_x0000_t202" style="width:246.75pt;height:99.15pt;visibility:visible;mso-wrap-style:square;mso-left-percent:-10001;mso-top-percent:-10001;mso-position-horizontal:absolute;mso-position-horizontal-relative:char;mso-position-vertical:absolute;mso-position-vertical-relative:line;mso-left-percent:-10001;mso-top-percent:-10001;v-text-anchor:top" o:gfxdata="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" filled="f">
                 <v:textbox>
                   <w:txbxContent>
                     <w:p>
@@ -3874,8 +3867,13 @@
                       <w:proofErr w:type="spellEnd"/>
                       <w:proofErr w:type="gramEnd"/>
                       <w:r>
-                        <w:t>());</w:t>
-                      </w:r>
+                        <w:t>()</w:t>
+                      </w:r>
+                      <w:proofErr w:type="gramStart"/>
+                      <w:r>
+                        <w:t>);</w:t>
+                      </w:r>
+                      <w:proofErr w:type="gramEnd"/>
                     </w:p>
                     <w:p>
                       <w:pPr>
@@ -3905,8 +3903,13 @@
                       <w:proofErr w:type="spellEnd"/>
                       <w:proofErr w:type="gramEnd"/>
                       <w:r>
-                        <w:t>(), _tolerance);</w:t>
-                      </w:r>
+                        <w:t>(), _tolerance</w:t>
+                      </w:r>
+                      <w:proofErr w:type="gramStart"/>
+                      <w:r>
+                        <w:t>);</w:t>
+                      </w:r>
+                      <w:proofErr w:type="gramEnd"/>
                     </w:p>
                     <w:p>
                       <w:pPr>
@@ -4299,17 +4302,17 @@
       <w:pPr>
         <w:pStyle w:val="Code"/>
       </w:pPr>
-      <w:r>
-        <w:t xml:space="preserve">Listing 9 </w:t>
+      <w:proofErr w:type="gramStart"/>
+      <w:r>
+        <w:t>Listing</w:t>
+      </w:r>
+      <w:proofErr w:type="gramEnd"/>
+      <w:r>
+        <w:t xml:space="preserve"> 9 </w:t>
       </w:r>
       <w:r>
         <w:t>Applying Anomaly Detection to Test Data</w:t>
       </w:r>
-    </w:p>
-    <w:p>
-      <w:pPr>
-        <w:pStyle w:val="Code"/>
-      </w:pPr>
     </w:p>
     <w:p>
       <w:pPr>
@@ -4323,9 +4326,9 @@
         <mc:AlternateContent>
           <mc:Choice Requires="wps">
             <w:drawing>
-              <wp:inline distT="0" distB="0" distL="0" distR="0" wp14:anchorId="76079094" wp14:editId="44CF55B9">
-                <wp:extent cx="2904490" cy="1132205"/>
-                <wp:effectExtent l="5715" t="8255" r="13970" b="12065"/>
+              <wp:inline distT="0" distB="0" distL="0" distR="0" wp14:anchorId="76079094" wp14:editId="46B11D09">
+                <wp:extent cx="2904490" cy="1020445"/>
+                <wp:effectExtent l="0" t="0" r="10160" b="27305"/>
                 <wp:docPr id="78650293" name="Text Box 9"/>
                 <wp:cNvGraphicFramePr>
                   <a:graphicFrameLocks xmlns:a="http://schemas.openxmlformats.org/drawingml/2006/main"/>
@@ -4339,7 +4342,7 @@
                       <wps:spPr bwMode="auto">
                         <a:xfrm>
                           <a:off x="0" y="0"/>
-                          <a:ext cx="2904490" cy="1132205"/>
+                          <a:ext cx="2904490" cy="1020445"/>
                         </a:xfrm>
                         <a:prstGeom prst="rect">
                           <a:avLst/>
@@ -4428,8 +4431,13 @@
                             <w:proofErr w:type="spellEnd"/>
                             <w:proofErr w:type="gramEnd"/>
                             <w:r>
-                              <w:t>();</w:t>
-                            </w:r>
+                              <w:t>(</w:t>
+                            </w:r>
+                            <w:proofErr w:type="gramStart"/>
+                            <w:r>
+                              <w:t>);</w:t>
+                            </w:r>
+                            <w:proofErr w:type="gramEnd"/>
                           </w:p>
                           <w:p>
                             <w:pPr>
@@ -4461,9 +4469,11 @@
                               <w:t>lst</w:t>
                             </w:r>
                             <w:proofErr w:type="spellEnd"/>
+                            <w:proofErr w:type="gramStart"/>
                             <w:r>
                               <w:t>);</w:t>
                             </w:r>
+                            <w:proofErr w:type="gramEnd"/>
                           </w:p>
                           <w:p>
                             <w:pPr>
@@ -4486,7 +4496,7 @@
           </mc:Choice>
           <mc:Fallback>
             <w:pict>
-              <v:shape w14:anchorId="76079094" id="Text Box 9" o:spid="_x0000_s1034" type="#_x0000_t202" style="width:228.7pt;height:89.15pt;visibility:visible;mso-wrap-style:square;mso-left-percent:-10001;mso-top-percent:-10001;mso-position-horizontal:absolute;mso-position-horizontal-relative:char;mso-position-vertical:absolute;mso-position-vertical-relative:line;mso-left-percent:-10001;mso-top-percent:-10001;v-text-anchor:top" o:gfxdata="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" filled="f">
+              <v:shape w14:anchorId="76079094" id="Text Box 9" o:spid="_x0000_s1034" type="#_x0000_t202" style="width:228.7pt;height:80.35pt;visibility:visible;mso-wrap-style:square;mso-left-percent:-10001;mso-top-percent:-10001;mso-position-horizontal:absolute;mso-position-horizontal-relative:char;mso-position-vertical:absolute;mso-position-vertical-relative:line;mso-left-percent:-10001;mso-top-percent:-10001;v-text-anchor:top" o:gfxdata="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" filled="f">
                 <v:textbox>
                   <w:txbxContent>
                     <w:p>
@@ -4552,8 +4562,13 @@
                       <w:proofErr w:type="spellEnd"/>
                       <w:proofErr w:type="gramEnd"/>
                       <w:r>
-                        <w:t>();</w:t>
-                      </w:r>
+                        <w:t>(</w:t>
+                      </w:r>
+                      <w:proofErr w:type="gramStart"/>
+                      <w:r>
+                        <w:t>);</w:t>
+                      </w:r>
+                      <w:proofErr w:type="gramEnd"/>
                     </w:p>
                     <w:p>
                       <w:pPr>
@@ -4585,9 +4600,11 @@
                         <w:t>lst</w:t>
                       </w:r>
                       <w:proofErr w:type="spellEnd"/>
+                      <w:proofErr w:type="gramStart"/>
                       <w:r>
                         <w:t>);</w:t>
                       </w:r>
+                      <w:proofErr w:type="gramEnd"/>
                     </w:p>
                     <w:p>
                       <w:pPr>
@@ -4765,12 +4782,6 @@
       <w:r>
         <w:t>.</w:t>
       </w:r>
-    </w:p>
-    <w:p>
-      <w:pPr>
-        <w:spacing w:line="256" w:lineRule="auto"/>
-        <w:jc w:val="both"/>
-      </w:pPr>
     </w:p>
     <w:p>
       <w:pPr>
@@ -4858,8 +4869,13 @@
                             <w:proofErr w:type="spellEnd"/>
                             <w:proofErr w:type="gramEnd"/>
                             <w:r>
-                              <w:t>(item);</w:t>
-                            </w:r>
+                              <w:t>(item</w:t>
+                            </w:r>
+                            <w:proofErr w:type="gramStart"/>
+                            <w:r>
+                              <w:t>);</w:t>
+                            </w:r>
+                            <w:proofErr w:type="gramEnd"/>
                           </w:p>
                         </w:txbxContent>
                       </wps:txbx>
@@ -5176,9 +5192,9 @@
         <mc:AlternateContent>
           <mc:Choice Requires="wps">
             <w:drawing>
-              <wp:inline distT="0" distB="0" distL="0" distR="0" wp14:anchorId="67C9F158" wp14:editId="65F426F8">
-                <wp:extent cx="2942590" cy="3399155"/>
-                <wp:effectExtent l="10795" t="12700" r="8890" b="7620"/>
+              <wp:inline distT="0" distB="0" distL="0" distR="0" wp14:anchorId="67C9F158" wp14:editId="4DE5A1A4">
+                <wp:extent cx="2942590" cy="4658360"/>
+                <wp:effectExtent l="0" t="0" r="10160" b="27940"/>
                 <wp:docPr id="1392898039" name="Text Box 6"/>
                 <wp:cNvGraphicFramePr>
                   <a:graphicFrameLocks xmlns:a="http://schemas.openxmlformats.org/drawingml/2006/main"/>
@@ -5192,7 +5208,7 @@
                       <wps:spPr bwMode="auto">
                         <a:xfrm>
                           <a:off x="0" y="0"/>
-                          <a:ext cx="2942590" cy="3399155"/>
+                          <a:ext cx="2942590" cy="4658360"/>
                         </a:xfrm>
                         <a:prstGeom prst="rect">
                           <a:avLst/>
@@ -5265,15 +5281,7 @@
                             </w:r>
                             <w:proofErr w:type="spellEnd"/>
                             <w:r>
-                              <w:t xml:space="preserve"> = </w:t>
-                            </w:r>
-                            <w:proofErr w:type="spellStart"/>
-                            <w:r>
-                              <w:t>i</w:t>
-                            </w:r>
-                            <w:proofErr w:type="spellEnd"/>
-                            <w:r>
-                              <w:t xml:space="preserve"> + 1;</w:t>
+                              <w:t xml:space="preserve"> = i + 1;</w:t>
                             </w:r>
                           </w:p>
                           <w:p>
@@ -5323,8 +5331,13 @@
                             <w:proofErr w:type="spellEnd"/>
                             <w:proofErr w:type="gramEnd"/>
                             <w:r>
-                              <w:t>(tokens2.Last());</w:t>
-                            </w:r>
+                              <w:t>(tokens2.Last()</w:t>
+                            </w:r>
+                            <w:proofErr w:type="gramStart"/>
+                            <w:r>
+                              <w:t>);</w:t>
+                            </w:r>
+                            <w:proofErr w:type="gramEnd"/>
                           </w:p>
                           <w:p>
                             <w:pPr>
@@ -5605,7 +5618,7 @@
           </mc:Choice>
           <mc:Fallback>
             <w:pict>
-              <v:shape w14:anchorId="67C9F158" id="Text Box 6" o:spid="_x0000_s1037" type="#_x0000_t202" style="width:231.7pt;height:267.65pt;visibility:visible;mso-wrap-style:square;mso-left-percent:-10001;mso-top-percent:-10001;mso-position-horizontal:absolute;mso-position-horizontal-relative:char;mso-position-vertical:absolute;mso-position-vertical-relative:line;mso-left-percent:-10001;mso-top-percent:-10001;v-text-anchor:top" o:gfxdata="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" filled="f">
+              <v:shape w14:anchorId="67C9F158" id="Text Box 6" o:spid="_x0000_s1037" type="#_x0000_t202" style="width:231.7pt;height:366.8pt;visibility:visible;mso-wrap-style:square;mso-left-percent:-10001;mso-top-percent:-10001;mso-position-horizontal:absolute;mso-position-horizontal-relative:char;mso-position-vertical:absolute;mso-position-vertical-relative:line;mso-left-percent:-10001;mso-top-percent:-10001;v-text-anchor:top" o:gfxdata="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" filled="f">
                 <v:textbox>
                   <w:txbxContent>
                     <w:p>
@@ -5655,15 +5668,7 @@
                       </w:r>
                       <w:proofErr w:type="spellEnd"/>
                       <w:r>
-                        <w:t xml:space="preserve"> = </w:t>
-                      </w:r>
-                      <w:proofErr w:type="spellStart"/>
-                      <w:r>
-                        <w:t>i</w:t>
-                      </w:r>
-                      <w:proofErr w:type="spellEnd"/>
-                      <w:r>
-                        <w:t xml:space="preserve"> + 1;</w:t>
+                        <w:t xml:space="preserve"> = i + 1;</w:t>
                       </w:r>
                     </w:p>
                     <w:p>
@@ -5713,8 +5718,13 @@
                       <w:proofErr w:type="spellEnd"/>
                       <w:proofErr w:type="gramEnd"/>
                       <w:r>
-                        <w:t>(tokens2.Last());</w:t>
-                      </w:r>
+                        <w:t>(tokens2.Last()</w:t>
+                      </w:r>
+                      <w:proofErr w:type="gramStart"/>
+                      <w:r>
+                        <w:t>);</w:t>
+                      </w:r>
+                      <w:proofErr w:type="gramEnd"/>
                     </w:p>
                     <w:p>
                       <w:pPr>
@@ -6169,7 +6179,6 @@
         <w:pStyle w:val="Code"/>
       </w:pPr>
       <w:r>
-        <w:lastRenderedPageBreak/>
         <w:t>Listing 1</w:t>
       </w:r>
       <w:r>
@@ -6357,7 +6366,7 @@
       <w:r>
         <w:t> </w:t>
       </w:r>
-      <w:hyperlink r:id="rId11" w:history="1">
+      <w:hyperlink r:id="rId13" w:history="1">
         <w:r>
           <w:rPr>
             <w:rStyle w:val="Hyperlink"/>
@@ -6427,9 +6436,9 @@
         <mc:AlternateContent>
           <mc:Choice Requires="wps">
             <w:drawing>
-              <wp:inline distT="0" distB="0" distL="0" distR="0" wp14:anchorId="49D26823" wp14:editId="5D5F90D5">
-                <wp:extent cx="3056890" cy="1428750"/>
-                <wp:effectExtent l="9525" t="10795" r="10160" b="8255"/>
+              <wp:inline distT="0" distB="0" distL="0" distR="0" wp14:anchorId="49D26823" wp14:editId="3E9B1354">
+                <wp:extent cx="3056890" cy="1330325"/>
+                <wp:effectExtent l="0" t="0" r="10160" b="22225"/>
                 <wp:docPr id="477144136" name="Text Box 4"/>
                 <wp:cNvGraphicFramePr>
                   <a:graphicFrameLocks xmlns:a="http://schemas.openxmlformats.org/drawingml/2006/main"/>
@@ -6443,7 +6452,7 @@
                       <wps:spPr bwMode="auto">
                         <a:xfrm>
                           <a:off x="0" y="0"/>
-                          <a:ext cx="3056890" cy="1428750"/>
+                          <a:ext cx="3056890" cy="1330325"/>
                         </a:xfrm>
                         <a:prstGeom prst="rect">
                           <a:avLst/>
@@ -6617,7 +6626,7 @@
           </mc:Choice>
           <mc:Fallback>
             <w:pict>
-              <v:shape w14:anchorId="49D26823" id="Text Box 4" o:spid="_x0000_s1039" type="#_x0000_t202" style="width:240.7pt;height:112.5pt;visibility:visible;mso-wrap-style:square;mso-left-percent:-10001;mso-top-percent:-10001;mso-position-horizontal:absolute;mso-position-horizontal-relative:char;mso-position-vertical:absolute;mso-position-vertical-relative:line;mso-left-percent:-10001;mso-top-percent:-10001;v-text-anchor:top" o:gfxdata="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" filled="f">
+              <v:shape w14:anchorId="49D26823" id="Text Box 4" o:spid="_x0000_s1039" type="#_x0000_t202" style="width:240.7pt;height:104.75pt;visibility:visible;mso-wrap-style:square;mso-left-percent:-10001;mso-top-percent:-10001;mso-position-horizontal:absolute;mso-position-horizontal-relative:char;mso-position-vertical:absolute;mso-position-vertical-relative:line;mso-left-percent:-10001;mso-top-percent:-10001;v-text-anchor:top" o:gfxdata="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" filled="f">
                 <v:textbox>
                   <w:txbxContent>
                     <w:p>
@@ -6784,7 +6793,7 @@
       <w:r>
         <w:t xml:space="preserve"> the unit tests, we ensured the behavior of detection of anomalies in the project. Project files for the units test can be found </w:t>
       </w:r>
-      <w:hyperlink r:id="rId12" w:history="1">
+      <w:hyperlink r:id="rId14" w:history="1">
         <w:r>
           <w:rPr>
             <w:rStyle w:val="Hyperlink"/>
@@ -6818,7 +6827,7 @@
         </w:rPr>
         <w:t>Once the experiment concludes, the anomaly detection results persisted to the screen, along with HTM accuracy for each individual number sequences and overall HTM accuracy for the whole experiment. We have uploaded the anomaly results of our data in this repository for reference. output result of combined numerical sequence data from training folder (without anomalies) and predicting folder (with anomalies) can be found </w:t>
       </w:r>
-      <w:hyperlink r:id="rId13" w:history="1">
+      <w:hyperlink r:id="rId15" w:history="1">
         <w:r>
           <w:rPr>
             <w:rStyle w:val="Hyperlink"/>
@@ -6850,52 +6859,38 @@
           <w:b/>
           <w:bCs/>
         </w:rPr>
-        <w:t>U</w:t>
+        <w:t>Unit</w:t>
       </w:r>
       <w:r>
         <w:rPr>
           <w:b/>
           <w:bCs/>
         </w:rPr>
-        <w:t>nit</w:t>
+        <w:t xml:space="preserve"> </w:t>
       </w:r>
       <w:r>
         <w:rPr>
           <w:b/>
           <w:bCs/>
         </w:rPr>
+        <w:t>test:</w:t>
+      </w:r>
+      <w:r>
         <w:t xml:space="preserve"> </w:t>
       </w:r>
       <w:r>
-        <w:rPr>
-          <w:b/>
-          <w:bCs/>
-        </w:rPr>
-        <w:t>test</w:t>
-      </w:r>
-      <w:r>
-        <w:rPr>
-          <w:b/>
-          <w:bCs/>
-        </w:rPr>
-        <w:t>:</w:t>
+        <w:t>We have developed a unit tests project to thoroughly evaluate the functionality of the anomaly detection system. Unit tests are essential for confirming that individual functions and components of the system work as intended in isolation. The primary objective of these tests is to validate that the system behaves as expected across various scenarios, ensuring the accuracy and reliability of anomaly detection. During the implementation of the unit tests, we focused on verifying the system's ability to correctly identify anomalies within given data sequences.</w:t>
       </w:r>
       <w:r>
         <w:t xml:space="preserve"> </w:t>
       </w:r>
       <w:r>
-        <w:t>We have developed a unit tests project to thoroughly evaluate the functionality of the anomaly detection system. Unit tests are essential for confirming that individual functions and components of the system work as intended in isolation. The primary objective of these tests is to validate that the system behaves as expected across various scenarios, ensuring the accuracy and reliability of anomaly detection. During the implementation of the unit tests, we focused on verifying the system's ability to correctly identify anomalies within given data sequences.</w:t>
-      </w:r>
-      <w:r>
-        <w:t xml:space="preserve"> </w:t>
-      </w:r>
-      <w:r>
         <w:rPr>
           <w:lang w:val="en-US"/>
         </w:rPr>
         <w:t>Project files for the units test can be found </w:t>
       </w:r>
-      <w:hyperlink r:id="rId14" w:history="1">
+      <w:hyperlink r:id="rId16" w:history="1">
         <w:r>
           <w:rPr>
             <w:rStyle w:val="Hyperlink"/>
@@ -6925,37 +6920,10 @@
         <w:t xml:space="preserve"> </w:t>
       </w:r>
       <w:r>
-        <w:t>As part of the anomaly detection project, we incorporated a graphical representation of the training and prediction sequences, along with highlighted anomalies, to facilitate a better understanding of the model's performance. After successfully executing the anomaly detection process, the system generates plots in HTML format, which are displayed directly in the browser for immediate review. Additionally, these plots are saved in the output graph folder for future reference or analysis.</w:t>
-      </w:r>
-      <w:r>
-        <w:t xml:space="preserve"> </w:t>
-      </w:r>
-      <w:r>
-        <w:t>We created two types of plots to visualize the results:</w:t>
-      </w:r>
-      <w:r>
-        <w:t xml:space="preserve"> </w:t>
-      </w:r>
-      <w:r>
-        <w:t xml:space="preserve">Training vs. Prediction Plot: This plot compares the actual training data against the predicted values generated by the model. It helps in visually assessing the model's accuracy in predicting normal sequences and detecting </w:t>
-      </w:r>
-      <w:r>
-        <w:t>patterns. Anomaly</w:t>
-      </w:r>
-      <w:r>
-        <w:t xml:space="preserve"> Detection Plot: This plot highlights the anomalies detected during the prediction phase. </w:t>
-      </w:r>
-      <w:r>
-        <w:t>Any data point that deviates significantly from the predicted values is marked, making it easier to spot irregularities in the data.</w:t>
-      </w:r>
-      <w:r>
-        <w:t xml:space="preserve"> </w:t>
-      </w:r>
-      <w:r>
-        <w:t>By providing these visualizations, we can gain insights into how well the model performs in real-time anomaly detection and easily identify any areas where improvements may be needed.</w:t>
-      </w:r>
-      <w:r>
-        <w:t xml:space="preserve"> </w:t>
+        <w:t xml:space="preserve">As part of the anomaly detection project, we incorporated a graphical representation of the training and prediction sequences, along with highlighted anomalies, to facilitate a better understanding of the model's performance. After successfully executing the anomaly detection process, the system generates plots in HTML format, which are displayed directly in the browser for immediate review. Additionally, these plots are saved in the output graph folder for future reference or analysis. We created two types of plots to visualize the results: Training vs. Prediction Plot: This plot compares the actual training data against the predicted values </w:t>
+      </w:r>
+      <w:r>
+        <w:t xml:space="preserve">generated by the model. It helps in visually assessing the model's accuracy in predicting normal sequences and detecting patterns. Anomaly Detection Plot: This plot highlights the anomalies detected during the prediction phase. Any data point that deviates significantly from the predicted values is marked, making it easier to spot irregularities in the data. By providing these visualizations, we can gain insights into how well the model performs in real-time anomaly detection and easily identify any areas where improvements may be needed. </w:t>
       </w:r>
       <w:r>
         <w:rPr>
@@ -6963,13 +6931,27 @@
         </w:rPr>
         <w:t>output graph </w:t>
       </w:r>
-      <w:hyperlink r:id="rId15" w:history="1">
+      <w:hyperlink r:id="rId17" w:history="1">
         <w:r>
           <w:rPr>
             <w:rStyle w:val="Hyperlink"/>
             <w:lang w:val="en-US"/>
           </w:rPr>
-          <w:t>folder</w:t>
+          <w:t>fol</w:t>
+        </w:r>
+        <w:r>
+          <w:rPr>
+            <w:rStyle w:val="Hyperlink"/>
+            <w:lang w:val="en-US"/>
+          </w:rPr>
+          <w:t>d</w:t>
+        </w:r>
+        <w:r>
+          <w:rPr>
+            <w:rStyle w:val="Hyperlink"/>
+            <w:lang w:val="en-US"/>
+          </w:rPr>
+          <w:t>er</w:t>
         </w:r>
       </w:hyperlink>
       <w:r>
@@ -7010,6 +6992,12 @@
           <w:lang w:val="en-US"/>
         </w:rPr>
         <w:t xml:space="preserve"> sequence plot</w:t>
+      </w:r>
+      <w:r>
+        <w:rPr>
+          <w:lang w:val="en-US"/>
+        </w:rPr>
+        <w:t xml:space="preserve"> </w:t>
       </w:r>
     </w:p>
     <w:p>
@@ -7049,7 +7037,7 @@
                     </pic:cNvPicPr>
                   </pic:nvPicPr>
                   <pic:blipFill>
-                    <a:blip r:embed="rId16" cstate="print">
+                    <a:blip r:embed="rId18" cstate="print">
                       <a:extLst>
                         <a:ext uri="{28A0092B-C50C-407E-A947-70E740481C1C}">
                           <a14:useLocalDpi xmlns:a14="http://schemas.microsoft.com/office/drawing/2010/main" val="0"/>
@@ -7116,9 +7104,14 @@
         </w:rPr>
         <w:t xml:space="preserve">: </w:t>
       </w:r>
-      <w:r>
-        <w:t>Comparison of Actual vs. Predicted Sequences</w:t>
-      </w:r>
+      <w:hyperlink r:id="rId19" w:history="1">
+        <w:r>
+          <w:rPr>
+            <w:rStyle w:val="Hyperlink"/>
+          </w:rPr>
+          <w:t>Comparison of Actual vs. Predicted Sequences</w:t>
+        </w:r>
+      </w:hyperlink>
     </w:p>
     <w:p>
       <w:pPr>
@@ -7176,7 +7169,7 @@
                     </pic:cNvPicPr>
                   </pic:nvPicPr>
                   <pic:blipFill>
-                    <a:blip r:embed="rId17" cstate="print">
+                    <a:blip r:embed="rId20" cstate="print">
                       <a:extLst>
                         <a:ext uri="{28A0092B-C50C-407E-A947-70E740481C1C}">
                           <a14:useLocalDpi xmlns:a14="http://schemas.microsoft.com/office/drawing/2010/main" val="0"/>
@@ -7222,9 +7215,14 @@
         </w:rPr>
         <w:t xml:space="preserve">: </w:t>
       </w:r>
-      <w:r>
-        <w:t>Anomaly Detection in Sequences</w:t>
-      </w:r>
+      <w:hyperlink r:id="rId21" w:history="1">
+        <w:r>
+          <w:rPr>
+            <w:rStyle w:val="Hyperlink"/>
+          </w:rPr>
+          <w:t>Anomaly Detection in Sequences</w:t>
+        </w:r>
+      </w:hyperlink>
     </w:p>
     <w:p>
       <w:pPr>
@@ -7348,7 +7346,14 @@
         <w:rPr>
           <w:lang w:val="en-GB"/>
         </w:rPr>
-        <w:t xml:space="preserve">Although, it depends on a number of factors, like quantity (the more, the better) and quality of data, and hyperparameters used to tune and train model; more data should be used for training, and hyperparameters should be further tuned to find the most optimal setting for training to get the best results. We were using </w:t>
+        <w:t xml:space="preserve">Although, it depends on a number of factors, like quantity (the more, the better) and quality of data, and hyperparameters used to tune and train model; more data should be used for training, and hyperparameters should be further tuned to find the most optimal setting for training to get the best results. We </w:t>
+      </w:r>
+      <w:r>
+        <w:rPr>
+          <w:lang w:val="en-GB"/>
+        </w:rPr>
+        <w:lastRenderedPageBreak/>
+        <w:t xml:space="preserve">were using </w:t>
       </w:r>
       <w:proofErr w:type="gramStart"/>
       <w:r>
@@ -7370,7 +7375,6 @@
         <w:pStyle w:val="Heading1"/>
       </w:pPr>
       <w:r>
-        <w:lastRenderedPageBreak/>
         <w:t>Conclusion</w:t>
       </w:r>
     </w:p>
@@ -7399,7 +7403,13 @@
         <w:rPr>
           <w:lang w:val="en-US"/>
         </w:rPr>
-        <w:t>Our experiment demonstrated varying accuracy levels, influenced by computational limitations. Testing was conducted on a local machine with a smaller dataset due to resource and time constraints. Utilizing more powerful computing resources, such as cloud platforms, can enhance performance. Additionally, increasing the dataset size and fine-tuning hyperparameters can further optimize the model’s accuracy</w:t>
+        <w:t xml:space="preserve">Our experiment demonstrated varying accuracy levels, influenced by computational limitations. Testing was conducted on a local machine with a smaller dataset due to resource and time constraints. Utilizing more powerful computing resources, such as cloud platforms, can enhance </w:t>
+      </w:r>
+      <w:r>
+        <w:rPr>
+          <w:lang w:val="en-US"/>
+        </w:rPr>
+        <w:t>performance. Additionally, increasing the dataset size and fine-tuning hyperparameters can further optimize the model’s accuracy</w:t>
       </w:r>
       <w:r>
         <w:rPr>
@@ -7455,7 +7465,7 @@
       <w:r>
         <w:t xml:space="preserve">J. Wu, W. Zeng, and F. Yan, “Hierarchical Temporal Memory method for time-series-based anomaly detection,” Neurocomputing, vol. 273, pp. 535–546, Jan. 2018, doi: </w:t>
       </w:r>
-      <w:hyperlink r:id="rId18" w:history="1">
+      <w:hyperlink r:id="rId22" w:history="1">
         <w:r>
           <w:t>https://doi.org/10.1016/j.neucom.2017.08.026</w:t>
         </w:r>
@@ -8427,6 +8437,7 @@
         <w:strike w:val="0"/>
         <w:dstrike w:val="0"/>
         <w:vanish w:val="0"/>
+        <w:color w:val="000000"/>
         <w:sz w:val="16"/>
         <w:szCs w:val="16"/>
         <w:vertAlign w:val="superscript"/>
@@ -8438,11 +8449,6 @@
           <w14:prstDash w14:val="solid"/>
           <w14:bevel/>
         </w14:textOutline>
-        <w14:textFill>
-          <w14:solidFill>
-            <w14:srgbClr w14:val="000000"/>
-          </w14:solidFill>
-        </w14:textFill>
       </w:rPr>
     </w:lvl>
     <w:lvl w:ilvl="1" w:tplc="04090019">
@@ -9832,6 +9838,7 @@
   <w:style w:type="character" w:default="1" w:styleId="DefaultParagraphFont">
     <w:name w:val="Default Paragraph Font"/>
     <w:uiPriority w:val="1"/>
+    <w:semiHidden/>
     <w:unhideWhenUsed/>
   </w:style>
   <w:style w:type="table" w:default="1" w:styleId="TableNormal">
@@ -10383,6 +10390,15 @@
       <w:shd w:val="clear" w:color="auto" w:fill="E1DFDD"/>
     </w:rPr>
   </w:style>
+  <w:style w:type="character" w:styleId="FollowedHyperlink">
+    <w:name w:val="FollowedHyperlink"/>
+    <w:basedOn w:val="DefaultParagraphFont"/>
+    <w:rsid w:val="00EA5FAC"/>
+    <w:rPr>
+      <w:color w:val="954F72" w:themeColor="followedHyperlink"/>
+      <w:u w:val="single"/>
+    </w:rPr>
+  </w:style>
 </w:styles>
 </file>
 

--- a/source/MySEProject/Documentations/ML 2425-03 Implement Anomaly Detection Sample.docx
+++ b/source/MySEProject/Documentations/ML 2425-03 Implement Anomaly Detection Sample.docx
@@ -2910,15 +2910,9 @@
                         <w:rPr>
                           <w:lang w:val="en-GB"/>
                         </w:rPr>
-                        <w:t>&gt;(</w:t>
+                        <w:t>&gt;();</w:t>
                       </w:r>
                       <w:proofErr w:type="gramEnd"/>
-                      <w:r>
-                        <w:rPr>
-                          <w:lang w:val="en-GB"/>
-                        </w:rPr>
-                        <w:t>);</w:t>
-                      </w:r>
                     </w:p>
                     <w:p>
                       <w:pPr>
@@ -3103,8 +3097,16 @@
                         <w:rPr>
                           <w:lang w:val="en-GB"/>
                         </w:rPr>
-                        <w:t>(key, value);</w:t>
-                      </w:r>
+                        <w:t>(key, value</w:t>
+                      </w:r>
+                      <w:proofErr w:type="gramStart"/>
+                      <w:r>
+                        <w:rPr>
+                          <w:lang w:val="en-GB"/>
+                        </w:rPr>
+                        <w:t>);</w:t>
+                      </w:r>
+                      <w:proofErr w:type="gramEnd"/>
                     </w:p>
                     <w:p>
                       <w:pPr>
@@ -3418,12 +3420,9 @@
                       </w:r>
                       <w:proofErr w:type="spellEnd"/>
                       <w:r>
-                        <w:t>(</w:t>
+                        <w:t>();</w:t>
                       </w:r>
                       <w:proofErr w:type="gramEnd"/>
-                      <w:r>
-                        <w:t>);</w:t>
-                      </w:r>
                     </w:p>
                     <w:p>
                       <w:pPr>
@@ -3447,9 +3446,11 @@
                         <w:t>htmInput</w:t>
                       </w:r>
                       <w:proofErr w:type="spellEnd"/>
+                      <w:proofErr w:type="gramStart"/>
                       <w:r>
                         <w:t>);</w:t>
                       </w:r>
+                      <w:proofErr w:type="gramEnd"/>
                     </w:p>
                     <w:p>
                       <w:pPr>
@@ -4908,8 +4909,13 @@
                       <w:proofErr w:type="spellEnd"/>
                       <w:proofErr w:type="gramEnd"/>
                       <w:r>
-                        <w:t>(item);</w:t>
-                      </w:r>
+                        <w:t>(item</w:t>
+                      </w:r>
+                      <w:proofErr w:type="gramStart"/>
+                      <w:r>
+                        <w:t>);</w:t>
+                      </w:r>
+                      <w:proofErr w:type="gramEnd"/>
                     </w:p>
                   </w:txbxContent>
                 </v:textbox>
@@ -6377,11 +6383,9 @@
       <w:r>
         <w:t xml:space="preserve"> is used to plot graphs of sequences of data and their anomalies. This class used to </w:t>
       </w:r>
-      <w:proofErr w:type="gramStart"/>
-      <w:r>
-        <w:t>showing</w:t>
-      </w:r>
-      <w:proofErr w:type="gramEnd"/>
+      <w:r>
+        <w:t>show</w:t>
+      </w:r>
       <w:r>
         <w:t xml:space="preserve"> the visual result for detecting anomalies </w:t>
       </w:r>
@@ -6920,10 +6924,22 @@
         <w:t xml:space="preserve"> </w:t>
       </w:r>
       <w:r>
-        <w:t xml:space="preserve">As part of the anomaly detection project, we incorporated a graphical representation of the training and prediction sequences, along with highlighted anomalies, to facilitate a better understanding of the model's performance. After successfully executing the anomaly detection process, the system generates plots in HTML format, which are displayed directly in the browser for immediate review. Additionally, these plots are saved in the output graph folder for future reference or analysis. We created two types of plots to visualize the results: Training vs. Prediction Plot: This plot compares the actual training data against the predicted values </w:t>
-      </w:r>
-      <w:r>
-        <w:t xml:space="preserve">generated by the model. It helps in visually assessing the model's accuracy in predicting normal sequences and detecting patterns. Anomaly Detection Plot: This plot highlights the anomalies detected during the prediction phase. Any data point that deviates significantly from the predicted values is marked, making it easier to spot irregularities in the data. By providing these visualizations, we can gain insights into how well the model performs in real-time anomaly detection and easily identify any areas where improvements may be needed. </w:t>
+        <w:t xml:space="preserve">As part of the anomaly detection project, we incorporated a graphical representation of the training and prediction sequences, along with highlighted anomalies, to facilitate a better understanding of the model's performance. After successfully executing the anomaly detection process, the system generates plots in HTML format, which are displayed directly in the browser for immediate review. Additionally, these plots are saved in the output graph folder for future reference or analysis. We created two types of plots to visualize the results: Training vs. Prediction Plot: This plot compares the actual training data against the predicted values generated by the model. It helps in visually assessing the </w:t>
+      </w:r>
+      <w:r>
+        <w:t>model's accuracy in predicting normal sequences and detecting patterns</w:t>
+      </w:r>
+      <w:r>
+        <w:t xml:space="preserve"> (Figure 1)</w:t>
+      </w:r>
+      <w:r>
+        <w:t>. Anomaly Detection Plot: This plot highlights the anomalies detected during the prediction phase. Any data point that deviates significantly from the predicted values is marked, making it easier to spot irregularities in the data</w:t>
+      </w:r>
+      <w:r>
+        <w:t xml:space="preserve"> (Figure 2)</w:t>
+      </w:r>
+      <w:r>
+        <w:t xml:space="preserve">. By providing these visualizations, we can gain insights into how well the model performs in real-time anomaly detection and easily identify any areas where improvements may be needed. </w:t>
       </w:r>
       <w:r>
         <w:rPr>
@@ -6937,21 +6953,7 @@
             <w:rStyle w:val="Hyperlink"/>
             <w:lang w:val="en-US"/>
           </w:rPr>
-          <w:t>fol</w:t>
-        </w:r>
-        <w:r>
-          <w:rPr>
-            <w:rStyle w:val="Hyperlink"/>
-            <w:lang w:val="en-US"/>
-          </w:rPr>
-          <w:t>d</w:t>
-        </w:r>
-        <w:r>
-          <w:rPr>
-            <w:rStyle w:val="Hyperlink"/>
-            <w:lang w:val="en-US"/>
-          </w:rPr>
-          <w:t>er</w:t>
+          <w:t>folder</w:t>
         </w:r>
       </w:hyperlink>
       <w:r>
